--- a/begleithefte/bh-005-le-guo/bh-005-le-guo.docx
+++ b/begleithefte/bh-005-le-guo/bh-005-le-guo.docx
@@ -49,8 +49,8 @@
       </w:pPr>
       <w:r>
         <w:rPr>
-          <w:rFonts w:ascii="Helvetica Neue" w:hAnsi="Helvetica Neue" w:cs="Helvetica Neue" w:eastAsia="Helvetica Neue"/>
-          <w:b/>
+          <w:rFonts w:ascii="Fredoka MM SemiBold" w:hAnsi="Fredoka MM SemiBold" w:cs="Fredoka MM SemiBold" w:eastAsia="Fredoka MM SemiBold"/>
+          <w:b w:val="0"/>
           <w:color w:val="039A9A"/>
           <w:sz w:val="44"/>
         </w:rPr>
@@ -58,7 +58,7 @@
       </w:r>
       <w:r>
         <w:rPr>
-          <w:rFonts w:ascii="Helvetica Neue" w:hAnsi="Helvetica Neue" w:cs="Helvetica Neue" w:eastAsia="Helvetica Neue"/>
+          <w:rFonts w:ascii="Nunito MM" w:hAnsi="Nunito MM" w:cs="Nunito MM" w:eastAsia="Nunito MM"/>
           <w:color w:val="2271FF"/>
           <w:sz w:val="32"/>
         </w:rPr>
@@ -103,7 +103,7 @@
             </w:pPr>
             <w:r>
               <w:rPr>
-                <w:rFonts w:ascii="Helvetica Neue" w:hAnsi="Helvetica Neue" w:cs="Helvetica Neue" w:eastAsia="Helvetica Neue"/>
+                <w:rFonts w:ascii="Nunito MM" w:hAnsi="Nunito MM" w:cs="Nunito MM" w:eastAsia="Nunito MM"/>
                 <w:b/>
                 <w:color w:val="039A9A"/>
                 <w:sz w:val="21"/>
@@ -122,7 +122,7 @@
             </w:pPr>
             <w:r>
               <w:rPr>
-                <w:rFonts w:ascii="Helvetica Neue" w:hAnsi="Helvetica Neue" w:cs="Helvetica Neue" w:eastAsia="Helvetica Neue"/>
+                <w:rFonts w:ascii="Nunito MM" w:hAnsi="Nunito MM" w:cs="Nunito MM" w:eastAsia="Nunito MM"/>
                 <w:b/>
                 <w:color w:val="039A9A"/>
                 <w:sz w:val="21"/>
@@ -141,7 +141,7 @@
             </w:pPr>
             <w:r>
               <w:rPr>
-                <w:rFonts w:ascii="Helvetica Neue" w:hAnsi="Helvetica Neue" w:cs="Helvetica Neue" w:eastAsia="Helvetica Neue"/>
+                <w:rFonts w:ascii="Nunito MM" w:hAnsi="Nunito MM" w:cs="Nunito MM" w:eastAsia="Nunito MM"/>
                 <w:b/>
                 <w:color w:val="039A9A"/>
                 <w:sz w:val="21"/>
@@ -168,7 +168,7 @@
             </w:pPr>
             <w:r>
               <w:rPr>
-                <w:rFonts w:ascii="Helvetica Neue" w:hAnsi="Helvetica Neue" w:cs="Helvetica Neue" w:eastAsia="Helvetica Neue"/>
+                <w:rFonts w:ascii="Nunito MM" w:hAnsi="Nunito MM" w:cs="Nunito MM" w:eastAsia="Nunito MM"/>
                 <w:b/>
                 <w:color w:val="039A9A"/>
                 <w:sz w:val="23"/>
@@ -202,7 +202,7 @@
           <w:p>
             <w:r>
               <w:rPr>
-                <w:rFonts w:ascii="Helvetica Neue" w:hAnsi="Helvetica Neue" w:cs="Helvetica Neue" w:eastAsia="Helvetica Neue"/>
+                <w:rFonts w:ascii="Nunito MM" w:hAnsi="Nunito MM" w:cs="Nunito MM" w:eastAsia="Nunito MM"/>
                 <w:color w:val="111111"/>
                 <w:sz w:val="23"/>
               </w:rPr>
@@ -220,7 +220,7 @@
             </w:pPr>
             <w:r>
               <w:rPr>
-                <w:rFonts w:ascii="Helvetica Neue" w:hAnsi="Helvetica Neue" w:cs="Helvetica Neue" w:eastAsia="Helvetica Neue"/>
+                <w:rFonts w:ascii="Nunito MM" w:hAnsi="Nunito MM" w:cs="Nunito MM" w:eastAsia="Nunito MM"/>
                 <w:color w:val="039A9A"/>
                 <w:sz w:val="22"/>
               </w:rPr>
@@ -228,7 +228,7 @@
             </w:r>
             <w:r>
               <w:rPr>
-                <w:rFonts w:ascii="Helvetica Neue" w:hAnsi="Helvetica Neue" w:cs="Helvetica Neue" w:eastAsia="Helvetica Neue"/>
+                <w:rFonts w:ascii="Nunito MM" w:hAnsi="Nunito MM" w:cs="Nunito MM" w:eastAsia="Nunito MM"/>
                 <w:color w:val="039A9A"/>
                 <w:sz w:val="22"/>
               </w:rPr>
@@ -236,7 +236,7 @@
             </w:r>
             <w:r>
               <w:rPr>
-                <w:rFonts w:ascii="Helvetica Neue" w:hAnsi="Helvetica Neue" w:cs="Helvetica Neue" w:eastAsia="Helvetica Neue"/>
+                <w:rFonts w:ascii="Nunito MM" w:hAnsi="Nunito MM" w:cs="Nunito MM" w:eastAsia="Nunito MM"/>
                 <w:color w:val="039A9A"/>
                 <w:sz w:val="22"/>
               </w:rPr>
@@ -244,7 +244,7 @@
             </w:r>
             <w:r>
               <w:rPr>
-                <w:rFonts w:ascii="Helvetica Neue" w:hAnsi="Helvetica Neue" w:cs="Helvetica Neue" w:eastAsia="Helvetica Neue"/>
+                <w:rFonts w:ascii="Nunito MM" w:hAnsi="Nunito MM" w:cs="Nunito MM" w:eastAsia="Nunito MM"/>
                 <w:color w:val="039A9A"/>
                 <w:sz w:val="22"/>
               </w:rPr>
@@ -252,7 +252,7 @@
             </w:r>
             <w:r>
               <w:rPr>
-                <w:rFonts w:ascii="Helvetica Neue" w:hAnsi="Helvetica Neue" w:cs="Helvetica Neue" w:eastAsia="Helvetica Neue"/>
+                <w:rFonts w:ascii="Nunito MM" w:hAnsi="Nunito MM" w:cs="Nunito MM" w:eastAsia="Nunito MM"/>
                 <w:color w:val="039A9A"/>
                 <w:sz w:val="22"/>
               </w:rPr>
@@ -278,7 +278,7 @@
             </w:pPr>
             <w:r>
               <w:rPr>
-                <w:rFonts w:ascii="Helvetica Neue" w:hAnsi="Helvetica Neue" w:cs="Helvetica Neue" w:eastAsia="Helvetica Neue"/>
+                <w:rFonts w:ascii="Nunito MM" w:hAnsi="Nunito MM" w:cs="Nunito MM" w:eastAsia="Nunito MM"/>
                 <w:b/>
                 <w:color w:val="039A9A"/>
                 <w:sz w:val="23"/>
@@ -305,7 +305,7 @@
             </w:pPr>
             <w:r>
               <w:rPr>
-                <w:rFonts w:ascii="Helvetica Neue" w:hAnsi="Helvetica Neue" w:cs="Helvetica Neue" w:eastAsia="Helvetica Neue"/>
+                <w:rFonts w:ascii="Nunito MM" w:hAnsi="Nunito MM" w:cs="Nunito MM" w:eastAsia="Nunito MM"/>
                 <w:color w:val="039A9A"/>
                 <w:sz w:val="22"/>
               </w:rPr>
@@ -320,7 +320,7 @@
           <w:p>
             <w:r>
               <w:rPr>
-                <w:rFonts w:ascii="Helvetica Neue" w:hAnsi="Helvetica Neue" w:cs="Helvetica Neue" w:eastAsia="Helvetica Neue"/>
+                <w:rFonts w:ascii="Nunito MM" w:hAnsi="Nunito MM" w:cs="Nunito MM" w:eastAsia="Nunito MM"/>
                 <w:i/>
                 <w:color w:val="111111"/>
                 <w:sz w:val="23"/>
@@ -329,7 +329,7 @@
             </w:r>
             <w:r>
               <w:rPr>
-                <w:rFonts w:ascii="Helvetica Neue" w:hAnsi="Helvetica Neue" w:cs="Helvetica Neue" w:eastAsia="Helvetica Neue"/>
+                <w:rFonts w:ascii="Nunito MM" w:hAnsi="Nunito MM" w:cs="Nunito MM" w:eastAsia="Nunito MM"/>
                 <w:color w:val="111111"/>
                 <w:sz w:val="23"/>
               </w:rPr>
@@ -337,7 +337,7 @@
             </w:r>
             <w:r>
               <w:rPr>
-                <w:rFonts w:ascii="Helvetica Neue" w:hAnsi="Helvetica Neue" w:cs="Helvetica Neue" w:eastAsia="Helvetica Neue"/>
+                <w:rFonts w:ascii="Nunito MM" w:hAnsi="Nunito MM" w:cs="Nunito MM" w:eastAsia="Nunito MM"/>
                 <w:color w:val="2271FF"/>
                 <w:sz w:val="25"/>
               </w:rPr>
@@ -345,7 +345,7 @@
             </w:r>
             <w:r>
               <w:rPr>
-                <w:rFonts w:ascii="Helvetica Neue" w:hAnsi="Helvetica Neue" w:cs="Helvetica Neue" w:eastAsia="Helvetica Neue"/>
+                <w:rFonts w:ascii="Nunito MM" w:hAnsi="Nunito MM" w:cs="Nunito MM" w:eastAsia="Nunito MM"/>
                 <w:color w:val="111111"/>
                 <w:sz w:val="23"/>
               </w:rPr>
@@ -353,7 +353,7 @@
             </w:r>
             <w:r>
               <w:rPr>
-                <w:rFonts w:ascii="Helvetica Neue" w:hAnsi="Helvetica Neue" w:cs="Helvetica Neue" w:eastAsia="Helvetica Neue"/>
+                <w:rFonts w:ascii="Nunito MM" w:hAnsi="Nunito MM" w:cs="Nunito MM" w:eastAsia="Nunito MM"/>
                 <w:color w:val="2271FF"/>
                 <w:sz w:val="25"/>
               </w:rPr>
@@ -361,7 +361,7 @@
             </w:r>
             <w:r>
               <w:rPr>
-                <w:rFonts w:ascii="Helvetica Neue" w:hAnsi="Helvetica Neue" w:cs="Helvetica Neue" w:eastAsia="Helvetica Neue"/>
+                <w:rFonts w:ascii="Nunito MM" w:hAnsi="Nunito MM" w:cs="Nunito MM" w:eastAsia="Nunito MM"/>
                 <w:color w:val="111111"/>
                 <w:sz w:val="23"/>
               </w:rPr>
@@ -379,7 +379,7 @@
             </w:pPr>
             <w:r>
               <w:rPr>
-                <w:rFonts w:ascii="Helvetica Neue" w:hAnsi="Helvetica Neue" w:cs="Helvetica Neue" w:eastAsia="Helvetica Neue"/>
+                <w:rFonts w:ascii="Nunito MM" w:hAnsi="Nunito MM" w:cs="Nunito MM" w:eastAsia="Nunito MM"/>
                 <w:color w:val="039A9A"/>
                 <w:sz w:val="22"/>
               </w:rPr>
@@ -387,7 +387,7 @@
             </w:r>
             <w:r>
               <w:rPr>
-                <w:rFonts w:ascii="Helvetica Neue" w:hAnsi="Helvetica Neue" w:cs="Helvetica Neue" w:eastAsia="Helvetica Neue"/>
+                <w:rFonts w:ascii="Nunito MM" w:hAnsi="Nunito MM" w:cs="Nunito MM" w:eastAsia="Nunito MM"/>
                 <w:color w:val="039A9A"/>
                 <w:sz w:val="22"/>
               </w:rPr>
@@ -395,7 +395,7 @@
             </w:r>
             <w:r>
               <w:rPr>
-                <w:rFonts w:ascii="Helvetica Neue" w:hAnsi="Helvetica Neue" w:cs="Helvetica Neue" w:eastAsia="Helvetica Neue"/>
+                <w:rFonts w:ascii="Nunito MM" w:hAnsi="Nunito MM" w:cs="Nunito MM" w:eastAsia="Nunito MM"/>
                 <w:color w:val="039A9A"/>
                 <w:sz w:val="22"/>
               </w:rPr>
@@ -403,7 +403,7 @@
             </w:r>
             <w:r>
               <w:rPr>
-                <w:rFonts w:ascii="Helvetica Neue" w:hAnsi="Helvetica Neue" w:cs="Helvetica Neue" w:eastAsia="Helvetica Neue"/>
+                <w:rFonts w:ascii="Nunito MM" w:hAnsi="Nunito MM" w:cs="Nunito MM" w:eastAsia="Nunito MM"/>
                 <w:color w:val="039A9A"/>
                 <w:sz w:val="22"/>
               </w:rPr>
@@ -411,7 +411,7 @@
             </w:r>
             <w:r>
               <w:rPr>
-                <w:rFonts w:ascii="Helvetica Neue" w:hAnsi="Helvetica Neue" w:cs="Helvetica Neue" w:eastAsia="Helvetica Neue"/>
+                <w:rFonts w:ascii="Nunito MM" w:hAnsi="Nunito MM" w:cs="Nunito MM" w:eastAsia="Nunito MM"/>
                 <w:color w:val="039A9A"/>
                 <w:sz w:val="22"/>
               </w:rPr>
@@ -431,7 +431,7 @@
             </w:pPr>
             <w:r>
               <w:rPr>
-                <w:rFonts w:ascii="Helvetica Neue" w:hAnsi="Helvetica Neue" w:cs="Helvetica Neue" w:eastAsia="Helvetica Neue"/>
+                <w:rFonts w:ascii="Nunito MM" w:hAnsi="Nunito MM" w:cs="Nunito MM" w:eastAsia="Nunito MM"/>
                 <w:color w:val="039A9A"/>
                 <w:sz w:val="22"/>
               </w:rPr>
@@ -446,7 +446,7 @@
           <w:p>
             <w:r>
               <w:rPr>
-                <w:rFonts w:ascii="Helvetica Neue" w:hAnsi="Helvetica Neue" w:cs="Helvetica Neue" w:eastAsia="Helvetica Neue"/>
+                <w:rFonts w:ascii="Nunito MM" w:hAnsi="Nunito MM" w:cs="Nunito MM" w:eastAsia="Nunito MM"/>
                 <w:i/>
                 <w:color w:val="111111"/>
                 <w:sz w:val="23"/>
@@ -455,7 +455,7 @@
             </w:r>
             <w:r>
               <w:rPr>
-                <w:rFonts w:ascii="Helvetica Neue" w:hAnsi="Helvetica Neue" w:cs="Helvetica Neue" w:eastAsia="Helvetica Neue"/>
+                <w:rFonts w:ascii="Nunito MM" w:hAnsi="Nunito MM" w:cs="Nunito MM" w:eastAsia="Nunito MM"/>
                 <w:color w:val="111111"/>
                 <w:sz w:val="23"/>
               </w:rPr>
@@ -463,7 +463,7 @@
             </w:r>
             <w:r>
               <w:rPr>
-                <w:rFonts w:ascii="Helvetica Neue" w:hAnsi="Helvetica Neue" w:cs="Helvetica Neue" w:eastAsia="Helvetica Neue"/>
+                <w:rFonts w:ascii="Nunito MM" w:hAnsi="Nunito MM" w:cs="Nunito MM" w:eastAsia="Nunito MM"/>
                 <w:color w:val="2271FF"/>
                 <w:sz w:val="25"/>
               </w:rPr>
@@ -471,7 +471,7 @@
             </w:r>
             <w:r>
               <w:rPr>
-                <w:rFonts w:ascii="Helvetica Neue" w:hAnsi="Helvetica Neue" w:cs="Helvetica Neue" w:eastAsia="Helvetica Neue"/>
+                <w:rFonts w:ascii="Nunito MM" w:hAnsi="Nunito MM" w:cs="Nunito MM" w:eastAsia="Nunito MM"/>
                 <w:color w:val="111111"/>
                 <w:sz w:val="23"/>
               </w:rPr>
@@ -489,7 +489,7 @@
             </w:pPr>
             <w:r>
               <w:rPr>
-                <w:rFonts w:ascii="Helvetica Neue" w:hAnsi="Helvetica Neue" w:cs="Helvetica Neue" w:eastAsia="Helvetica Neue"/>
+                <w:rFonts w:ascii="Nunito MM" w:hAnsi="Nunito MM" w:cs="Nunito MM" w:eastAsia="Nunito MM"/>
                 <w:color w:val="039A9A"/>
                 <w:sz w:val="22"/>
               </w:rPr>
@@ -497,7 +497,7 @@
             </w:r>
             <w:r>
               <w:rPr>
-                <w:rFonts w:ascii="Helvetica Neue" w:hAnsi="Helvetica Neue" w:cs="Helvetica Neue" w:eastAsia="Helvetica Neue"/>
+                <w:rFonts w:ascii="Nunito MM" w:hAnsi="Nunito MM" w:cs="Nunito MM" w:eastAsia="Nunito MM"/>
                 <w:color w:val="039A9A"/>
                 <w:sz w:val="22"/>
               </w:rPr>
@@ -505,7 +505,7 @@
             </w:r>
             <w:r>
               <w:rPr>
-                <w:rFonts w:ascii="Helvetica Neue" w:hAnsi="Helvetica Neue" w:cs="Helvetica Neue" w:eastAsia="Helvetica Neue"/>
+                <w:rFonts w:ascii="Nunito MM" w:hAnsi="Nunito MM" w:cs="Nunito MM" w:eastAsia="Nunito MM"/>
                 <w:color w:val="039A9A"/>
                 <w:sz w:val="22"/>
               </w:rPr>
@@ -513,7 +513,7 @@
             </w:r>
             <w:r>
               <w:rPr>
-                <w:rFonts w:ascii="Helvetica Neue" w:hAnsi="Helvetica Neue" w:cs="Helvetica Neue" w:eastAsia="Helvetica Neue"/>
+                <w:rFonts w:ascii="Nunito MM" w:hAnsi="Nunito MM" w:cs="Nunito MM" w:eastAsia="Nunito MM"/>
                 <w:color w:val="039A9A"/>
                 <w:sz w:val="22"/>
               </w:rPr>
@@ -521,7 +521,7 @@
             </w:r>
             <w:r>
               <w:rPr>
-                <w:rFonts w:ascii="Helvetica Neue" w:hAnsi="Helvetica Neue" w:cs="Helvetica Neue" w:eastAsia="Helvetica Neue"/>
+                <w:rFonts w:ascii="Nunito MM" w:hAnsi="Nunito MM" w:cs="Nunito MM" w:eastAsia="Nunito MM"/>
                 <w:color w:val="039A9A"/>
                 <w:sz w:val="22"/>
               </w:rPr>
@@ -541,7 +541,7 @@
             </w:pPr>
             <w:r>
               <w:rPr>
-                <w:rFonts w:ascii="Helvetica Neue" w:hAnsi="Helvetica Neue" w:cs="Helvetica Neue" w:eastAsia="Helvetica Neue"/>
+                <w:rFonts w:ascii="Nunito MM" w:hAnsi="Nunito MM" w:cs="Nunito MM" w:eastAsia="Nunito MM"/>
                 <w:color w:val="039A9A"/>
                 <w:sz w:val="22"/>
               </w:rPr>
@@ -556,7 +556,7 @@
           <w:p>
             <w:r>
               <w:rPr>
-                <w:rFonts w:ascii="Helvetica Neue" w:hAnsi="Helvetica Neue" w:cs="Helvetica Neue" w:eastAsia="Helvetica Neue"/>
+                <w:rFonts w:ascii="Nunito MM" w:hAnsi="Nunito MM" w:cs="Nunito MM" w:eastAsia="Nunito MM"/>
                 <w:i/>
                 <w:color w:val="111111"/>
                 <w:sz w:val="23"/>
@@ -565,7 +565,7 @@
             </w:r>
             <w:r>
               <w:rPr>
-                <w:rFonts w:ascii="Helvetica Neue" w:hAnsi="Helvetica Neue" w:cs="Helvetica Neue" w:eastAsia="Helvetica Neue"/>
+                <w:rFonts w:ascii="Nunito MM" w:hAnsi="Nunito MM" w:cs="Nunito MM" w:eastAsia="Nunito MM"/>
                 <w:color w:val="111111"/>
                 <w:sz w:val="23"/>
               </w:rPr>
@@ -573,7 +573,7 @@
             </w:r>
             <w:r>
               <w:rPr>
-                <w:rFonts w:ascii="Helvetica Neue" w:hAnsi="Helvetica Neue" w:cs="Helvetica Neue" w:eastAsia="Helvetica Neue"/>
+                <w:rFonts w:ascii="Nunito MM" w:hAnsi="Nunito MM" w:cs="Nunito MM" w:eastAsia="Nunito MM"/>
                 <w:color w:val="2271FF"/>
                 <w:sz w:val="25"/>
               </w:rPr>
@@ -581,7 +581,7 @@
             </w:r>
             <w:r>
               <w:rPr>
-                <w:rFonts w:ascii="Helvetica Neue" w:hAnsi="Helvetica Neue" w:cs="Helvetica Neue" w:eastAsia="Helvetica Neue"/>
+                <w:rFonts w:ascii="Nunito MM" w:hAnsi="Nunito MM" w:cs="Nunito MM" w:eastAsia="Nunito MM"/>
                 <w:color w:val="111111"/>
                 <w:sz w:val="23"/>
               </w:rPr>
@@ -599,7 +599,7 @@
             </w:pPr>
             <w:r>
               <w:rPr>
-                <w:rFonts w:ascii="Helvetica Neue" w:hAnsi="Helvetica Neue" w:cs="Helvetica Neue" w:eastAsia="Helvetica Neue"/>
+                <w:rFonts w:ascii="Nunito MM" w:hAnsi="Nunito MM" w:cs="Nunito MM" w:eastAsia="Nunito MM"/>
                 <w:color w:val="039A9A"/>
                 <w:sz w:val="22"/>
               </w:rPr>
@@ -607,7 +607,7 @@
             </w:r>
             <w:r>
               <w:rPr>
-                <w:rFonts w:ascii="Helvetica Neue" w:hAnsi="Helvetica Neue" w:cs="Helvetica Neue" w:eastAsia="Helvetica Neue"/>
+                <w:rFonts w:ascii="Nunito MM" w:hAnsi="Nunito MM" w:cs="Nunito MM" w:eastAsia="Nunito MM"/>
                 <w:color w:val="039A9A"/>
                 <w:sz w:val="22"/>
               </w:rPr>
@@ -615,7 +615,7 @@
             </w:r>
             <w:r>
               <w:rPr>
-                <w:rFonts w:ascii="Helvetica Neue" w:hAnsi="Helvetica Neue" w:cs="Helvetica Neue" w:eastAsia="Helvetica Neue"/>
+                <w:rFonts w:ascii="Nunito MM" w:hAnsi="Nunito MM" w:cs="Nunito MM" w:eastAsia="Nunito MM"/>
                 <w:color w:val="039A9A"/>
                 <w:sz w:val="22"/>
               </w:rPr>
@@ -623,7 +623,7 @@
             </w:r>
             <w:r>
               <w:rPr>
-                <w:rFonts w:ascii="Helvetica Neue" w:hAnsi="Helvetica Neue" w:cs="Helvetica Neue" w:eastAsia="Helvetica Neue"/>
+                <w:rFonts w:ascii="Nunito MM" w:hAnsi="Nunito MM" w:cs="Nunito MM" w:eastAsia="Nunito MM"/>
                 <w:color w:val="039A9A"/>
                 <w:sz w:val="22"/>
               </w:rPr>
@@ -631,7 +631,7 @@
             </w:r>
             <w:r>
               <w:rPr>
-                <w:rFonts w:ascii="Helvetica Neue" w:hAnsi="Helvetica Neue" w:cs="Helvetica Neue" w:eastAsia="Helvetica Neue"/>
+                <w:rFonts w:ascii="Nunito MM" w:hAnsi="Nunito MM" w:cs="Nunito MM" w:eastAsia="Nunito MM"/>
                 <w:color w:val="039A9A"/>
                 <w:sz w:val="22"/>
               </w:rPr>
@@ -651,7 +651,7 @@
             </w:pPr>
             <w:r>
               <w:rPr>
-                <w:rFonts w:ascii="Helvetica Neue" w:hAnsi="Helvetica Neue" w:cs="Helvetica Neue" w:eastAsia="Helvetica Neue"/>
+                <w:rFonts w:ascii="Nunito MM" w:hAnsi="Nunito MM" w:cs="Nunito MM" w:eastAsia="Nunito MM"/>
                 <w:color w:val="039A9A"/>
                 <w:sz w:val="22"/>
               </w:rPr>
@@ -666,7 +666,7 @@
           <w:p>
             <w:r>
               <w:rPr>
-                <w:rFonts w:ascii="Helvetica Neue" w:hAnsi="Helvetica Neue" w:cs="Helvetica Neue" w:eastAsia="Helvetica Neue"/>
+                <w:rFonts w:ascii="Nunito MM" w:hAnsi="Nunito MM" w:cs="Nunito MM" w:eastAsia="Nunito MM"/>
                 <w:i/>
                 <w:color w:val="111111"/>
                 <w:sz w:val="23"/>
@@ -675,7 +675,7 @@
             </w:r>
             <w:r>
               <w:rPr>
-                <w:rFonts w:ascii="Helvetica Neue" w:hAnsi="Helvetica Neue" w:cs="Helvetica Neue" w:eastAsia="Helvetica Neue"/>
+                <w:rFonts w:ascii="Nunito MM" w:hAnsi="Nunito MM" w:cs="Nunito MM" w:eastAsia="Nunito MM"/>
                 <w:color w:val="111111"/>
                 <w:sz w:val="23"/>
               </w:rPr>
@@ -683,7 +683,7 @@
             </w:r>
             <w:r>
               <w:rPr>
-                <w:rFonts w:ascii="Helvetica Neue" w:hAnsi="Helvetica Neue" w:cs="Helvetica Neue" w:eastAsia="Helvetica Neue"/>
+                <w:rFonts w:ascii="Nunito MM" w:hAnsi="Nunito MM" w:cs="Nunito MM" w:eastAsia="Nunito MM"/>
                 <w:color w:val="2271FF"/>
                 <w:sz w:val="25"/>
               </w:rPr>
@@ -691,7 +691,7 @@
             </w:r>
             <w:r>
               <w:rPr>
-                <w:rFonts w:ascii="Helvetica Neue" w:hAnsi="Helvetica Neue" w:cs="Helvetica Neue" w:eastAsia="Helvetica Neue"/>
+                <w:rFonts w:ascii="Nunito MM" w:hAnsi="Nunito MM" w:cs="Nunito MM" w:eastAsia="Nunito MM"/>
                 <w:color w:val="111111"/>
                 <w:sz w:val="23"/>
               </w:rPr>
@@ -709,7 +709,7 @@
             </w:pPr>
             <w:r>
               <w:rPr>
-                <w:rFonts w:ascii="Helvetica Neue" w:hAnsi="Helvetica Neue" w:cs="Helvetica Neue" w:eastAsia="Helvetica Neue"/>
+                <w:rFonts w:ascii="Nunito MM" w:hAnsi="Nunito MM" w:cs="Nunito MM" w:eastAsia="Nunito MM"/>
                 <w:color w:val="039A9A"/>
                 <w:sz w:val="22"/>
               </w:rPr>
@@ -717,7 +717,7 @@
             </w:r>
             <w:r>
               <w:rPr>
-                <w:rFonts w:ascii="Helvetica Neue" w:hAnsi="Helvetica Neue" w:cs="Helvetica Neue" w:eastAsia="Helvetica Neue"/>
+                <w:rFonts w:ascii="Nunito MM" w:hAnsi="Nunito MM" w:cs="Nunito MM" w:eastAsia="Nunito MM"/>
                 <w:color w:val="039A9A"/>
                 <w:sz w:val="22"/>
               </w:rPr>
@@ -725,7 +725,7 @@
             </w:r>
             <w:r>
               <w:rPr>
-                <w:rFonts w:ascii="Helvetica Neue" w:hAnsi="Helvetica Neue" w:cs="Helvetica Neue" w:eastAsia="Helvetica Neue"/>
+                <w:rFonts w:ascii="Nunito MM" w:hAnsi="Nunito MM" w:cs="Nunito MM" w:eastAsia="Nunito MM"/>
                 <w:color w:val="039A9A"/>
                 <w:sz w:val="22"/>
               </w:rPr>
@@ -733,7 +733,7 @@
             </w:r>
             <w:r>
               <w:rPr>
-                <w:rFonts w:ascii="Helvetica Neue" w:hAnsi="Helvetica Neue" w:cs="Helvetica Neue" w:eastAsia="Helvetica Neue"/>
+                <w:rFonts w:ascii="Nunito MM" w:hAnsi="Nunito MM" w:cs="Nunito MM" w:eastAsia="Nunito MM"/>
                 <w:color w:val="039A9A"/>
                 <w:sz w:val="22"/>
               </w:rPr>
@@ -741,7 +741,7 @@
             </w:r>
             <w:r>
               <w:rPr>
-                <w:rFonts w:ascii="Helvetica Neue" w:hAnsi="Helvetica Neue" w:cs="Helvetica Neue" w:eastAsia="Helvetica Neue"/>
+                <w:rFonts w:ascii="Nunito MM" w:hAnsi="Nunito MM" w:cs="Nunito MM" w:eastAsia="Nunito MM"/>
                 <w:color w:val="039A9A"/>
                 <w:sz w:val="22"/>
               </w:rPr>
@@ -761,7 +761,7 @@
             </w:pPr>
             <w:r>
               <w:rPr>
-                <w:rFonts w:ascii="Helvetica Neue" w:hAnsi="Helvetica Neue" w:cs="Helvetica Neue" w:eastAsia="Helvetica Neue"/>
+                <w:rFonts w:ascii="Nunito MM" w:hAnsi="Nunito MM" w:cs="Nunito MM" w:eastAsia="Nunito MM"/>
                 <w:color w:val="039A9A"/>
                 <w:sz w:val="22"/>
               </w:rPr>
@@ -776,7 +776,7 @@
           <w:p>
             <w:r>
               <w:rPr>
-                <w:rFonts w:ascii="Helvetica Neue" w:hAnsi="Helvetica Neue" w:cs="Helvetica Neue" w:eastAsia="Helvetica Neue"/>
+                <w:rFonts w:ascii="Nunito MM" w:hAnsi="Nunito MM" w:cs="Nunito MM" w:eastAsia="Nunito MM"/>
                 <w:i/>
                 <w:color w:val="111111"/>
                 <w:sz w:val="23"/>
@@ -785,7 +785,7 @@
             </w:r>
             <w:r>
               <w:rPr>
-                <w:rFonts w:ascii="Helvetica Neue" w:hAnsi="Helvetica Neue" w:cs="Helvetica Neue" w:eastAsia="Helvetica Neue"/>
+                <w:rFonts w:ascii="Nunito MM" w:hAnsi="Nunito MM" w:cs="Nunito MM" w:eastAsia="Nunito MM"/>
                 <w:color w:val="111111"/>
                 <w:sz w:val="23"/>
               </w:rPr>
@@ -793,7 +793,7 @@
             </w:r>
             <w:r>
               <w:rPr>
-                <w:rFonts w:ascii="Helvetica Neue" w:hAnsi="Helvetica Neue" w:cs="Helvetica Neue" w:eastAsia="Helvetica Neue"/>
+                <w:rFonts w:ascii="Nunito MM" w:hAnsi="Nunito MM" w:cs="Nunito MM" w:eastAsia="Nunito MM"/>
                 <w:color w:val="2271FF"/>
                 <w:sz w:val="25"/>
               </w:rPr>
@@ -801,7 +801,7 @@
             </w:r>
             <w:r>
               <w:rPr>
-                <w:rFonts w:ascii="Helvetica Neue" w:hAnsi="Helvetica Neue" w:cs="Helvetica Neue" w:eastAsia="Helvetica Neue"/>
+                <w:rFonts w:ascii="Nunito MM" w:hAnsi="Nunito MM" w:cs="Nunito MM" w:eastAsia="Nunito MM"/>
                 <w:color w:val="111111"/>
                 <w:sz w:val="23"/>
               </w:rPr>
@@ -819,7 +819,7 @@
             </w:pPr>
             <w:r>
               <w:rPr>
-                <w:rFonts w:ascii="Helvetica Neue" w:hAnsi="Helvetica Neue" w:cs="Helvetica Neue" w:eastAsia="Helvetica Neue"/>
+                <w:rFonts w:ascii="Nunito MM" w:hAnsi="Nunito MM" w:cs="Nunito MM" w:eastAsia="Nunito MM"/>
                 <w:color w:val="039A9A"/>
                 <w:sz w:val="22"/>
               </w:rPr>
@@ -827,7 +827,7 @@
             </w:r>
             <w:r>
               <w:rPr>
-                <w:rFonts w:ascii="Helvetica Neue" w:hAnsi="Helvetica Neue" w:cs="Helvetica Neue" w:eastAsia="Helvetica Neue"/>
+                <w:rFonts w:ascii="Nunito MM" w:hAnsi="Nunito MM" w:cs="Nunito MM" w:eastAsia="Nunito MM"/>
                 <w:color w:val="039A9A"/>
                 <w:sz w:val="22"/>
               </w:rPr>
@@ -835,7 +835,7 @@
             </w:r>
             <w:r>
               <w:rPr>
-                <w:rFonts w:ascii="Helvetica Neue" w:hAnsi="Helvetica Neue" w:cs="Helvetica Neue" w:eastAsia="Helvetica Neue"/>
+                <w:rFonts w:ascii="Nunito MM" w:hAnsi="Nunito MM" w:cs="Nunito MM" w:eastAsia="Nunito MM"/>
                 <w:color w:val="039A9A"/>
                 <w:sz w:val="22"/>
               </w:rPr>
@@ -843,7 +843,7 @@
             </w:r>
             <w:r>
               <w:rPr>
-                <w:rFonts w:ascii="Helvetica Neue" w:hAnsi="Helvetica Neue" w:cs="Helvetica Neue" w:eastAsia="Helvetica Neue"/>
+                <w:rFonts w:ascii="Nunito MM" w:hAnsi="Nunito MM" w:cs="Nunito MM" w:eastAsia="Nunito MM"/>
                 <w:color w:val="039A9A"/>
                 <w:sz w:val="22"/>
               </w:rPr>
@@ -851,7 +851,7 @@
             </w:r>
             <w:r>
               <w:rPr>
-                <w:rFonts w:ascii="Helvetica Neue" w:hAnsi="Helvetica Neue" w:cs="Helvetica Neue" w:eastAsia="Helvetica Neue"/>
+                <w:rFonts w:ascii="Nunito MM" w:hAnsi="Nunito MM" w:cs="Nunito MM" w:eastAsia="Nunito MM"/>
                 <w:color w:val="039A9A"/>
                 <w:sz w:val="22"/>
               </w:rPr>
@@ -871,7 +871,7 @@
             </w:pPr>
             <w:r>
               <w:rPr>
-                <w:rFonts w:ascii="Helvetica Neue" w:hAnsi="Helvetica Neue" w:cs="Helvetica Neue" w:eastAsia="Helvetica Neue"/>
+                <w:rFonts w:ascii="Nunito MM" w:hAnsi="Nunito MM" w:cs="Nunito MM" w:eastAsia="Nunito MM"/>
                 <w:color w:val="039A9A"/>
                 <w:sz w:val="22"/>
               </w:rPr>
@@ -886,7 +886,7 @@
           <w:p>
             <w:r>
               <w:rPr>
-                <w:rFonts w:ascii="Helvetica Neue" w:hAnsi="Helvetica Neue" w:cs="Helvetica Neue" w:eastAsia="Helvetica Neue"/>
+                <w:rFonts w:ascii="Nunito MM" w:hAnsi="Nunito MM" w:cs="Nunito MM" w:eastAsia="Nunito MM"/>
                 <w:i/>
                 <w:color w:val="111111"/>
                 <w:sz w:val="23"/>
@@ -895,7 +895,7 @@
             </w:r>
             <w:r>
               <w:rPr>
-                <w:rFonts w:ascii="Helvetica Neue" w:hAnsi="Helvetica Neue" w:cs="Helvetica Neue" w:eastAsia="Helvetica Neue"/>
+                <w:rFonts w:ascii="Nunito MM" w:hAnsi="Nunito MM" w:cs="Nunito MM" w:eastAsia="Nunito MM"/>
                 <w:color w:val="111111"/>
                 <w:sz w:val="23"/>
               </w:rPr>
@@ -903,7 +903,7 @@
             </w:r>
             <w:r>
               <w:rPr>
-                <w:rFonts w:ascii="Helvetica Neue" w:hAnsi="Helvetica Neue" w:cs="Helvetica Neue" w:eastAsia="Helvetica Neue"/>
+                <w:rFonts w:ascii="Nunito MM" w:hAnsi="Nunito MM" w:cs="Nunito MM" w:eastAsia="Nunito MM"/>
                 <w:color w:val="2271FF"/>
                 <w:sz w:val="25"/>
               </w:rPr>
@@ -911,7 +911,7 @@
             </w:r>
             <w:r>
               <w:rPr>
-                <w:rFonts w:ascii="Helvetica Neue" w:hAnsi="Helvetica Neue" w:cs="Helvetica Neue" w:eastAsia="Helvetica Neue"/>
+                <w:rFonts w:ascii="Nunito MM" w:hAnsi="Nunito MM" w:cs="Nunito MM" w:eastAsia="Nunito MM"/>
                 <w:color w:val="111111"/>
                 <w:sz w:val="23"/>
               </w:rPr>
@@ -919,7 +919,7 @@
             </w:r>
             <w:r>
               <w:rPr>
-                <w:rFonts w:ascii="Helvetica Neue" w:hAnsi="Helvetica Neue" w:cs="Helvetica Neue" w:eastAsia="Helvetica Neue"/>
+                <w:rFonts w:ascii="Nunito MM" w:hAnsi="Nunito MM" w:cs="Nunito MM" w:eastAsia="Nunito MM"/>
                 <w:color w:val="2271FF"/>
                 <w:sz w:val="25"/>
               </w:rPr>
@@ -927,7 +927,7 @@
             </w:r>
             <w:r>
               <w:rPr>
-                <w:rFonts w:ascii="Helvetica Neue" w:hAnsi="Helvetica Neue" w:cs="Helvetica Neue" w:eastAsia="Helvetica Neue"/>
+                <w:rFonts w:ascii="Nunito MM" w:hAnsi="Nunito MM" w:cs="Nunito MM" w:eastAsia="Nunito MM"/>
                 <w:color w:val="111111"/>
                 <w:sz w:val="23"/>
               </w:rPr>
@@ -945,7 +945,7 @@
             </w:pPr>
             <w:r>
               <w:rPr>
-                <w:rFonts w:ascii="Helvetica Neue" w:hAnsi="Helvetica Neue" w:cs="Helvetica Neue" w:eastAsia="Helvetica Neue"/>
+                <w:rFonts w:ascii="Nunito MM" w:hAnsi="Nunito MM" w:cs="Nunito MM" w:eastAsia="Nunito MM"/>
                 <w:color w:val="039A9A"/>
                 <w:sz w:val="22"/>
               </w:rPr>
@@ -953,7 +953,7 @@
             </w:r>
             <w:r>
               <w:rPr>
-                <w:rFonts w:ascii="Helvetica Neue" w:hAnsi="Helvetica Neue" w:cs="Helvetica Neue" w:eastAsia="Helvetica Neue"/>
+                <w:rFonts w:ascii="Nunito MM" w:hAnsi="Nunito MM" w:cs="Nunito MM" w:eastAsia="Nunito MM"/>
                 <w:color w:val="039A9A"/>
                 <w:sz w:val="22"/>
               </w:rPr>
@@ -961,7 +961,7 @@
             </w:r>
             <w:r>
               <w:rPr>
-                <w:rFonts w:ascii="Helvetica Neue" w:hAnsi="Helvetica Neue" w:cs="Helvetica Neue" w:eastAsia="Helvetica Neue"/>
+                <w:rFonts w:ascii="Nunito MM" w:hAnsi="Nunito MM" w:cs="Nunito MM" w:eastAsia="Nunito MM"/>
                 <w:color w:val="039A9A"/>
                 <w:sz w:val="22"/>
               </w:rPr>
@@ -969,7 +969,7 @@
             </w:r>
             <w:r>
               <w:rPr>
-                <w:rFonts w:ascii="Helvetica Neue" w:hAnsi="Helvetica Neue" w:cs="Helvetica Neue" w:eastAsia="Helvetica Neue"/>
+                <w:rFonts w:ascii="Nunito MM" w:hAnsi="Nunito MM" w:cs="Nunito MM" w:eastAsia="Nunito MM"/>
                 <w:color w:val="039A9A"/>
                 <w:sz w:val="22"/>
               </w:rPr>
@@ -977,7 +977,7 @@
             </w:r>
             <w:r>
               <w:rPr>
-                <w:rFonts w:ascii="Helvetica Neue" w:hAnsi="Helvetica Neue" w:cs="Helvetica Neue" w:eastAsia="Helvetica Neue"/>
+                <w:rFonts w:ascii="Nunito MM" w:hAnsi="Nunito MM" w:cs="Nunito MM" w:eastAsia="Nunito MM"/>
                 <w:color w:val="039A9A"/>
                 <w:sz w:val="22"/>
               </w:rPr>
@@ -997,7 +997,7 @@
             </w:pPr>
             <w:r>
               <w:rPr>
-                <w:rFonts w:ascii="Helvetica Neue" w:hAnsi="Helvetica Neue" w:cs="Helvetica Neue" w:eastAsia="Helvetica Neue"/>
+                <w:rFonts w:ascii="Nunito MM" w:hAnsi="Nunito MM" w:cs="Nunito MM" w:eastAsia="Nunito MM"/>
                 <w:color w:val="039A9A"/>
                 <w:sz w:val="22"/>
               </w:rPr>
@@ -1012,7 +1012,7 @@
           <w:p>
             <w:r>
               <w:rPr>
-                <w:rFonts w:ascii="Helvetica Neue" w:hAnsi="Helvetica Neue" w:cs="Helvetica Neue" w:eastAsia="Helvetica Neue"/>
+                <w:rFonts w:ascii="Nunito MM" w:hAnsi="Nunito MM" w:cs="Nunito MM" w:eastAsia="Nunito MM"/>
                 <w:i/>
                 <w:color w:val="111111"/>
                 <w:sz w:val="23"/>
@@ -1021,7 +1021,7 @@
             </w:r>
             <w:r>
               <w:rPr>
-                <w:rFonts w:ascii="Helvetica Neue" w:hAnsi="Helvetica Neue" w:cs="Helvetica Neue" w:eastAsia="Helvetica Neue"/>
+                <w:rFonts w:ascii="Nunito MM" w:hAnsi="Nunito MM" w:cs="Nunito MM" w:eastAsia="Nunito MM"/>
                 <w:color w:val="111111"/>
                 <w:sz w:val="23"/>
               </w:rPr>
@@ -1029,7 +1029,7 @@
             </w:r>
             <w:r>
               <w:rPr>
-                <w:rFonts w:ascii="Helvetica Neue" w:hAnsi="Helvetica Neue" w:cs="Helvetica Neue" w:eastAsia="Helvetica Neue"/>
+                <w:rFonts w:ascii="Nunito MM" w:hAnsi="Nunito MM" w:cs="Nunito MM" w:eastAsia="Nunito MM"/>
                 <w:color w:val="2271FF"/>
                 <w:sz w:val="25"/>
               </w:rPr>
@@ -1037,7 +1037,7 @@
             </w:r>
             <w:r>
               <w:rPr>
-                <w:rFonts w:ascii="Helvetica Neue" w:hAnsi="Helvetica Neue" w:cs="Helvetica Neue" w:eastAsia="Helvetica Neue"/>
+                <w:rFonts w:ascii="Nunito MM" w:hAnsi="Nunito MM" w:cs="Nunito MM" w:eastAsia="Nunito MM"/>
                 <w:color w:val="111111"/>
                 <w:sz w:val="23"/>
               </w:rPr>
@@ -1055,7 +1055,7 @@
             </w:pPr>
             <w:r>
               <w:rPr>
-                <w:rFonts w:ascii="Helvetica Neue" w:hAnsi="Helvetica Neue" w:cs="Helvetica Neue" w:eastAsia="Helvetica Neue"/>
+                <w:rFonts w:ascii="Nunito MM" w:hAnsi="Nunito MM" w:cs="Nunito MM" w:eastAsia="Nunito MM"/>
                 <w:color w:val="039A9A"/>
                 <w:sz w:val="22"/>
               </w:rPr>
@@ -1063,7 +1063,7 @@
             </w:r>
             <w:r>
               <w:rPr>
-                <w:rFonts w:ascii="Helvetica Neue" w:hAnsi="Helvetica Neue" w:cs="Helvetica Neue" w:eastAsia="Helvetica Neue"/>
+                <w:rFonts w:ascii="Nunito MM" w:hAnsi="Nunito MM" w:cs="Nunito MM" w:eastAsia="Nunito MM"/>
                 <w:color w:val="039A9A"/>
                 <w:sz w:val="22"/>
               </w:rPr>
@@ -1071,7 +1071,7 @@
             </w:r>
             <w:r>
               <w:rPr>
-                <w:rFonts w:ascii="Helvetica Neue" w:hAnsi="Helvetica Neue" w:cs="Helvetica Neue" w:eastAsia="Helvetica Neue"/>
+                <w:rFonts w:ascii="Nunito MM" w:hAnsi="Nunito MM" w:cs="Nunito MM" w:eastAsia="Nunito MM"/>
                 <w:color w:val="039A9A"/>
                 <w:sz w:val="22"/>
               </w:rPr>
@@ -1079,7 +1079,7 @@
             </w:r>
             <w:r>
               <w:rPr>
-                <w:rFonts w:ascii="Helvetica Neue" w:hAnsi="Helvetica Neue" w:cs="Helvetica Neue" w:eastAsia="Helvetica Neue"/>
+                <w:rFonts w:ascii="Nunito MM" w:hAnsi="Nunito MM" w:cs="Nunito MM" w:eastAsia="Nunito MM"/>
                 <w:color w:val="039A9A"/>
                 <w:sz w:val="22"/>
               </w:rPr>
@@ -1087,7 +1087,7 @@
             </w:r>
             <w:r>
               <w:rPr>
-                <w:rFonts w:ascii="Helvetica Neue" w:hAnsi="Helvetica Neue" w:cs="Helvetica Neue" w:eastAsia="Helvetica Neue"/>
+                <w:rFonts w:ascii="Nunito MM" w:hAnsi="Nunito MM" w:cs="Nunito MM" w:eastAsia="Nunito MM"/>
                 <w:color w:val="039A9A"/>
                 <w:sz w:val="22"/>
               </w:rPr>
@@ -1107,7 +1107,7 @@
             </w:pPr>
             <w:r>
               <w:rPr>
-                <w:rFonts w:ascii="Helvetica Neue" w:hAnsi="Helvetica Neue" w:cs="Helvetica Neue" w:eastAsia="Helvetica Neue"/>
+                <w:rFonts w:ascii="Nunito MM" w:hAnsi="Nunito MM" w:cs="Nunito MM" w:eastAsia="Nunito MM"/>
                 <w:color w:val="039A9A"/>
                 <w:sz w:val="22"/>
               </w:rPr>
@@ -1122,7 +1122,7 @@
           <w:p>
             <w:r>
               <w:rPr>
-                <w:rFonts w:ascii="Helvetica Neue" w:hAnsi="Helvetica Neue" w:cs="Helvetica Neue" w:eastAsia="Helvetica Neue"/>
+                <w:rFonts w:ascii="Nunito MM" w:hAnsi="Nunito MM" w:cs="Nunito MM" w:eastAsia="Nunito MM"/>
                 <w:i/>
                 <w:color w:val="111111"/>
                 <w:sz w:val="23"/>
@@ -1131,7 +1131,7 @@
             </w:r>
             <w:r>
               <w:rPr>
-                <w:rFonts w:ascii="Helvetica Neue" w:hAnsi="Helvetica Neue" w:cs="Helvetica Neue" w:eastAsia="Helvetica Neue"/>
+                <w:rFonts w:ascii="Nunito MM" w:hAnsi="Nunito MM" w:cs="Nunito MM" w:eastAsia="Nunito MM"/>
                 <w:color w:val="111111"/>
                 <w:sz w:val="23"/>
               </w:rPr>
@@ -1139,7 +1139,7 @@
             </w:r>
             <w:r>
               <w:rPr>
-                <w:rFonts w:ascii="Helvetica Neue" w:hAnsi="Helvetica Neue" w:cs="Helvetica Neue" w:eastAsia="Helvetica Neue"/>
+                <w:rFonts w:ascii="Nunito MM" w:hAnsi="Nunito MM" w:cs="Nunito MM" w:eastAsia="Nunito MM"/>
                 <w:color w:val="2271FF"/>
                 <w:sz w:val="25"/>
               </w:rPr>
@@ -1147,7 +1147,7 @@
             </w:r>
             <w:r>
               <w:rPr>
-                <w:rFonts w:ascii="Helvetica Neue" w:hAnsi="Helvetica Neue" w:cs="Helvetica Neue" w:eastAsia="Helvetica Neue"/>
+                <w:rFonts w:ascii="Nunito MM" w:hAnsi="Nunito MM" w:cs="Nunito MM" w:eastAsia="Nunito MM"/>
                 <w:color w:val="111111"/>
                 <w:sz w:val="23"/>
               </w:rPr>
@@ -1165,7 +1165,7 @@
             </w:pPr>
             <w:r>
               <w:rPr>
-                <w:rFonts w:ascii="Helvetica Neue" w:hAnsi="Helvetica Neue" w:cs="Helvetica Neue" w:eastAsia="Helvetica Neue"/>
+                <w:rFonts w:ascii="Nunito MM" w:hAnsi="Nunito MM" w:cs="Nunito MM" w:eastAsia="Nunito MM"/>
                 <w:color w:val="039A9A"/>
                 <w:sz w:val="22"/>
               </w:rPr>
@@ -1173,7 +1173,7 @@
             </w:r>
             <w:r>
               <w:rPr>
-                <w:rFonts w:ascii="Helvetica Neue" w:hAnsi="Helvetica Neue" w:cs="Helvetica Neue" w:eastAsia="Helvetica Neue"/>
+                <w:rFonts w:ascii="Nunito MM" w:hAnsi="Nunito MM" w:cs="Nunito MM" w:eastAsia="Nunito MM"/>
                 <w:color w:val="039A9A"/>
                 <w:sz w:val="22"/>
               </w:rPr>
@@ -1181,7 +1181,7 @@
             </w:r>
             <w:r>
               <w:rPr>
-                <w:rFonts w:ascii="Helvetica Neue" w:hAnsi="Helvetica Neue" w:cs="Helvetica Neue" w:eastAsia="Helvetica Neue"/>
+                <w:rFonts w:ascii="Nunito MM" w:hAnsi="Nunito MM" w:cs="Nunito MM" w:eastAsia="Nunito MM"/>
                 <w:color w:val="039A9A"/>
                 <w:sz w:val="22"/>
               </w:rPr>
@@ -1189,7 +1189,7 @@
             </w:r>
             <w:r>
               <w:rPr>
-                <w:rFonts w:ascii="Helvetica Neue" w:hAnsi="Helvetica Neue" w:cs="Helvetica Neue" w:eastAsia="Helvetica Neue"/>
+                <w:rFonts w:ascii="Nunito MM" w:hAnsi="Nunito MM" w:cs="Nunito MM" w:eastAsia="Nunito MM"/>
                 <w:color w:val="039A9A"/>
                 <w:sz w:val="22"/>
               </w:rPr>
@@ -1197,7 +1197,7 @@
             </w:r>
             <w:r>
               <w:rPr>
-                <w:rFonts w:ascii="Helvetica Neue" w:hAnsi="Helvetica Neue" w:cs="Helvetica Neue" w:eastAsia="Helvetica Neue"/>
+                <w:rFonts w:ascii="Nunito MM" w:hAnsi="Nunito MM" w:cs="Nunito MM" w:eastAsia="Nunito MM"/>
                 <w:color w:val="039A9A"/>
                 <w:sz w:val="22"/>
               </w:rPr>
@@ -1217,7 +1217,7 @@
             </w:pPr>
             <w:r>
               <w:rPr>
-                <w:rFonts w:ascii="Helvetica Neue" w:hAnsi="Helvetica Neue" w:cs="Helvetica Neue" w:eastAsia="Helvetica Neue"/>
+                <w:rFonts w:ascii="Nunito MM" w:hAnsi="Nunito MM" w:cs="Nunito MM" w:eastAsia="Nunito MM"/>
                 <w:color w:val="039A9A"/>
                 <w:sz w:val="22"/>
               </w:rPr>
@@ -1232,7 +1232,7 @@
           <w:p>
             <w:r>
               <w:rPr>
-                <w:rFonts w:ascii="Helvetica Neue" w:hAnsi="Helvetica Neue" w:cs="Helvetica Neue" w:eastAsia="Helvetica Neue"/>
+                <w:rFonts w:ascii="Nunito MM" w:hAnsi="Nunito MM" w:cs="Nunito MM" w:eastAsia="Nunito MM"/>
                 <w:i/>
                 <w:color w:val="111111"/>
                 <w:sz w:val="23"/>
@@ -1241,7 +1241,7 @@
             </w:r>
             <w:r>
               <w:rPr>
-                <w:rFonts w:ascii="Helvetica Neue" w:hAnsi="Helvetica Neue" w:cs="Helvetica Neue" w:eastAsia="Helvetica Neue"/>
+                <w:rFonts w:ascii="Nunito MM" w:hAnsi="Nunito MM" w:cs="Nunito MM" w:eastAsia="Nunito MM"/>
                 <w:color w:val="111111"/>
                 <w:sz w:val="23"/>
               </w:rPr>
@@ -1249,7 +1249,7 @@
             </w:r>
             <w:r>
               <w:rPr>
-                <w:rFonts w:ascii="Helvetica Neue" w:hAnsi="Helvetica Neue" w:cs="Helvetica Neue" w:eastAsia="Helvetica Neue"/>
+                <w:rFonts w:ascii="Nunito MM" w:hAnsi="Nunito MM" w:cs="Nunito MM" w:eastAsia="Nunito MM"/>
                 <w:color w:val="2271FF"/>
                 <w:sz w:val="25"/>
               </w:rPr>
@@ -1257,7 +1257,7 @@
             </w:r>
             <w:r>
               <w:rPr>
-                <w:rFonts w:ascii="Helvetica Neue" w:hAnsi="Helvetica Neue" w:cs="Helvetica Neue" w:eastAsia="Helvetica Neue"/>
+                <w:rFonts w:ascii="Nunito MM" w:hAnsi="Nunito MM" w:cs="Nunito MM" w:eastAsia="Nunito MM"/>
                 <w:color w:val="111111"/>
                 <w:sz w:val="23"/>
               </w:rPr>
@@ -1265,7 +1265,7 @@
             </w:r>
             <w:r>
               <w:rPr>
-                <w:rFonts w:ascii="Helvetica Neue" w:hAnsi="Helvetica Neue" w:cs="Helvetica Neue" w:eastAsia="Helvetica Neue"/>
+                <w:rFonts w:ascii="Nunito MM" w:hAnsi="Nunito MM" w:cs="Nunito MM" w:eastAsia="Nunito MM"/>
                 <w:color w:val="2271FF"/>
                 <w:sz w:val="25"/>
               </w:rPr>
@@ -1273,7 +1273,7 @@
             </w:r>
             <w:r>
               <w:rPr>
-                <w:rFonts w:ascii="Helvetica Neue" w:hAnsi="Helvetica Neue" w:cs="Helvetica Neue" w:eastAsia="Helvetica Neue"/>
+                <w:rFonts w:ascii="Nunito MM" w:hAnsi="Nunito MM" w:cs="Nunito MM" w:eastAsia="Nunito MM"/>
                 <w:color w:val="111111"/>
                 <w:sz w:val="23"/>
               </w:rPr>
@@ -1291,7 +1291,7 @@
             </w:pPr>
             <w:r>
               <w:rPr>
-                <w:rFonts w:ascii="Helvetica Neue" w:hAnsi="Helvetica Neue" w:cs="Helvetica Neue" w:eastAsia="Helvetica Neue"/>
+                <w:rFonts w:ascii="Nunito MM" w:hAnsi="Nunito MM" w:cs="Nunito MM" w:eastAsia="Nunito MM"/>
                 <w:color w:val="039A9A"/>
                 <w:sz w:val="22"/>
               </w:rPr>
@@ -1299,7 +1299,7 @@
             </w:r>
             <w:r>
               <w:rPr>
-                <w:rFonts w:ascii="Helvetica Neue" w:hAnsi="Helvetica Neue" w:cs="Helvetica Neue" w:eastAsia="Helvetica Neue"/>
+                <w:rFonts w:ascii="Nunito MM" w:hAnsi="Nunito MM" w:cs="Nunito MM" w:eastAsia="Nunito MM"/>
                 <w:color w:val="039A9A"/>
                 <w:sz w:val="22"/>
               </w:rPr>
@@ -1307,7 +1307,7 @@
             </w:r>
             <w:r>
               <w:rPr>
-                <w:rFonts w:ascii="Helvetica Neue" w:hAnsi="Helvetica Neue" w:cs="Helvetica Neue" w:eastAsia="Helvetica Neue"/>
+                <w:rFonts w:ascii="Nunito MM" w:hAnsi="Nunito MM" w:cs="Nunito MM" w:eastAsia="Nunito MM"/>
                 <w:color w:val="039A9A"/>
                 <w:sz w:val="22"/>
               </w:rPr>
@@ -1315,7 +1315,7 @@
             </w:r>
             <w:r>
               <w:rPr>
-                <w:rFonts w:ascii="Helvetica Neue" w:hAnsi="Helvetica Neue" w:cs="Helvetica Neue" w:eastAsia="Helvetica Neue"/>
+                <w:rFonts w:ascii="Nunito MM" w:hAnsi="Nunito MM" w:cs="Nunito MM" w:eastAsia="Nunito MM"/>
                 <w:color w:val="039A9A"/>
                 <w:sz w:val="22"/>
               </w:rPr>
@@ -1323,7 +1323,7 @@
             </w:r>
             <w:r>
               <w:rPr>
-                <w:rFonts w:ascii="Helvetica Neue" w:hAnsi="Helvetica Neue" w:cs="Helvetica Neue" w:eastAsia="Helvetica Neue"/>
+                <w:rFonts w:ascii="Nunito MM" w:hAnsi="Nunito MM" w:cs="Nunito MM" w:eastAsia="Nunito MM"/>
                 <w:color w:val="039A9A"/>
                 <w:sz w:val="22"/>
               </w:rPr>
@@ -1343,7 +1343,7 @@
             </w:pPr>
             <w:r>
               <w:rPr>
-                <w:rFonts w:ascii="Helvetica Neue" w:hAnsi="Helvetica Neue" w:cs="Helvetica Neue" w:eastAsia="Helvetica Neue"/>
+                <w:rFonts w:ascii="Nunito MM" w:hAnsi="Nunito MM" w:cs="Nunito MM" w:eastAsia="Nunito MM"/>
                 <w:color w:val="039A9A"/>
                 <w:sz w:val="22"/>
               </w:rPr>
@@ -1358,7 +1358,7 @@
           <w:p>
             <w:r>
               <w:rPr>
-                <w:rFonts w:ascii="Helvetica Neue" w:hAnsi="Helvetica Neue" w:cs="Helvetica Neue" w:eastAsia="Helvetica Neue"/>
+                <w:rFonts w:ascii="Nunito MM" w:hAnsi="Nunito MM" w:cs="Nunito MM" w:eastAsia="Nunito MM"/>
                 <w:i/>
                 <w:color w:val="111111"/>
                 <w:sz w:val="23"/>
@@ -1367,7 +1367,7 @@
             </w:r>
             <w:r>
               <w:rPr>
-                <w:rFonts w:ascii="Helvetica Neue" w:hAnsi="Helvetica Neue" w:cs="Helvetica Neue" w:eastAsia="Helvetica Neue"/>
+                <w:rFonts w:ascii="Nunito MM" w:hAnsi="Nunito MM" w:cs="Nunito MM" w:eastAsia="Nunito MM"/>
                 <w:color w:val="111111"/>
                 <w:sz w:val="23"/>
               </w:rPr>
@@ -1385,7 +1385,7 @@
             </w:pPr>
             <w:r>
               <w:rPr>
-                <w:rFonts w:ascii="Helvetica Neue" w:hAnsi="Helvetica Neue" w:cs="Helvetica Neue" w:eastAsia="Helvetica Neue"/>
+                <w:rFonts w:ascii="Nunito MM" w:hAnsi="Nunito MM" w:cs="Nunito MM" w:eastAsia="Nunito MM"/>
                 <w:color w:val="039A9A"/>
                 <w:sz w:val="22"/>
               </w:rPr>
@@ -1393,7 +1393,7 @@
             </w:r>
             <w:r>
               <w:rPr>
-                <w:rFonts w:ascii="Helvetica Neue" w:hAnsi="Helvetica Neue" w:cs="Helvetica Neue" w:eastAsia="Helvetica Neue"/>
+                <w:rFonts w:ascii="Nunito MM" w:hAnsi="Nunito MM" w:cs="Nunito MM" w:eastAsia="Nunito MM"/>
                 <w:color w:val="039A9A"/>
                 <w:sz w:val="22"/>
               </w:rPr>
@@ -1401,7 +1401,7 @@
             </w:r>
             <w:r>
               <w:rPr>
-                <w:rFonts w:ascii="Helvetica Neue" w:hAnsi="Helvetica Neue" w:cs="Helvetica Neue" w:eastAsia="Helvetica Neue"/>
+                <w:rFonts w:ascii="Nunito MM" w:hAnsi="Nunito MM" w:cs="Nunito MM" w:eastAsia="Nunito MM"/>
                 <w:color w:val="039A9A"/>
                 <w:sz w:val="22"/>
               </w:rPr>
@@ -1409,7 +1409,7 @@
             </w:r>
             <w:r>
               <w:rPr>
-                <w:rFonts w:ascii="Helvetica Neue" w:hAnsi="Helvetica Neue" w:cs="Helvetica Neue" w:eastAsia="Helvetica Neue"/>
+                <w:rFonts w:ascii="Nunito MM" w:hAnsi="Nunito MM" w:cs="Nunito MM" w:eastAsia="Nunito MM"/>
                 <w:color w:val="039A9A"/>
                 <w:sz w:val="22"/>
               </w:rPr>
@@ -1417,7 +1417,7 @@
             </w:r>
             <w:r>
               <w:rPr>
-                <w:rFonts w:ascii="Helvetica Neue" w:hAnsi="Helvetica Neue" w:cs="Helvetica Neue" w:eastAsia="Helvetica Neue"/>
+                <w:rFonts w:ascii="Nunito MM" w:hAnsi="Nunito MM" w:cs="Nunito MM" w:eastAsia="Nunito MM"/>
                 <w:color w:val="039A9A"/>
                 <w:sz w:val="22"/>
               </w:rPr>
@@ -1437,7 +1437,7 @@
             </w:pPr>
             <w:r>
               <w:rPr>
-                <w:rFonts w:ascii="Helvetica Neue" w:hAnsi="Helvetica Neue" w:cs="Helvetica Neue" w:eastAsia="Helvetica Neue"/>
+                <w:rFonts w:ascii="Nunito MM" w:hAnsi="Nunito MM" w:cs="Nunito MM" w:eastAsia="Nunito MM"/>
                 <w:color w:val="039A9A"/>
                 <w:sz w:val="22"/>
               </w:rPr>
@@ -1452,7 +1452,7 @@
           <w:p>
             <w:r>
               <w:rPr>
-                <w:rFonts w:ascii="Helvetica Neue" w:hAnsi="Helvetica Neue" w:cs="Helvetica Neue" w:eastAsia="Helvetica Neue"/>
+                <w:rFonts w:ascii="Nunito MM" w:hAnsi="Nunito MM" w:cs="Nunito MM" w:eastAsia="Nunito MM"/>
                 <w:i/>
                 <w:color w:val="111111"/>
                 <w:sz w:val="23"/>
@@ -1461,7 +1461,7 @@
             </w:r>
             <w:r>
               <w:rPr>
-                <w:rFonts w:ascii="Helvetica Neue" w:hAnsi="Helvetica Neue" w:cs="Helvetica Neue" w:eastAsia="Helvetica Neue"/>
+                <w:rFonts w:ascii="Nunito MM" w:hAnsi="Nunito MM" w:cs="Nunito MM" w:eastAsia="Nunito MM"/>
                 <w:color w:val="111111"/>
                 <w:sz w:val="23"/>
               </w:rPr>
@@ -1469,7 +1469,7 @@
             </w:r>
             <w:r>
               <w:rPr>
-                <w:rFonts w:ascii="Helvetica Neue" w:hAnsi="Helvetica Neue" w:cs="Helvetica Neue" w:eastAsia="Helvetica Neue"/>
+                <w:rFonts w:ascii="Nunito MM" w:hAnsi="Nunito MM" w:cs="Nunito MM" w:eastAsia="Nunito MM"/>
                 <w:color w:val="2271FF"/>
                 <w:sz w:val="25"/>
               </w:rPr>
@@ -1477,7 +1477,7 @@
             </w:r>
             <w:r>
               <w:rPr>
-                <w:rFonts w:ascii="Helvetica Neue" w:hAnsi="Helvetica Neue" w:cs="Helvetica Neue" w:eastAsia="Helvetica Neue"/>
+                <w:rFonts w:ascii="Nunito MM" w:hAnsi="Nunito MM" w:cs="Nunito MM" w:eastAsia="Nunito MM"/>
                 <w:color w:val="111111"/>
                 <w:sz w:val="23"/>
               </w:rPr>
@@ -1495,7 +1495,7 @@
             </w:pPr>
             <w:r>
               <w:rPr>
-                <w:rFonts w:ascii="Helvetica Neue" w:hAnsi="Helvetica Neue" w:cs="Helvetica Neue" w:eastAsia="Helvetica Neue"/>
+                <w:rFonts w:ascii="Nunito MM" w:hAnsi="Nunito MM" w:cs="Nunito MM" w:eastAsia="Nunito MM"/>
                 <w:color w:val="039A9A"/>
                 <w:sz w:val="22"/>
               </w:rPr>
@@ -1503,7 +1503,7 @@
             </w:r>
             <w:r>
               <w:rPr>
-                <w:rFonts w:ascii="Helvetica Neue" w:hAnsi="Helvetica Neue" w:cs="Helvetica Neue" w:eastAsia="Helvetica Neue"/>
+                <w:rFonts w:ascii="Nunito MM" w:hAnsi="Nunito MM" w:cs="Nunito MM" w:eastAsia="Nunito MM"/>
                 <w:color w:val="039A9A"/>
                 <w:sz w:val="22"/>
               </w:rPr>
@@ -1511,7 +1511,7 @@
             </w:r>
             <w:r>
               <w:rPr>
-                <w:rFonts w:ascii="Helvetica Neue" w:hAnsi="Helvetica Neue" w:cs="Helvetica Neue" w:eastAsia="Helvetica Neue"/>
+                <w:rFonts w:ascii="Nunito MM" w:hAnsi="Nunito MM" w:cs="Nunito MM" w:eastAsia="Nunito MM"/>
                 <w:color w:val="039A9A"/>
                 <w:sz w:val="22"/>
               </w:rPr>
@@ -1519,7 +1519,7 @@
             </w:r>
             <w:r>
               <w:rPr>
-                <w:rFonts w:ascii="Helvetica Neue" w:hAnsi="Helvetica Neue" w:cs="Helvetica Neue" w:eastAsia="Helvetica Neue"/>
+                <w:rFonts w:ascii="Nunito MM" w:hAnsi="Nunito MM" w:cs="Nunito MM" w:eastAsia="Nunito MM"/>
                 <w:color w:val="039A9A"/>
                 <w:sz w:val="22"/>
               </w:rPr>
@@ -1527,7 +1527,7 @@
             </w:r>
             <w:r>
               <w:rPr>
-                <w:rFonts w:ascii="Helvetica Neue" w:hAnsi="Helvetica Neue" w:cs="Helvetica Neue" w:eastAsia="Helvetica Neue"/>
+                <w:rFonts w:ascii="Nunito MM" w:hAnsi="Nunito MM" w:cs="Nunito MM" w:eastAsia="Nunito MM"/>
                 <w:color w:val="039A9A"/>
                 <w:sz w:val="22"/>
               </w:rPr>
@@ -1547,7 +1547,7 @@
             </w:pPr>
             <w:r>
               <w:rPr>
-                <w:rFonts w:ascii="Helvetica Neue" w:hAnsi="Helvetica Neue" w:cs="Helvetica Neue" w:eastAsia="Helvetica Neue"/>
+                <w:rFonts w:ascii="Nunito MM" w:hAnsi="Nunito MM" w:cs="Nunito MM" w:eastAsia="Nunito MM"/>
                 <w:color w:val="039A9A"/>
                 <w:sz w:val="22"/>
               </w:rPr>
@@ -1562,7 +1562,7 @@
           <w:p>
             <w:r>
               <w:rPr>
-                <w:rFonts w:ascii="Helvetica Neue" w:hAnsi="Helvetica Neue" w:cs="Helvetica Neue" w:eastAsia="Helvetica Neue"/>
+                <w:rFonts w:ascii="Nunito MM" w:hAnsi="Nunito MM" w:cs="Nunito MM" w:eastAsia="Nunito MM"/>
                 <w:i/>
                 <w:color w:val="111111"/>
                 <w:sz w:val="23"/>
@@ -1571,7 +1571,7 @@
             </w:r>
             <w:r>
               <w:rPr>
-                <w:rFonts w:ascii="Helvetica Neue" w:hAnsi="Helvetica Neue" w:cs="Helvetica Neue" w:eastAsia="Helvetica Neue"/>
+                <w:rFonts w:ascii="Nunito MM" w:hAnsi="Nunito MM" w:cs="Nunito MM" w:eastAsia="Nunito MM"/>
                 <w:color w:val="111111"/>
                 <w:sz w:val="23"/>
               </w:rPr>
@@ -1579,7 +1579,7 @@
             </w:r>
             <w:r>
               <w:rPr>
-                <w:rFonts w:ascii="Helvetica Neue" w:hAnsi="Helvetica Neue" w:cs="Helvetica Neue" w:eastAsia="Helvetica Neue"/>
+                <w:rFonts w:ascii="Nunito MM" w:hAnsi="Nunito MM" w:cs="Nunito MM" w:eastAsia="Nunito MM"/>
                 <w:color w:val="2271FF"/>
                 <w:sz w:val="25"/>
               </w:rPr>
@@ -1587,7 +1587,7 @@
             </w:r>
             <w:r>
               <w:rPr>
-                <w:rFonts w:ascii="Helvetica Neue" w:hAnsi="Helvetica Neue" w:cs="Helvetica Neue" w:eastAsia="Helvetica Neue"/>
+                <w:rFonts w:ascii="Nunito MM" w:hAnsi="Nunito MM" w:cs="Nunito MM" w:eastAsia="Nunito MM"/>
                 <w:color w:val="111111"/>
                 <w:sz w:val="23"/>
               </w:rPr>
@@ -1595,7 +1595,7 @@
             </w:r>
             <w:r>
               <w:rPr>
-                <w:rFonts w:ascii="Helvetica Neue" w:hAnsi="Helvetica Neue" w:cs="Helvetica Neue" w:eastAsia="Helvetica Neue"/>
+                <w:rFonts w:ascii="Nunito MM" w:hAnsi="Nunito MM" w:cs="Nunito MM" w:eastAsia="Nunito MM"/>
                 <w:color w:val="2271FF"/>
                 <w:sz w:val="25"/>
               </w:rPr>
@@ -1603,7 +1603,7 @@
             </w:r>
             <w:r>
               <w:rPr>
-                <w:rFonts w:ascii="Helvetica Neue" w:hAnsi="Helvetica Neue" w:cs="Helvetica Neue" w:eastAsia="Helvetica Neue"/>
+                <w:rFonts w:ascii="Nunito MM" w:hAnsi="Nunito MM" w:cs="Nunito MM" w:eastAsia="Nunito MM"/>
                 <w:color w:val="111111"/>
                 <w:sz w:val="23"/>
               </w:rPr>
@@ -1621,7 +1621,7 @@
             </w:pPr>
             <w:r>
               <w:rPr>
-                <w:rFonts w:ascii="Helvetica Neue" w:hAnsi="Helvetica Neue" w:cs="Helvetica Neue" w:eastAsia="Helvetica Neue"/>
+                <w:rFonts w:ascii="Nunito MM" w:hAnsi="Nunito MM" w:cs="Nunito MM" w:eastAsia="Nunito MM"/>
                 <w:color w:val="039A9A"/>
                 <w:sz w:val="22"/>
               </w:rPr>
@@ -1629,7 +1629,7 @@
             </w:r>
             <w:r>
               <w:rPr>
-                <w:rFonts w:ascii="Helvetica Neue" w:hAnsi="Helvetica Neue" w:cs="Helvetica Neue" w:eastAsia="Helvetica Neue"/>
+                <w:rFonts w:ascii="Nunito MM" w:hAnsi="Nunito MM" w:cs="Nunito MM" w:eastAsia="Nunito MM"/>
                 <w:color w:val="039A9A"/>
                 <w:sz w:val="22"/>
               </w:rPr>
@@ -1637,7 +1637,7 @@
             </w:r>
             <w:r>
               <w:rPr>
-                <w:rFonts w:ascii="Helvetica Neue" w:hAnsi="Helvetica Neue" w:cs="Helvetica Neue" w:eastAsia="Helvetica Neue"/>
+                <w:rFonts w:ascii="Nunito MM" w:hAnsi="Nunito MM" w:cs="Nunito MM" w:eastAsia="Nunito MM"/>
                 <w:color w:val="039A9A"/>
                 <w:sz w:val="22"/>
               </w:rPr>
@@ -1645,7 +1645,7 @@
             </w:r>
             <w:r>
               <w:rPr>
-                <w:rFonts w:ascii="Helvetica Neue" w:hAnsi="Helvetica Neue" w:cs="Helvetica Neue" w:eastAsia="Helvetica Neue"/>
+                <w:rFonts w:ascii="Nunito MM" w:hAnsi="Nunito MM" w:cs="Nunito MM" w:eastAsia="Nunito MM"/>
                 <w:color w:val="039A9A"/>
                 <w:sz w:val="22"/>
               </w:rPr>
@@ -1653,7 +1653,7 @@
             </w:r>
             <w:r>
               <w:rPr>
-                <w:rFonts w:ascii="Helvetica Neue" w:hAnsi="Helvetica Neue" w:cs="Helvetica Neue" w:eastAsia="Helvetica Neue"/>
+                <w:rFonts w:ascii="Nunito MM" w:hAnsi="Nunito MM" w:cs="Nunito MM" w:eastAsia="Nunito MM"/>
                 <w:color w:val="039A9A"/>
                 <w:sz w:val="22"/>
               </w:rPr>
@@ -1673,7 +1673,7 @@
             </w:pPr>
             <w:r>
               <w:rPr>
-                <w:rFonts w:ascii="Helvetica Neue" w:hAnsi="Helvetica Neue" w:cs="Helvetica Neue" w:eastAsia="Helvetica Neue"/>
+                <w:rFonts w:ascii="Nunito MM" w:hAnsi="Nunito MM" w:cs="Nunito MM" w:eastAsia="Nunito MM"/>
                 <w:color w:val="039A9A"/>
                 <w:sz w:val="22"/>
               </w:rPr>
@@ -1688,7 +1688,7 @@
           <w:p>
             <w:r>
               <w:rPr>
-                <w:rFonts w:ascii="Helvetica Neue" w:hAnsi="Helvetica Neue" w:cs="Helvetica Neue" w:eastAsia="Helvetica Neue"/>
+                <w:rFonts w:ascii="Nunito MM" w:hAnsi="Nunito MM" w:cs="Nunito MM" w:eastAsia="Nunito MM"/>
                 <w:i/>
                 <w:color w:val="111111"/>
                 <w:sz w:val="23"/>
@@ -1697,7 +1697,7 @@
             </w:r>
             <w:r>
               <w:rPr>
-                <w:rFonts w:ascii="Helvetica Neue" w:hAnsi="Helvetica Neue" w:cs="Helvetica Neue" w:eastAsia="Helvetica Neue"/>
+                <w:rFonts w:ascii="Nunito MM" w:hAnsi="Nunito MM" w:cs="Nunito MM" w:eastAsia="Nunito MM"/>
                 <w:color w:val="111111"/>
                 <w:sz w:val="23"/>
               </w:rPr>
@@ -1705,7 +1705,7 @@
             </w:r>
             <w:r>
               <w:rPr>
-                <w:rFonts w:ascii="Helvetica Neue" w:hAnsi="Helvetica Neue" w:cs="Helvetica Neue" w:eastAsia="Helvetica Neue"/>
+                <w:rFonts w:ascii="Nunito MM" w:hAnsi="Nunito MM" w:cs="Nunito MM" w:eastAsia="Nunito MM"/>
                 <w:color w:val="2271FF"/>
                 <w:sz w:val="25"/>
               </w:rPr>
@@ -1713,7 +1713,7 @@
             </w:r>
             <w:r>
               <w:rPr>
-                <w:rFonts w:ascii="Helvetica Neue" w:hAnsi="Helvetica Neue" w:cs="Helvetica Neue" w:eastAsia="Helvetica Neue"/>
+                <w:rFonts w:ascii="Nunito MM" w:hAnsi="Nunito MM" w:cs="Nunito MM" w:eastAsia="Nunito MM"/>
                 <w:color w:val="111111"/>
                 <w:sz w:val="23"/>
               </w:rPr>
@@ -1731,7 +1731,7 @@
             </w:pPr>
             <w:r>
               <w:rPr>
-                <w:rFonts w:ascii="Helvetica Neue" w:hAnsi="Helvetica Neue" w:cs="Helvetica Neue" w:eastAsia="Helvetica Neue"/>
+                <w:rFonts w:ascii="Nunito MM" w:hAnsi="Nunito MM" w:cs="Nunito MM" w:eastAsia="Nunito MM"/>
                 <w:color w:val="039A9A"/>
                 <w:sz w:val="22"/>
               </w:rPr>
@@ -1739,7 +1739,7 @@
             </w:r>
             <w:r>
               <w:rPr>
-                <w:rFonts w:ascii="Helvetica Neue" w:hAnsi="Helvetica Neue" w:cs="Helvetica Neue" w:eastAsia="Helvetica Neue"/>
+                <w:rFonts w:ascii="Nunito MM" w:hAnsi="Nunito MM" w:cs="Nunito MM" w:eastAsia="Nunito MM"/>
                 <w:color w:val="039A9A"/>
                 <w:sz w:val="22"/>
               </w:rPr>
@@ -1747,7 +1747,7 @@
             </w:r>
             <w:r>
               <w:rPr>
-                <w:rFonts w:ascii="Helvetica Neue" w:hAnsi="Helvetica Neue" w:cs="Helvetica Neue" w:eastAsia="Helvetica Neue"/>
+                <w:rFonts w:ascii="Nunito MM" w:hAnsi="Nunito MM" w:cs="Nunito MM" w:eastAsia="Nunito MM"/>
                 <w:color w:val="039A9A"/>
                 <w:sz w:val="22"/>
               </w:rPr>
@@ -1755,7 +1755,7 @@
             </w:r>
             <w:r>
               <w:rPr>
-                <w:rFonts w:ascii="Helvetica Neue" w:hAnsi="Helvetica Neue" w:cs="Helvetica Neue" w:eastAsia="Helvetica Neue"/>
+                <w:rFonts w:ascii="Nunito MM" w:hAnsi="Nunito MM" w:cs="Nunito MM" w:eastAsia="Nunito MM"/>
                 <w:color w:val="039A9A"/>
                 <w:sz w:val="22"/>
               </w:rPr>
@@ -1763,7 +1763,7 @@
             </w:r>
             <w:r>
               <w:rPr>
-                <w:rFonts w:ascii="Helvetica Neue" w:hAnsi="Helvetica Neue" w:cs="Helvetica Neue" w:eastAsia="Helvetica Neue"/>
+                <w:rFonts w:ascii="Nunito MM" w:hAnsi="Nunito MM" w:cs="Nunito MM" w:eastAsia="Nunito MM"/>
                 <w:color w:val="039A9A"/>
                 <w:sz w:val="22"/>
               </w:rPr>
@@ -1783,7 +1783,7 @@
             </w:pPr>
             <w:r>
               <w:rPr>
-                <w:rFonts w:ascii="Helvetica Neue" w:hAnsi="Helvetica Neue" w:cs="Helvetica Neue" w:eastAsia="Helvetica Neue"/>
+                <w:rFonts w:ascii="Nunito MM" w:hAnsi="Nunito MM" w:cs="Nunito MM" w:eastAsia="Nunito MM"/>
                 <w:color w:val="039A9A"/>
                 <w:sz w:val="22"/>
               </w:rPr>
@@ -1798,7 +1798,7 @@
           <w:p>
             <w:r>
               <w:rPr>
-                <w:rFonts w:ascii="Helvetica Neue" w:hAnsi="Helvetica Neue" w:cs="Helvetica Neue" w:eastAsia="Helvetica Neue"/>
+                <w:rFonts w:ascii="Nunito MM" w:hAnsi="Nunito MM" w:cs="Nunito MM" w:eastAsia="Nunito MM"/>
                 <w:i/>
                 <w:color w:val="111111"/>
                 <w:sz w:val="23"/>
@@ -1807,7 +1807,7 @@
             </w:r>
             <w:r>
               <w:rPr>
-                <w:rFonts w:ascii="Helvetica Neue" w:hAnsi="Helvetica Neue" w:cs="Helvetica Neue" w:eastAsia="Helvetica Neue"/>
+                <w:rFonts w:ascii="Nunito MM" w:hAnsi="Nunito MM" w:cs="Nunito MM" w:eastAsia="Nunito MM"/>
                 <w:color w:val="111111"/>
                 <w:sz w:val="23"/>
               </w:rPr>
@@ -1825,7 +1825,7 @@
             </w:pPr>
             <w:r>
               <w:rPr>
-                <w:rFonts w:ascii="Helvetica Neue" w:hAnsi="Helvetica Neue" w:cs="Helvetica Neue" w:eastAsia="Helvetica Neue"/>
+                <w:rFonts w:ascii="Nunito MM" w:hAnsi="Nunito MM" w:cs="Nunito MM" w:eastAsia="Nunito MM"/>
                 <w:color w:val="039A9A"/>
                 <w:sz w:val="22"/>
               </w:rPr>
@@ -1833,7 +1833,7 @@
             </w:r>
             <w:r>
               <w:rPr>
-                <w:rFonts w:ascii="Helvetica Neue" w:hAnsi="Helvetica Neue" w:cs="Helvetica Neue" w:eastAsia="Helvetica Neue"/>
+                <w:rFonts w:ascii="Nunito MM" w:hAnsi="Nunito MM" w:cs="Nunito MM" w:eastAsia="Nunito MM"/>
                 <w:color w:val="039A9A"/>
                 <w:sz w:val="22"/>
               </w:rPr>
@@ -1841,7 +1841,7 @@
             </w:r>
             <w:r>
               <w:rPr>
-                <w:rFonts w:ascii="Helvetica Neue" w:hAnsi="Helvetica Neue" w:cs="Helvetica Neue" w:eastAsia="Helvetica Neue"/>
+                <w:rFonts w:ascii="Nunito MM" w:hAnsi="Nunito MM" w:cs="Nunito MM" w:eastAsia="Nunito MM"/>
                 <w:color w:val="039A9A"/>
                 <w:sz w:val="22"/>
               </w:rPr>
@@ -1849,7 +1849,7 @@
             </w:r>
             <w:r>
               <w:rPr>
-                <w:rFonts w:ascii="Helvetica Neue" w:hAnsi="Helvetica Neue" w:cs="Helvetica Neue" w:eastAsia="Helvetica Neue"/>
+                <w:rFonts w:ascii="Nunito MM" w:hAnsi="Nunito MM" w:cs="Nunito MM" w:eastAsia="Nunito MM"/>
                 <w:color w:val="039A9A"/>
                 <w:sz w:val="22"/>
               </w:rPr>
@@ -1857,7 +1857,7 @@
             </w:r>
             <w:r>
               <w:rPr>
-                <w:rFonts w:ascii="Helvetica Neue" w:hAnsi="Helvetica Neue" w:cs="Helvetica Neue" w:eastAsia="Helvetica Neue"/>
+                <w:rFonts w:ascii="Nunito MM" w:hAnsi="Nunito MM" w:cs="Nunito MM" w:eastAsia="Nunito MM"/>
                 <w:color w:val="039A9A"/>
                 <w:sz w:val="22"/>
               </w:rPr>
@@ -1946,7 +1946,7 @@
             </w:pPr>
             <w:r>
               <w:rPr>
-                <w:rFonts w:ascii="Helvetica Neue" w:hAnsi="Helvetica Neue" w:cs="Helvetica Neue" w:eastAsia="Helvetica Neue"/>
+                <w:rFonts w:ascii="Nunito MM" w:hAnsi="Nunito MM" w:cs="Nunito MM" w:eastAsia="Nunito MM"/>
                 <w:b/>
                 <w:color w:val="039A9A"/>
                 <w:sz w:val="34"/>
@@ -1957,7 +1957,7 @@
           <w:p>
             <w:r>
               <w:rPr>
-                <w:rFonts w:ascii="Helvetica Neue" w:hAnsi="Helvetica Neue" w:cs="Helvetica Neue" w:eastAsia="Helvetica Neue"/>
+                <w:rFonts w:ascii="Nunito MM" w:hAnsi="Nunito MM" w:cs="Nunito MM" w:eastAsia="Nunito MM"/>
                 <w:color w:val="2271FF"/>
                 <w:sz w:val="26"/>
               </w:rPr>
@@ -1975,7 +1975,7 @@
           <w:p>
             <w:r>
               <w:rPr>
-                <w:rFonts w:ascii="Helvetica Neue" w:hAnsi="Helvetica Neue" w:cs="Helvetica Neue" w:eastAsia="Helvetica Neue"/>
+                <w:rFonts w:ascii="Nunito MM" w:hAnsi="Nunito MM" w:cs="Nunito MM" w:eastAsia="Nunito MM"/>
                 <w:i/>
                 <w:color w:val="111111"/>
                 <w:sz w:val="22"/>
@@ -2029,7 +2029,7 @@
             </w:pPr>
             <w:r>
               <w:rPr>
-                <w:rFonts w:ascii="Helvetica Neue" w:hAnsi="Helvetica Neue" w:cs="Helvetica Neue" w:eastAsia="Helvetica Neue"/>
+                <w:rFonts w:ascii="Nunito MM" w:hAnsi="Nunito MM" w:cs="Nunito MM" w:eastAsia="Nunito MM"/>
                 <w:b/>
                 <w:color w:val="039A9A"/>
                 <w:sz w:val="21"/>
@@ -2048,7 +2048,7 @@
             </w:pPr>
             <w:r>
               <w:rPr>
-                <w:rFonts w:ascii="Helvetica Neue" w:hAnsi="Helvetica Neue" w:cs="Helvetica Neue" w:eastAsia="Helvetica Neue"/>
+                <w:rFonts w:ascii="Nunito MM" w:hAnsi="Nunito MM" w:cs="Nunito MM" w:eastAsia="Nunito MM"/>
                 <w:b/>
                 <w:color w:val="039A9A"/>
                 <w:sz w:val="21"/>
@@ -2067,7 +2067,7 @@
             </w:pPr>
             <w:r>
               <w:rPr>
-                <w:rFonts w:ascii="Helvetica Neue" w:hAnsi="Helvetica Neue" w:cs="Helvetica Neue" w:eastAsia="Helvetica Neue"/>
+                <w:rFonts w:ascii="Nunito MM" w:hAnsi="Nunito MM" w:cs="Nunito MM" w:eastAsia="Nunito MM"/>
                 <w:b/>
                 <w:color w:val="039A9A"/>
                 <w:sz w:val="21"/>
@@ -2091,7 +2091,7 @@
             </w:pPr>
             <w:r>
               <w:rPr>
-                <w:rFonts w:ascii="Helvetica Neue" w:hAnsi="Helvetica Neue" w:cs="Helvetica Neue" w:eastAsia="Helvetica Neue"/>
+                <w:rFonts w:ascii="Nunito MM" w:hAnsi="Nunito MM" w:cs="Nunito MM" w:eastAsia="Nunito MM"/>
                 <w:color w:val="2271FF"/>
                 <w:sz w:val="23"/>
               </w:rPr>
@@ -2099,7 +2099,7 @@
             </w:r>
             <w:r>
               <w:rPr>
-                <w:rFonts w:ascii="Helvetica Neue" w:hAnsi="Helvetica Neue" w:cs="Helvetica Neue" w:eastAsia="Helvetica Neue"/>
+                <w:rFonts w:ascii="Nunito MM" w:hAnsi="Nunito MM" w:cs="Nunito MM" w:eastAsia="Nunito MM"/>
                 <w:color w:val="111111"/>
                 <w:sz w:val="21"/>
               </w:rPr>
@@ -2107,7 +2107,7 @@
             </w:r>
             <w:r>
               <w:rPr>
-                <w:rFonts w:ascii="Helvetica Neue" w:hAnsi="Helvetica Neue" w:cs="Helvetica Neue" w:eastAsia="Helvetica Neue"/>
+                <w:rFonts w:ascii="Nunito MM" w:hAnsi="Nunito MM" w:cs="Nunito MM" w:eastAsia="Nunito MM"/>
                 <w:color w:val="2271FF"/>
                 <w:sz w:val="23"/>
               </w:rPr>
@@ -2125,7 +2125,7 @@
             </w:pPr>
             <w:r>
               <w:rPr>
-                <w:rFonts w:ascii="Helvetica Neue" w:hAnsi="Helvetica Neue" w:cs="Helvetica Neue" w:eastAsia="Helvetica Neue"/>
+                <w:rFonts w:ascii="Nunito MM" w:hAnsi="Nunito MM" w:cs="Nunito MM" w:eastAsia="Nunito MM"/>
                 <w:color w:val="111111"/>
                 <w:sz w:val="21"/>
               </w:rPr>
@@ -2143,7 +2143,7 @@
             </w:pPr>
             <w:r>
               <w:rPr>
-                <w:rFonts w:ascii="Helvetica Neue" w:hAnsi="Helvetica Neue" w:cs="Helvetica Neue" w:eastAsia="Helvetica Neue"/>
+                <w:rFonts w:ascii="Nunito MM" w:hAnsi="Nunito MM" w:cs="Nunito MM" w:eastAsia="Nunito MM"/>
                 <w:color w:val="2271FF"/>
                 <w:sz w:val="23"/>
               </w:rPr>
@@ -2167,7 +2167,7 @@
             </w:pPr>
             <w:r>
               <w:rPr>
-                <w:rFonts w:ascii="Helvetica Neue" w:hAnsi="Helvetica Neue" w:cs="Helvetica Neue" w:eastAsia="Helvetica Neue"/>
+                <w:rFonts w:ascii="Nunito MM" w:hAnsi="Nunito MM" w:cs="Nunito MM" w:eastAsia="Nunito MM"/>
                 <w:color w:val="111111"/>
                 <w:sz w:val="21"/>
               </w:rPr>
@@ -2175,7 +2175,7 @@
             </w:r>
             <w:r>
               <w:rPr>
-                <w:rFonts w:ascii="Helvetica Neue" w:hAnsi="Helvetica Neue" w:cs="Helvetica Neue" w:eastAsia="Helvetica Neue"/>
+                <w:rFonts w:ascii="Nunito MM" w:hAnsi="Nunito MM" w:cs="Nunito MM" w:eastAsia="Nunito MM"/>
                 <w:color w:val="2271FF"/>
                 <w:sz w:val="23"/>
               </w:rPr>
@@ -2194,7 +2194,7 @@
             </w:pPr>
             <w:r>
               <w:rPr>
-                <w:rFonts w:ascii="Helvetica Neue" w:hAnsi="Helvetica Neue" w:cs="Helvetica Neue" w:eastAsia="Helvetica Neue"/>
+                <w:rFonts w:ascii="Nunito MM" w:hAnsi="Nunito MM" w:cs="Nunito MM" w:eastAsia="Nunito MM"/>
                 <w:color w:val="111111"/>
                 <w:sz w:val="21"/>
               </w:rPr>
@@ -2213,7 +2213,7 @@
             </w:pPr>
             <w:r>
               <w:rPr>
-                <w:rFonts w:ascii="Helvetica Neue" w:hAnsi="Helvetica Neue" w:cs="Helvetica Neue" w:eastAsia="Helvetica Neue"/>
+                <w:rFonts w:ascii="Nunito MM" w:hAnsi="Nunito MM" w:cs="Nunito MM" w:eastAsia="Nunito MM"/>
                 <w:color w:val="2271FF"/>
                 <w:sz w:val="23"/>
               </w:rPr>
@@ -2236,7 +2236,7 @@
             </w:pPr>
             <w:r>
               <w:rPr>
-                <w:rFonts w:ascii="Helvetica Neue" w:hAnsi="Helvetica Neue" w:cs="Helvetica Neue" w:eastAsia="Helvetica Neue"/>
+                <w:rFonts w:ascii="Nunito MM" w:hAnsi="Nunito MM" w:cs="Nunito MM" w:eastAsia="Nunito MM"/>
                 <w:color w:val="111111"/>
                 <w:sz w:val="21"/>
               </w:rPr>
@@ -2244,7 +2244,7 @@
             </w:r>
             <w:r>
               <w:rPr>
-                <w:rFonts w:ascii="Helvetica Neue" w:hAnsi="Helvetica Neue" w:cs="Helvetica Neue" w:eastAsia="Helvetica Neue"/>
+                <w:rFonts w:ascii="Nunito MM" w:hAnsi="Nunito MM" w:cs="Nunito MM" w:eastAsia="Nunito MM"/>
                 <w:color w:val="2271FF"/>
                 <w:sz w:val="23"/>
               </w:rPr>
@@ -2262,7 +2262,7 @@
             </w:pPr>
             <w:r>
               <w:rPr>
-                <w:rFonts w:ascii="Helvetica Neue" w:hAnsi="Helvetica Neue" w:cs="Helvetica Neue" w:eastAsia="Helvetica Neue"/>
+                <w:rFonts w:ascii="Nunito MM" w:hAnsi="Nunito MM" w:cs="Nunito MM" w:eastAsia="Nunito MM"/>
                 <w:color w:val="111111"/>
                 <w:sz w:val="21"/>
               </w:rPr>
@@ -2280,7 +2280,7 @@
             </w:pPr>
             <w:r>
               <w:rPr>
-                <w:rFonts w:ascii="Helvetica Neue" w:hAnsi="Helvetica Neue" w:cs="Helvetica Neue" w:eastAsia="Helvetica Neue"/>
+                <w:rFonts w:ascii="Nunito MM" w:hAnsi="Nunito MM" w:cs="Nunito MM" w:eastAsia="Nunito MM"/>
                 <w:color w:val="2271FF"/>
                 <w:sz w:val="23"/>
               </w:rPr>
@@ -2304,7 +2304,7 @@
             </w:pPr>
             <w:r>
               <w:rPr>
-                <w:rFonts w:ascii="Helvetica Neue" w:hAnsi="Helvetica Neue" w:cs="Helvetica Neue" w:eastAsia="Helvetica Neue"/>
+                <w:rFonts w:ascii="Nunito MM" w:hAnsi="Nunito MM" w:cs="Nunito MM" w:eastAsia="Nunito MM"/>
                 <w:color w:val="111111"/>
                 <w:sz w:val="21"/>
               </w:rPr>
@@ -2312,7 +2312,7 @@
             </w:r>
             <w:r>
               <w:rPr>
-                <w:rFonts w:ascii="Helvetica Neue" w:hAnsi="Helvetica Neue" w:cs="Helvetica Neue" w:eastAsia="Helvetica Neue"/>
+                <w:rFonts w:ascii="Nunito MM" w:hAnsi="Nunito MM" w:cs="Nunito MM" w:eastAsia="Nunito MM"/>
                 <w:color w:val="2271FF"/>
                 <w:sz w:val="23"/>
               </w:rPr>
@@ -2331,7 +2331,7 @@
             </w:pPr>
             <w:r>
               <w:rPr>
-                <w:rFonts w:ascii="Helvetica Neue" w:hAnsi="Helvetica Neue" w:cs="Helvetica Neue" w:eastAsia="Helvetica Neue"/>
+                <w:rFonts w:ascii="Nunito MM" w:hAnsi="Nunito MM" w:cs="Nunito MM" w:eastAsia="Nunito MM"/>
                 <w:color w:val="111111"/>
                 <w:sz w:val="21"/>
               </w:rPr>
@@ -2350,7 +2350,7 @@
             </w:pPr>
             <w:r>
               <w:rPr>
-                <w:rFonts w:ascii="Helvetica Neue" w:hAnsi="Helvetica Neue" w:cs="Helvetica Neue" w:eastAsia="Helvetica Neue"/>
+                <w:rFonts w:ascii="Nunito MM" w:hAnsi="Nunito MM" w:cs="Nunito MM" w:eastAsia="Nunito MM"/>
                 <w:color w:val="2271FF"/>
                 <w:sz w:val="23"/>
               </w:rPr>
@@ -2373,7 +2373,7 @@
             </w:pPr>
             <w:r>
               <w:rPr>
-                <w:rFonts w:ascii="Helvetica Neue" w:hAnsi="Helvetica Neue" w:cs="Helvetica Neue" w:eastAsia="Helvetica Neue"/>
+                <w:rFonts w:ascii="Nunito MM" w:hAnsi="Nunito MM" w:cs="Nunito MM" w:eastAsia="Nunito MM"/>
                 <w:color w:val="111111"/>
                 <w:sz w:val="21"/>
               </w:rPr>
@@ -2381,7 +2381,7 @@
             </w:r>
             <w:r>
               <w:rPr>
-                <w:rFonts w:ascii="Helvetica Neue" w:hAnsi="Helvetica Neue" w:cs="Helvetica Neue" w:eastAsia="Helvetica Neue"/>
+                <w:rFonts w:ascii="Nunito MM" w:hAnsi="Nunito MM" w:cs="Nunito MM" w:eastAsia="Nunito MM"/>
                 <w:color w:val="2271FF"/>
                 <w:sz w:val="23"/>
               </w:rPr>
@@ -2389,7 +2389,7 @@
             </w:r>
             <w:r>
               <w:rPr>
-                <w:rFonts w:ascii="Helvetica Neue" w:hAnsi="Helvetica Neue" w:cs="Helvetica Neue" w:eastAsia="Helvetica Neue"/>
+                <w:rFonts w:ascii="Nunito MM" w:hAnsi="Nunito MM" w:cs="Nunito MM" w:eastAsia="Nunito MM"/>
                 <w:color w:val="111111"/>
                 <w:sz w:val="21"/>
               </w:rPr>
@@ -2407,7 +2407,7 @@
             </w:pPr>
             <w:r>
               <w:rPr>
-                <w:rFonts w:ascii="Helvetica Neue" w:hAnsi="Helvetica Neue" w:cs="Helvetica Neue" w:eastAsia="Helvetica Neue"/>
+                <w:rFonts w:ascii="Nunito MM" w:hAnsi="Nunito MM" w:cs="Nunito MM" w:eastAsia="Nunito MM"/>
                 <w:color w:val="111111"/>
                 <w:sz w:val="21"/>
               </w:rPr>
@@ -2425,7 +2425,7 @@
             </w:pPr>
             <w:r>
               <w:rPr>
-                <w:rFonts w:ascii="Helvetica Neue" w:hAnsi="Helvetica Neue" w:cs="Helvetica Neue" w:eastAsia="Helvetica Neue"/>
+                <w:rFonts w:ascii="Nunito MM" w:hAnsi="Nunito MM" w:cs="Nunito MM" w:eastAsia="Nunito MM"/>
                 <w:color w:val="2271FF"/>
                 <w:sz w:val="23"/>
               </w:rPr>
@@ -2449,7 +2449,7 @@
             </w:pPr>
             <w:r>
               <w:rPr>
-                <w:rFonts w:ascii="Helvetica Neue" w:hAnsi="Helvetica Neue" w:cs="Helvetica Neue" w:eastAsia="Helvetica Neue"/>
+                <w:rFonts w:ascii="Nunito MM" w:hAnsi="Nunito MM" w:cs="Nunito MM" w:eastAsia="Nunito MM"/>
                 <w:color w:val="111111"/>
                 <w:sz w:val="21"/>
               </w:rPr>
@@ -2457,7 +2457,7 @@
             </w:r>
             <w:r>
               <w:rPr>
-                <w:rFonts w:ascii="Helvetica Neue" w:hAnsi="Helvetica Neue" w:cs="Helvetica Neue" w:eastAsia="Helvetica Neue"/>
+                <w:rFonts w:ascii="Nunito MM" w:hAnsi="Nunito MM" w:cs="Nunito MM" w:eastAsia="Nunito MM"/>
                 <w:color w:val="2271FF"/>
                 <w:sz w:val="23"/>
               </w:rPr>
@@ -2465,7 +2465,7 @@
             </w:r>
             <w:r>
               <w:rPr>
-                <w:rFonts w:ascii="Helvetica Neue" w:hAnsi="Helvetica Neue" w:cs="Helvetica Neue" w:eastAsia="Helvetica Neue"/>
+                <w:rFonts w:ascii="Nunito MM" w:hAnsi="Nunito MM" w:cs="Nunito MM" w:eastAsia="Nunito MM"/>
                 <w:color w:val="111111"/>
                 <w:sz w:val="21"/>
               </w:rPr>
@@ -2484,7 +2484,7 @@
             </w:pPr>
             <w:r>
               <w:rPr>
-                <w:rFonts w:ascii="Helvetica Neue" w:hAnsi="Helvetica Neue" w:cs="Helvetica Neue" w:eastAsia="Helvetica Neue"/>
+                <w:rFonts w:ascii="Nunito MM" w:hAnsi="Nunito MM" w:cs="Nunito MM" w:eastAsia="Nunito MM"/>
                 <w:color w:val="111111"/>
                 <w:sz w:val="21"/>
               </w:rPr>
@@ -2503,7 +2503,7 @@
             </w:pPr>
             <w:r>
               <w:rPr>
-                <w:rFonts w:ascii="Helvetica Neue" w:hAnsi="Helvetica Neue" w:cs="Helvetica Neue" w:eastAsia="Helvetica Neue"/>
+                <w:rFonts w:ascii="Nunito MM" w:hAnsi="Nunito MM" w:cs="Nunito MM" w:eastAsia="Nunito MM"/>
                 <w:color w:val="2271FF"/>
                 <w:sz w:val="23"/>
               </w:rPr>
@@ -2526,7 +2526,7 @@
             </w:pPr>
             <w:r>
               <w:rPr>
-                <w:rFonts w:ascii="Helvetica Neue" w:hAnsi="Helvetica Neue" w:cs="Helvetica Neue" w:eastAsia="Helvetica Neue"/>
+                <w:rFonts w:ascii="Nunito MM" w:hAnsi="Nunito MM" w:cs="Nunito MM" w:eastAsia="Nunito MM"/>
                 <w:color w:val="111111"/>
                 <w:sz w:val="21"/>
               </w:rPr>
@@ -2534,7 +2534,7 @@
             </w:r>
             <w:r>
               <w:rPr>
-                <w:rFonts w:ascii="Helvetica Neue" w:hAnsi="Helvetica Neue" w:cs="Helvetica Neue" w:eastAsia="Helvetica Neue"/>
+                <w:rFonts w:ascii="Nunito MM" w:hAnsi="Nunito MM" w:cs="Nunito MM" w:eastAsia="Nunito MM"/>
                 <w:color w:val="2271FF"/>
                 <w:sz w:val="23"/>
               </w:rPr>
@@ -2542,7 +2542,7 @@
             </w:r>
             <w:r>
               <w:rPr>
-                <w:rFonts w:ascii="Helvetica Neue" w:hAnsi="Helvetica Neue" w:cs="Helvetica Neue" w:eastAsia="Helvetica Neue"/>
+                <w:rFonts w:ascii="Nunito MM" w:hAnsi="Nunito MM" w:cs="Nunito MM" w:eastAsia="Nunito MM"/>
                 <w:color w:val="111111"/>
                 <w:sz w:val="21"/>
               </w:rPr>
@@ -2550,7 +2550,7 @@
             </w:r>
             <w:r>
               <w:rPr>
-                <w:rFonts w:ascii="Helvetica Neue" w:hAnsi="Helvetica Neue" w:cs="Helvetica Neue" w:eastAsia="Helvetica Neue"/>
+                <w:rFonts w:ascii="Nunito MM" w:hAnsi="Nunito MM" w:cs="Nunito MM" w:eastAsia="Nunito MM"/>
                 <w:color w:val="2271FF"/>
                 <w:sz w:val="23"/>
               </w:rPr>
@@ -2568,7 +2568,7 @@
             </w:pPr>
             <w:r>
               <w:rPr>
-                <w:rFonts w:ascii="Helvetica Neue" w:hAnsi="Helvetica Neue" w:cs="Helvetica Neue" w:eastAsia="Helvetica Neue"/>
+                <w:rFonts w:ascii="Nunito MM" w:hAnsi="Nunito MM" w:cs="Nunito MM" w:eastAsia="Nunito MM"/>
                 <w:color w:val="111111"/>
                 <w:sz w:val="21"/>
               </w:rPr>
@@ -2576,7 +2576,7 @@
             </w:r>
             <w:r>
               <w:rPr>
-                <w:rFonts w:ascii="Helvetica Neue" w:hAnsi="Helvetica Neue" w:cs="Helvetica Neue" w:eastAsia="Helvetica Neue"/>
+                <w:rFonts w:ascii="Nunito MM" w:hAnsi="Nunito MM" w:cs="Nunito MM" w:eastAsia="Nunito MM"/>
                 <w:color w:val="2271FF"/>
                 <w:sz w:val="23"/>
               </w:rPr>
@@ -2584,7 +2584,7 @@
             </w:r>
             <w:r>
               <w:rPr>
-                <w:rFonts w:ascii="Helvetica Neue" w:hAnsi="Helvetica Neue" w:cs="Helvetica Neue" w:eastAsia="Helvetica Neue"/>
+                <w:rFonts w:ascii="Nunito MM" w:hAnsi="Nunito MM" w:cs="Nunito MM" w:eastAsia="Nunito MM"/>
                 <w:color w:val="111111"/>
                 <w:sz w:val="21"/>
               </w:rPr>
@@ -2592,7 +2592,7 @@
             </w:r>
             <w:r>
               <w:rPr>
-                <w:rFonts w:ascii="Helvetica Neue" w:hAnsi="Helvetica Neue" w:cs="Helvetica Neue" w:eastAsia="Helvetica Neue"/>
+                <w:rFonts w:ascii="Nunito MM" w:hAnsi="Nunito MM" w:cs="Nunito MM" w:eastAsia="Nunito MM"/>
                 <w:color w:val="2271FF"/>
                 <w:sz w:val="23"/>
               </w:rPr>
@@ -2600,7 +2600,7 @@
             </w:r>
             <w:r>
               <w:rPr>
-                <w:rFonts w:ascii="Helvetica Neue" w:hAnsi="Helvetica Neue" w:cs="Helvetica Neue" w:eastAsia="Helvetica Neue"/>
+                <w:rFonts w:ascii="Nunito MM" w:hAnsi="Nunito MM" w:cs="Nunito MM" w:eastAsia="Nunito MM"/>
                 <w:color w:val="111111"/>
                 <w:sz w:val="21"/>
               </w:rPr>
@@ -2618,7 +2618,7 @@
             </w:pPr>
             <w:r>
               <w:rPr>
-                <w:rFonts w:ascii="Helvetica Neue" w:hAnsi="Helvetica Neue" w:cs="Helvetica Neue" w:eastAsia="Helvetica Neue"/>
+                <w:rFonts w:ascii="Nunito MM" w:hAnsi="Nunito MM" w:cs="Nunito MM" w:eastAsia="Nunito MM"/>
                 <w:color w:val="2271FF"/>
                 <w:sz w:val="23"/>
               </w:rPr>
@@ -2642,7 +2642,7 @@
             </w:pPr>
             <w:r>
               <w:rPr>
-                <w:rFonts w:ascii="Helvetica Neue" w:hAnsi="Helvetica Neue" w:cs="Helvetica Neue" w:eastAsia="Helvetica Neue"/>
+                <w:rFonts w:ascii="Nunito MM" w:hAnsi="Nunito MM" w:cs="Nunito MM" w:eastAsia="Nunito MM"/>
                 <w:color w:val="111111"/>
                 <w:sz w:val="21"/>
               </w:rPr>
@@ -2650,7 +2650,7 @@
             </w:r>
             <w:r>
               <w:rPr>
-                <w:rFonts w:ascii="Helvetica Neue" w:hAnsi="Helvetica Neue" w:cs="Helvetica Neue" w:eastAsia="Helvetica Neue"/>
+                <w:rFonts w:ascii="Nunito MM" w:hAnsi="Nunito MM" w:cs="Nunito MM" w:eastAsia="Nunito MM"/>
                 <w:color w:val="2271FF"/>
                 <w:sz w:val="23"/>
               </w:rPr>
@@ -2669,7 +2669,7 @@
             </w:pPr>
             <w:r>
               <w:rPr>
-                <w:rFonts w:ascii="Helvetica Neue" w:hAnsi="Helvetica Neue" w:cs="Helvetica Neue" w:eastAsia="Helvetica Neue"/>
+                <w:rFonts w:ascii="Nunito MM" w:hAnsi="Nunito MM" w:cs="Nunito MM" w:eastAsia="Nunito MM"/>
                 <w:color w:val="111111"/>
                 <w:sz w:val="21"/>
               </w:rPr>
@@ -2688,7 +2688,7 @@
             </w:pPr>
             <w:r>
               <w:rPr>
-                <w:rFonts w:ascii="Helvetica Neue" w:hAnsi="Helvetica Neue" w:cs="Helvetica Neue" w:eastAsia="Helvetica Neue"/>
+                <w:rFonts w:ascii="Nunito MM" w:hAnsi="Nunito MM" w:cs="Nunito MM" w:eastAsia="Nunito MM"/>
                 <w:color w:val="2271FF"/>
                 <w:sz w:val="23"/>
               </w:rPr>
@@ -2711,7 +2711,7 @@
             </w:pPr>
             <w:r>
               <w:rPr>
-                <w:rFonts w:ascii="Helvetica Neue" w:hAnsi="Helvetica Neue" w:cs="Helvetica Neue" w:eastAsia="Helvetica Neue"/>
+                <w:rFonts w:ascii="Nunito MM" w:hAnsi="Nunito MM" w:cs="Nunito MM" w:eastAsia="Nunito MM"/>
                 <w:color w:val="111111"/>
                 <w:sz w:val="21"/>
               </w:rPr>
@@ -2719,7 +2719,7 @@
             </w:r>
             <w:r>
               <w:rPr>
-                <w:rFonts w:ascii="Helvetica Neue" w:hAnsi="Helvetica Neue" w:cs="Helvetica Neue" w:eastAsia="Helvetica Neue"/>
+                <w:rFonts w:ascii="Nunito MM" w:hAnsi="Nunito MM" w:cs="Nunito MM" w:eastAsia="Nunito MM"/>
                 <w:color w:val="2271FF"/>
                 <w:sz w:val="23"/>
               </w:rPr>
@@ -2727,7 +2727,7 @@
             </w:r>
             <w:r>
               <w:rPr>
-                <w:rFonts w:ascii="Helvetica Neue" w:hAnsi="Helvetica Neue" w:cs="Helvetica Neue" w:eastAsia="Helvetica Neue"/>
+                <w:rFonts w:ascii="Nunito MM" w:hAnsi="Nunito MM" w:cs="Nunito MM" w:eastAsia="Nunito MM"/>
                 <w:color w:val="111111"/>
                 <w:sz w:val="21"/>
               </w:rPr>
@@ -2745,7 +2745,7 @@
             </w:pPr>
             <w:r>
               <w:rPr>
-                <w:rFonts w:ascii="Helvetica Neue" w:hAnsi="Helvetica Neue" w:cs="Helvetica Neue" w:eastAsia="Helvetica Neue"/>
+                <w:rFonts w:ascii="Nunito MM" w:hAnsi="Nunito MM" w:cs="Nunito MM" w:eastAsia="Nunito MM"/>
                 <w:color w:val="111111"/>
                 <w:sz w:val="21"/>
               </w:rPr>
@@ -2763,7 +2763,7 @@
             </w:pPr>
             <w:r>
               <w:rPr>
-                <w:rFonts w:ascii="Helvetica Neue" w:hAnsi="Helvetica Neue" w:cs="Helvetica Neue" w:eastAsia="Helvetica Neue"/>
+                <w:rFonts w:ascii="Nunito MM" w:hAnsi="Nunito MM" w:cs="Nunito MM" w:eastAsia="Nunito MM"/>
                 <w:color w:val="2271FF"/>
                 <w:sz w:val="23"/>
               </w:rPr>
@@ -2787,7 +2787,7 @@
             </w:pPr>
             <w:r>
               <w:rPr>
-                <w:rFonts w:ascii="Helvetica Neue" w:hAnsi="Helvetica Neue" w:cs="Helvetica Neue" w:eastAsia="Helvetica Neue"/>
+                <w:rFonts w:ascii="Nunito MM" w:hAnsi="Nunito MM" w:cs="Nunito MM" w:eastAsia="Nunito MM"/>
                 <w:color w:val="111111"/>
                 <w:sz w:val="21"/>
               </w:rPr>
@@ -2795,7 +2795,7 @@
             </w:r>
             <w:r>
               <w:rPr>
-                <w:rFonts w:ascii="Helvetica Neue" w:hAnsi="Helvetica Neue" w:cs="Helvetica Neue" w:eastAsia="Helvetica Neue"/>
+                <w:rFonts w:ascii="Nunito MM" w:hAnsi="Nunito MM" w:cs="Nunito MM" w:eastAsia="Nunito MM"/>
                 <w:color w:val="2271FF"/>
                 <w:sz w:val="23"/>
               </w:rPr>
@@ -2803,7 +2803,7 @@
             </w:r>
             <w:r>
               <w:rPr>
-                <w:rFonts w:ascii="Helvetica Neue" w:hAnsi="Helvetica Neue" w:cs="Helvetica Neue" w:eastAsia="Helvetica Neue"/>
+                <w:rFonts w:ascii="Nunito MM" w:hAnsi="Nunito MM" w:cs="Nunito MM" w:eastAsia="Nunito MM"/>
                 <w:color w:val="111111"/>
                 <w:sz w:val="21"/>
               </w:rPr>
@@ -2811,7 +2811,7 @@
             </w:r>
             <w:r>
               <w:rPr>
-                <w:rFonts w:ascii="Helvetica Neue" w:hAnsi="Helvetica Neue" w:cs="Helvetica Neue" w:eastAsia="Helvetica Neue"/>
+                <w:rFonts w:ascii="Nunito MM" w:hAnsi="Nunito MM" w:cs="Nunito MM" w:eastAsia="Nunito MM"/>
                 <w:color w:val="2271FF"/>
                 <w:sz w:val="23"/>
               </w:rPr>
@@ -2819,7 +2819,7 @@
             </w:r>
             <w:r>
               <w:rPr>
-                <w:rFonts w:ascii="Helvetica Neue" w:hAnsi="Helvetica Neue" w:cs="Helvetica Neue" w:eastAsia="Helvetica Neue"/>
+                <w:rFonts w:ascii="Nunito MM" w:hAnsi="Nunito MM" w:cs="Nunito MM" w:eastAsia="Nunito MM"/>
                 <w:color w:val="111111"/>
                 <w:sz w:val="21"/>
               </w:rPr>
@@ -2827,7 +2827,7 @@
             </w:r>
             <w:r>
               <w:rPr>
-                <w:rFonts w:ascii="Helvetica Neue" w:hAnsi="Helvetica Neue" w:cs="Helvetica Neue" w:eastAsia="Helvetica Neue"/>
+                <w:rFonts w:ascii="Nunito MM" w:hAnsi="Nunito MM" w:cs="Nunito MM" w:eastAsia="Nunito MM"/>
                 <w:color w:val="2271FF"/>
                 <w:sz w:val="23"/>
               </w:rPr>
@@ -2835,7 +2835,7 @@
             </w:r>
             <w:r>
               <w:rPr>
-                <w:rFonts w:ascii="Helvetica Neue" w:hAnsi="Helvetica Neue" w:cs="Helvetica Neue" w:eastAsia="Helvetica Neue"/>
+                <w:rFonts w:ascii="Nunito MM" w:hAnsi="Nunito MM" w:cs="Nunito MM" w:eastAsia="Nunito MM"/>
                 <w:color w:val="111111"/>
                 <w:sz w:val="21"/>
               </w:rPr>
@@ -2854,7 +2854,7 @@
             </w:pPr>
             <w:r>
               <w:rPr>
-                <w:rFonts w:ascii="Helvetica Neue" w:hAnsi="Helvetica Neue" w:cs="Helvetica Neue" w:eastAsia="Helvetica Neue"/>
+                <w:rFonts w:ascii="Nunito MM" w:hAnsi="Nunito MM" w:cs="Nunito MM" w:eastAsia="Nunito MM"/>
                 <w:color w:val="111111"/>
                 <w:sz w:val="21"/>
               </w:rPr>
@@ -2873,7 +2873,7 @@
             </w:pPr>
             <w:r>
               <w:rPr>
-                <w:rFonts w:ascii="Helvetica Neue" w:hAnsi="Helvetica Neue" w:cs="Helvetica Neue" w:eastAsia="Helvetica Neue"/>
+                <w:rFonts w:ascii="Nunito MM" w:hAnsi="Nunito MM" w:cs="Nunito MM" w:eastAsia="Nunito MM"/>
                 <w:color w:val="2271FF"/>
                 <w:sz w:val="23"/>
               </w:rPr>
@@ -2896,7 +2896,7 @@
             </w:pPr>
             <w:r>
               <w:rPr>
-                <w:rFonts w:ascii="Helvetica Neue" w:hAnsi="Helvetica Neue" w:cs="Helvetica Neue" w:eastAsia="Helvetica Neue"/>
+                <w:rFonts w:ascii="Nunito MM" w:hAnsi="Nunito MM" w:cs="Nunito MM" w:eastAsia="Nunito MM"/>
                 <w:color w:val="111111"/>
                 <w:sz w:val="21"/>
               </w:rPr>
@@ -2904,7 +2904,7 @@
             </w:r>
             <w:r>
               <w:rPr>
-                <w:rFonts w:ascii="Helvetica Neue" w:hAnsi="Helvetica Neue" w:cs="Helvetica Neue" w:eastAsia="Helvetica Neue"/>
+                <w:rFonts w:ascii="Nunito MM" w:hAnsi="Nunito MM" w:cs="Nunito MM" w:eastAsia="Nunito MM"/>
                 <w:color w:val="2271FF"/>
                 <w:sz w:val="23"/>
               </w:rPr>
@@ -2912,7 +2912,7 @@
             </w:r>
             <w:r>
               <w:rPr>
-                <w:rFonts w:ascii="Helvetica Neue" w:hAnsi="Helvetica Neue" w:cs="Helvetica Neue" w:eastAsia="Helvetica Neue"/>
+                <w:rFonts w:ascii="Nunito MM" w:hAnsi="Nunito MM" w:cs="Nunito MM" w:eastAsia="Nunito MM"/>
                 <w:color w:val="111111"/>
                 <w:sz w:val="21"/>
               </w:rPr>
@@ -2930,7 +2930,7 @@
             </w:pPr>
             <w:r>
               <w:rPr>
-                <w:rFonts w:ascii="Helvetica Neue" w:hAnsi="Helvetica Neue" w:cs="Helvetica Neue" w:eastAsia="Helvetica Neue"/>
+                <w:rFonts w:ascii="Nunito MM" w:hAnsi="Nunito MM" w:cs="Nunito MM" w:eastAsia="Nunito MM"/>
                 <w:color w:val="111111"/>
                 <w:sz w:val="21"/>
               </w:rPr>
@@ -2948,7 +2948,7 @@
             </w:pPr>
             <w:r>
               <w:rPr>
-                <w:rFonts w:ascii="Helvetica Neue" w:hAnsi="Helvetica Neue" w:cs="Helvetica Neue" w:eastAsia="Helvetica Neue"/>
+                <w:rFonts w:ascii="Nunito MM" w:hAnsi="Nunito MM" w:cs="Nunito MM" w:eastAsia="Nunito MM"/>
                 <w:color w:val="2271FF"/>
                 <w:sz w:val="23"/>
               </w:rPr>
@@ -2972,7 +2972,7 @@
             </w:pPr>
             <w:r>
               <w:rPr>
-                <w:rFonts w:ascii="Helvetica Neue" w:hAnsi="Helvetica Neue" w:cs="Helvetica Neue" w:eastAsia="Helvetica Neue"/>
+                <w:rFonts w:ascii="Nunito MM" w:hAnsi="Nunito MM" w:cs="Nunito MM" w:eastAsia="Nunito MM"/>
                 <w:color w:val="111111"/>
                 <w:sz w:val="21"/>
               </w:rPr>
@@ -2980,7 +2980,7 @@
             </w:r>
             <w:r>
               <w:rPr>
-                <w:rFonts w:ascii="Helvetica Neue" w:hAnsi="Helvetica Neue" w:cs="Helvetica Neue" w:eastAsia="Helvetica Neue"/>
+                <w:rFonts w:ascii="Nunito MM" w:hAnsi="Nunito MM" w:cs="Nunito MM" w:eastAsia="Nunito MM"/>
                 <w:color w:val="2271FF"/>
                 <w:sz w:val="23"/>
               </w:rPr>
@@ -2988,7 +2988,7 @@
             </w:r>
             <w:r>
               <w:rPr>
-                <w:rFonts w:ascii="Helvetica Neue" w:hAnsi="Helvetica Neue" w:cs="Helvetica Neue" w:eastAsia="Helvetica Neue"/>
+                <w:rFonts w:ascii="Nunito MM" w:hAnsi="Nunito MM" w:cs="Nunito MM" w:eastAsia="Nunito MM"/>
                 <w:color w:val="111111"/>
                 <w:sz w:val="21"/>
               </w:rPr>
@@ -3007,7 +3007,7 @@
             </w:pPr>
             <w:r>
               <w:rPr>
-                <w:rFonts w:ascii="Helvetica Neue" w:hAnsi="Helvetica Neue" w:cs="Helvetica Neue" w:eastAsia="Helvetica Neue"/>
+                <w:rFonts w:ascii="Nunito MM" w:hAnsi="Nunito MM" w:cs="Nunito MM" w:eastAsia="Nunito MM"/>
                 <w:color w:val="111111"/>
                 <w:sz w:val="21"/>
               </w:rPr>
@@ -3041,7 +3041,7 @@
             </w:pPr>
             <w:r>
               <w:rPr>
-                <w:rFonts w:ascii="Helvetica Neue" w:hAnsi="Helvetica Neue" w:cs="Helvetica Neue" w:eastAsia="Helvetica Neue"/>
+                <w:rFonts w:ascii="Nunito MM" w:hAnsi="Nunito MM" w:cs="Nunito MM" w:eastAsia="Nunito MM"/>
                 <w:color w:val="111111"/>
                 <w:sz w:val="21"/>
               </w:rPr>
@@ -3049,7 +3049,7 @@
             </w:r>
             <w:r>
               <w:rPr>
-                <w:rFonts w:ascii="Helvetica Neue" w:hAnsi="Helvetica Neue" w:cs="Helvetica Neue" w:eastAsia="Helvetica Neue"/>
+                <w:rFonts w:ascii="Nunito MM" w:hAnsi="Nunito MM" w:cs="Nunito MM" w:eastAsia="Nunito MM"/>
                 <w:color w:val="2271FF"/>
                 <w:sz w:val="23"/>
               </w:rPr>
@@ -3057,7 +3057,7 @@
             </w:r>
             <w:r>
               <w:rPr>
-                <w:rFonts w:ascii="Helvetica Neue" w:hAnsi="Helvetica Neue" w:cs="Helvetica Neue" w:eastAsia="Helvetica Neue"/>
+                <w:rFonts w:ascii="Nunito MM" w:hAnsi="Nunito MM" w:cs="Nunito MM" w:eastAsia="Nunito MM"/>
                 <w:color w:val="111111"/>
                 <w:sz w:val="21"/>
               </w:rPr>
@@ -3065,7 +3065,7 @@
             </w:r>
             <w:r>
               <w:rPr>
-                <w:rFonts w:ascii="Helvetica Neue" w:hAnsi="Helvetica Neue" w:cs="Helvetica Neue" w:eastAsia="Helvetica Neue"/>
+                <w:rFonts w:ascii="Nunito MM" w:hAnsi="Nunito MM" w:cs="Nunito MM" w:eastAsia="Nunito MM"/>
                 <w:color w:val="2271FF"/>
                 <w:sz w:val="23"/>
               </w:rPr>
@@ -3073,7 +3073,7 @@
             </w:r>
             <w:r>
               <w:rPr>
-                <w:rFonts w:ascii="Helvetica Neue" w:hAnsi="Helvetica Neue" w:cs="Helvetica Neue" w:eastAsia="Helvetica Neue"/>
+                <w:rFonts w:ascii="Nunito MM" w:hAnsi="Nunito MM" w:cs="Nunito MM" w:eastAsia="Nunito MM"/>
                 <w:color w:val="111111"/>
                 <w:sz w:val="21"/>
               </w:rPr>
@@ -3091,7 +3091,7 @@
             </w:pPr>
             <w:r>
               <w:rPr>
-                <w:rFonts w:ascii="Helvetica Neue" w:hAnsi="Helvetica Neue" w:cs="Helvetica Neue" w:eastAsia="Helvetica Neue"/>
+                <w:rFonts w:ascii="Nunito MM" w:hAnsi="Nunito MM" w:cs="Nunito MM" w:eastAsia="Nunito MM"/>
                 <w:color w:val="111111"/>
                 <w:sz w:val="21"/>
               </w:rPr>
@@ -3109,7 +3109,7 @@
             </w:pPr>
             <w:r>
               <w:rPr>
-                <w:rFonts w:ascii="Helvetica Neue" w:hAnsi="Helvetica Neue" w:cs="Helvetica Neue" w:eastAsia="Helvetica Neue"/>
+                <w:rFonts w:ascii="Nunito MM" w:hAnsi="Nunito MM" w:cs="Nunito MM" w:eastAsia="Nunito MM"/>
                 <w:color w:val="2271FF"/>
                 <w:sz w:val="23"/>
               </w:rPr>
@@ -3133,7 +3133,7 @@
             </w:pPr>
             <w:r>
               <w:rPr>
-                <w:rFonts w:ascii="Helvetica Neue" w:hAnsi="Helvetica Neue" w:cs="Helvetica Neue" w:eastAsia="Helvetica Neue"/>
+                <w:rFonts w:ascii="Nunito MM" w:hAnsi="Nunito MM" w:cs="Nunito MM" w:eastAsia="Nunito MM"/>
                 <w:color w:val="111111"/>
                 <w:sz w:val="21"/>
               </w:rPr>
@@ -3141,7 +3141,7 @@
             </w:r>
             <w:r>
               <w:rPr>
-                <w:rFonts w:ascii="Helvetica Neue" w:hAnsi="Helvetica Neue" w:cs="Helvetica Neue" w:eastAsia="Helvetica Neue"/>
+                <w:rFonts w:ascii="Nunito MM" w:hAnsi="Nunito MM" w:cs="Nunito MM" w:eastAsia="Nunito MM"/>
                 <w:color w:val="2271FF"/>
                 <w:sz w:val="23"/>
               </w:rPr>
@@ -3149,7 +3149,7 @@
             </w:r>
             <w:r>
               <w:rPr>
-                <w:rFonts w:ascii="Helvetica Neue" w:hAnsi="Helvetica Neue" w:cs="Helvetica Neue" w:eastAsia="Helvetica Neue"/>
+                <w:rFonts w:ascii="Nunito MM" w:hAnsi="Nunito MM" w:cs="Nunito MM" w:eastAsia="Nunito MM"/>
                 <w:color w:val="111111"/>
                 <w:sz w:val="21"/>
               </w:rPr>
@@ -3157,7 +3157,7 @@
             </w:r>
             <w:r>
               <w:rPr>
-                <w:rFonts w:ascii="Helvetica Neue" w:hAnsi="Helvetica Neue" w:cs="Helvetica Neue" w:eastAsia="Helvetica Neue"/>
+                <w:rFonts w:ascii="Nunito MM" w:hAnsi="Nunito MM" w:cs="Nunito MM" w:eastAsia="Nunito MM"/>
                 <w:color w:val="2271FF"/>
                 <w:sz w:val="23"/>
               </w:rPr>
@@ -3165,7 +3165,7 @@
             </w:r>
             <w:r>
               <w:rPr>
-                <w:rFonts w:ascii="Helvetica Neue" w:hAnsi="Helvetica Neue" w:cs="Helvetica Neue" w:eastAsia="Helvetica Neue"/>
+                <w:rFonts w:ascii="Nunito MM" w:hAnsi="Nunito MM" w:cs="Nunito MM" w:eastAsia="Nunito MM"/>
                 <w:color w:val="111111"/>
                 <w:sz w:val="21"/>
               </w:rPr>
@@ -3184,7 +3184,7 @@
             </w:pPr>
             <w:r>
               <w:rPr>
-                <w:rFonts w:ascii="Helvetica Neue" w:hAnsi="Helvetica Neue" w:cs="Helvetica Neue" w:eastAsia="Helvetica Neue"/>
+                <w:rFonts w:ascii="Nunito MM" w:hAnsi="Nunito MM" w:cs="Nunito MM" w:eastAsia="Nunito MM"/>
                 <w:color w:val="111111"/>
                 <w:sz w:val="21"/>
               </w:rPr>
@@ -3203,7 +3203,7 @@
             </w:pPr>
             <w:r>
               <w:rPr>
-                <w:rFonts w:ascii="Helvetica Neue" w:hAnsi="Helvetica Neue" w:cs="Helvetica Neue" w:eastAsia="Helvetica Neue"/>
+                <w:rFonts w:ascii="Nunito MM" w:hAnsi="Nunito MM" w:cs="Nunito MM" w:eastAsia="Nunito MM"/>
                 <w:color w:val="2271FF"/>
                 <w:sz w:val="23"/>
               </w:rPr>
@@ -3226,7 +3226,7 @@
             </w:pPr>
             <w:r>
               <w:rPr>
-                <w:rFonts w:ascii="Helvetica Neue" w:hAnsi="Helvetica Neue" w:cs="Helvetica Neue" w:eastAsia="Helvetica Neue"/>
+                <w:rFonts w:ascii="Nunito MM" w:hAnsi="Nunito MM" w:cs="Nunito MM" w:eastAsia="Nunito MM"/>
                 <w:color w:val="111111"/>
                 <w:sz w:val="21"/>
               </w:rPr>
@@ -3234,7 +3234,7 @@
             </w:r>
             <w:r>
               <w:rPr>
-                <w:rFonts w:ascii="Helvetica Neue" w:hAnsi="Helvetica Neue" w:cs="Helvetica Neue" w:eastAsia="Helvetica Neue"/>
+                <w:rFonts w:ascii="Nunito MM" w:hAnsi="Nunito MM" w:cs="Nunito MM" w:eastAsia="Nunito MM"/>
                 <w:color w:val="2271FF"/>
                 <w:sz w:val="23"/>
               </w:rPr>
@@ -3242,7 +3242,7 @@
             </w:r>
             <w:r>
               <w:rPr>
-                <w:rFonts w:ascii="Helvetica Neue" w:hAnsi="Helvetica Neue" w:cs="Helvetica Neue" w:eastAsia="Helvetica Neue"/>
+                <w:rFonts w:ascii="Nunito MM" w:hAnsi="Nunito MM" w:cs="Nunito MM" w:eastAsia="Nunito MM"/>
                 <w:color w:val="111111"/>
                 <w:sz w:val="21"/>
               </w:rPr>
@@ -3260,7 +3260,7 @@
             </w:pPr>
             <w:r>
               <w:rPr>
-                <w:rFonts w:ascii="Helvetica Neue" w:hAnsi="Helvetica Neue" w:cs="Helvetica Neue" w:eastAsia="Helvetica Neue"/>
+                <w:rFonts w:ascii="Nunito MM" w:hAnsi="Nunito MM" w:cs="Nunito MM" w:eastAsia="Nunito MM"/>
                 <w:color w:val="2271FF"/>
                 <w:sz w:val="23"/>
               </w:rPr>
@@ -3268,7 +3268,7 @@
             </w:r>
             <w:r>
               <w:rPr>
-                <w:rFonts w:ascii="Helvetica Neue" w:hAnsi="Helvetica Neue" w:cs="Helvetica Neue" w:eastAsia="Helvetica Neue"/>
+                <w:rFonts w:ascii="Nunito MM" w:hAnsi="Nunito MM" w:cs="Nunito MM" w:eastAsia="Nunito MM"/>
                 <w:color w:val="111111"/>
                 <w:sz w:val="21"/>
               </w:rPr>
@@ -3276,7 +3276,7 @@
             </w:r>
             <w:r>
               <w:rPr>
-                <w:rFonts w:ascii="Helvetica Neue" w:hAnsi="Helvetica Neue" w:cs="Helvetica Neue" w:eastAsia="Helvetica Neue"/>
+                <w:rFonts w:ascii="Nunito MM" w:hAnsi="Nunito MM" w:cs="Nunito MM" w:eastAsia="Nunito MM"/>
                 <w:color w:val="2271FF"/>
                 <w:sz w:val="23"/>
               </w:rPr>
@@ -3284,7 +3284,7 @@
             </w:r>
             <w:r>
               <w:rPr>
-                <w:rFonts w:ascii="Helvetica Neue" w:hAnsi="Helvetica Neue" w:cs="Helvetica Neue" w:eastAsia="Helvetica Neue"/>
+                <w:rFonts w:ascii="Nunito MM" w:hAnsi="Nunito MM" w:cs="Nunito MM" w:eastAsia="Nunito MM"/>
                 <w:color w:val="111111"/>
                 <w:sz w:val="21"/>
               </w:rPr>
@@ -3292,7 +3292,7 @@
             </w:r>
             <w:r>
               <w:rPr>
-                <w:rFonts w:ascii="Helvetica Neue" w:hAnsi="Helvetica Neue" w:cs="Helvetica Neue" w:eastAsia="Helvetica Neue"/>
+                <w:rFonts w:ascii="Nunito MM" w:hAnsi="Nunito MM" w:cs="Nunito MM" w:eastAsia="Nunito MM"/>
                 <w:color w:val="2271FF"/>
                 <w:sz w:val="23"/>
               </w:rPr>
@@ -3300,7 +3300,7 @@
             </w:r>
             <w:r>
               <w:rPr>
-                <w:rFonts w:ascii="Helvetica Neue" w:hAnsi="Helvetica Neue" w:cs="Helvetica Neue" w:eastAsia="Helvetica Neue"/>
+                <w:rFonts w:ascii="Nunito MM" w:hAnsi="Nunito MM" w:cs="Nunito MM" w:eastAsia="Nunito MM"/>
                 <w:color w:val="111111"/>
                 <w:sz w:val="21"/>
               </w:rPr>
@@ -3308,7 +3308,7 @@
             </w:r>
             <w:r>
               <w:rPr>
-                <w:rFonts w:ascii="Helvetica Neue" w:hAnsi="Helvetica Neue" w:cs="Helvetica Neue" w:eastAsia="Helvetica Neue"/>
+                <w:rFonts w:ascii="Nunito MM" w:hAnsi="Nunito MM" w:cs="Nunito MM" w:eastAsia="Nunito MM"/>
                 <w:color w:val="2271FF"/>
                 <w:sz w:val="23"/>
               </w:rPr>
@@ -3316,7 +3316,7 @@
             </w:r>
             <w:r>
               <w:rPr>
-                <w:rFonts w:ascii="Helvetica Neue" w:hAnsi="Helvetica Neue" w:cs="Helvetica Neue" w:eastAsia="Helvetica Neue"/>
+                <w:rFonts w:ascii="Nunito MM" w:hAnsi="Nunito MM" w:cs="Nunito MM" w:eastAsia="Nunito MM"/>
                 <w:color w:val="111111"/>
                 <w:sz w:val="21"/>
               </w:rPr>
@@ -3324,7 +3324,7 @@
             </w:r>
             <w:r>
               <w:rPr>
-                <w:rFonts w:ascii="Helvetica Neue" w:hAnsi="Helvetica Neue" w:cs="Helvetica Neue" w:eastAsia="Helvetica Neue"/>
+                <w:rFonts w:ascii="Nunito MM" w:hAnsi="Nunito MM" w:cs="Nunito MM" w:eastAsia="Nunito MM"/>
                 <w:color w:val="2271FF"/>
                 <w:sz w:val="23"/>
               </w:rPr>
@@ -3342,7 +3342,7 @@
             </w:pPr>
             <w:r>
               <w:rPr>
-                <w:rFonts w:ascii="Helvetica Neue" w:hAnsi="Helvetica Neue" w:cs="Helvetica Neue" w:eastAsia="Helvetica Neue"/>
+                <w:rFonts w:ascii="Nunito MM" w:hAnsi="Nunito MM" w:cs="Nunito MM" w:eastAsia="Nunito MM"/>
                 <w:color w:val="111111"/>
                 <w:sz w:val="21"/>
               </w:rPr>
@@ -3431,7 +3431,7 @@
             </w:pPr>
             <w:r>
               <w:rPr>
-                <w:rFonts w:ascii="Helvetica Neue" w:hAnsi="Helvetica Neue" w:cs="Helvetica Neue" w:eastAsia="Helvetica Neue"/>
+                <w:rFonts w:ascii="Nunito MM" w:hAnsi="Nunito MM" w:cs="Nunito MM" w:eastAsia="Nunito MM"/>
                 <w:b/>
                 <w:color w:val="039A9A"/>
                 <w:sz w:val="34"/>
@@ -3440,7 +3440,7 @@
             </w:r>
             <w:r>
               <w:rPr>
-                <w:rFonts w:ascii="Helvetica Neue" w:hAnsi="Helvetica Neue" w:cs="Helvetica Neue" w:eastAsia="Helvetica Neue"/>
+                <w:rFonts w:ascii="Nunito MM" w:hAnsi="Nunito MM" w:cs="Nunito MM" w:eastAsia="Nunito MM"/>
                 <w:b/>
                 <w:color w:val="2271FF"/>
                 <w:sz w:val="36"/>
@@ -3449,7 +3449,7 @@
             </w:r>
             <w:r>
               <w:rPr>
-                <w:rFonts w:ascii="Helvetica Neue" w:hAnsi="Helvetica Neue" w:cs="Helvetica Neue" w:eastAsia="Helvetica Neue"/>
+                <w:rFonts w:ascii="Nunito MM" w:hAnsi="Nunito MM" w:cs="Nunito MM" w:eastAsia="Nunito MM"/>
                 <w:b/>
                 <w:color w:val="039A9A"/>
                 <w:sz w:val="34"/>
@@ -3467,7 +3467,7 @@
             </w:r>
             <w:r>
               <w:rPr>
-                <w:rFonts w:ascii="Helvetica Neue" w:hAnsi="Helvetica Neue" w:cs="Helvetica Neue" w:eastAsia="Helvetica Neue"/>
+                <w:rFonts w:ascii="Nunito MM" w:hAnsi="Nunito MM" w:cs="Nunito MM" w:eastAsia="Nunito MM"/>
                 <w:b/>
                 <w:color w:val="039A9A"/>
                 <w:sz w:val="34"/>
@@ -3476,7 +3476,7 @@
             </w:r>
             <w:r>
               <w:rPr>
-                <w:rFonts w:ascii="Helvetica Neue" w:hAnsi="Helvetica Neue" w:cs="Helvetica Neue" w:eastAsia="Helvetica Neue"/>
+                <w:rFonts w:ascii="Nunito MM" w:hAnsi="Nunito MM" w:cs="Nunito MM" w:eastAsia="Nunito MM"/>
                 <w:b/>
                 <w:color w:val="2271FF"/>
                 <w:sz w:val="36"/>
@@ -3485,7 +3485,7 @@
             </w:r>
             <w:r>
               <w:rPr>
-                <w:rFonts w:ascii="Helvetica Neue" w:hAnsi="Helvetica Neue" w:cs="Helvetica Neue" w:eastAsia="Helvetica Neue"/>
+                <w:rFonts w:ascii="Nunito MM" w:hAnsi="Nunito MM" w:cs="Nunito MM" w:eastAsia="Nunito MM"/>
                 <w:b/>
                 <w:color w:val="039A9A"/>
                 <w:sz w:val="34"/>
@@ -3505,7 +3505,7 @@
           <w:p>
             <w:r>
               <w:rPr>
-                <w:rFonts w:ascii="Helvetica Neue" w:hAnsi="Helvetica Neue" w:cs="Helvetica Neue" w:eastAsia="Helvetica Neue"/>
+                <w:rFonts w:ascii="Nunito MM" w:hAnsi="Nunito MM" w:cs="Nunito MM" w:eastAsia="Nunito MM"/>
                 <w:color w:val="2271FF"/>
                 <w:sz w:val="26"/>
               </w:rPr>
@@ -3523,7 +3523,7 @@
           <w:p>
             <w:r>
               <w:rPr>
-                <w:rFonts w:ascii="Helvetica Neue" w:hAnsi="Helvetica Neue" w:cs="Helvetica Neue" w:eastAsia="Helvetica Neue"/>
+                <w:rFonts w:ascii="Nunito MM" w:hAnsi="Nunito MM" w:cs="Nunito MM" w:eastAsia="Nunito MM"/>
                 <w:i/>
                 <w:color w:val="111111"/>
                 <w:sz w:val="22"/>
@@ -3532,7 +3532,7 @@
             </w:r>
             <w:r>
               <w:rPr>
-                <w:rFonts w:ascii="Helvetica Neue" w:hAnsi="Helvetica Neue" w:cs="Helvetica Neue" w:eastAsia="Helvetica Neue"/>
+                <w:rFonts w:ascii="Nunito MM" w:hAnsi="Nunito MM" w:cs="Nunito MM" w:eastAsia="Nunito MM"/>
                 <w:i/>
                 <w:color w:val="2271FF"/>
                 <w:sz w:val="24"/>
@@ -3541,7 +3541,7 @@
             </w:r>
             <w:r>
               <w:rPr>
-                <w:rFonts w:ascii="Helvetica Neue" w:hAnsi="Helvetica Neue" w:cs="Helvetica Neue" w:eastAsia="Helvetica Neue"/>
+                <w:rFonts w:ascii="Nunito MM" w:hAnsi="Nunito MM" w:cs="Nunito MM" w:eastAsia="Nunito MM"/>
                 <w:i/>
                 <w:color w:val="111111"/>
                 <w:sz w:val="22"/>
@@ -3550,7 +3550,7 @@
             </w:r>
             <w:r>
               <w:rPr>
-                <w:rFonts w:ascii="Helvetica Neue" w:hAnsi="Helvetica Neue" w:cs="Helvetica Neue" w:eastAsia="Helvetica Neue"/>
+                <w:rFonts w:ascii="Nunito MM" w:hAnsi="Nunito MM" w:cs="Nunito MM" w:eastAsia="Nunito MM"/>
                 <w:i/>
                 <w:color w:val="2271FF"/>
                 <w:sz w:val="24"/>
@@ -3559,7 +3559,7 @@
             </w:r>
             <w:r>
               <w:rPr>
-                <w:rFonts w:ascii="Helvetica Neue" w:hAnsi="Helvetica Neue" w:cs="Helvetica Neue" w:eastAsia="Helvetica Neue"/>
+                <w:rFonts w:ascii="Nunito MM" w:hAnsi="Nunito MM" w:cs="Nunito MM" w:eastAsia="Nunito MM"/>
                 <w:i/>
                 <w:color w:val="111111"/>
                 <w:sz w:val="22"/>
@@ -3591,7 +3591,7 @@
       <w:bookmarkStart w:id="2" w:name="ue01"/>
       <w:r>
         <w:rPr>
-          <w:rFonts w:ascii="Helvetica Neue" w:hAnsi="Helvetica Neue" w:cs="Helvetica Neue" w:eastAsia="Helvetica Neue"/>
+          <w:rFonts w:ascii="Fredoka MM SemiBold" w:hAnsi="Fredoka MM SemiBold" w:cs="Fredoka MM SemiBold" w:eastAsia="Fredoka MM SemiBold"/>
           <w:b/>
           <w:color w:val="039A9A"/>
           <w:sz w:val="32"/>
@@ -3600,7 +3600,7 @@
       </w:r>
       <w:r>
         <w:rPr>
-          <w:rFonts w:ascii="Helvetica Neue" w:hAnsi="Helvetica Neue" w:cs="Helvetica Neue" w:eastAsia="Helvetica Neue"/>
+          <w:rFonts w:ascii="Fredoka MM SemiBold" w:hAnsi="Fredoka MM SemiBold" w:cs="Fredoka MM SemiBold" w:eastAsia="Fredoka MM SemiBold"/>
           <w:b/>
           <w:color w:val="039A9A"/>
           <w:sz w:val="28"/>
@@ -3609,7 +3609,7 @@
       </w:r>
       <w:r>
         <w:rPr>
-          <w:rFonts w:ascii="Helvetica Neue" w:hAnsi="Helvetica Neue" w:cs="Helvetica Neue" w:eastAsia="Helvetica Neue"/>
+          <w:rFonts w:ascii="Nunito MM" w:hAnsi="Nunito MM" w:cs="Nunito MM" w:eastAsia="Nunito MM"/>
           <w:b/>
           <w:color w:val="2271FF"/>
           <w:sz w:val="30"/>
@@ -3618,7 +3618,7 @@
       </w:r>
       <w:r>
         <w:rPr>
-          <w:rFonts w:ascii="Helvetica Neue" w:hAnsi="Helvetica Neue" w:cs="Helvetica Neue" w:eastAsia="Helvetica Neue"/>
+          <w:rFonts w:ascii="Nunito MM" w:hAnsi="Nunito MM" w:cs="Nunito MM" w:eastAsia="Nunito MM"/>
           <w:b/>
           <w:color w:val="039A9A"/>
           <w:sz w:val="28"/>
@@ -3627,7 +3627,7 @@
       </w:r>
       <w:r>
         <w:rPr>
-          <w:rFonts w:ascii="Helvetica Neue" w:hAnsi="Helvetica Neue" w:cs="Helvetica Neue" w:eastAsia="Helvetica Neue"/>
+          <w:rFonts w:ascii="Nunito MM" w:hAnsi="Nunito MM" w:cs="Nunito MM" w:eastAsia="Nunito MM"/>
           <w:b/>
           <w:color w:val="2271FF"/>
           <w:sz w:val="30"/>
@@ -3636,7 +3636,7 @@
       </w:r>
       <w:r>
         <w:rPr>
-          <w:rFonts w:ascii="Helvetica Neue" w:hAnsi="Helvetica Neue" w:cs="Helvetica Neue" w:eastAsia="Helvetica Neue"/>
+          <w:rFonts w:ascii="Nunito MM" w:hAnsi="Nunito MM" w:cs="Nunito MM" w:eastAsia="Nunito MM"/>
           <w:b/>
           <w:color w:val="039A9A"/>
           <w:sz w:val="28"/>
@@ -3695,8 +3695,8 @@
       </w:r>
       <w:r>
         <w:rPr>
-          <w:rFonts w:ascii="Helvetica Neue" w:hAnsi="Helvetica Neue" w:cs="Helvetica Neue" w:eastAsia="Helvetica Neue"/>
-          <w:b/>
+          <w:rFonts w:ascii="Fredoka MM SemiBold" w:hAnsi="Fredoka MM SemiBold" w:cs="Fredoka MM SemiBold" w:eastAsia="Fredoka MM SemiBold"/>
+          <w:b w:val="0"/>
           <w:color w:val="039A9A"/>
           <w:sz w:val="26"/>
         </w:rPr>
@@ -3707,7 +3707,7 @@
       </w:r>
       <w:r>
         <w:rPr>
-          <w:rFonts w:ascii="Helvetica Neue" w:hAnsi="Helvetica Neue" w:cs="Helvetica Neue" w:eastAsia="Helvetica Neue"/>
+          <w:rFonts w:ascii="Nunito MM" w:hAnsi="Nunito MM" w:cs="Nunito MM" w:eastAsia="Nunito MM"/>
           <w:i/>
           <w:color w:val="111111"/>
           <w:sz w:val="23"/>
@@ -3716,7 +3716,7 @@
       </w:r>
       <w:r>
         <w:rPr>
-          <w:rFonts w:ascii="Helvetica Neue" w:hAnsi="Helvetica Neue" w:cs="Helvetica Neue" w:eastAsia="Helvetica Neue"/>
+          <w:rFonts w:ascii="Nunito MM" w:hAnsi="Nunito MM" w:cs="Nunito MM" w:eastAsia="Nunito MM"/>
           <w:i/>
           <w:color w:val="2271FF"/>
           <w:sz w:val="25"/>
@@ -3725,7 +3725,7 @@
       </w:r>
       <w:r>
         <w:rPr>
-          <w:rFonts w:ascii="Helvetica Neue" w:hAnsi="Helvetica Neue" w:cs="Helvetica Neue" w:eastAsia="Helvetica Neue"/>
+          <w:rFonts w:ascii="Nunito MM" w:hAnsi="Nunito MM" w:cs="Nunito MM" w:eastAsia="Nunito MM"/>
           <w:i/>
           <w:color w:val="111111"/>
           <w:sz w:val="23"/>
@@ -3734,7 +3734,7 @@
       </w:r>
       <w:r>
         <w:rPr>
-          <w:rFonts w:ascii="Helvetica Neue" w:hAnsi="Helvetica Neue" w:cs="Helvetica Neue" w:eastAsia="Helvetica Neue"/>
+          <w:rFonts w:ascii="Nunito MM" w:hAnsi="Nunito MM" w:cs="Nunito MM" w:eastAsia="Nunito MM"/>
           <w:i/>
           <w:color w:val="2271FF"/>
           <w:sz w:val="25"/>
@@ -3750,7 +3750,7 @@
       </w:pPr>
       <w:r>
         <w:rPr>
-          <w:rFonts w:ascii="Helvetica Neue" w:hAnsi="Helvetica Neue" w:cs="Helvetica Neue" w:eastAsia="Helvetica Neue"/>
+          <w:rFonts w:ascii="Nunito MM" w:hAnsi="Nunito MM" w:cs="Nunito MM" w:eastAsia="Nunito MM"/>
           <w:b/>
           <w:color w:val="039A9A"/>
           <w:sz w:val="24"/>
@@ -3759,7 +3759,7 @@
       </w:r>
       <w:r>
         <w:rPr>
-          <w:rFonts w:ascii="Helvetica Neue" w:hAnsi="Helvetica Neue" w:cs="Helvetica Neue" w:eastAsia="Helvetica Neue"/>
+          <w:rFonts w:ascii="Nunito MM" w:hAnsi="Nunito MM" w:cs="Nunito MM" w:eastAsia="Nunito MM"/>
           <w:color w:val="111111"/>
           <w:sz w:val="24"/>
         </w:rPr>
@@ -3785,7 +3785,7 @@
       </w:pPr>
       <w:r>
         <w:rPr>
-          <w:rFonts w:ascii="Helvetica Neue" w:hAnsi="Helvetica Neue" w:cs="Helvetica Neue" w:eastAsia="Helvetica Neue"/>
+          <w:rFonts w:ascii="Nunito MM" w:hAnsi="Nunito MM" w:cs="Nunito MM" w:eastAsia="Nunito MM"/>
           <w:b/>
           <w:color w:val="039A9A"/>
           <w:sz w:val="24"/>
@@ -3794,7 +3794,7 @@
       </w:r>
       <w:r>
         <w:rPr>
-          <w:rFonts w:ascii="Helvetica Neue" w:hAnsi="Helvetica Neue" w:cs="Helvetica Neue" w:eastAsia="Helvetica Neue"/>
+          <w:rFonts w:ascii="Nunito MM" w:hAnsi="Nunito MM" w:cs="Nunito MM" w:eastAsia="Nunito MM"/>
           <w:color w:val="111111"/>
           <w:sz w:val="24"/>
         </w:rPr>
@@ -3820,7 +3820,7 @@
       </w:pPr>
       <w:r>
         <w:rPr>
-          <w:rFonts w:ascii="Helvetica Neue" w:hAnsi="Helvetica Neue" w:cs="Helvetica Neue" w:eastAsia="Helvetica Neue"/>
+          <w:rFonts w:ascii="Nunito MM" w:hAnsi="Nunito MM" w:cs="Nunito MM" w:eastAsia="Nunito MM"/>
           <w:b/>
           <w:color w:val="039A9A"/>
           <w:sz w:val="24"/>
@@ -3829,7 +3829,7 @@
       </w:r>
       <w:r>
         <w:rPr>
-          <w:rFonts w:ascii="Helvetica Neue" w:hAnsi="Helvetica Neue" w:cs="Helvetica Neue" w:eastAsia="Helvetica Neue"/>
+          <w:rFonts w:ascii="Nunito MM" w:hAnsi="Nunito MM" w:cs="Nunito MM" w:eastAsia="Nunito MM"/>
           <w:color w:val="111111"/>
           <w:sz w:val="24"/>
         </w:rPr>
@@ -3855,7 +3855,7 @@
       </w:pPr>
       <w:r>
         <w:rPr>
-          <w:rFonts w:ascii="Helvetica Neue" w:hAnsi="Helvetica Neue" w:cs="Helvetica Neue" w:eastAsia="Helvetica Neue"/>
+          <w:rFonts w:ascii="Nunito MM" w:hAnsi="Nunito MM" w:cs="Nunito MM" w:eastAsia="Nunito MM"/>
           <w:b/>
           <w:color w:val="039A9A"/>
           <w:sz w:val="24"/>
@@ -3864,7 +3864,7 @@
       </w:r>
       <w:r>
         <w:rPr>
-          <w:rFonts w:ascii="Helvetica Neue" w:hAnsi="Helvetica Neue" w:cs="Helvetica Neue" w:eastAsia="Helvetica Neue"/>
+          <w:rFonts w:ascii="Nunito MM" w:hAnsi="Nunito MM" w:cs="Nunito MM" w:eastAsia="Nunito MM"/>
           <w:color w:val="111111"/>
           <w:sz w:val="24"/>
         </w:rPr>
@@ -3890,7 +3890,7 @@
       </w:pPr>
       <w:r>
         <w:rPr>
-          <w:rFonts w:ascii="Helvetica Neue" w:hAnsi="Helvetica Neue" w:cs="Helvetica Neue" w:eastAsia="Helvetica Neue"/>
+          <w:rFonts w:ascii="Nunito MM" w:hAnsi="Nunito MM" w:cs="Nunito MM" w:eastAsia="Nunito MM"/>
           <w:b/>
           <w:color w:val="039A9A"/>
           <w:sz w:val="24"/>
@@ -3899,7 +3899,7 @@
       </w:r>
       <w:r>
         <w:rPr>
-          <w:rFonts w:ascii="Helvetica Neue" w:hAnsi="Helvetica Neue" w:cs="Helvetica Neue" w:eastAsia="Helvetica Neue"/>
+          <w:rFonts w:ascii="Nunito MM" w:hAnsi="Nunito MM" w:cs="Nunito MM" w:eastAsia="Nunito MM"/>
           <w:color w:val="111111"/>
           <w:sz w:val="24"/>
         </w:rPr>
@@ -3972,8 +3972,8 @@
       </w:r>
       <w:r>
         <w:rPr>
-          <w:rFonts w:ascii="Helvetica Neue" w:hAnsi="Helvetica Neue" w:cs="Helvetica Neue" w:eastAsia="Helvetica Neue"/>
-          <w:b/>
+          <w:rFonts w:ascii="Fredoka MM SemiBold" w:hAnsi="Fredoka MM SemiBold" w:cs="Fredoka MM SemiBold" w:eastAsia="Fredoka MM SemiBold"/>
+          <w:b w:val="0"/>
           <w:color w:val="039A9A"/>
           <w:sz w:val="26"/>
         </w:rPr>
@@ -3984,7 +3984,7 @@
       </w:r>
       <w:r>
         <w:rPr>
-          <w:rFonts w:ascii="Helvetica Neue" w:hAnsi="Helvetica Neue" w:cs="Helvetica Neue" w:eastAsia="Helvetica Neue"/>
+          <w:rFonts w:ascii="Nunito MM" w:hAnsi="Nunito MM" w:cs="Nunito MM" w:eastAsia="Nunito MM"/>
           <w:i/>
           <w:color w:val="111111"/>
           <w:sz w:val="23"/>
@@ -4000,7 +4000,7 @@
       </w:pPr>
       <w:r>
         <w:rPr>
-          <w:rFonts w:ascii="Helvetica Neue" w:hAnsi="Helvetica Neue" w:cs="Helvetica Neue" w:eastAsia="Helvetica Neue"/>
+          <w:rFonts w:ascii="Nunito MM" w:hAnsi="Nunito MM" w:cs="Nunito MM" w:eastAsia="Nunito MM"/>
           <w:b/>
           <w:color w:val="039A9A"/>
           <w:sz w:val="24"/>
@@ -4009,7 +4009,7 @@
       </w:r>
       <w:r>
         <w:rPr>
-          <w:rFonts w:ascii="Helvetica Neue" w:hAnsi="Helvetica Neue" w:cs="Helvetica Neue" w:eastAsia="Helvetica Neue"/>
+          <w:rFonts w:ascii="Nunito MM" w:hAnsi="Nunito MM" w:cs="Nunito MM" w:eastAsia="Nunito MM"/>
           <w:color w:val="2271FF"/>
           <w:sz w:val="26"/>
         </w:rPr>
@@ -4046,7 +4046,7 @@
       </w:pPr>
       <w:r>
         <w:rPr>
-          <w:rFonts w:ascii="Helvetica Neue" w:hAnsi="Helvetica Neue" w:cs="Helvetica Neue" w:eastAsia="Helvetica Neue"/>
+          <w:rFonts w:ascii="Nunito MM" w:hAnsi="Nunito MM" w:cs="Nunito MM" w:eastAsia="Nunito MM"/>
           <w:b/>
           <w:color w:val="039A9A"/>
           <w:sz w:val="24"/>
@@ -4055,7 +4055,7 @@
       </w:r>
       <w:r>
         <w:rPr>
-          <w:rFonts w:ascii="Helvetica Neue" w:hAnsi="Helvetica Neue" w:cs="Helvetica Neue" w:eastAsia="Helvetica Neue"/>
+          <w:rFonts w:ascii="Nunito MM" w:hAnsi="Nunito MM" w:cs="Nunito MM" w:eastAsia="Nunito MM"/>
           <w:color w:val="2271FF"/>
           <w:sz w:val="26"/>
         </w:rPr>
@@ -4092,7 +4092,7 @@
       </w:pPr>
       <w:r>
         <w:rPr>
-          <w:rFonts w:ascii="Helvetica Neue" w:hAnsi="Helvetica Neue" w:cs="Helvetica Neue" w:eastAsia="Helvetica Neue"/>
+          <w:rFonts w:ascii="Nunito MM" w:hAnsi="Nunito MM" w:cs="Nunito MM" w:eastAsia="Nunito MM"/>
           <w:b/>
           <w:color w:val="039A9A"/>
           <w:sz w:val="24"/>
@@ -4101,7 +4101,7 @@
       </w:r>
       <w:r>
         <w:rPr>
-          <w:rFonts w:ascii="Helvetica Neue" w:hAnsi="Helvetica Neue" w:cs="Helvetica Neue" w:eastAsia="Helvetica Neue"/>
+          <w:rFonts w:ascii="Nunito MM" w:hAnsi="Nunito MM" w:cs="Nunito MM" w:eastAsia="Nunito MM"/>
           <w:color w:val="2271FF"/>
           <w:sz w:val="26"/>
         </w:rPr>
@@ -4148,7 +4148,7 @@
       <w:bookmarkStart w:id="3" w:name="ue02"/>
       <w:r>
         <w:rPr>
-          <w:rFonts w:ascii="Helvetica Neue" w:hAnsi="Helvetica Neue" w:cs="Helvetica Neue" w:eastAsia="Helvetica Neue"/>
+          <w:rFonts w:ascii="Fredoka MM SemiBold" w:hAnsi="Fredoka MM SemiBold" w:cs="Fredoka MM SemiBold" w:eastAsia="Fredoka MM SemiBold"/>
           <w:b/>
           <w:color w:val="039A9A"/>
           <w:sz w:val="32"/>
@@ -4157,7 +4157,7 @@
       </w:r>
       <w:r>
         <w:rPr>
-          <w:rFonts w:ascii="Helvetica Neue" w:hAnsi="Helvetica Neue" w:cs="Helvetica Neue" w:eastAsia="Helvetica Neue"/>
+          <w:rFonts w:ascii="Fredoka MM SemiBold" w:hAnsi="Fredoka MM SemiBold" w:cs="Fredoka MM SemiBold" w:eastAsia="Fredoka MM SemiBold"/>
           <w:b/>
           <w:color w:val="039A9A"/>
           <w:sz w:val="28"/>
@@ -4166,7 +4166,7 @@
       </w:r>
       <w:r>
         <w:rPr>
-          <w:rFonts w:ascii="Helvetica Neue" w:hAnsi="Helvetica Neue" w:cs="Helvetica Neue" w:eastAsia="Helvetica Neue"/>
+          <w:rFonts w:ascii="Nunito MM" w:hAnsi="Nunito MM" w:cs="Nunito MM" w:eastAsia="Nunito MM"/>
           <w:b/>
           <w:color w:val="039A9A"/>
           <w:sz w:val="28"/>
@@ -4175,7 +4175,7 @@
       </w:r>
       <w:r>
         <w:rPr>
-          <w:rFonts w:ascii="Helvetica Neue" w:hAnsi="Helvetica Neue" w:cs="Helvetica Neue" w:eastAsia="Helvetica Neue"/>
+          <w:rFonts w:ascii="Nunito MM" w:hAnsi="Nunito MM" w:cs="Nunito MM" w:eastAsia="Nunito MM"/>
           <w:b/>
           <w:color w:val="2271FF"/>
           <w:sz w:val="30"/>
@@ -4184,7 +4184,7 @@
       </w:r>
       <w:r>
         <w:rPr>
-          <w:rFonts w:ascii="Helvetica Neue" w:hAnsi="Helvetica Neue" w:cs="Helvetica Neue" w:eastAsia="Helvetica Neue"/>
+          <w:rFonts w:ascii="Nunito MM" w:hAnsi="Nunito MM" w:cs="Nunito MM" w:eastAsia="Nunito MM"/>
           <w:b/>
           <w:color w:val="039A9A"/>
           <w:sz w:val="28"/>
@@ -4243,8 +4243,8 @@
       </w:r>
       <w:r>
         <w:rPr>
-          <w:rFonts w:ascii="Helvetica Neue" w:hAnsi="Helvetica Neue" w:cs="Helvetica Neue" w:eastAsia="Helvetica Neue"/>
-          <w:b/>
+          <w:rFonts w:ascii="Fredoka MM SemiBold" w:hAnsi="Fredoka MM SemiBold" w:cs="Fredoka MM SemiBold" w:eastAsia="Fredoka MM SemiBold"/>
+          <w:b w:val="0"/>
           <w:color w:val="039A9A"/>
           <w:sz w:val="26"/>
         </w:rPr>
@@ -4255,7 +4255,7 @@
       </w:r>
       <w:r>
         <w:rPr>
-          <w:rFonts w:ascii="Helvetica Neue" w:hAnsi="Helvetica Neue" w:cs="Helvetica Neue" w:eastAsia="Helvetica Neue"/>
+          <w:rFonts w:ascii="Nunito MM" w:hAnsi="Nunito MM" w:cs="Nunito MM" w:eastAsia="Nunito MM"/>
           <w:i/>
           <w:color w:val="111111"/>
           <w:sz w:val="23"/>
@@ -4264,7 +4264,7 @@
       </w:r>
       <w:r>
         <w:rPr>
-          <w:rFonts w:ascii="Helvetica Neue" w:hAnsi="Helvetica Neue" w:cs="Helvetica Neue" w:eastAsia="Helvetica Neue"/>
+          <w:rFonts w:ascii="Nunito MM" w:hAnsi="Nunito MM" w:cs="Nunito MM" w:eastAsia="Nunito MM"/>
           <w:i/>
           <w:color w:val="2271FF"/>
           <w:sz w:val="25"/>
@@ -4273,7 +4273,7 @@
       </w:r>
       <w:r>
         <w:rPr>
-          <w:rFonts w:ascii="Helvetica Neue" w:hAnsi="Helvetica Neue" w:cs="Helvetica Neue" w:eastAsia="Helvetica Neue"/>
+          <w:rFonts w:ascii="Nunito MM" w:hAnsi="Nunito MM" w:cs="Nunito MM" w:eastAsia="Nunito MM"/>
           <w:i/>
           <w:color w:val="111111"/>
           <w:sz w:val="23"/>
@@ -4282,7 +4282,7 @@
       </w:r>
       <w:r>
         <w:rPr>
-          <w:rFonts w:ascii="Helvetica Neue" w:hAnsi="Helvetica Neue" w:cs="Helvetica Neue" w:eastAsia="Helvetica Neue"/>
+          <w:rFonts w:ascii="Nunito MM" w:hAnsi="Nunito MM" w:cs="Nunito MM" w:eastAsia="Nunito MM"/>
           <w:i/>
           <w:color w:val="2271FF"/>
           <w:sz w:val="25"/>
@@ -4291,7 +4291,7 @@
       </w:r>
       <w:r>
         <w:rPr>
-          <w:rFonts w:ascii="Helvetica Neue" w:hAnsi="Helvetica Neue" w:cs="Helvetica Neue" w:eastAsia="Helvetica Neue"/>
+          <w:rFonts w:ascii="Nunito MM" w:hAnsi="Nunito MM" w:cs="Nunito MM" w:eastAsia="Nunito MM"/>
           <w:i/>
           <w:color w:val="111111"/>
           <w:sz w:val="23"/>
@@ -4300,7 +4300,7 @@
       </w:r>
       <w:r>
         <w:rPr>
-          <w:rFonts w:ascii="Helvetica Neue" w:hAnsi="Helvetica Neue" w:cs="Helvetica Neue" w:eastAsia="Helvetica Neue"/>
+          <w:rFonts w:ascii="Nunito MM" w:hAnsi="Nunito MM" w:cs="Nunito MM" w:eastAsia="Nunito MM"/>
           <w:i/>
           <w:color w:val="2271FF"/>
           <w:sz w:val="25"/>
@@ -4309,7 +4309,7 @@
       </w:r>
       <w:r>
         <w:rPr>
-          <w:rFonts w:ascii="Helvetica Neue" w:hAnsi="Helvetica Neue" w:cs="Helvetica Neue" w:eastAsia="Helvetica Neue"/>
+          <w:rFonts w:ascii="Nunito MM" w:hAnsi="Nunito MM" w:cs="Nunito MM" w:eastAsia="Nunito MM"/>
           <w:i/>
           <w:color w:val="111111"/>
           <w:sz w:val="23"/>
@@ -4328,7 +4328,7 @@
       </w:pPr>
       <w:r>
         <w:rPr>
-          <w:rFonts w:ascii="Helvetica Neue" w:hAnsi="Helvetica Neue" w:cs="Helvetica Neue" w:eastAsia="Helvetica Neue"/>
+          <w:rFonts w:ascii="Nunito MM" w:hAnsi="Nunito MM" w:cs="Nunito MM" w:eastAsia="Nunito MM"/>
           <w:b/>
           <w:color w:val="039A9A"/>
           <w:sz w:val="24"/>
@@ -4337,7 +4337,7 @@
       </w:r>
       <w:r>
         <w:rPr>
-          <w:rFonts w:ascii="Helvetica Neue" w:hAnsi="Helvetica Neue" w:cs="Helvetica Neue" w:eastAsia="Helvetica Neue"/>
+          <w:rFonts w:ascii="Nunito MM" w:hAnsi="Nunito MM" w:cs="Nunito MM" w:eastAsia="Nunito MM"/>
           <w:color w:val="2271FF"/>
           <w:sz w:val="26"/>
         </w:rPr>
@@ -4345,7 +4345,7 @@
       </w:r>
       <w:r>
         <w:rPr>
-          <w:rFonts w:ascii="Helvetica Neue" w:hAnsi="Helvetica Neue" w:cs="Helvetica Neue" w:eastAsia="Helvetica Neue"/>
+          <w:rFonts w:ascii="Nunito MM" w:hAnsi="Nunito MM" w:cs="Nunito MM" w:eastAsia="Nunito MM"/>
           <w:color w:val="039A9A"/>
           <w:sz w:val="24"/>
         </w:rPr>
@@ -4354,7 +4354,7 @@
       </w:r>
       <w:r>
         <w:rPr>
-          <w:rFonts w:ascii="Helvetica Neue" w:hAnsi="Helvetica Neue" w:cs="Helvetica Neue" w:eastAsia="Helvetica Neue"/>
+          <w:rFonts w:ascii="Nunito MM" w:hAnsi="Nunito MM" w:cs="Nunito MM" w:eastAsia="Nunito MM"/>
           <w:color w:val="5C5C5C"/>
           <w:sz w:val="24"/>
         </w:rPr>
@@ -4372,7 +4372,7 @@
       </w:pPr>
       <w:r>
         <w:rPr>
-          <w:rFonts w:ascii="Helvetica Neue" w:hAnsi="Helvetica Neue" w:cs="Helvetica Neue" w:eastAsia="Helvetica Neue"/>
+          <w:rFonts w:ascii="Nunito MM" w:hAnsi="Nunito MM" w:cs="Nunito MM" w:eastAsia="Nunito MM"/>
           <w:b/>
           <w:color w:val="039A9A"/>
           <w:sz w:val="24"/>
@@ -4381,7 +4381,7 @@
       </w:r>
       <w:r>
         <w:rPr>
-          <w:rFonts w:ascii="Helvetica Neue" w:hAnsi="Helvetica Neue" w:cs="Helvetica Neue" w:eastAsia="Helvetica Neue"/>
+          <w:rFonts w:ascii="Nunito MM" w:hAnsi="Nunito MM" w:cs="Nunito MM" w:eastAsia="Nunito MM"/>
           <w:color w:val="2271FF"/>
           <w:sz w:val="26"/>
         </w:rPr>
@@ -4389,7 +4389,7 @@
       </w:r>
       <w:r>
         <w:rPr>
-          <w:rFonts w:ascii="Helvetica Neue" w:hAnsi="Helvetica Neue" w:cs="Helvetica Neue" w:eastAsia="Helvetica Neue"/>
+          <w:rFonts w:ascii="Nunito MM" w:hAnsi="Nunito MM" w:cs="Nunito MM" w:eastAsia="Nunito MM"/>
           <w:color w:val="039A9A"/>
           <w:sz w:val="24"/>
         </w:rPr>
@@ -4398,7 +4398,7 @@
       </w:r>
       <w:r>
         <w:rPr>
-          <w:rFonts w:ascii="Helvetica Neue" w:hAnsi="Helvetica Neue" w:cs="Helvetica Neue" w:eastAsia="Helvetica Neue"/>
+          <w:rFonts w:ascii="Nunito MM" w:hAnsi="Nunito MM" w:cs="Nunito MM" w:eastAsia="Nunito MM"/>
           <w:color w:val="5C5C5C"/>
           <w:sz w:val="24"/>
         </w:rPr>
@@ -4416,7 +4416,7 @@
       </w:pPr>
       <w:r>
         <w:rPr>
-          <w:rFonts w:ascii="Helvetica Neue" w:hAnsi="Helvetica Neue" w:cs="Helvetica Neue" w:eastAsia="Helvetica Neue"/>
+          <w:rFonts w:ascii="Nunito MM" w:hAnsi="Nunito MM" w:cs="Nunito MM" w:eastAsia="Nunito MM"/>
           <w:b/>
           <w:color w:val="039A9A"/>
           <w:sz w:val="24"/>
@@ -4425,7 +4425,7 @@
       </w:r>
       <w:r>
         <w:rPr>
-          <w:rFonts w:ascii="Helvetica Neue" w:hAnsi="Helvetica Neue" w:cs="Helvetica Neue" w:eastAsia="Helvetica Neue"/>
+          <w:rFonts w:ascii="Nunito MM" w:hAnsi="Nunito MM" w:cs="Nunito MM" w:eastAsia="Nunito MM"/>
           <w:color w:val="2271FF"/>
           <w:sz w:val="26"/>
         </w:rPr>
@@ -4433,7 +4433,7 @@
       </w:r>
       <w:r>
         <w:rPr>
-          <w:rFonts w:ascii="Helvetica Neue" w:hAnsi="Helvetica Neue" w:cs="Helvetica Neue" w:eastAsia="Helvetica Neue"/>
+          <w:rFonts w:ascii="Nunito MM" w:hAnsi="Nunito MM" w:cs="Nunito MM" w:eastAsia="Nunito MM"/>
           <w:color w:val="039A9A"/>
           <w:sz w:val="24"/>
         </w:rPr>
@@ -4442,7 +4442,7 @@
       </w:r>
       <w:r>
         <w:rPr>
-          <w:rFonts w:ascii="Helvetica Neue" w:hAnsi="Helvetica Neue" w:cs="Helvetica Neue" w:eastAsia="Helvetica Neue"/>
+          <w:rFonts w:ascii="Nunito MM" w:hAnsi="Nunito MM" w:cs="Nunito MM" w:eastAsia="Nunito MM"/>
           <w:color w:val="5C5C5C"/>
           <w:sz w:val="24"/>
         </w:rPr>
@@ -4460,7 +4460,7 @@
       </w:pPr>
       <w:r>
         <w:rPr>
-          <w:rFonts w:ascii="Helvetica Neue" w:hAnsi="Helvetica Neue" w:cs="Helvetica Neue" w:eastAsia="Helvetica Neue"/>
+          <w:rFonts w:ascii="Nunito MM" w:hAnsi="Nunito MM" w:cs="Nunito MM" w:eastAsia="Nunito MM"/>
           <w:b/>
           <w:color w:val="039A9A"/>
           <w:sz w:val="24"/>
@@ -4469,7 +4469,7 @@
       </w:r>
       <w:r>
         <w:rPr>
-          <w:rFonts w:ascii="Helvetica Neue" w:hAnsi="Helvetica Neue" w:cs="Helvetica Neue" w:eastAsia="Helvetica Neue"/>
+          <w:rFonts w:ascii="Nunito MM" w:hAnsi="Nunito MM" w:cs="Nunito MM" w:eastAsia="Nunito MM"/>
           <w:color w:val="2271FF"/>
           <w:sz w:val="26"/>
         </w:rPr>
@@ -4477,7 +4477,7 @@
       </w:r>
       <w:r>
         <w:rPr>
-          <w:rFonts w:ascii="Helvetica Neue" w:hAnsi="Helvetica Neue" w:cs="Helvetica Neue" w:eastAsia="Helvetica Neue"/>
+          <w:rFonts w:ascii="Nunito MM" w:hAnsi="Nunito MM" w:cs="Nunito MM" w:eastAsia="Nunito MM"/>
           <w:color w:val="039A9A"/>
           <w:sz w:val="24"/>
         </w:rPr>
@@ -4486,7 +4486,7 @@
       </w:r>
       <w:r>
         <w:rPr>
-          <w:rFonts w:ascii="Helvetica Neue" w:hAnsi="Helvetica Neue" w:cs="Helvetica Neue" w:eastAsia="Helvetica Neue"/>
+          <w:rFonts w:ascii="Nunito MM" w:hAnsi="Nunito MM" w:cs="Nunito MM" w:eastAsia="Nunito MM"/>
           <w:color w:val="5C5C5C"/>
           <w:sz w:val="24"/>
         </w:rPr>
@@ -4504,7 +4504,7 @@
       </w:pPr>
       <w:r>
         <w:rPr>
-          <w:rFonts w:ascii="Helvetica Neue" w:hAnsi="Helvetica Neue" w:cs="Helvetica Neue" w:eastAsia="Helvetica Neue"/>
+          <w:rFonts w:ascii="Nunito MM" w:hAnsi="Nunito MM" w:cs="Nunito MM" w:eastAsia="Nunito MM"/>
           <w:b/>
           <w:color w:val="039A9A"/>
           <w:sz w:val="24"/>
@@ -4513,7 +4513,7 @@
       </w:r>
       <w:r>
         <w:rPr>
-          <w:rFonts w:ascii="Helvetica Neue" w:hAnsi="Helvetica Neue" w:cs="Helvetica Neue" w:eastAsia="Helvetica Neue"/>
+          <w:rFonts w:ascii="Nunito MM" w:hAnsi="Nunito MM" w:cs="Nunito MM" w:eastAsia="Nunito MM"/>
           <w:color w:val="2271FF"/>
           <w:sz w:val="26"/>
         </w:rPr>
@@ -4521,7 +4521,7 @@
       </w:r>
       <w:r>
         <w:rPr>
-          <w:rFonts w:ascii="Helvetica Neue" w:hAnsi="Helvetica Neue" w:cs="Helvetica Neue" w:eastAsia="Helvetica Neue"/>
+          <w:rFonts w:ascii="Nunito MM" w:hAnsi="Nunito MM" w:cs="Nunito MM" w:eastAsia="Nunito MM"/>
           <w:color w:val="039A9A"/>
           <w:sz w:val="24"/>
         </w:rPr>
@@ -4530,7 +4530,7 @@
       </w:r>
       <w:r>
         <w:rPr>
-          <w:rFonts w:ascii="Helvetica Neue" w:hAnsi="Helvetica Neue" w:cs="Helvetica Neue" w:eastAsia="Helvetica Neue"/>
+          <w:rFonts w:ascii="Nunito MM" w:hAnsi="Nunito MM" w:cs="Nunito MM" w:eastAsia="Nunito MM"/>
           <w:color w:val="5C5C5C"/>
           <w:sz w:val="24"/>
         </w:rPr>
@@ -4548,7 +4548,7 @@
       </w:pPr>
       <w:r>
         <w:rPr>
-          <w:rFonts w:ascii="Helvetica Neue" w:hAnsi="Helvetica Neue" w:cs="Helvetica Neue" w:eastAsia="Helvetica Neue"/>
+          <w:rFonts w:ascii="Nunito MM" w:hAnsi="Nunito MM" w:cs="Nunito MM" w:eastAsia="Nunito MM"/>
           <w:b/>
           <w:color w:val="039A9A"/>
           <w:sz w:val="24"/>
@@ -4557,7 +4557,7 @@
       </w:r>
       <w:r>
         <w:rPr>
-          <w:rFonts w:ascii="Helvetica Neue" w:hAnsi="Helvetica Neue" w:cs="Helvetica Neue" w:eastAsia="Helvetica Neue"/>
+          <w:rFonts w:ascii="Nunito MM" w:hAnsi="Nunito MM" w:cs="Nunito MM" w:eastAsia="Nunito MM"/>
           <w:color w:val="2271FF"/>
           <w:sz w:val="26"/>
         </w:rPr>
@@ -4565,7 +4565,7 @@
       </w:r>
       <w:r>
         <w:rPr>
-          <w:rFonts w:ascii="Helvetica Neue" w:hAnsi="Helvetica Neue" w:cs="Helvetica Neue" w:eastAsia="Helvetica Neue"/>
+          <w:rFonts w:ascii="Nunito MM" w:hAnsi="Nunito MM" w:cs="Nunito MM" w:eastAsia="Nunito MM"/>
           <w:color w:val="039A9A"/>
           <w:sz w:val="24"/>
         </w:rPr>
@@ -4574,7 +4574,7 @@
       </w:r>
       <w:r>
         <w:rPr>
-          <w:rFonts w:ascii="Helvetica Neue" w:hAnsi="Helvetica Neue" w:cs="Helvetica Neue" w:eastAsia="Helvetica Neue"/>
+          <w:rFonts w:ascii="Nunito MM" w:hAnsi="Nunito MM" w:cs="Nunito MM" w:eastAsia="Nunito MM"/>
           <w:color w:val="5C5C5C"/>
           <w:sz w:val="24"/>
         </w:rPr>
@@ -4636,8 +4636,8 @@
       </w:r>
       <w:r>
         <w:rPr>
-          <w:rFonts w:ascii="Helvetica Neue" w:hAnsi="Helvetica Neue" w:cs="Helvetica Neue" w:eastAsia="Helvetica Neue"/>
-          <w:b/>
+          <w:rFonts w:ascii="Fredoka MM SemiBold" w:hAnsi="Fredoka MM SemiBold" w:cs="Fredoka MM SemiBold" w:eastAsia="Fredoka MM SemiBold"/>
+          <w:b w:val="0"/>
           <w:color w:val="039A9A"/>
           <w:sz w:val="26"/>
         </w:rPr>
@@ -4648,7 +4648,7 @@
       </w:r>
       <w:r>
         <w:rPr>
-          <w:rFonts w:ascii="Helvetica Neue" w:hAnsi="Helvetica Neue" w:cs="Helvetica Neue" w:eastAsia="Helvetica Neue"/>
+          <w:rFonts w:ascii="Nunito MM" w:hAnsi="Nunito MM" w:cs="Nunito MM" w:eastAsia="Nunito MM"/>
           <w:i/>
           <w:color w:val="111111"/>
           <w:sz w:val="23"/>
@@ -4664,7 +4664,7 @@
       </w:pPr>
       <w:r>
         <w:rPr>
-          <w:rFonts w:ascii="Helvetica Neue" w:hAnsi="Helvetica Neue" w:cs="Helvetica Neue" w:eastAsia="Helvetica Neue"/>
+          <w:rFonts w:ascii="Nunito MM" w:hAnsi="Nunito MM" w:cs="Nunito MM" w:eastAsia="Nunito MM"/>
           <w:b/>
           <w:color w:val="039A9A"/>
           <w:sz w:val="24"/>
@@ -4673,7 +4673,7 @@
       </w:r>
       <w:r>
         <w:rPr>
-          <w:rFonts w:ascii="Helvetica Neue" w:hAnsi="Helvetica Neue" w:cs="Helvetica Neue" w:eastAsia="Helvetica Neue"/>
+          <w:rFonts w:ascii="Nunito MM" w:hAnsi="Nunito MM" w:cs="Nunito MM" w:eastAsia="Nunito MM"/>
           <w:color w:val="111111"/>
           <w:sz w:val="24"/>
         </w:rPr>
@@ -4699,7 +4699,7 @@
       </w:pPr>
       <w:r>
         <w:rPr>
-          <w:rFonts w:ascii="Helvetica Neue" w:hAnsi="Helvetica Neue" w:cs="Helvetica Neue" w:eastAsia="Helvetica Neue"/>
+          <w:rFonts w:ascii="Nunito MM" w:hAnsi="Nunito MM" w:cs="Nunito MM" w:eastAsia="Nunito MM"/>
           <w:b/>
           <w:color w:val="039A9A"/>
           <w:sz w:val="24"/>
@@ -4708,7 +4708,7 @@
       </w:r>
       <w:r>
         <w:rPr>
-          <w:rFonts w:ascii="Helvetica Neue" w:hAnsi="Helvetica Neue" w:cs="Helvetica Neue" w:eastAsia="Helvetica Neue"/>
+          <w:rFonts w:ascii="Nunito MM" w:hAnsi="Nunito MM" w:cs="Nunito MM" w:eastAsia="Nunito MM"/>
           <w:color w:val="111111"/>
           <w:sz w:val="24"/>
         </w:rPr>
@@ -4734,7 +4734,7 @@
       </w:pPr>
       <w:r>
         <w:rPr>
-          <w:rFonts w:ascii="Helvetica Neue" w:hAnsi="Helvetica Neue" w:cs="Helvetica Neue" w:eastAsia="Helvetica Neue"/>
+          <w:rFonts w:ascii="Nunito MM" w:hAnsi="Nunito MM" w:cs="Nunito MM" w:eastAsia="Nunito MM"/>
           <w:b/>
           <w:color w:val="039A9A"/>
           <w:sz w:val="24"/>
@@ -4743,7 +4743,7 @@
       </w:r>
       <w:r>
         <w:rPr>
-          <w:rFonts w:ascii="Helvetica Neue" w:hAnsi="Helvetica Neue" w:cs="Helvetica Neue" w:eastAsia="Helvetica Neue"/>
+          <w:rFonts w:ascii="Nunito MM" w:hAnsi="Nunito MM" w:cs="Nunito MM" w:eastAsia="Nunito MM"/>
           <w:color w:val="111111"/>
           <w:sz w:val="24"/>
         </w:rPr>
@@ -4769,7 +4769,7 @@
       </w:pPr>
       <w:r>
         <w:rPr>
-          <w:rFonts w:ascii="Helvetica Neue" w:hAnsi="Helvetica Neue" w:cs="Helvetica Neue" w:eastAsia="Helvetica Neue"/>
+          <w:rFonts w:ascii="Nunito MM" w:hAnsi="Nunito MM" w:cs="Nunito MM" w:eastAsia="Nunito MM"/>
           <w:b/>
           <w:color w:val="039A9A"/>
           <w:sz w:val="24"/>
@@ -4778,7 +4778,7 @@
       </w:r>
       <w:r>
         <w:rPr>
-          <w:rFonts w:ascii="Helvetica Neue" w:hAnsi="Helvetica Neue" w:cs="Helvetica Neue" w:eastAsia="Helvetica Neue"/>
+          <w:rFonts w:ascii="Nunito MM" w:hAnsi="Nunito MM" w:cs="Nunito MM" w:eastAsia="Nunito MM"/>
           <w:color w:val="111111"/>
           <w:sz w:val="24"/>
         </w:rPr>
@@ -4804,7 +4804,7 @@
       </w:pPr>
       <w:r>
         <w:rPr>
-          <w:rFonts w:ascii="Helvetica Neue" w:hAnsi="Helvetica Neue" w:cs="Helvetica Neue" w:eastAsia="Helvetica Neue"/>
+          <w:rFonts w:ascii="Nunito MM" w:hAnsi="Nunito MM" w:cs="Nunito MM" w:eastAsia="Nunito MM"/>
           <w:b/>
           <w:color w:val="039A9A"/>
           <w:sz w:val="24"/>
@@ -4813,7 +4813,7 @@
       </w:r>
       <w:r>
         <w:rPr>
-          <w:rFonts w:ascii="Helvetica Neue" w:hAnsi="Helvetica Neue" w:cs="Helvetica Neue" w:eastAsia="Helvetica Neue"/>
+          <w:rFonts w:ascii="Nunito MM" w:hAnsi="Nunito MM" w:cs="Nunito MM" w:eastAsia="Nunito MM"/>
           <w:color w:val="111111"/>
           <w:sz w:val="24"/>
         </w:rPr>
@@ -4886,8 +4886,8 @@
       </w:r>
       <w:r>
         <w:rPr>
-          <w:rFonts w:ascii="Helvetica Neue" w:hAnsi="Helvetica Neue" w:cs="Helvetica Neue" w:eastAsia="Helvetica Neue"/>
-          <w:b/>
+          <w:rFonts w:ascii="Fredoka MM SemiBold" w:hAnsi="Fredoka MM SemiBold" w:cs="Fredoka MM SemiBold" w:eastAsia="Fredoka MM SemiBold"/>
+          <w:b w:val="0"/>
           <w:color w:val="039A9A"/>
           <w:sz w:val="26"/>
         </w:rPr>
@@ -4898,7 +4898,7 @@
       </w:r>
       <w:r>
         <w:rPr>
-          <w:rFonts w:ascii="Helvetica Neue" w:hAnsi="Helvetica Neue" w:cs="Helvetica Neue" w:eastAsia="Helvetica Neue"/>
+          <w:rFonts w:ascii="Nunito MM" w:hAnsi="Nunito MM" w:cs="Nunito MM" w:eastAsia="Nunito MM"/>
           <w:i/>
           <w:color w:val="111111"/>
           <w:sz w:val="23"/>
@@ -4914,7 +4914,7 @@
       </w:pPr>
       <w:r>
         <w:rPr>
-          <w:rFonts w:ascii="Helvetica Neue" w:hAnsi="Helvetica Neue" w:cs="Helvetica Neue" w:eastAsia="Helvetica Neue"/>
+          <w:rFonts w:ascii="Nunito MM" w:hAnsi="Nunito MM" w:cs="Nunito MM" w:eastAsia="Nunito MM"/>
           <w:b/>
           <w:color w:val="039A9A"/>
           <w:sz w:val="24"/>
@@ -4923,7 +4923,7 @@
       </w:r>
       <w:r>
         <w:rPr>
-          <w:rFonts w:ascii="Helvetica Neue" w:hAnsi="Helvetica Neue" w:cs="Helvetica Neue" w:eastAsia="Helvetica Neue"/>
+          <w:rFonts w:ascii="Nunito MM" w:hAnsi="Nunito MM" w:cs="Nunito MM" w:eastAsia="Nunito MM"/>
           <w:color w:val="2271FF"/>
           <w:sz w:val="26"/>
         </w:rPr>
@@ -4931,14 +4931,14 @@
       </w:r>
       <w:r>
         <w:rPr>
-          <w:rFonts w:ascii="Helvetica Neue" w:hAnsi="Helvetica Neue" w:cs="Helvetica Neue" w:eastAsia="Helvetica Neue"/>
+          <w:rFonts w:ascii="Nunito MM" w:hAnsi="Nunito MM" w:cs="Nunito MM" w:eastAsia="Nunito MM"/>
           <w:sz w:val="24"/>
         </w:rPr>
         <w:t xml:space="preserve"> ________________ </w:t>
       </w:r>
       <w:r>
         <w:rPr>
-          <w:rFonts w:ascii="Helvetica Neue" w:hAnsi="Helvetica Neue" w:cs="Helvetica Neue" w:eastAsia="Helvetica Neue"/>
+          <w:rFonts w:ascii="Nunito MM" w:hAnsi="Nunito MM" w:cs="Nunito MM" w:eastAsia="Nunito MM"/>
           <w:color w:val="2271FF"/>
           <w:sz w:val="26"/>
         </w:rPr>
@@ -4946,7 +4946,7 @@
       </w:r>
       <w:r>
         <w:rPr>
-          <w:rFonts w:ascii="Helvetica Neue" w:hAnsi="Helvetica Neue" w:cs="Helvetica Neue" w:eastAsia="Helvetica Neue"/>
+          <w:rFonts w:ascii="Nunito MM" w:hAnsi="Nunito MM" w:cs="Nunito MM" w:eastAsia="Nunito MM"/>
           <w:color w:val="111111"/>
           <w:sz w:val="24"/>
         </w:rPr>
@@ -4961,7 +4961,7 @@
       </w:pPr>
       <w:r>
         <w:rPr>
-          <w:rFonts w:ascii="Helvetica Neue" w:hAnsi="Helvetica Neue" w:cs="Helvetica Neue" w:eastAsia="Helvetica Neue"/>
+          <w:rFonts w:ascii="Nunito MM" w:hAnsi="Nunito MM" w:cs="Nunito MM" w:eastAsia="Nunito MM"/>
           <w:b/>
           <w:color w:val="039A9A"/>
           <w:sz w:val="24"/>
@@ -4970,7 +4970,7 @@
       </w:r>
       <w:r>
         <w:rPr>
-          <w:rFonts w:ascii="Helvetica Neue" w:hAnsi="Helvetica Neue" w:cs="Helvetica Neue" w:eastAsia="Helvetica Neue"/>
+          <w:rFonts w:ascii="Nunito MM" w:hAnsi="Nunito MM" w:cs="Nunito MM" w:eastAsia="Nunito MM"/>
           <w:color w:val="2271FF"/>
           <w:sz w:val="26"/>
         </w:rPr>
@@ -4978,14 +4978,14 @@
       </w:r>
       <w:r>
         <w:rPr>
-          <w:rFonts w:ascii="Helvetica Neue" w:hAnsi="Helvetica Neue" w:cs="Helvetica Neue" w:eastAsia="Helvetica Neue"/>
+          <w:rFonts w:ascii="Nunito MM" w:hAnsi="Nunito MM" w:cs="Nunito MM" w:eastAsia="Nunito MM"/>
           <w:sz w:val="24"/>
         </w:rPr>
         <w:t xml:space="preserve"> ________________ </w:t>
       </w:r>
       <w:r>
         <w:rPr>
-          <w:rFonts w:ascii="Helvetica Neue" w:hAnsi="Helvetica Neue" w:cs="Helvetica Neue" w:eastAsia="Helvetica Neue"/>
+          <w:rFonts w:ascii="Nunito MM" w:hAnsi="Nunito MM" w:cs="Nunito MM" w:eastAsia="Nunito MM"/>
           <w:color w:val="2271FF"/>
           <w:sz w:val="26"/>
         </w:rPr>
@@ -4993,7 +4993,7 @@
       </w:r>
       <w:r>
         <w:rPr>
-          <w:rFonts w:ascii="Helvetica Neue" w:hAnsi="Helvetica Neue" w:cs="Helvetica Neue" w:eastAsia="Helvetica Neue"/>
+          <w:rFonts w:ascii="Nunito MM" w:hAnsi="Nunito MM" w:cs="Nunito MM" w:eastAsia="Nunito MM"/>
           <w:color w:val="111111"/>
           <w:sz w:val="24"/>
         </w:rPr>
@@ -5008,7 +5008,7 @@
       </w:pPr>
       <w:r>
         <w:rPr>
-          <w:rFonts w:ascii="Helvetica Neue" w:hAnsi="Helvetica Neue" w:cs="Helvetica Neue" w:eastAsia="Helvetica Neue"/>
+          <w:rFonts w:ascii="Nunito MM" w:hAnsi="Nunito MM" w:cs="Nunito MM" w:eastAsia="Nunito MM"/>
           <w:b/>
           <w:color w:val="039A9A"/>
           <w:sz w:val="24"/>
@@ -5017,7 +5017,7 @@
       </w:r>
       <w:r>
         <w:rPr>
-          <w:rFonts w:ascii="Helvetica Neue" w:hAnsi="Helvetica Neue" w:cs="Helvetica Neue" w:eastAsia="Helvetica Neue"/>
+          <w:rFonts w:ascii="Nunito MM" w:hAnsi="Nunito MM" w:cs="Nunito MM" w:eastAsia="Nunito MM"/>
           <w:color w:val="2271FF"/>
           <w:sz w:val="26"/>
         </w:rPr>
@@ -5025,14 +5025,14 @@
       </w:r>
       <w:r>
         <w:rPr>
-          <w:rFonts w:ascii="Helvetica Neue" w:hAnsi="Helvetica Neue" w:cs="Helvetica Neue" w:eastAsia="Helvetica Neue"/>
+          <w:rFonts w:ascii="Nunito MM" w:hAnsi="Nunito MM" w:cs="Nunito MM" w:eastAsia="Nunito MM"/>
           <w:sz w:val="24"/>
         </w:rPr>
         <w:t xml:space="preserve"> ________________ </w:t>
       </w:r>
       <w:r>
         <w:rPr>
-          <w:rFonts w:ascii="Helvetica Neue" w:hAnsi="Helvetica Neue" w:cs="Helvetica Neue" w:eastAsia="Helvetica Neue"/>
+          <w:rFonts w:ascii="Nunito MM" w:hAnsi="Nunito MM" w:cs="Nunito MM" w:eastAsia="Nunito MM"/>
           <w:color w:val="2271FF"/>
           <w:sz w:val="26"/>
         </w:rPr>
@@ -5040,7 +5040,7 @@
       </w:r>
       <w:r>
         <w:rPr>
-          <w:rFonts w:ascii="Helvetica Neue" w:hAnsi="Helvetica Neue" w:cs="Helvetica Neue" w:eastAsia="Helvetica Neue"/>
+          <w:rFonts w:ascii="Nunito MM" w:hAnsi="Nunito MM" w:cs="Nunito MM" w:eastAsia="Nunito MM"/>
           <w:color w:val="111111"/>
           <w:sz w:val="24"/>
         </w:rPr>
@@ -5055,7 +5055,7 @@
       </w:pPr>
       <w:r>
         <w:rPr>
-          <w:rFonts w:ascii="Helvetica Neue" w:hAnsi="Helvetica Neue" w:cs="Helvetica Neue" w:eastAsia="Helvetica Neue"/>
+          <w:rFonts w:ascii="Nunito MM" w:hAnsi="Nunito MM" w:cs="Nunito MM" w:eastAsia="Nunito MM"/>
           <w:b/>
           <w:color w:val="039A9A"/>
           <w:sz w:val="24"/>
@@ -5064,7 +5064,7 @@
       </w:r>
       <w:r>
         <w:rPr>
-          <w:rFonts w:ascii="Helvetica Neue" w:hAnsi="Helvetica Neue" w:cs="Helvetica Neue" w:eastAsia="Helvetica Neue"/>
+          <w:rFonts w:ascii="Nunito MM" w:hAnsi="Nunito MM" w:cs="Nunito MM" w:eastAsia="Nunito MM"/>
           <w:color w:val="2271FF"/>
           <w:sz w:val="26"/>
         </w:rPr>
@@ -5072,14 +5072,14 @@
       </w:r>
       <w:r>
         <w:rPr>
-          <w:rFonts w:ascii="Helvetica Neue" w:hAnsi="Helvetica Neue" w:cs="Helvetica Neue" w:eastAsia="Helvetica Neue"/>
+          <w:rFonts w:ascii="Nunito MM" w:hAnsi="Nunito MM" w:cs="Nunito MM" w:eastAsia="Nunito MM"/>
           <w:sz w:val="24"/>
         </w:rPr>
         <w:t xml:space="preserve"> ________________ </w:t>
       </w:r>
       <w:r>
         <w:rPr>
-          <w:rFonts w:ascii="Helvetica Neue" w:hAnsi="Helvetica Neue" w:cs="Helvetica Neue" w:eastAsia="Helvetica Neue"/>
+          <w:rFonts w:ascii="Nunito MM" w:hAnsi="Nunito MM" w:cs="Nunito MM" w:eastAsia="Nunito MM"/>
           <w:color w:val="111111"/>
           <w:sz w:val="24"/>
         </w:rPr>
@@ -5104,7 +5104,7 @@
       <w:bookmarkStart w:id="4" w:name="ue03"/>
       <w:r>
         <w:rPr>
-          <w:rFonts w:ascii="Helvetica Neue" w:hAnsi="Helvetica Neue" w:cs="Helvetica Neue" w:eastAsia="Helvetica Neue"/>
+          <w:rFonts w:ascii="Fredoka MM SemiBold" w:hAnsi="Fredoka MM SemiBold" w:cs="Fredoka MM SemiBold" w:eastAsia="Fredoka MM SemiBold"/>
           <w:b/>
           <w:color w:val="039A9A"/>
           <w:sz w:val="32"/>
@@ -5113,7 +5113,7 @@
       </w:r>
       <w:r>
         <w:rPr>
-          <w:rFonts w:ascii="Helvetica Neue" w:hAnsi="Helvetica Neue" w:cs="Helvetica Neue" w:eastAsia="Helvetica Neue"/>
+          <w:rFonts w:ascii="Fredoka MM SemiBold" w:hAnsi="Fredoka MM SemiBold" w:cs="Fredoka MM SemiBold" w:eastAsia="Fredoka MM SemiBold"/>
           <w:b/>
           <w:color w:val="039A9A"/>
           <w:sz w:val="28"/>
@@ -5122,7 +5122,7 @@
       </w:r>
       <w:r>
         <w:rPr>
-          <w:rFonts w:ascii="Helvetica Neue" w:hAnsi="Helvetica Neue" w:cs="Helvetica Neue" w:eastAsia="Helvetica Neue"/>
+          <w:rFonts w:ascii="Nunito MM" w:hAnsi="Nunito MM" w:cs="Nunito MM" w:eastAsia="Nunito MM"/>
           <w:b/>
           <w:color w:val="039A9A"/>
           <w:sz w:val="28"/>
@@ -5131,7 +5131,7 @@
       </w:r>
       <w:r>
         <w:rPr>
-          <w:rFonts w:ascii="Helvetica Neue" w:hAnsi="Helvetica Neue" w:cs="Helvetica Neue" w:eastAsia="Helvetica Neue"/>
+          <w:rFonts w:ascii="Nunito MM" w:hAnsi="Nunito MM" w:cs="Nunito MM" w:eastAsia="Nunito MM"/>
           <w:b/>
           <w:color w:val="2271FF"/>
           <w:sz w:val="30"/>
@@ -5140,7 +5140,7 @@
       </w:r>
       <w:r>
         <w:rPr>
-          <w:rFonts w:ascii="Helvetica Neue" w:hAnsi="Helvetica Neue" w:cs="Helvetica Neue" w:eastAsia="Helvetica Neue"/>
+          <w:rFonts w:ascii="Nunito MM" w:hAnsi="Nunito MM" w:cs="Nunito MM" w:eastAsia="Nunito MM"/>
           <w:b/>
           <w:color w:val="039A9A"/>
           <w:sz w:val="28"/>
@@ -5199,8 +5199,8 @@
       </w:r>
       <w:r>
         <w:rPr>
-          <w:rFonts w:ascii="Helvetica Neue" w:hAnsi="Helvetica Neue" w:cs="Helvetica Neue" w:eastAsia="Helvetica Neue"/>
-          <w:b/>
+          <w:rFonts w:ascii="Fredoka MM SemiBold" w:hAnsi="Fredoka MM SemiBold" w:cs="Fredoka MM SemiBold" w:eastAsia="Fredoka MM SemiBold"/>
+          <w:b w:val="0"/>
           <w:color w:val="039A9A"/>
           <w:sz w:val="26"/>
         </w:rPr>
@@ -5211,7 +5211,7 @@
       </w:r>
       <w:r>
         <w:rPr>
-          <w:rFonts w:ascii="Helvetica Neue" w:hAnsi="Helvetica Neue" w:cs="Helvetica Neue" w:eastAsia="Helvetica Neue"/>
+          <w:rFonts w:ascii="Nunito MM" w:hAnsi="Nunito MM" w:cs="Nunito MM" w:eastAsia="Nunito MM"/>
           <w:i/>
           <w:color w:val="111111"/>
           <w:sz w:val="23"/>
@@ -5220,7 +5220,7 @@
       </w:r>
       <w:r>
         <w:rPr>
-          <w:rFonts w:ascii="Helvetica Neue" w:hAnsi="Helvetica Neue" w:cs="Helvetica Neue" w:eastAsia="Helvetica Neue"/>
+          <w:rFonts w:ascii="Nunito MM" w:hAnsi="Nunito MM" w:cs="Nunito MM" w:eastAsia="Nunito MM"/>
           <w:i/>
           <w:color w:val="2271FF"/>
           <w:sz w:val="25"/>
@@ -5236,7 +5236,7 @@
       </w:pPr>
       <w:r>
         <w:rPr>
-          <w:rFonts w:ascii="Helvetica Neue" w:hAnsi="Helvetica Neue" w:cs="Helvetica Neue" w:eastAsia="Helvetica Neue"/>
+          <w:rFonts w:ascii="Nunito MM" w:hAnsi="Nunito MM" w:cs="Nunito MM" w:eastAsia="Nunito MM"/>
           <w:b/>
           <w:color w:val="039A9A"/>
           <w:sz w:val="24"/>
@@ -5245,7 +5245,7 @@
       </w:r>
       <w:r>
         <w:rPr>
-          <w:rFonts w:ascii="Helvetica Neue" w:hAnsi="Helvetica Neue" w:cs="Helvetica Neue" w:eastAsia="Helvetica Neue"/>
+          <w:rFonts w:ascii="Nunito MM" w:hAnsi="Nunito MM" w:cs="Nunito MM" w:eastAsia="Nunito MM"/>
           <w:color w:val="111111"/>
           <w:sz w:val="24"/>
         </w:rPr>
@@ -5271,7 +5271,7 @@
       </w:pPr>
       <w:r>
         <w:rPr>
-          <w:rFonts w:ascii="Helvetica Neue" w:hAnsi="Helvetica Neue" w:cs="Helvetica Neue" w:eastAsia="Helvetica Neue"/>
+          <w:rFonts w:ascii="Nunito MM" w:hAnsi="Nunito MM" w:cs="Nunito MM" w:eastAsia="Nunito MM"/>
           <w:b/>
           <w:color w:val="039A9A"/>
           <w:sz w:val="24"/>
@@ -5280,7 +5280,7 @@
       </w:r>
       <w:r>
         <w:rPr>
-          <w:rFonts w:ascii="Helvetica Neue" w:hAnsi="Helvetica Neue" w:cs="Helvetica Neue" w:eastAsia="Helvetica Neue"/>
+          <w:rFonts w:ascii="Nunito MM" w:hAnsi="Nunito MM" w:cs="Nunito MM" w:eastAsia="Nunito MM"/>
           <w:color w:val="111111"/>
           <w:sz w:val="24"/>
         </w:rPr>
@@ -5306,7 +5306,7 @@
       </w:pPr>
       <w:r>
         <w:rPr>
-          <w:rFonts w:ascii="Helvetica Neue" w:hAnsi="Helvetica Neue" w:cs="Helvetica Neue" w:eastAsia="Helvetica Neue"/>
+          <w:rFonts w:ascii="Nunito MM" w:hAnsi="Nunito MM" w:cs="Nunito MM" w:eastAsia="Nunito MM"/>
           <w:b/>
           <w:color w:val="039A9A"/>
           <w:sz w:val="24"/>
@@ -5315,7 +5315,7 @@
       </w:r>
       <w:r>
         <w:rPr>
-          <w:rFonts w:ascii="Helvetica Neue" w:hAnsi="Helvetica Neue" w:cs="Helvetica Neue" w:eastAsia="Helvetica Neue"/>
+          <w:rFonts w:ascii="Nunito MM" w:hAnsi="Nunito MM" w:cs="Nunito MM" w:eastAsia="Nunito MM"/>
           <w:color w:val="111111"/>
           <w:sz w:val="24"/>
         </w:rPr>
@@ -5341,7 +5341,7 @@
       </w:pPr>
       <w:r>
         <w:rPr>
-          <w:rFonts w:ascii="Helvetica Neue" w:hAnsi="Helvetica Neue" w:cs="Helvetica Neue" w:eastAsia="Helvetica Neue"/>
+          <w:rFonts w:ascii="Nunito MM" w:hAnsi="Nunito MM" w:cs="Nunito MM" w:eastAsia="Nunito MM"/>
           <w:b/>
           <w:color w:val="039A9A"/>
           <w:sz w:val="24"/>
@@ -5350,7 +5350,7 @@
       </w:r>
       <w:r>
         <w:rPr>
-          <w:rFonts w:ascii="Helvetica Neue" w:hAnsi="Helvetica Neue" w:cs="Helvetica Neue" w:eastAsia="Helvetica Neue"/>
+          <w:rFonts w:ascii="Nunito MM" w:hAnsi="Nunito MM" w:cs="Nunito MM" w:eastAsia="Nunito MM"/>
           <w:color w:val="111111"/>
           <w:sz w:val="24"/>
         </w:rPr>
@@ -5376,7 +5376,7 @@
       </w:pPr>
       <w:r>
         <w:rPr>
-          <w:rFonts w:ascii="Helvetica Neue" w:hAnsi="Helvetica Neue" w:cs="Helvetica Neue" w:eastAsia="Helvetica Neue"/>
+          <w:rFonts w:ascii="Nunito MM" w:hAnsi="Nunito MM" w:cs="Nunito MM" w:eastAsia="Nunito MM"/>
           <w:b/>
           <w:color w:val="039A9A"/>
           <w:sz w:val="24"/>
@@ -5385,7 +5385,7 @@
       </w:r>
       <w:r>
         <w:rPr>
-          <w:rFonts w:ascii="Helvetica Neue" w:hAnsi="Helvetica Neue" w:cs="Helvetica Neue" w:eastAsia="Helvetica Neue"/>
+          <w:rFonts w:ascii="Nunito MM" w:hAnsi="Nunito MM" w:cs="Nunito MM" w:eastAsia="Nunito MM"/>
           <w:color w:val="111111"/>
           <w:sz w:val="24"/>
         </w:rPr>
@@ -5458,8 +5458,8 @@
       </w:r>
       <w:r>
         <w:rPr>
-          <w:rFonts w:ascii="Helvetica Neue" w:hAnsi="Helvetica Neue" w:cs="Helvetica Neue" w:eastAsia="Helvetica Neue"/>
-          <w:b/>
+          <w:rFonts w:ascii="Fredoka MM SemiBold" w:hAnsi="Fredoka MM SemiBold" w:cs="Fredoka MM SemiBold" w:eastAsia="Fredoka MM SemiBold"/>
+          <w:b w:val="0"/>
           <w:color w:val="039A9A"/>
           <w:sz w:val="26"/>
         </w:rPr>
@@ -5470,7 +5470,7 @@
       </w:r>
       <w:r>
         <w:rPr>
-          <w:rFonts w:ascii="Helvetica Neue" w:hAnsi="Helvetica Neue" w:cs="Helvetica Neue" w:eastAsia="Helvetica Neue"/>
+          <w:rFonts w:ascii="Nunito MM" w:hAnsi="Nunito MM" w:cs="Nunito MM" w:eastAsia="Nunito MM"/>
           <w:i/>
           <w:color w:val="111111"/>
           <w:sz w:val="23"/>
@@ -5486,7 +5486,7 @@
       </w:pPr>
       <w:r>
         <w:rPr>
-          <w:rFonts w:ascii="Helvetica Neue" w:hAnsi="Helvetica Neue" w:cs="Helvetica Neue" w:eastAsia="Helvetica Neue"/>
+          <w:rFonts w:ascii="Nunito MM" w:hAnsi="Nunito MM" w:cs="Nunito MM" w:eastAsia="Nunito MM"/>
           <w:b/>
           <w:color w:val="039A9A"/>
           <w:sz w:val="24"/>
@@ -5495,7 +5495,7 @@
       </w:r>
       <w:r>
         <w:rPr>
-          <w:rFonts w:ascii="Helvetica Neue" w:hAnsi="Helvetica Neue" w:cs="Helvetica Neue" w:eastAsia="Helvetica Neue"/>
+          <w:rFonts w:ascii="Nunito MM" w:hAnsi="Nunito MM" w:cs="Nunito MM" w:eastAsia="Nunito MM"/>
           <w:color w:val="2271FF"/>
           <w:sz w:val="26"/>
         </w:rPr>
@@ -5503,7 +5503,7 @@
       </w:r>
       <w:r>
         <w:rPr>
-          <w:rFonts w:ascii="Helvetica Neue" w:hAnsi="Helvetica Neue" w:cs="Helvetica Neue" w:eastAsia="Helvetica Neue"/>
+          <w:rFonts w:ascii="Nunito MM" w:hAnsi="Nunito MM" w:cs="Nunito MM" w:eastAsia="Nunito MM"/>
           <w:color w:val="111111"/>
           <w:sz w:val="24"/>
         </w:rPr>
@@ -5511,7 +5511,7 @@
       </w:r>
       <w:r>
         <w:rPr>
-          <w:rFonts w:ascii="Helvetica Neue" w:hAnsi="Helvetica Neue" w:cs="Helvetica Neue" w:eastAsia="Helvetica Neue"/>
+          <w:rFonts w:ascii="Nunito MM" w:hAnsi="Nunito MM" w:cs="Nunito MM" w:eastAsia="Nunito MM"/>
           <w:color w:val="2271FF"/>
           <w:sz w:val="26"/>
         </w:rPr>
@@ -5519,7 +5519,7 @@
       </w:r>
       <w:r>
         <w:rPr>
-          <w:rFonts w:ascii="Helvetica Neue" w:hAnsi="Helvetica Neue" w:cs="Helvetica Neue" w:eastAsia="Helvetica Neue"/>
+          <w:rFonts w:ascii="Nunito MM" w:hAnsi="Nunito MM" w:cs="Nunito MM" w:eastAsia="Nunito MM"/>
           <w:color w:val="111111"/>
           <w:sz w:val="24"/>
         </w:rPr>
@@ -5545,7 +5545,7 @@
       </w:pPr>
       <w:r>
         <w:rPr>
-          <w:rFonts w:ascii="Helvetica Neue" w:hAnsi="Helvetica Neue" w:cs="Helvetica Neue" w:eastAsia="Helvetica Neue"/>
+          <w:rFonts w:ascii="Nunito MM" w:hAnsi="Nunito MM" w:cs="Nunito MM" w:eastAsia="Nunito MM"/>
           <w:b/>
           <w:color w:val="039A9A"/>
           <w:sz w:val="24"/>
@@ -5554,7 +5554,7 @@
       </w:r>
       <w:r>
         <w:rPr>
-          <w:rFonts w:ascii="Helvetica Neue" w:hAnsi="Helvetica Neue" w:cs="Helvetica Neue" w:eastAsia="Helvetica Neue"/>
+          <w:rFonts w:ascii="Nunito MM" w:hAnsi="Nunito MM" w:cs="Nunito MM" w:eastAsia="Nunito MM"/>
           <w:color w:val="2271FF"/>
           <w:sz w:val="26"/>
         </w:rPr>
@@ -5562,7 +5562,7 @@
       </w:r>
       <w:r>
         <w:rPr>
-          <w:rFonts w:ascii="Helvetica Neue" w:hAnsi="Helvetica Neue" w:cs="Helvetica Neue" w:eastAsia="Helvetica Neue"/>
+          <w:rFonts w:ascii="Nunito MM" w:hAnsi="Nunito MM" w:cs="Nunito MM" w:eastAsia="Nunito MM"/>
           <w:color w:val="111111"/>
           <w:sz w:val="24"/>
         </w:rPr>
@@ -5570,7 +5570,7 @@
       </w:r>
       <w:r>
         <w:rPr>
-          <w:rFonts w:ascii="Helvetica Neue" w:hAnsi="Helvetica Neue" w:cs="Helvetica Neue" w:eastAsia="Helvetica Neue"/>
+          <w:rFonts w:ascii="Nunito MM" w:hAnsi="Nunito MM" w:cs="Nunito MM" w:eastAsia="Nunito MM"/>
           <w:color w:val="2271FF"/>
           <w:sz w:val="26"/>
         </w:rPr>
@@ -5578,7 +5578,7 @@
       </w:r>
       <w:r>
         <w:rPr>
-          <w:rFonts w:ascii="Helvetica Neue" w:hAnsi="Helvetica Neue" w:cs="Helvetica Neue" w:eastAsia="Helvetica Neue"/>
+          <w:rFonts w:ascii="Nunito MM" w:hAnsi="Nunito MM" w:cs="Nunito MM" w:eastAsia="Nunito MM"/>
           <w:color w:val="111111"/>
           <w:sz w:val="24"/>
         </w:rPr>
@@ -5604,7 +5604,7 @@
       </w:pPr>
       <w:r>
         <w:rPr>
-          <w:rFonts w:ascii="Helvetica Neue" w:hAnsi="Helvetica Neue" w:cs="Helvetica Neue" w:eastAsia="Helvetica Neue"/>
+          <w:rFonts w:ascii="Nunito MM" w:hAnsi="Nunito MM" w:cs="Nunito MM" w:eastAsia="Nunito MM"/>
           <w:b/>
           <w:color w:val="039A9A"/>
           <w:sz w:val="24"/>
@@ -5613,7 +5613,7 @@
       </w:r>
       <w:r>
         <w:rPr>
-          <w:rFonts w:ascii="Helvetica Neue" w:hAnsi="Helvetica Neue" w:cs="Helvetica Neue" w:eastAsia="Helvetica Neue"/>
+          <w:rFonts w:ascii="Nunito MM" w:hAnsi="Nunito MM" w:cs="Nunito MM" w:eastAsia="Nunito MM"/>
           <w:color w:val="2271FF"/>
           <w:sz w:val="26"/>
         </w:rPr>
@@ -5621,7 +5621,7 @@
       </w:r>
       <w:r>
         <w:rPr>
-          <w:rFonts w:ascii="Helvetica Neue" w:hAnsi="Helvetica Neue" w:cs="Helvetica Neue" w:eastAsia="Helvetica Neue"/>
+          <w:rFonts w:ascii="Nunito MM" w:hAnsi="Nunito MM" w:cs="Nunito MM" w:eastAsia="Nunito MM"/>
           <w:color w:val="111111"/>
           <w:sz w:val="24"/>
         </w:rPr>
@@ -5629,7 +5629,7 @@
       </w:r>
       <w:r>
         <w:rPr>
-          <w:rFonts w:ascii="Helvetica Neue" w:hAnsi="Helvetica Neue" w:cs="Helvetica Neue" w:eastAsia="Helvetica Neue"/>
+          <w:rFonts w:ascii="Nunito MM" w:hAnsi="Nunito MM" w:cs="Nunito MM" w:eastAsia="Nunito MM"/>
           <w:color w:val="2271FF"/>
           <w:sz w:val="26"/>
         </w:rPr>
@@ -5637,7 +5637,7 @@
       </w:r>
       <w:r>
         <w:rPr>
-          <w:rFonts w:ascii="Helvetica Neue" w:hAnsi="Helvetica Neue" w:cs="Helvetica Neue" w:eastAsia="Helvetica Neue"/>
+          <w:rFonts w:ascii="Nunito MM" w:hAnsi="Nunito MM" w:cs="Nunito MM" w:eastAsia="Nunito MM"/>
           <w:color w:val="111111"/>
           <w:sz w:val="24"/>
         </w:rPr>
@@ -5673,7 +5673,7 @@
       <w:bookmarkStart w:id="5" w:name="ue04"/>
       <w:r>
         <w:rPr>
-          <w:rFonts w:ascii="Helvetica Neue" w:hAnsi="Helvetica Neue" w:cs="Helvetica Neue" w:eastAsia="Helvetica Neue"/>
+          <w:rFonts w:ascii="Fredoka MM SemiBold" w:hAnsi="Fredoka MM SemiBold" w:cs="Fredoka MM SemiBold" w:eastAsia="Fredoka MM SemiBold"/>
           <w:b/>
           <w:color w:val="039A9A"/>
           <w:sz w:val="32"/>
@@ -5682,7 +5682,7 @@
       </w:r>
       <w:r>
         <w:rPr>
-          <w:rFonts w:ascii="Helvetica Neue" w:hAnsi="Helvetica Neue" w:cs="Helvetica Neue" w:eastAsia="Helvetica Neue"/>
+          <w:rFonts w:ascii="Fredoka MM SemiBold" w:hAnsi="Fredoka MM SemiBold" w:cs="Fredoka MM SemiBold" w:eastAsia="Fredoka MM SemiBold"/>
           <w:b/>
           <w:color w:val="039A9A"/>
           <w:sz w:val="28"/>
@@ -5691,7 +5691,7 @@
       </w:r>
       <w:r>
         <w:rPr>
-          <w:rFonts w:ascii="Helvetica Neue" w:hAnsi="Helvetica Neue" w:cs="Helvetica Neue" w:eastAsia="Helvetica Neue"/>
+          <w:rFonts w:ascii="Nunito MM" w:hAnsi="Nunito MM" w:cs="Nunito MM" w:eastAsia="Nunito MM"/>
           <w:b/>
           <w:color w:val="039A9A"/>
           <w:sz w:val="28"/>
@@ -5700,7 +5700,7 @@
       </w:r>
       <w:r>
         <w:rPr>
-          <w:rFonts w:ascii="Helvetica Neue" w:hAnsi="Helvetica Neue" w:cs="Helvetica Neue" w:eastAsia="Helvetica Neue"/>
+          <w:rFonts w:ascii="Nunito MM" w:hAnsi="Nunito MM" w:cs="Nunito MM" w:eastAsia="Nunito MM"/>
           <w:b/>
           <w:color w:val="2271FF"/>
           <w:sz w:val="30"/>
@@ -5709,7 +5709,7 @@
       </w:r>
       <w:r>
         <w:rPr>
-          <w:rFonts w:ascii="Helvetica Neue" w:hAnsi="Helvetica Neue" w:cs="Helvetica Neue" w:eastAsia="Helvetica Neue"/>
+          <w:rFonts w:ascii="Nunito MM" w:hAnsi="Nunito MM" w:cs="Nunito MM" w:eastAsia="Nunito MM"/>
           <w:b/>
           <w:color w:val="039A9A"/>
           <w:sz w:val="28"/>
@@ -5768,8 +5768,8 @@
       </w:r>
       <w:r>
         <w:rPr>
-          <w:rFonts w:ascii="Helvetica Neue" w:hAnsi="Helvetica Neue" w:cs="Helvetica Neue" w:eastAsia="Helvetica Neue"/>
-          <w:b/>
+          <w:rFonts w:ascii="Fredoka MM SemiBold" w:hAnsi="Fredoka MM SemiBold" w:cs="Fredoka MM SemiBold" w:eastAsia="Fredoka MM SemiBold"/>
+          <w:b w:val="0"/>
           <w:color w:val="039A9A"/>
           <w:sz w:val="26"/>
         </w:rPr>
@@ -5780,7 +5780,7 @@
       </w:r>
       <w:r>
         <w:rPr>
-          <w:rFonts w:ascii="Helvetica Neue" w:hAnsi="Helvetica Neue" w:cs="Helvetica Neue" w:eastAsia="Helvetica Neue"/>
+          <w:rFonts w:ascii="Nunito MM" w:hAnsi="Nunito MM" w:cs="Nunito MM" w:eastAsia="Nunito MM"/>
           <w:i/>
           <w:color w:val="111111"/>
           <w:sz w:val="23"/>
@@ -5796,7 +5796,7 @@
       </w:pPr>
       <w:r>
         <w:rPr>
-          <w:rFonts w:ascii="Helvetica Neue" w:hAnsi="Helvetica Neue" w:cs="Helvetica Neue" w:eastAsia="Helvetica Neue"/>
+          <w:rFonts w:ascii="Nunito MM" w:hAnsi="Nunito MM" w:cs="Nunito MM" w:eastAsia="Nunito MM"/>
           <w:b/>
           <w:color w:val="039A9A"/>
           <w:sz w:val="24"/>
@@ -5805,7 +5805,7 @@
       </w:r>
       <w:r>
         <w:rPr>
-          <w:rFonts w:ascii="Helvetica Neue" w:hAnsi="Helvetica Neue" w:cs="Helvetica Neue" w:eastAsia="Helvetica Neue"/>
+          <w:rFonts w:ascii="Nunito MM" w:hAnsi="Nunito MM" w:cs="Nunito MM" w:eastAsia="Nunito MM"/>
           <w:color w:val="2271FF"/>
           <w:sz w:val="26"/>
         </w:rPr>
@@ -5831,7 +5831,7 @@
       </w:pPr>
       <w:r>
         <w:rPr>
-          <w:rFonts w:ascii="Helvetica Neue" w:hAnsi="Helvetica Neue" w:cs="Helvetica Neue" w:eastAsia="Helvetica Neue"/>
+          <w:rFonts w:ascii="Nunito MM" w:hAnsi="Nunito MM" w:cs="Nunito MM" w:eastAsia="Nunito MM"/>
           <w:b/>
           <w:color w:val="039A9A"/>
           <w:sz w:val="24"/>
@@ -5840,7 +5840,7 @@
       </w:r>
       <w:r>
         <w:rPr>
-          <w:rFonts w:ascii="Helvetica Neue" w:hAnsi="Helvetica Neue" w:cs="Helvetica Neue" w:eastAsia="Helvetica Neue"/>
+          <w:rFonts w:ascii="Nunito MM" w:hAnsi="Nunito MM" w:cs="Nunito MM" w:eastAsia="Nunito MM"/>
           <w:color w:val="2271FF"/>
           <w:sz w:val="26"/>
         </w:rPr>
@@ -5866,7 +5866,7 @@
       </w:pPr>
       <w:r>
         <w:rPr>
-          <w:rFonts w:ascii="Helvetica Neue" w:hAnsi="Helvetica Neue" w:cs="Helvetica Neue" w:eastAsia="Helvetica Neue"/>
+          <w:rFonts w:ascii="Nunito MM" w:hAnsi="Nunito MM" w:cs="Nunito MM" w:eastAsia="Nunito MM"/>
           <w:b/>
           <w:color w:val="039A9A"/>
           <w:sz w:val="24"/>
@@ -5875,7 +5875,7 @@
       </w:r>
       <w:r>
         <w:rPr>
-          <w:rFonts w:ascii="Helvetica Neue" w:hAnsi="Helvetica Neue" w:cs="Helvetica Neue" w:eastAsia="Helvetica Neue"/>
+          <w:rFonts w:ascii="Nunito MM" w:hAnsi="Nunito MM" w:cs="Nunito MM" w:eastAsia="Nunito MM"/>
           <w:color w:val="2271FF"/>
           <w:sz w:val="26"/>
         </w:rPr>
@@ -5901,7 +5901,7 @@
       </w:pPr>
       <w:r>
         <w:rPr>
-          <w:rFonts w:ascii="Helvetica Neue" w:hAnsi="Helvetica Neue" w:cs="Helvetica Neue" w:eastAsia="Helvetica Neue"/>
+          <w:rFonts w:ascii="Nunito MM" w:hAnsi="Nunito MM" w:cs="Nunito MM" w:eastAsia="Nunito MM"/>
           <w:b/>
           <w:color w:val="039A9A"/>
           <w:sz w:val="24"/>
@@ -5910,7 +5910,7 @@
       </w:r>
       <w:r>
         <w:rPr>
-          <w:rFonts w:ascii="Helvetica Neue" w:hAnsi="Helvetica Neue" w:cs="Helvetica Neue" w:eastAsia="Helvetica Neue"/>
+          <w:rFonts w:ascii="Nunito MM" w:hAnsi="Nunito MM" w:cs="Nunito MM" w:eastAsia="Nunito MM"/>
           <w:color w:val="2271FF"/>
           <w:sz w:val="26"/>
         </w:rPr>
@@ -5983,8 +5983,8 @@
       </w:r>
       <w:r>
         <w:rPr>
-          <w:rFonts w:ascii="Helvetica Neue" w:hAnsi="Helvetica Neue" w:cs="Helvetica Neue" w:eastAsia="Helvetica Neue"/>
-          <w:b/>
+          <w:rFonts w:ascii="Fredoka MM SemiBold" w:hAnsi="Fredoka MM SemiBold" w:cs="Fredoka MM SemiBold" w:eastAsia="Fredoka MM SemiBold"/>
+          <w:b w:val="0"/>
           <w:color w:val="039A9A"/>
           <w:sz w:val="26"/>
         </w:rPr>
@@ -5995,7 +5995,7 @@
       </w:r>
       <w:r>
         <w:rPr>
-          <w:rFonts w:ascii="Helvetica Neue" w:hAnsi="Helvetica Neue" w:cs="Helvetica Neue" w:eastAsia="Helvetica Neue"/>
+          <w:rFonts w:ascii="Nunito MM" w:hAnsi="Nunito MM" w:cs="Nunito MM" w:eastAsia="Nunito MM"/>
           <w:i/>
           <w:color w:val="111111"/>
           <w:sz w:val="23"/>
@@ -6011,7 +6011,7 @@
       </w:pPr>
       <w:r>
         <w:rPr>
-          <w:rFonts w:ascii="Helvetica Neue" w:hAnsi="Helvetica Neue" w:cs="Helvetica Neue" w:eastAsia="Helvetica Neue"/>
+          <w:rFonts w:ascii="Nunito MM" w:hAnsi="Nunito MM" w:cs="Nunito MM" w:eastAsia="Nunito MM"/>
           <w:b/>
           <w:color w:val="039A9A"/>
           <w:sz w:val="24"/>
@@ -6020,7 +6020,7 @@
       </w:r>
       <w:r>
         <w:rPr>
-          <w:rFonts w:ascii="Helvetica Neue" w:hAnsi="Helvetica Neue" w:cs="Helvetica Neue" w:eastAsia="Helvetica Neue"/>
+          <w:rFonts w:ascii="Nunito MM" w:hAnsi="Nunito MM" w:cs="Nunito MM" w:eastAsia="Nunito MM"/>
           <w:color w:val="111111"/>
           <w:sz w:val="24"/>
         </w:rPr>
@@ -6046,7 +6046,7 @@
       </w:pPr>
       <w:r>
         <w:rPr>
-          <w:rFonts w:ascii="Helvetica Neue" w:hAnsi="Helvetica Neue" w:cs="Helvetica Neue" w:eastAsia="Helvetica Neue"/>
+          <w:rFonts w:ascii="Nunito MM" w:hAnsi="Nunito MM" w:cs="Nunito MM" w:eastAsia="Nunito MM"/>
           <w:b/>
           <w:color w:val="039A9A"/>
           <w:sz w:val="24"/>
@@ -6055,7 +6055,7 @@
       </w:r>
       <w:r>
         <w:rPr>
-          <w:rFonts w:ascii="Helvetica Neue" w:hAnsi="Helvetica Neue" w:cs="Helvetica Neue" w:eastAsia="Helvetica Neue"/>
+          <w:rFonts w:ascii="Nunito MM" w:hAnsi="Nunito MM" w:cs="Nunito MM" w:eastAsia="Nunito MM"/>
           <w:color w:val="111111"/>
           <w:sz w:val="24"/>
         </w:rPr>
@@ -6081,7 +6081,7 @@
       </w:pPr>
       <w:r>
         <w:rPr>
-          <w:rFonts w:ascii="Helvetica Neue" w:hAnsi="Helvetica Neue" w:cs="Helvetica Neue" w:eastAsia="Helvetica Neue"/>
+          <w:rFonts w:ascii="Nunito MM" w:hAnsi="Nunito MM" w:cs="Nunito MM" w:eastAsia="Nunito MM"/>
           <w:b/>
           <w:color w:val="039A9A"/>
           <w:sz w:val="24"/>
@@ -6090,7 +6090,7 @@
       </w:r>
       <w:r>
         <w:rPr>
-          <w:rFonts w:ascii="Helvetica Neue" w:hAnsi="Helvetica Neue" w:cs="Helvetica Neue" w:eastAsia="Helvetica Neue"/>
+          <w:rFonts w:ascii="Nunito MM" w:hAnsi="Nunito MM" w:cs="Nunito MM" w:eastAsia="Nunito MM"/>
           <w:color w:val="111111"/>
           <w:sz w:val="24"/>
         </w:rPr>
@@ -6116,7 +6116,7 @@
       </w:pPr>
       <w:r>
         <w:rPr>
-          <w:rFonts w:ascii="Helvetica Neue" w:hAnsi="Helvetica Neue" w:cs="Helvetica Neue" w:eastAsia="Helvetica Neue"/>
+          <w:rFonts w:ascii="Nunito MM" w:hAnsi="Nunito MM" w:cs="Nunito MM" w:eastAsia="Nunito MM"/>
           <w:b/>
           <w:color w:val="039A9A"/>
           <w:sz w:val="24"/>
@@ -6125,7 +6125,7 @@
       </w:r>
       <w:r>
         <w:rPr>
-          <w:rFonts w:ascii="Helvetica Neue" w:hAnsi="Helvetica Neue" w:cs="Helvetica Neue" w:eastAsia="Helvetica Neue"/>
+          <w:rFonts w:ascii="Nunito MM" w:hAnsi="Nunito MM" w:cs="Nunito MM" w:eastAsia="Nunito MM"/>
           <w:color w:val="111111"/>
           <w:sz w:val="24"/>
         </w:rPr>
@@ -6161,7 +6161,7 @@
       <w:bookmarkStart w:id="6" w:name="ue05"/>
       <w:r>
         <w:rPr>
-          <w:rFonts w:ascii="Helvetica Neue" w:hAnsi="Helvetica Neue" w:cs="Helvetica Neue" w:eastAsia="Helvetica Neue"/>
+          <w:rFonts w:ascii="Fredoka MM SemiBold" w:hAnsi="Fredoka MM SemiBold" w:cs="Fredoka MM SemiBold" w:eastAsia="Fredoka MM SemiBold"/>
           <w:b/>
           <w:color w:val="039A9A"/>
           <w:sz w:val="32"/>
@@ -6170,7 +6170,7 @@
       </w:r>
       <w:r>
         <w:rPr>
-          <w:rFonts w:ascii="Helvetica Neue" w:hAnsi="Helvetica Neue" w:cs="Helvetica Neue" w:eastAsia="Helvetica Neue"/>
+          <w:rFonts w:ascii="Fredoka MM SemiBold" w:hAnsi="Fredoka MM SemiBold" w:cs="Fredoka MM SemiBold" w:eastAsia="Fredoka MM SemiBold"/>
           <w:b/>
           <w:color w:val="039A9A"/>
           <w:sz w:val="28"/>
@@ -6179,7 +6179,7 @@
       </w:r>
       <w:r>
         <w:rPr>
-          <w:rFonts w:ascii="Helvetica Neue" w:hAnsi="Helvetica Neue" w:cs="Helvetica Neue" w:eastAsia="Helvetica Neue"/>
+          <w:rFonts w:ascii="Nunito MM" w:hAnsi="Nunito MM" w:cs="Nunito MM" w:eastAsia="Nunito MM"/>
           <w:b/>
           <w:color w:val="039A9A"/>
           <w:sz w:val="28"/>
@@ -6188,7 +6188,7 @@
       </w:r>
       <w:r>
         <w:rPr>
-          <w:rFonts w:ascii="Helvetica Neue" w:hAnsi="Helvetica Neue" w:cs="Helvetica Neue" w:eastAsia="Helvetica Neue"/>
+          <w:rFonts w:ascii="Nunito MM" w:hAnsi="Nunito MM" w:cs="Nunito MM" w:eastAsia="Nunito MM"/>
           <w:b/>
           <w:color w:val="2271FF"/>
           <w:sz w:val="30"/>
@@ -6197,7 +6197,7 @@
       </w:r>
       <w:r>
         <w:rPr>
-          <w:rFonts w:ascii="Helvetica Neue" w:hAnsi="Helvetica Neue" w:cs="Helvetica Neue" w:eastAsia="Helvetica Neue"/>
+          <w:rFonts w:ascii="Nunito MM" w:hAnsi="Nunito MM" w:cs="Nunito MM" w:eastAsia="Nunito MM"/>
           <w:b/>
           <w:color w:val="039A9A"/>
           <w:sz w:val="28"/>
@@ -6256,8 +6256,8 @@
       </w:r>
       <w:r>
         <w:rPr>
-          <w:rFonts w:ascii="Helvetica Neue" w:hAnsi="Helvetica Neue" w:cs="Helvetica Neue" w:eastAsia="Helvetica Neue"/>
-          <w:b/>
+          <w:rFonts w:ascii="Fredoka MM SemiBold" w:hAnsi="Fredoka MM SemiBold" w:cs="Fredoka MM SemiBold" w:eastAsia="Fredoka MM SemiBold"/>
+          <w:b w:val="0"/>
           <w:color w:val="039A9A"/>
           <w:sz w:val="26"/>
         </w:rPr>
@@ -6268,7 +6268,7 @@
       </w:r>
       <w:r>
         <w:rPr>
-          <w:rFonts w:ascii="Helvetica Neue" w:hAnsi="Helvetica Neue" w:cs="Helvetica Neue" w:eastAsia="Helvetica Neue"/>
+          <w:rFonts w:ascii="Nunito MM" w:hAnsi="Nunito MM" w:cs="Nunito MM" w:eastAsia="Nunito MM"/>
           <w:i/>
           <w:color w:val="111111"/>
           <w:sz w:val="23"/>
@@ -6287,7 +6287,7 @@
       </w:pPr>
       <w:r>
         <w:rPr>
-          <w:rFonts w:ascii="Helvetica Neue" w:hAnsi="Helvetica Neue" w:cs="Helvetica Neue" w:eastAsia="Helvetica Neue"/>
+          <w:rFonts w:ascii="Nunito MM" w:hAnsi="Nunito MM" w:cs="Nunito MM" w:eastAsia="Nunito MM"/>
           <w:b/>
           <w:color w:val="039A9A"/>
           <w:sz w:val="24"/>
@@ -6296,7 +6296,7 @@
       </w:r>
       <w:r>
         <w:rPr>
-          <w:rFonts w:ascii="Helvetica Neue" w:hAnsi="Helvetica Neue" w:cs="Helvetica Neue" w:eastAsia="Helvetica Neue"/>
+          <w:rFonts w:ascii="Nunito MM" w:hAnsi="Nunito MM" w:cs="Nunito MM" w:eastAsia="Nunito MM"/>
           <w:color w:val="2271FF"/>
           <w:sz w:val="26"/>
         </w:rPr>
@@ -6307,7 +6307,7 @@
       </w:r>
       <w:r>
         <w:rPr>
-          <w:rFonts w:ascii="Helvetica Neue" w:hAnsi="Helvetica Neue" w:cs="Helvetica Neue" w:eastAsia="Helvetica Neue"/>
+          <w:rFonts w:ascii="Nunito MM" w:hAnsi="Nunito MM" w:cs="Nunito MM" w:eastAsia="Nunito MM"/>
           <w:b w:val="0"/>
           <w:color w:val="111111"/>
           <w:sz w:val="24"/>
@@ -6316,7 +6316,7 @@
       </w:r>
       <w:r>
         <w:rPr>
-          <w:rFonts w:ascii="Helvetica Neue" w:hAnsi="Helvetica Neue" w:cs="Helvetica Neue" w:eastAsia="Helvetica Neue"/>
+          <w:rFonts w:ascii="Nunito MM" w:hAnsi="Nunito MM" w:cs="Nunito MM" w:eastAsia="Nunito MM"/>
           <w:b/>
           <w:color w:val="039A9A"/>
           <w:sz w:val="24"/>
@@ -6325,7 +6325,7 @@
       </w:r>
       <w:r>
         <w:rPr>
-          <w:rFonts w:ascii="Helvetica Neue" w:hAnsi="Helvetica Neue" w:cs="Helvetica Neue" w:eastAsia="Helvetica Neue"/>
+          <w:rFonts w:ascii="Nunito MM" w:hAnsi="Nunito MM" w:cs="Nunito MM" w:eastAsia="Nunito MM"/>
           <w:b w:val="0"/>
           <w:color w:val="111111"/>
           <w:sz w:val="24"/>
@@ -6334,7 +6334,7 @@
       </w:r>
       <w:r>
         <w:rPr>
-          <w:rFonts w:ascii="Helvetica Neue" w:hAnsi="Helvetica Neue" w:cs="Helvetica Neue" w:eastAsia="Helvetica Neue"/>
+          <w:rFonts w:ascii="Nunito MM" w:hAnsi="Nunito MM" w:cs="Nunito MM" w:eastAsia="Nunito MM"/>
           <w:b w:val="0"/>
           <w:color w:val="111111"/>
           <w:sz w:val="24"/>
@@ -6343,7 +6343,7 @@
       </w:r>
       <w:r>
         <w:rPr>
-          <w:rFonts w:ascii="Helvetica Neue" w:hAnsi="Helvetica Neue" w:cs="Helvetica Neue" w:eastAsia="Helvetica Neue"/>
+          <w:rFonts w:ascii="Nunito MM" w:hAnsi="Nunito MM" w:cs="Nunito MM" w:eastAsia="Nunito MM"/>
           <w:b/>
           <w:color w:val="039A9A"/>
           <w:sz w:val="24"/>
@@ -6352,7 +6352,7 @@
       </w:r>
       <w:r>
         <w:rPr>
-          <w:rFonts w:ascii="Helvetica Neue" w:hAnsi="Helvetica Neue" w:cs="Helvetica Neue" w:eastAsia="Helvetica Neue"/>
+          <w:rFonts w:ascii="Nunito MM" w:hAnsi="Nunito MM" w:cs="Nunito MM" w:eastAsia="Nunito MM"/>
           <w:b w:val="0"/>
           <w:color w:val="111111"/>
           <w:sz w:val="24"/>
@@ -6371,7 +6371,7 @@
       </w:pPr>
       <w:r>
         <w:rPr>
-          <w:rFonts w:ascii="Helvetica Neue" w:hAnsi="Helvetica Neue" w:cs="Helvetica Neue" w:eastAsia="Helvetica Neue"/>
+          <w:rFonts w:ascii="Nunito MM" w:hAnsi="Nunito MM" w:cs="Nunito MM" w:eastAsia="Nunito MM"/>
           <w:b/>
           <w:color w:val="039A9A"/>
           <w:sz w:val="24"/>
@@ -6380,7 +6380,7 @@
       </w:r>
       <w:r>
         <w:rPr>
-          <w:rFonts w:ascii="Helvetica Neue" w:hAnsi="Helvetica Neue" w:cs="Helvetica Neue" w:eastAsia="Helvetica Neue"/>
+          <w:rFonts w:ascii="Nunito MM" w:hAnsi="Nunito MM" w:cs="Nunito MM" w:eastAsia="Nunito MM"/>
           <w:color w:val="2271FF"/>
           <w:sz w:val="26"/>
         </w:rPr>
@@ -6391,7 +6391,7 @@
       </w:r>
       <w:r>
         <w:rPr>
-          <w:rFonts w:ascii="Helvetica Neue" w:hAnsi="Helvetica Neue" w:cs="Helvetica Neue" w:eastAsia="Helvetica Neue"/>
+          <w:rFonts w:ascii="Nunito MM" w:hAnsi="Nunito MM" w:cs="Nunito MM" w:eastAsia="Nunito MM"/>
           <w:b w:val="0"/>
           <w:color w:val="111111"/>
           <w:sz w:val="24"/>
@@ -6400,7 +6400,7 @@
       </w:r>
       <w:r>
         <w:rPr>
-          <w:rFonts w:ascii="Helvetica Neue" w:hAnsi="Helvetica Neue" w:cs="Helvetica Neue" w:eastAsia="Helvetica Neue"/>
+          <w:rFonts w:ascii="Nunito MM" w:hAnsi="Nunito MM" w:cs="Nunito MM" w:eastAsia="Nunito MM"/>
           <w:b/>
           <w:color w:val="039A9A"/>
           <w:sz w:val="24"/>
@@ -6409,7 +6409,7 @@
       </w:r>
       <w:r>
         <w:rPr>
-          <w:rFonts w:ascii="Helvetica Neue" w:hAnsi="Helvetica Neue" w:cs="Helvetica Neue" w:eastAsia="Helvetica Neue"/>
+          <w:rFonts w:ascii="Nunito MM" w:hAnsi="Nunito MM" w:cs="Nunito MM" w:eastAsia="Nunito MM"/>
           <w:b w:val="0"/>
           <w:color w:val="111111"/>
           <w:sz w:val="24"/>
@@ -6418,7 +6418,7 @@
       </w:r>
       <w:r>
         <w:rPr>
-          <w:rFonts w:ascii="Helvetica Neue" w:hAnsi="Helvetica Neue" w:cs="Helvetica Neue" w:eastAsia="Helvetica Neue"/>
+          <w:rFonts w:ascii="Nunito MM" w:hAnsi="Nunito MM" w:cs="Nunito MM" w:eastAsia="Nunito MM"/>
           <w:b w:val="0"/>
           <w:color w:val="111111"/>
           <w:sz w:val="24"/>
@@ -6427,7 +6427,7 @@
       </w:r>
       <w:r>
         <w:rPr>
-          <w:rFonts w:ascii="Helvetica Neue" w:hAnsi="Helvetica Neue" w:cs="Helvetica Neue" w:eastAsia="Helvetica Neue"/>
+          <w:rFonts w:ascii="Nunito MM" w:hAnsi="Nunito MM" w:cs="Nunito MM" w:eastAsia="Nunito MM"/>
           <w:b/>
           <w:color w:val="039A9A"/>
           <w:sz w:val="24"/>
@@ -6436,7 +6436,7 @@
       </w:r>
       <w:r>
         <w:rPr>
-          <w:rFonts w:ascii="Helvetica Neue" w:hAnsi="Helvetica Neue" w:cs="Helvetica Neue" w:eastAsia="Helvetica Neue"/>
+          <w:rFonts w:ascii="Nunito MM" w:hAnsi="Nunito MM" w:cs="Nunito MM" w:eastAsia="Nunito MM"/>
           <w:b w:val="0"/>
           <w:color w:val="111111"/>
           <w:sz w:val="24"/>
@@ -6455,7 +6455,7 @@
       </w:pPr>
       <w:r>
         <w:rPr>
-          <w:rFonts w:ascii="Helvetica Neue" w:hAnsi="Helvetica Neue" w:cs="Helvetica Neue" w:eastAsia="Helvetica Neue"/>
+          <w:rFonts w:ascii="Nunito MM" w:hAnsi="Nunito MM" w:cs="Nunito MM" w:eastAsia="Nunito MM"/>
           <w:b/>
           <w:color w:val="039A9A"/>
           <w:sz w:val="24"/>
@@ -6464,7 +6464,7 @@
       </w:r>
       <w:r>
         <w:rPr>
-          <w:rFonts w:ascii="Helvetica Neue" w:hAnsi="Helvetica Neue" w:cs="Helvetica Neue" w:eastAsia="Helvetica Neue"/>
+          <w:rFonts w:ascii="Nunito MM" w:hAnsi="Nunito MM" w:cs="Nunito MM" w:eastAsia="Nunito MM"/>
           <w:color w:val="2271FF"/>
           <w:sz w:val="26"/>
         </w:rPr>
@@ -6475,7 +6475,7 @@
       </w:r>
       <w:r>
         <w:rPr>
-          <w:rFonts w:ascii="Helvetica Neue" w:hAnsi="Helvetica Neue" w:cs="Helvetica Neue" w:eastAsia="Helvetica Neue"/>
+          <w:rFonts w:ascii="Nunito MM" w:hAnsi="Nunito MM" w:cs="Nunito MM" w:eastAsia="Nunito MM"/>
           <w:b w:val="0"/>
           <w:color w:val="111111"/>
           <w:sz w:val="24"/>
@@ -6484,7 +6484,7 @@
       </w:r>
       <w:r>
         <w:rPr>
-          <w:rFonts w:ascii="Helvetica Neue" w:hAnsi="Helvetica Neue" w:cs="Helvetica Neue" w:eastAsia="Helvetica Neue"/>
+          <w:rFonts w:ascii="Nunito MM" w:hAnsi="Nunito MM" w:cs="Nunito MM" w:eastAsia="Nunito MM"/>
           <w:b/>
           <w:color w:val="039A9A"/>
           <w:sz w:val="24"/>
@@ -6493,7 +6493,7 @@
       </w:r>
       <w:r>
         <w:rPr>
-          <w:rFonts w:ascii="Helvetica Neue" w:hAnsi="Helvetica Neue" w:cs="Helvetica Neue" w:eastAsia="Helvetica Neue"/>
+          <w:rFonts w:ascii="Nunito MM" w:hAnsi="Nunito MM" w:cs="Nunito MM" w:eastAsia="Nunito MM"/>
           <w:b w:val="0"/>
           <w:color w:val="111111"/>
           <w:sz w:val="24"/>
@@ -6502,7 +6502,7 @@
       </w:r>
       <w:r>
         <w:rPr>
-          <w:rFonts w:ascii="Helvetica Neue" w:hAnsi="Helvetica Neue" w:cs="Helvetica Neue" w:eastAsia="Helvetica Neue"/>
+          <w:rFonts w:ascii="Nunito MM" w:hAnsi="Nunito MM" w:cs="Nunito MM" w:eastAsia="Nunito MM"/>
           <w:b w:val="0"/>
           <w:color w:val="111111"/>
           <w:sz w:val="24"/>
@@ -6511,7 +6511,7 @@
       </w:r>
       <w:r>
         <w:rPr>
-          <w:rFonts w:ascii="Helvetica Neue" w:hAnsi="Helvetica Neue" w:cs="Helvetica Neue" w:eastAsia="Helvetica Neue"/>
+          <w:rFonts w:ascii="Nunito MM" w:hAnsi="Nunito MM" w:cs="Nunito MM" w:eastAsia="Nunito MM"/>
           <w:b/>
           <w:color w:val="039A9A"/>
           <w:sz w:val="24"/>
@@ -6520,7 +6520,7 @@
       </w:r>
       <w:r>
         <w:rPr>
-          <w:rFonts w:ascii="Helvetica Neue" w:hAnsi="Helvetica Neue" w:cs="Helvetica Neue" w:eastAsia="Helvetica Neue"/>
+          <w:rFonts w:ascii="Nunito MM" w:hAnsi="Nunito MM" w:cs="Nunito MM" w:eastAsia="Nunito MM"/>
           <w:b w:val="0"/>
           <w:color w:val="111111"/>
           <w:sz w:val="24"/>
@@ -6539,7 +6539,7 @@
       </w:pPr>
       <w:r>
         <w:rPr>
-          <w:rFonts w:ascii="Helvetica Neue" w:hAnsi="Helvetica Neue" w:cs="Helvetica Neue" w:eastAsia="Helvetica Neue"/>
+          <w:rFonts w:ascii="Nunito MM" w:hAnsi="Nunito MM" w:cs="Nunito MM" w:eastAsia="Nunito MM"/>
           <w:b/>
           <w:color w:val="039A9A"/>
           <w:sz w:val="24"/>
@@ -6548,7 +6548,7 @@
       </w:r>
       <w:r>
         <w:rPr>
-          <w:rFonts w:ascii="Helvetica Neue" w:hAnsi="Helvetica Neue" w:cs="Helvetica Neue" w:eastAsia="Helvetica Neue"/>
+          <w:rFonts w:ascii="Nunito MM" w:hAnsi="Nunito MM" w:cs="Nunito MM" w:eastAsia="Nunito MM"/>
           <w:color w:val="2271FF"/>
           <w:sz w:val="26"/>
         </w:rPr>
@@ -6559,7 +6559,7 @@
       </w:r>
       <w:r>
         <w:rPr>
-          <w:rFonts w:ascii="Helvetica Neue" w:hAnsi="Helvetica Neue" w:cs="Helvetica Neue" w:eastAsia="Helvetica Neue"/>
+          <w:rFonts w:ascii="Nunito MM" w:hAnsi="Nunito MM" w:cs="Nunito MM" w:eastAsia="Nunito MM"/>
           <w:b w:val="0"/>
           <w:color w:val="111111"/>
           <w:sz w:val="24"/>
@@ -6568,7 +6568,7 @@
       </w:r>
       <w:r>
         <w:rPr>
-          <w:rFonts w:ascii="Helvetica Neue" w:hAnsi="Helvetica Neue" w:cs="Helvetica Neue" w:eastAsia="Helvetica Neue"/>
+          <w:rFonts w:ascii="Nunito MM" w:hAnsi="Nunito MM" w:cs="Nunito MM" w:eastAsia="Nunito MM"/>
           <w:b/>
           <w:color w:val="039A9A"/>
           <w:sz w:val="24"/>
@@ -6577,7 +6577,7 @@
       </w:r>
       <w:r>
         <w:rPr>
-          <w:rFonts w:ascii="Helvetica Neue" w:hAnsi="Helvetica Neue" w:cs="Helvetica Neue" w:eastAsia="Helvetica Neue"/>
+          <w:rFonts w:ascii="Nunito MM" w:hAnsi="Nunito MM" w:cs="Nunito MM" w:eastAsia="Nunito MM"/>
           <w:b w:val="0"/>
           <w:color w:val="111111"/>
           <w:sz w:val="24"/>
@@ -6586,7 +6586,7 @@
       </w:r>
       <w:r>
         <w:rPr>
-          <w:rFonts w:ascii="Helvetica Neue" w:hAnsi="Helvetica Neue" w:cs="Helvetica Neue" w:eastAsia="Helvetica Neue"/>
+          <w:rFonts w:ascii="Nunito MM" w:hAnsi="Nunito MM" w:cs="Nunito MM" w:eastAsia="Nunito MM"/>
           <w:b w:val="0"/>
           <w:color w:val="111111"/>
           <w:sz w:val="24"/>
@@ -6595,7 +6595,7 @@
       </w:r>
       <w:r>
         <w:rPr>
-          <w:rFonts w:ascii="Helvetica Neue" w:hAnsi="Helvetica Neue" w:cs="Helvetica Neue" w:eastAsia="Helvetica Neue"/>
+          <w:rFonts w:ascii="Nunito MM" w:hAnsi="Nunito MM" w:cs="Nunito MM" w:eastAsia="Nunito MM"/>
           <w:b/>
           <w:color w:val="039A9A"/>
           <w:sz w:val="24"/>
@@ -6604,7 +6604,7 @@
       </w:r>
       <w:r>
         <w:rPr>
-          <w:rFonts w:ascii="Helvetica Neue" w:hAnsi="Helvetica Neue" w:cs="Helvetica Neue" w:eastAsia="Helvetica Neue"/>
+          <w:rFonts w:ascii="Nunito MM" w:hAnsi="Nunito MM" w:cs="Nunito MM" w:eastAsia="Nunito MM"/>
           <w:b w:val="0"/>
           <w:color w:val="111111"/>
           <w:sz w:val="24"/>
@@ -6667,8 +6667,8 @@
       </w:r>
       <w:r>
         <w:rPr>
-          <w:rFonts w:ascii="Helvetica Neue" w:hAnsi="Helvetica Neue" w:cs="Helvetica Neue" w:eastAsia="Helvetica Neue"/>
-          <w:b/>
+          <w:rFonts w:ascii="Fredoka MM SemiBold" w:hAnsi="Fredoka MM SemiBold" w:cs="Fredoka MM SemiBold" w:eastAsia="Fredoka MM SemiBold"/>
+          <w:b w:val="0"/>
           <w:color w:val="039A9A"/>
           <w:sz w:val="26"/>
         </w:rPr>
@@ -6679,7 +6679,7 @@
       </w:r>
       <w:r>
         <w:rPr>
-          <w:rFonts w:ascii="Helvetica Neue" w:hAnsi="Helvetica Neue" w:cs="Helvetica Neue" w:eastAsia="Helvetica Neue"/>
+          <w:rFonts w:ascii="Nunito MM" w:hAnsi="Nunito MM" w:cs="Nunito MM" w:eastAsia="Nunito MM"/>
           <w:i/>
           <w:color w:val="111111"/>
           <w:sz w:val="23"/>
@@ -6695,7 +6695,7 @@
       </w:pPr>
       <w:r>
         <w:rPr>
-          <w:rFonts w:ascii="Helvetica Neue" w:hAnsi="Helvetica Neue" w:cs="Helvetica Neue" w:eastAsia="Helvetica Neue"/>
+          <w:rFonts w:ascii="Nunito MM" w:hAnsi="Nunito MM" w:cs="Nunito MM" w:eastAsia="Nunito MM"/>
           <w:b/>
           <w:color w:val="039A9A"/>
           <w:sz w:val="24"/>
@@ -6704,7 +6704,7 @@
       </w:r>
       <w:r>
         <w:rPr>
-          <w:rFonts w:ascii="Helvetica Neue" w:hAnsi="Helvetica Neue" w:cs="Helvetica Neue" w:eastAsia="Helvetica Neue"/>
+          <w:rFonts w:ascii="Nunito MM" w:hAnsi="Nunito MM" w:cs="Nunito MM" w:eastAsia="Nunito MM"/>
           <w:color w:val="2271FF"/>
           <w:sz w:val="26"/>
         </w:rPr>
@@ -6712,14 +6712,14 @@
       </w:r>
       <w:r>
         <w:rPr>
-          <w:rFonts w:ascii="Helvetica Neue" w:hAnsi="Helvetica Neue" w:cs="Helvetica Neue" w:eastAsia="Helvetica Neue"/>
+          <w:rFonts w:ascii="Nunito MM" w:hAnsi="Nunito MM" w:cs="Nunito MM" w:eastAsia="Nunito MM"/>
           <w:sz w:val="24"/>
         </w:rPr>
         <w:t xml:space="preserve"> </w:t>
       </w:r>
       <w:r>
         <w:rPr>
-          <w:rFonts w:ascii="Helvetica Neue" w:hAnsi="Helvetica Neue" w:cs="Helvetica Neue" w:eastAsia="Helvetica Neue"/>
+          <w:rFonts w:ascii="Nunito MM" w:hAnsi="Nunito MM" w:cs="Nunito MM" w:eastAsia="Nunito MM"/>
           <w:color w:val="5C5C5C"/>
           <w:sz w:val="24"/>
         </w:rPr>
@@ -6745,7 +6745,7 @@
       </w:pPr>
       <w:r>
         <w:rPr>
-          <w:rFonts w:ascii="Helvetica Neue" w:hAnsi="Helvetica Neue" w:cs="Helvetica Neue" w:eastAsia="Helvetica Neue"/>
+          <w:rFonts w:ascii="Nunito MM" w:hAnsi="Nunito MM" w:cs="Nunito MM" w:eastAsia="Nunito MM"/>
           <w:b/>
           <w:color w:val="039A9A"/>
           <w:sz w:val="24"/>
@@ -6754,7 +6754,7 @@
       </w:r>
       <w:r>
         <w:rPr>
-          <w:rFonts w:ascii="Helvetica Neue" w:hAnsi="Helvetica Neue" w:cs="Helvetica Neue" w:eastAsia="Helvetica Neue"/>
+          <w:rFonts w:ascii="Nunito MM" w:hAnsi="Nunito MM" w:cs="Nunito MM" w:eastAsia="Nunito MM"/>
           <w:color w:val="2271FF"/>
           <w:sz w:val="26"/>
         </w:rPr>
@@ -6762,14 +6762,14 @@
       </w:r>
       <w:r>
         <w:rPr>
-          <w:rFonts w:ascii="Helvetica Neue" w:hAnsi="Helvetica Neue" w:cs="Helvetica Neue" w:eastAsia="Helvetica Neue"/>
+          <w:rFonts w:ascii="Nunito MM" w:hAnsi="Nunito MM" w:cs="Nunito MM" w:eastAsia="Nunito MM"/>
           <w:sz w:val="24"/>
         </w:rPr>
         <w:t xml:space="preserve"> </w:t>
       </w:r>
       <w:r>
         <w:rPr>
-          <w:rFonts w:ascii="Helvetica Neue" w:hAnsi="Helvetica Neue" w:cs="Helvetica Neue" w:eastAsia="Helvetica Neue"/>
+          <w:rFonts w:ascii="Nunito MM" w:hAnsi="Nunito MM" w:cs="Nunito MM" w:eastAsia="Nunito MM"/>
           <w:color w:val="5C5C5C"/>
           <w:sz w:val="24"/>
         </w:rPr>
@@ -6795,7 +6795,7 @@
       </w:pPr>
       <w:r>
         <w:rPr>
-          <w:rFonts w:ascii="Helvetica Neue" w:hAnsi="Helvetica Neue" w:cs="Helvetica Neue" w:eastAsia="Helvetica Neue"/>
+          <w:rFonts w:ascii="Nunito MM" w:hAnsi="Nunito MM" w:cs="Nunito MM" w:eastAsia="Nunito MM"/>
           <w:b/>
           <w:color w:val="039A9A"/>
           <w:sz w:val="24"/>
@@ -6804,7 +6804,7 @@
       </w:r>
       <w:r>
         <w:rPr>
-          <w:rFonts w:ascii="Helvetica Neue" w:hAnsi="Helvetica Neue" w:cs="Helvetica Neue" w:eastAsia="Helvetica Neue"/>
+          <w:rFonts w:ascii="Nunito MM" w:hAnsi="Nunito MM" w:cs="Nunito MM" w:eastAsia="Nunito MM"/>
           <w:color w:val="2271FF"/>
           <w:sz w:val="26"/>
         </w:rPr>
@@ -6812,14 +6812,14 @@
       </w:r>
       <w:r>
         <w:rPr>
-          <w:rFonts w:ascii="Helvetica Neue" w:hAnsi="Helvetica Neue" w:cs="Helvetica Neue" w:eastAsia="Helvetica Neue"/>
+          <w:rFonts w:ascii="Nunito MM" w:hAnsi="Nunito MM" w:cs="Nunito MM" w:eastAsia="Nunito MM"/>
           <w:sz w:val="24"/>
         </w:rPr>
         <w:t xml:space="preserve"> </w:t>
       </w:r>
       <w:r>
         <w:rPr>
-          <w:rFonts w:ascii="Helvetica Neue" w:hAnsi="Helvetica Neue" w:cs="Helvetica Neue" w:eastAsia="Helvetica Neue"/>
+          <w:rFonts w:ascii="Nunito MM" w:hAnsi="Nunito MM" w:cs="Nunito MM" w:eastAsia="Nunito MM"/>
           <w:color w:val="5C5C5C"/>
           <w:sz w:val="24"/>
         </w:rPr>
@@ -6855,7 +6855,7 @@
       <w:bookmarkStart w:id="7" w:name="ue06"/>
       <w:r>
         <w:rPr>
-          <w:rFonts w:ascii="Helvetica Neue" w:hAnsi="Helvetica Neue" w:cs="Helvetica Neue" w:eastAsia="Helvetica Neue"/>
+          <w:rFonts w:ascii="Fredoka MM SemiBold" w:hAnsi="Fredoka MM SemiBold" w:cs="Fredoka MM SemiBold" w:eastAsia="Fredoka MM SemiBold"/>
           <w:b/>
           <w:color w:val="039A9A"/>
           <w:sz w:val="32"/>
@@ -6864,7 +6864,7 @@
       </w:r>
       <w:r>
         <w:rPr>
-          <w:rFonts w:ascii="Helvetica Neue" w:hAnsi="Helvetica Neue" w:cs="Helvetica Neue" w:eastAsia="Helvetica Neue"/>
+          <w:rFonts w:ascii="Fredoka MM SemiBold" w:hAnsi="Fredoka MM SemiBold" w:cs="Fredoka MM SemiBold" w:eastAsia="Fredoka MM SemiBold"/>
           <w:b/>
           <w:color w:val="039A9A"/>
           <w:sz w:val="28"/>
@@ -6873,7 +6873,7 @@
       </w:r>
       <w:r>
         <w:rPr>
-          <w:rFonts w:ascii="Helvetica Neue" w:hAnsi="Helvetica Neue" w:cs="Helvetica Neue" w:eastAsia="Helvetica Neue"/>
+          <w:rFonts w:ascii="Nunito MM" w:hAnsi="Nunito MM" w:cs="Nunito MM" w:eastAsia="Nunito MM"/>
           <w:b/>
           <w:color w:val="039A9A"/>
           <w:sz w:val="28"/>
@@ -6882,7 +6882,7 @@
       </w:r>
       <w:r>
         <w:rPr>
-          <w:rFonts w:ascii="Helvetica Neue" w:hAnsi="Helvetica Neue" w:cs="Helvetica Neue" w:eastAsia="Helvetica Neue"/>
+          <w:rFonts w:ascii="Nunito MM" w:hAnsi="Nunito MM" w:cs="Nunito MM" w:eastAsia="Nunito MM"/>
           <w:b/>
           <w:color w:val="2271FF"/>
           <w:sz w:val="30"/>
@@ -6891,7 +6891,7 @@
       </w:r>
       <w:r>
         <w:rPr>
-          <w:rFonts w:ascii="Helvetica Neue" w:hAnsi="Helvetica Neue" w:cs="Helvetica Neue" w:eastAsia="Helvetica Neue"/>
+          <w:rFonts w:ascii="Nunito MM" w:hAnsi="Nunito MM" w:cs="Nunito MM" w:eastAsia="Nunito MM"/>
           <w:b/>
           <w:color w:val="039A9A"/>
           <w:sz w:val="28"/>
@@ -6900,7 +6900,7 @@
       </w:r>
       <w:r>
         <w:rPr>
-          <w:rFonts w:ascii="Helvetica Neue" w:hAnsi="Helvetica Neue" w:cs="Helvetica Neue" w:eastAsia="Helvetica Neue"/>
+          <w:rFonts w:ascii="Nunito MM" w:hAnsi="Nunito MM" w:cs="Nunito MM" w:eastAsia="Nunito MM"/>
           <w:b/>
           <w:color w:val="2271FF"/>
           <w:sz w:val="30"/>
@@ -6909,7 +6909,7 @@
       </w:r>
       <w:r>
         <w:rPr>
-          <w:rFonts w:ascii="Helvetica Neue" w:hAnsi="Helvetica Neue" w:cs="Helvetica Neue" w:eastAsia="Helvetica Neue"/>
+          <w:rFonts w:ascii="Nunito MM" w:hAnsi="Nunito MM" w:cs="Nunito MM" w:eastAsia="Nunito MM"/>
           <w:b/>
           <w:color w:val="039A9A"/>
           <w:sz w:val="28"/>
@@ -6968,8 +6968,8 @@
       </w:r>
       <w:r>
         <w:rPr>
-          <w:rFonts w:ascii="Helvetica Neue" w:hAnsi="Helvetica Neue" w:cs="Helvetica Neue" w:eastAsia="Helvetica Neue"/>
-          <w:b/>
+          <w:rFonts w:ascii="Fredoka MM SemiBold" w:hAnsi="Fredoka MM SemiBold" w:cs="Fredoka MM SemiBold" w:eastAsia="Fredoka MM SemiBold"/>
+          <w:b w:val="0"/>
           <w:color w:val="039A9A"/>
           <w:sz w:val="26"/>
         </w:rPr>
@@ -6980,7 +6980,7 @@
       </w:r>
       <w:r>
         <w:rPr>
-          <w:rFonts w:ascii="Helvetica Neue" w:hAnsi="Helvetica Neue" w:cs="Helvetica Neue" w:eastAsia="Helvetica Neue"/>
+          <w:rFonts w:ascii="Nunito MM" w:hAnsi="Nunito MM" w:cs="Nunito MM" w:eastAsia="Nunito MM"/>
           <w:i/>
           <w:color w:val="111111"/>
           <w:sz w:val="23"/>
@@ -6989,7 +6989,7 @@
       </w:r>
       <w:r>
         <w:rPr>
-          <w:rFonts w:ascii="Helvetica Neue" w:hAnsi="Helvetica Neue" w:cs="Helvetica Neue" w:eastAsia="Helvetica Neue"/>
+          <w:rFonts w:ascii="Nunito MM" w:hAnsi="Nunito MM" w:cs="Nunito MM" w:eastAsia="Nunito MM"/>
           <w:i/>
           <w:color w:val="2271FF"/>
           <w:sz w:val="25"/>
@@ -6998,7 +6998,7 @@
       </w:r>
       <w:r>
         <w:rPr>
-          <w:rFonts w:ascii="Helvetica Neue" w:hAnsi="Helvetica Neue" w:cs="Helvetica Neue" w:eastAsia="Helvetica Neue"/>
+          <w:rFonts w:ascii="Nunito MM" w:hAnsi="Nunito MM" w:cs="Nunito MM" w:eastAsia="Nunito MM"/>
           <w:i/>
           <w:color w:val="111111"/>
           <w:sz w:val="23"/>
@@ -7014,7 +7014,7 @@
       </w:pPr>
       <w:r>
         <w:rPr>
-          <w:rFonts w:ascii="Helvetica Neue" w:hAnsi="Helvetica Neue" w:cs="Helvetica Neue" w:eastAsia="Helvetica Neue"/>
+          <w:rFonts w:ascii="Nunito MM" w:hAnsi="Nunito MM" w:cs="Nunito MM" w:eastAsia="Nunito MM"/>
           <w:b/>
           <w:color w:val="039A9A"/>
           <w:sz w:val="24"/>
@@ -7023,7 +7023,7 @@
       </w:r>
       <w:r>
         <w:rPr>
-          <w:rFonts w:ascii="Helvetica Neue" w:hAnsi="Helvetica Neue" w:cs="Helvetica Neue" w:eastAsia="Helvetica Neue"/>
+          <w:rFonts w:ascii="Nunito MM" w:hAnsi="Nunito MM" w:cs="Nunito MM" w:eastAsia="Nunito MM"/>
           <w:color w:val="111111"/>
           <w:sz w:val="24"/>
         </w:rPr>
@@ -7031,7 +7031,7 @@
       </w:r>
       <w:r>
         <w:rPr>
-          <w:rFonts w:ascii="Helvetica Neue" w:hAnsi="Helvetica Neue" w:cs="Helvetica Neue" w:eastAsia="Helvetica Neue"/>
+          <w:rFonts w:ascii="Nunito MM" w:hAnsi="Nunito MM" w:cs="Nunito MM" w:eastAsia="Nunito MM"/>
           <w:color w:val="2271FF"/>
           <w:sz w:val="26"/>
         </w:rPr>
@@ -7039,7 +7039,7 @@
       </w:r>
       <w:r>
         <w:rPr>
-          <w:rFonts w:ascii="Helvetica Neue" w:hAnsi="Helvetica Neue" w:cs="Helvetica Neue" w:eastAsia="Helvetica Neue"/>
+          <w:rFonts w:ascii="Nunito MM" w:hAnsi="Nunito MM" w:cs="Nunito MM" w:eastAsia="Nunito MM"/>
           <w:color w:val="111111"/>
           <w:sz w:val="24"/>
         </w:rPr>
@@ -7065,7 +7065,7 @@
       </w:pPr>
       <w:r>
         <w:rPr>
-          <w:rFonts w:ascii="Helvetica Neue" w:hAnsi="Helvetica Neue" w:cs="Helvetica Neue" w:eastAsia="Helvetica Neue"/>
+          <w:rFonts w:ascii="Nunito MM" w:hAnsi="Nunito MM" w:cs="Nunito MM" w:eastAsia="Nunito MM"/>
           <w:b/>
           <w:color w:val="039A9A"/>
           <w:sz w:val="24"/>
@@ -7074,7 +7074,7 @@
       </w:r>
       <w:r>
         <w:rPr>
-          <w:rFonts w:ascii="Helvetica Neue" w:hAnsi="Helvetica Neue" w:cs="Helvetica Neue" w:eastAsia="Helvetica Neue"/>
+          <w:rFonts w:ascii="Nunito MM" w:hAnsi="Nunito MM" w:cs="Nunito MM" w:eastAsia="Nunito MM"/>
           <w:color w:val="111111"/>
           <w:sz w:val="24"/>
         </w:rPr>
@@ -7082,7 +7082,7 @@
       </w:r>
       <w:r>
         <w:rPr>
-          <w:rFonts w:ascii="Helvetica Neue" w:hAnsi="Helvetica Neue" w:cs="Helvetica Neue" w:eastAsia="Helvetica Neue"/>
+          <w:rFonts w:ascii="Nunito MM" w:hAnsi="Nunito MM" w:cs="Nunito MM" w:eastAsia="Nunito MM"/>
           <w:color w:val="2271FF"/>
           <w:sz w:val="26"/>
         </w:rPr>
@@ -7090,7 +7090,7 @@
       </w:r>
       <w:r>
         <w:rPr>
-          <w:rFonts w:ascii="Helvetica Neue" w:hAnsi="Helvetica Neue" w:cs="Helvetica Neue" w:eastAsia="Helvetica Neue"/>
+          <w:rFonts w:ascii="Nunito MM" w:hAnsi="Nunito MM" w:cs="Nunito MM" w:eastAsia="Nunito MM"/>
           <w:color w:val="111111"/>
           <w:sz w:val="24"/>
         </w:rPr>
@@ -7116,7 +7116,7 @@
       </w:pPr>
       <w:r>
         <w:rPr>
-          <w:rFonts w:ascii="Helvetica Neue" w:hAnsi="Helvetica Neue" w:cs="Helvetica Neue" w:eastAsia="Helvetica Neue"/>
+          <w:rFonts w:ascii="Nunito MM" w:hAnsi="Nunito MM" w:cs="Nunito MM" w:eastAsia="Nunito MM"/>
           <w:b/>
           <w:color w:val="039A9A"/>
           <w:sz w:val="24"/>
@@ -7125,7 +7125,7 @@
       </w:r>
       <w:r>
         <w:rPr>
-          <w:rFonts w:ascii="Helvetica Neue" w:hAnsi="Helvetica Neue" w:cs="Helvetica Neue" w:eastAsia="Helvetica Neue"/>
+          <w:rFonts w:ascii="Nunito MM" w:hAnsi="Nunito MM" w:cs="Nunito MM" w:eastAsia="Nunito MM"/>
           <w:color w:val="111111"/>
           <w:sz w:val="24"/>
         </w:rPr>
@@ -7133,7 +7133,7 @@
       </w:r>
       <w:r>
         <w:rPr>
-          <w:rFonts w:ascii="Helvetica Neue" w:hAnsi="Helvetica Neue" w:cs="Helvetica Neue" w:eastAsia="Helvetica Neue"/>
+          <w:rFonts w:ascii="Nunito MM" w:hAnsi="Nunito MM" w:cs="Nunito MM" w:eastAsia="Nunito MM"/>
           <w:color w:val="2271FF"/>
           <w:sz w:val="26"/>
         </w:rPr>
@@ -7141,7 +7141,7 @@
       </w:r>
       <w:r>
         <w:rPr>
-          <w:rFonts w:ascii="Helvetica Neue" w:hAnsi="Helvetica Neue" w:cs="Helvetica Neue" w:eastAsia="Helvetica Neue"/>
+          <w:rFonts w:ascii="Nunito MM" w:hAnsi="Nunito MM" w:cs="Nunito MM" w:eastAsia="Nunito MM"/>
           <w:color w:val="111111"/>
           <w:sz w:val="24"/>
         </w:rPr>
@@ -7167,7 +7167,7 @@
       </w:pPr>
       <w:r>
         <w:rPr>
-          <w:rFonts w:ascii="Helvetica Neue" w:hAnsi="Helvetica Neue" w:cs="Helvetica Neue" w:eastAsia="Helvetica Neue"/>
+          <w:rFonts w:ascii="Nunito MM" w:hAnsi="Nunito MM" w:cs="Nunito MM" w:eastAsia="Nunito MM"/>
           <w:b/>
           <w:color w:val="039A9A"/>
           <w:sz w:val="24"/>
@@ -7176,7 +7176,7 @@
       </w:r>
       <w:r>
         <w:rPr>
-          <w:rFonts w:ascii="Helvetica Neue" w:hAnsi="Helvetica Neue" w:cs="Helvetica Neue" w:eastAsia="Helvetica Neue"/>
+          <w:rFonts w:ascii="Nunito MM" w:hAnsi="Nunito MM" w:cs="Nunito MM" w:eastAsia="Nunito MM"/>
           <w:color w:val="111111"/>
           <w:sz w:val="24"/>
         </w:rPr>
@@ -7184,7 +7184,7 @@
       </w:r>
       <w:r>
         <w:rPr>
-          <w:rFonts w:ascii="Helvetica Neue" w:hAnsi="Helvetica Neue" w:cs="Helvetica Neue" w:eastAsia="Helvetica Neue"/>
+          <w:rFonts w:ascii="Nunito MM" w:hAnsi="Nunito MM" w:cs="Nunito MM" w:eastAsia="Nunito MM"/>
           <w:color w:val="2271FF"/>
           <w:sz w:val="26"/>
         </w:rPr>
@@ -7192,7 +7192,7 @@
       </w:r>
       <w:r>
         <w:rPr>
-          <w:rFonts w:ascii="Helvetica Neue" w:hAnsi="Helvetica Neue" w:cs="Helvetica Neue" w:eastAsia="Helvetica Neue"/>
+          <w:rFonts w:ascii="Nunito MM" w:hAnsi="Nunito MM" w:cs="Nunito MM" w:eastAsia="Nunito MM"/>
           <w:color w:val="111111"/>
           <w:sz w:val="24"/>
         </w:rPr>
@@ -7265,8 +7265,8 @@
       </w:r>
       <w:r>
         <w:rPr>
-          <w:rFonts w:ascii="Helvetica Neue" w:hAnsi="Helvetica Neue" w:cs="Helvetica Neue" w:eastAsia="Helvetica Neue"/>
-          <w:b/>
+          <w:rFonts w:ascii="Fredoka MM SemiBold" w:hAnsi="Fredoka MM SemiBold" w:cs="Fredoka MM SemiBold" w:eastAsia="Fredoka MM SemiBold"/>
+          <w:b w:val="0"/>
           <w:color w:val="039A9A"/>
           <w:sz w:val="26"/>
         </w:rPr>
@@ -7277,7 +7277,7 @@
       </w:r>
       <w:r>
         <w:rPr>
-          <w:rFonts w:ascii="Helvetica Neue" w:hAnsi="Helvetica Neue" w:cs="Helvetica Neue" w:eastAsia="Helvetica Neue"/>
+          <w:rFonts w:ascii="Nunito MM" w:hAnsi="Nunito MM" w:cs="Nunito MM" w:eastAsia="Nunito MM"/>
           <w:i/>
           <w:color w:val="111111"/>
           <w:sz w:val="23"/>
@@ -7293,7 +7293,7 @@
       </w:pPr>
       <w:r>
         <w:rPr>
-          <w:rFonts w:ascii="Helvetica Neue" w:hAnsi="Helvetica Neue" w:cs="Helvetica Neue" w:eastAsia="Helvetica Neue"/>
+          <w:rFonts w:ascii="Nunito MM" w:hAnsi="Nunito MM" w:cs="Nunito MM" w:eastAsia="Nunito MM"/>
           <w:b/>
           <w:color w:val="039A9A"/>
           <w:sz w:val="24"/>
@@ -7302,7 +7302,7 @@
       </w:r>
       <w:r>
         <w:rPr>
-          <w:rFonts w:ascii="Helvetica Neue" w:hAnsi="Helvetica Neue" w:cs="Helvetica Neue" w:eastAsia="Helvetica Neue"/>
+          <w:rFonts w:ascii="Nunito MM" w:hAnsi="Nunito MM" w:cs="Nunito MM" w:eastAsia="Nunito MM"/>
           <w:color w:val="111111"/>
           <w:sz w:val="24"/>
         </w:rPr>
@@ -7328,7 +7328,7 @@
       </w:pPr>
       <w:r>
         <w:rPr>
-          <w:rFonts w:ascii="Helvetica Neue" w:hAnsi="Helvetica Neue" w:cs="Helvetica Neue" w:eastAsia="Helvetica Neue"/>
+          <w:rFonts w:ascii="Nunito MM" w:hAnsi="Nunito MM" w:cs="Nunito MM" w:eastAsia="Nunito MM"/>
           <w:b/>
           <w:color w:val="039A9A"/>
           <w:sz w:val="24"/>
@@ -7337,7 +7337,7 @@
       </w:r>
       <w:r>
         <w:rPr>
-          <w:rFonts w:ascii="Helvetica Neue" w:hAnsi="Helvetica Neue" w:cs="Helvetica Neue" w:eastAsia="Helvetica Neue"/>
+          <w:rFonts w:ascii="Nunito MM" w:hAnsi="Nunito MM" w:cs="Nunito MM" w:eastAsia="Nunito MM"/>
           <w:color w:val="111111"/>
           <w:sz w:val="24"/>
         </w:rPr>
@@ -7363,7 +7363,7 @@
       </w:pPr>
       <w:r>
         <w:rPr>
-          <w:rFonts w:ascii="Helvetica Neue" w:hAnsi="Helvetica Neue" w:cs="Helvetica Neue" w:eastAsia="Helvetica Neue"/>
+          <w:rFonts w:ascii="Nunito MM" w:hAnsi="Nunito MM" w:cs="Nunito MM" w:eastAsia="Nunito MM"/>
           <w:b/>
           <w:color w:val="039A9A"/>
           <w:sz w:val="24"/>
@@ -7372,7 +7372,7 @@
       </w:r>
       <w:r>
         <w:rPr>
-          <w:rFonts w:ascii="Helvetica Neue" w:hAnsi="Helvetica Neue" w:cs="Helvetica Neue" w:eastAsia="Helvetica Neue"/>
+          <w:rFonts w:ascii="Nunito MM" w:hAnsi="Nunito MM" w:cs="Nunito MM" w:eastAsia="Nunito MM"/>
           <w:color w:val="111111"/>
           <w:sz w:val="24"/>
         </w:rPr>
@@ -7408,7 +7408,7 @@
       <w:bookmarkStart w:id="8" w:name="ue07"/>
       <w:r>
         <w:rPr>
-          <w:rFonts w:ascii="Helvetica Neue" w:hAnsi="Helvetica Neue" w:cs="Helvetica Neue" w:eastAsia="Helvetica Neue"/>
+          <w:rFonts w:ascii="Fredoka MM SemiBold" w:hAnsi="Fredoka MM SemiBold" w:cs="Fredoka MM SemiBold" w:eastAsia="Fredoka MM SemiBold"/>
           <w:b/>
           <w:color w:val="039A9A"/>
           <w:sz w:val="32"/>
@@ -7417,7 +7417,7 @@
       </w:r>
       <w:r>
         <w:rPr>
-          <w:rFonts w:ascii="Helvetica Neue" w:hAnsi="Helvetica Neue" w:cs="Helvetica Neue" w:eastAsia="Helvetica Neue"/>
+          <w:rFonts w:ascii="Fredoka MM SemiBold" w:hAnsi="Fredoka MM SemiBold" w:cs="Fredoka MM SemiBold" w:eastAsia="Fredoka MM SemiBold"/>
           <w:b/>
           <w:color w:val="039A9A"/>
           <w:sz w:val="28"/>
@@ -7426,7 +7426,7 @@
       </w:r>
       <w:r>
         <w:rPr>
-          <w:rFonts w:ascii="Helvetica Neue" w:hAnsi="Helvetica Neue" w:cs="Helvetica Neue" w:eastAsia="Helvetica Neue"/>
+          <w:rFonts w:ascii="Nunito MM" w:hAnsi="Nunito MM" w:cs="Nunito MM" w:eastAsia="Nunito MM"/>
           <w:b/>
           <w:color w:val="2271FF"/>
           <w:sz w:val="30"/>
@@ -7435,7 +7435,7 @@
       </w:r>
       <w:r>
         <w:rPr>
-          <w:rFonts w:ascii="Helvetica Neue" w:hAnsi="Helvetica Neue" w:cs="Helvetica Neue" w:eastAsia="Helvetica Neue"/>
+          <w:rFonts w:ascii="Nunito MM" w:hAnsi="Nunito MM" w:cs="Nunito MM" w:eastAsia="Nunito MM"/>
           <w:b/>
           <w:color w:val="039A9A"/>
           <w:sz w:val="28"/>
@@ -7494,8 +7494,8 @@
       </w:r>
       <w:r>
         <w:rPr>
-          <w:rFonts w:ascii="Helvetica Neue" w:hAnsi="Helvetica Neue" w:cs="Helvetica Neue" w:eastAsia="Helvetica Neue"/>
-          <w:b/>
+          <w:rFonts w:ascii="Fredoka MM SemiBold" w:hAnsi="Fredoka MM SemiBold" w:cs="Fredoka MM SemiBold" w:eastAsia="Fredoka MM SemiBold"/>
+          <w:b w:val="0"/>
           <w:color w:val="039A9A"/>
           <w:sz w:val="26"/>
         </w:rPr>
@@ -7506,7 +7506,7 @@
       </w:r>
       <w:r>
         <w:rPr>
-          <w:rFonts w:ascii="Helvetica Neue" w:hAnsi="Helvetica Neue" w:cs="Helvetica Neue" w:eastAsia="Helvetica Neue"/>
+          <w:rFonts w:ascii="Nunito MM" w:hAnsi="Nunito MM" w:cs="Nunito MM" w:eastAsia="Nunito MM"/>
           <w:i/>
           <w:color w:val="111111"/>
           <w:sz w:val="23"/>
@@ -7515,7 +7515,7 @@
       </w:r>
       <w:r>
         <w:rPr>
-          <w:rFonts w:ascii="Helvetica Neue" w:hAnsi="Helvetica Neue" w:cs="Helvetica Neue" w:eastAsia="Helvetica Neue"/>
+          <w:rFonts w:ascii="Nunito MM" w:hAnsi="Nunito MM" w:cs="Nunito MM" w:eastAsia="Nunito MM"/>
           <w:i/>
           <w:color w:val="2271FF"/>
           <w:sz w:val="25"/>
@@ -7524,7 +7524,7 @@
       </w:r>
       <w:r>
         <w:rPr>
-          <w:rFonts w:ascii="Helvetica Neue" w:hAnsi="Helvetica Neue" w:cs="Helvetica Neue" w:eastAsia="Helvetica Neue"/>
+          <w:rFonts w:ascii="Nunito MM" w:hAnsi="Nunito MM" w:cs="Nunito MM" w:eastAsia="Nunito MM"/>
           <w:i/>
           <w:color w:val="111111"/>
           <w:sz w:val="23"/>
@@ -7533,7 +7533,7 @@
       </w:r>
       <w:r>
         <w:rPr>
-          <w:rFonts w:ascii="Helvetica Neue" w:hAnsi="Helvetica Neue" w:cs="Helvetica Neue" w:eastAsia="Helvetica Neue"/>
+          <w:rFonts w:ascii="Nunito MM" w:hAnsi="Nunito MM" w:cs="Nunito MM" w:eastAsia="Nunito MM"/>
           <w:i/>
           <w:color w:val="2271FF"/>
           <w:sz w:val="25"/>
@@ -7542,7 +7542,7 @@
       </w:r>
       <w:r>
         <w:rPr>
-          <w:rFonts w:ascii="Helvetica Neue" w:hAnsi="Helvetica Neue" w:cs="Helvetica Neue" w:eastAsia="Helvetica Neue"/>
+          <w:rFonts w:ascii="Nunito MM" w:hAnsi="Nunito MM" w:cs="Nunito MM" w:eastAsia="Nunito MM"/>
           <w:i/>
           <w:color w:val="111111"/>
           <w:sz w:val="23"/>
@@ -7551,7 +7551,7 @@
       </w:r>
       <w:r>
         <w:rPr>
-          <w:rFonts w:ascii="Helvetica Neue" w:hAnsi="Helvetica Neue" w:cs="Helvetica Neue" w:eastAsia="Helvetica Neue"/>
+          <w:rFonts w:ascii="Nunito MM" w:hAnsi="Nunito MM" w:cs="Nunito MM" w:eastAsia="Nunito MM"/>
           <w:i/>
           <w:color w:val="2271FF"/>
           <w:sz w:val="25"/>
@@ -7560,7 +7560,7 @@
       </w:r>
       <w:r>
         <w:rPr>
-          <w:rFonts w:ascii="Helvetica Neue" w:hAnsi="Helvetica Neue" w:cs="Helvetica Neue" w:eastAsia="Helvetica Neue"/>
+          <w:rFonts w:ascii="Nunito MM" w:hAnsi="Nunito MM" w:cs="Nunito MM" w:eastAsia="Nunito MM"/>
           <w:i/>
           <w:color w:val="111111"/>
           <w:sz w:val="23"/>
@@ -7576,7 +7576,7 @@
       </w:pPr>
       <w:r>
         <w:rPr>
-          <w:rFonts w:ascii="Helvetica Neue" w:hAnsi="Helvetica Neue" w:cs="Helvetica Neue" w:eastAsia="Helvetica Neue"/>
+          <w:rFonts w:ascii="Nunito MM" w:hAnsi="Nunito MM" w:cs="Nunito MM" w:eastAsia="Nunito MM"/>
           <w:b/>
           <w:color w:val="039A9A"/>
           <w:sz w:val="24"/>
@@ -7585,7 +7585,7 @@
       </w:r>
       <w:r>
         <w:rPr>
-          <w:rFonts w:ascii="Helvetica Neue" w:hAnsi="Helvetica Neue" w:cs="Helvetica Neue" w:eastAsia="Helvetica Neue"/>
+          <w:rFonts w:ascii="Nunito MM" w:hAnsi="Nunito MM" w:cs="Nunito MM" w:eastAsia="Nunito MM"/>
           <w:color w:val="2271FF"/>
           <w:sz w:val="26"/>
         </w:rPr>
@@ -7611,7 +7611,7 @@
       </w:pPr>
       <w:r>
         <w:rPr>
-          <w:rFonts w:ascii="Helvetica Neue" w:hAnsi="Helvetica Neue" w:cs="Helvetica Neue" w:eastAsia="Helvetica Neue"/>
+          <w:rFonts w:ascii="Nunito MM" w:hAnsi="Nunito MM" w:cs="Nunito MM" w:eastAsia="Nunito MM"/>
           <w:b/>
           <w:color w:val="039A9A"/>
           <w:sz w:val="24"/>
@@ -7620,7 +7620,7 @@
       </w:r>
       <w:r>
         <w:rPr>
-          <w:rFonts w:ascii="Helvetica Neue" w:hAnsi="Helvetica Neue" w:cs="Helvetica Neue" w:eastAsia="Helvetica Neue"/>
+          <w:rFonts w:ascii="Nunito MM" w:hAnsi="Nunito MM" w:cs="Nunito MM" w:eastAsia="Nunito MM"/>
           <w:color w:val="2271FF"/>
           <w:sz w:val="26"/>
         </w:rPr>
@@ -7646,7 +7646,7 @@
       </w:pPr>
       <w:r>
         <w:rPr>
-          <w:rFonts w:ascii="Helvetica Neue" w:hAnsi="Helvetica Neue" w:cs="Helvetica Neue" w:eastAsia="Helvetica Neue"/>
+          <w:rFonts w:ascii="Nunito MM" w:hAnsi="Nunito MM" w:cs="Nunito MM" w:eastAsia="Nunito MM"/>
           <w:b/>
           <w:color w:val="039A9A"/>
           <w:sz w:val="24"/>
@@ -7655,7 +7655,7 @@
       </w:r>
       <w:r>
         <w:rPr>
-          <w:rFonts w:ascii="Helvetica Neue" w:hAnsi="Helvetica Neue" w:cs="Helvetica Neue" w:eastAsia="Helvetica Neue"/>
+          <w:rFonts w:ascii="Nunito MM" w:hAnsi="Nunito MM" w:cs="Nunito MM" w:eastAsia="Nunito MM"/>
           <w:color w:val="2271FF"/>
           <w:sz w:val="26"/>
         </w:rPr>
@@ -7728,8 +7728,8 @@
       </w:r>
       <w:r>
         <w:rPr>
-          <w:rFonts w:ascii="Helvetica Neue" w:hAnsi="Helvetica Neue" w:cs="Helvetica Neue" w:eastAsia="Helvetica Neue"/>
-          <w:b/>
+          <w:rFonts w:ascii="Fredoka MM SemiBold" w:hAnsi="Fredoka MM SemiBold" w:cs="Fredoka MM SemiBold" w:eastAsia="Fredoka MM SemiBold"/>
+          <w:b w:val="0"/>
           <w:color w:val="039A9A"/>
           <w:sz w:val="26"/>
         </w:rPr>
@@ -7740,7 +7740,7 @@
       </w:r>
       <w:r>
         <w:rPr>
-          <w:rFonts w:ascii="Helvetica Neue" w:hAnsi="Helvetica Neue" w:cs="Helvetica Neue" w:eastAsia="Helvetica Neue"/>
+          <w:rFonts w:ascii="Nunito MM" w:hAnsi="Nunito MM" w:cs="Nunito MM" w:eastAsia="Nunito MM"/>
           <w:i/>
           <w:color w:val="111111"/>
           <w:sz w:val="23"/>
@@ -7756,7 +7756,7 @@
       </w:pPr>
       <w:r>
         <w:rPr>
-          <w:rFonts w:ascii="Helvetica Neue" w:hAnsi="Helvetica Neue" w:cs="Helvetica Neue" w:eastAsia="Helvetica Neue"/>
+          <w:rFonts w:ascii="Nunito MM" w:hAnsi="Nunito MM" w:cs="Nunito MM" w:eastAsia="Nunito MM"/>
           <w:b/>
           <w:color w:val="039A9A"/>
           <w:sz w:val="24"/>
@@ -7765,7 +7765,7 @@
       </w:r>
       <w:r>
         <w:rPr>
-          <w:rFonts w:ascii="Helvetica Neue" w:hAnsi="Helvetica Neue" w:cs="Helvetica Neue" w:eastAsia="Helvetica Neue"/>
+          <w:rFonts w:ascii="Nunito MM" w:hAnsi="Nunito MM" w:cs="Nunito MM" w:eastAsia="Nunito MM"/>
           <w:color w:val="111111"/>
           <w:sz w:val="24"/>
         </w:rPr>
@@ -7791,7 +7791,7 @@
       </w:pPr>
       <w:r>
         <w:rPr>
-          <w:rFonts w:ascii="Helvetica Neue" w:hAnsi="Helvetica Neue" w:cs="Helvetica Neue" w:eastAsia="Helvetica Neue"/>
+          <w:rFonts w:ascii="Nunito MM" w:hAnsi="Nunito MM" w:cs="Nunito MM" w:eastAsia="Nunito MM"/>
           <w:b/>
           <w:color w:val="039A9A"/>
           <w:sz w:val="24"/>
@@ -7800,7 +7800,7 @@
       </w:r>
       <w:r>
         <w:rPr>
-          <w:rFonts w:ascii="Helvetica Neue" w:hAnsi="Helvetica Neue" w:cs="Helvetica Neue" w:eastAsia="Helvetica Neue"/>
+          <w:rFonts w:ascii="Nunito MM" w:hAnsi="Nunito MM" w:cs="Nunito MM" w:eastAsia="Nunito MM"/>
           <w:color w:val="111111"/>
           <w:sz w:val="24"/>
         </w:rPr>
@@ -7826,7 +7826,7 @@
       </w:pPr>
       <w:r>
         <w:rPr>
-          <w:rFonts w:ascii="Helvetica Neue" w:hAnsi="Helvetica Neue" w:cs="Helvetica Neue" w:eastAsia="Helvetica Neue"/>
+          <w:rFonts w:ascii="Nunito MM" w:hAnsi="Nunito MM" w:cs="Nunito MM" w:eastAsia="Nunito MM"/>
           <w:b/>
           <w:color w:val="039A9A"/>
           <w:sz w:val="24"/>
@@ -7835,7 +7835,7 @@
       </w:r>
       <w:r>
         <w:rPr>
-          <w:rFonts w:ascii="Helvetica Neue" w:hAnsi="Helvetica Neue" w:cs="Helvetica Neue" w:eastAsia="Helvetica Neue"/>
+          <w:rFonts w:ascii="Nunito MM" w:hAnsi="Nunito MM" w:cs="Nunito MM" w:eastAsia="Nunito MM"/>
           <w:color w:val="111111"/>
           <w:sz w:val="24"/>
         </w:rPr>
@@ -7871,7 +7871,7 @@
       <w:bookmarkStart w:id="9" w:name="ue08"/>
       <w:r>
         <w:rPr>
-          <w:rFonts w:ascii="Helvetica Neue" w:hAnsi="Helvetica Neue" w:cs="Helvetica Neue" w:eastAsia="Helvetica Neue"/>
+          <w:rFonts w:ascii="Fredoka MM SemiBold" w:hAnsi="Fredoka MM SemiBold" w:cs="Fredoka MM SemiBold" w:eastAsia="Fredoka MM SemiBold"/>
           <w:b/>
           <w:color w:val="039A9A"/>
           <w:sz w:val="32"/>
@@ -7880,7 +7880,7 @@
       </w:r>
       <w:r>
         <w:rPr>
-          <w:rFonts w:ascii="Helvetica Neue" w:hAnsi="Helvetica Neue" w:cs="Helvetica Neue" w:eastAsia="Helvetica Neue"/>
+          <w:rFonts w:ascii="Fredoka MM SemiBold" w:hAnsi="Fredoka MM SemiBold" w:cs="Fredoka MM SemiBold" w:eastAsia="Fredoka MM SemiBold"/>
           <w:b/>
           <w:color w:val="039A9A"/>
           <w:sz w:val="28"/>
@@ -7889,7 +7889,7 @@
       </w:r>
       <w:r>
         <w:rPr>
-          <w:rFonts w:ascii="Helvetica Neue" w:hAnsi="Helvetica Neue" w:cs="Helvetica Neue" w:eastAsia="Helvetica Neue"/>
+          <w:rFonts w:ascii="Nunito MM" w:hAnsi="Nunito MM" w:cs="Nunito MM" w:eastAsia="Nunito MM"/>
           <w:b/>
           <w:color w:val="2271FF"/>
           <w:sz w:val="30"/>
@@ -7898,7 +7898,7 @@
       </w:r>
       <w:r>
         <w:rPr>
-          <w:rFonts w:ascii="Helvetica Neue" w:hAnsi="Helvetica Neue" w:cs="Helvetica Neue" w:eastAsia="Helvetica Neue"/>
+          <w:rFonts w:ascii="Nunito MM" w:hAnsi="Nunito MM" w:cs="Nunito MM" w:eastAsia="Nunito MM"/>
           <w:b/>
           <w:color w:val="039A9A"/>
           <w:sz w:val="28"/>
@@ -7957,8 +7957,8 @@
       </w:r>
       <w:r>
         <w:rPr>
-          <w:rFonts w:ascii="Helvetica Neue" w:hAnsi="Helvetica Neue" w:cs="Helvetica Neue" w:eastAsia="Helvetica Neue"/>
-          <w:b/>
+          <w:rFonts w:ascii="Fredoka MM SemiBold" w:hAnsi="Fredoka MM SemiBold" w:cs="Fredoka MM SemiBold" w:eastAsia="Fredoka MM SemiBold"/>
+          <w:b w:val="0"/>
           <w:color w:val="039A9A"/>
           <w:sz w:val="26"/>
         </w:rPr>
@@ -7969,7 +7969,7 @@
       </w:r>
       <w:r>
         <w:rPr>
-          <w:rFonts w:ascii="Helvetica Neue" w:hAnsi="Helvetica Neue" w:cs="Helvetica Neue" w:eastAsia="Helvetica Neue"/>
+          <w:rFonts w:ascii="Nunito MM" w:hAnsi="Nunito MM" w:cs="Nunito MM" w:eastAsia="Nunito MM"/>
           <w:i/>
           <w:color w:val="111111"/>
           <w:sz w:val="23"/>
@@ -7978,7 +7978,7 @@
       </w:r>
       <w:r>
         <w:rPr>
-          <w:rFonts w:ascii="Helvetica Neue" w:hAnsi="Helvetica Neue" w:cs="Helvetica Neue" w:eastAsia="Helvetica Neue"/>
+          <w:rFonts w:ascii="Nunito MM" w:hAnsi="Nunito MM" w:cs="Nunito MM" w:eastAsia="Nunito MM"/>
           <w:i/>
           <w:color w:val="2271FF"/>
           <w:sz w:val="25"/>
@@ -7987,7 +7987,7 @@
       </w:r>
       <w:r>
         <w:rPr>
-          <w:rFonts w:ascii="Helvetica Neue" w:hAnsi="Helvetica Neue" w:cs="Helvetica Neue" w:eastAsia="Helvetica Neue"/>
+          <w:rFonts w:ascii="Nunito MM" w:hAnsi="Nunito MM" w:cs="Nunito MM" w:eastAsia="Nunito MM"/>
           <w:i/>
           <w:color w:val="111111"/>
           <w:sz w:val="23"/>
@@ -8003,7 +8003,7 @@
       </w:pPr>
       <w:r>
         <w:rPr>
-          <w:rFonts w:ascii="Helvetica Neue" w:hAnsi="Helvetica Neue" w:cs="Helvetica Neue" w:eastAsia="Helvetica Neue"/>
+          <w:rFonts w:ascii="Nunito MM" w:hAnsi="Nunito MM" w:cs="Nunito MM" w:eastAsia="Nunito MM"/>
           <w:b/>
           <w:color w:val="039A9A"/>
           <w:sz w:val="24"/>
@@ -8012,7 +8012,7 @@
       </w:r>
       <w:r>
         <w:rPr>
-          <w:rFonts w:ascii="Helvetica Neue" w:hAnsi="Helvetica Neue" w:cs="Helvetica Neue" w:eastAsia="Helvetica Neue"/>
+          <w:rFonts w:ascii="Nunito MM" w:hAnsi="Nunito MM" w:cs="Nunito MM" w:eastAsia="Nunito MM"/>
           <w:color w:val="2271FF"/>
           <w:sz w:val="26"/>
         </w:rPr>
@@ -8038,7 +8038,7 @@
       </w:pPr>
       <w:r>
         <w:rPr>
-          <w:rFonts w:ascii="Helvetica Neue" w:hAnsi="Helvetica Neue" w:cs="Helvetica Neue" w:eastAsia="Helvetica Neue"/>
+          <w:rFonts w:ascii="Nunito MM" w:hAnsi="Nunito MM" w:cs="Nunito MM" w:eastAsia="Nunito MM"/>
           <w:b/>
           <w:color w:val="039A9A"/>
           <w:sz w:val="24"/>
@@ -8047,7 +8047,7 @@
       </w:r>
       <w:r>
         <w:rPr>
-          <w:rFonts w:ascii="Helvetica Neue" w:hAnsi="Helvetica Neue" w:cs="Helvetica Neue" w:eastAsia="Helvetica Neue"/>
+          <w:rFonts w:ascii="Nunito MM" w:hAnsi="Nunito MM" w:cs="Nunito MM" w:eastAsia="Nunito MM"/>
           <w:color w:val="2271FF"/>
           <w:sz w:val="26"/>
         </w:rPr>
@@ -8073,7 +8073,7 @@
       </w:pPr>
       <w:r>
         <w:rPr>
-          <w:rFonts w:ascii="Helvetica Neue" w:hAnsi="Helvetica Neue" w:cs="Helvetica Neue" w:eastAsia="Helvetica Neue"/>
+          <w:rFonts w:ascii="Nunito MM" w:hAnsi="Nunito MM" w:cs="Nunito MM" w:eastAsia="Nunito MM"/>
           <w:b/>
           <w:color w:val="039A9A"/>
           <w:sz w:val="24"/>
@@ -8082,7 +8082,7 @@
       </w:r>
       <w:r>
         <w:rPr>
-          <w:rFonts w:ascii="Helvetica Neue" w:hAnsi="Helvetica Neue" w:cs="Helvetica Neue" w:eastAsia="Helvetica Neue"/>
+          <w:rFonts w:ascii="Nunito MM" w:hAnsi="Nunito MM" w:cs="Nunito MM" w:eastAsia="Nunito MM"/>
           <w:color w:val="2271FF"/>
           <w:sz w:val="26"/>
         </w:rPr>
@@ -8155,8 +8155,8 @@
       </w:r>
       <w:r>
         <w:rPr>
-          <w:rFonts w:ascii="Helvetica Neue" w:hAnsi="Helvetica Neue" w:cs="Helvetica Neue" w:eastAsia="Helvetica Neue"/>
-          <w:b/>
+          <w:rFonts w:ascii="Fredoka MM SemiBold" w:hAnsi="Fredoka MM SemiBold" w:cs="Fredoka MM SemiBold" w:eastAsia="Fredoka MM SemiBold"/>
+          <w:b w:val="0"/>
           <w:color w:val="039A9A"/>
           <w:sz w:val="26"/>
         </w:rPr>
@@ -8167,7 +8167,7 @@
       </w:r>
       <w:r>
         <w:rPr>
-          <w:rFonts w:ascii="Helvetica Neue" w:hAnsi="Helvetica Neue" w:cs="Helvetica Neue" w:eastAsia="Helvetica Neue"/>
+          <w:rFonts w:ascii="Nunito MM" w:hAnsi="Nunito MM" w:cs="Nunito MM" w:eastAsia="Nunito MM"/>
           <w:i/>
           <w:color w:val="111111"/>
           <w:sz w:val="23"/>
@@ -8183,7 +8183,7 @@
       </w:pPr>
       <w:r>
         <w:rPr>
-          <w:rFonts w:ascii="Helvetica Neue" w:hAnsi="Helvetica Neue" w:cs="Helvetica Neue" w:eastAsia="Helvetica Neue"/>
+          <w:rFonts w:ascii="Nunito MM" w:hAnsi="Nunito MM" w:cs="Nunito MM" w:eastAsia="Nunito MM"/>
           <w:b/>
           <w:color w:val="039A9A"/>
           <w:sz w:val="24"/>
@@ -8192,7 +8192,7 @@
       </w:r>
       <w:r>
         <w:rPr>
-          <w:rFonts w:ascii="Helvetica Neue" w:hAnsi="Helvetica Neue" w:cs="Helvetica Neue" w:eastAsia="Helvetica Neue"/>
+          <w:rFonts w:ascii="Nunito MM" w:hAnsi="Nunito MM" w:cs="Nunito MM" w:eastAsia="Nunito MM"/>
           <w:color w:val="111111"/>
           <w:sz w:val="24"/>
         </w:rPr>
@@ -8218,7 +8218,7 @@
       </w:pPr>
       <w:r>
         <w:rPr>
-          <w:rFonts w:ascii="Helvetica Neue" w:hAnsi="Helvetica Neue" w:cs="Helvetica Neue" w:eastAsia="Helvetica Neue"/>
+          <w:rFonts w:ascii="Nunito MM" w:hAnsi="Nunito MM" w:cs="Nunito MM" w:eastAsia="Nunito MM"/>
           <w:b/>
           <w:color w:val="039A9A"/>
           <w:sz w:val="24"/>
@@ -8227,7 +8227,7 @@
       </w:r>
       <w:r>
         <w:rPr>
-          <w:rFonts w:ascii="Helvetica Neue" w:hAnsi="Helvetica Neue" w:cs="Helvetica Neue" w:eastAsia="Helvetica Neue"/>
+          <w:rFonts w:ascii="Nunito MM" w:hAnsi="Nunito MM" w:cs="Nunito MM" w:eastAsia="Nunito MM"/>
           <w:color w:val="111111"/>
           <w:sz w:val="24"/>
         </w:rPr>
@@ -8263,7 +8263,7 @@
       <w:bookmarkStart w:id="10" w:name="ue09"/>
       <w:r>
         <w:rPr>
-          <w:rFonts w:ascii="Helvetica Neue" w:hAnsi="Helvetica Neue" w:cs="Helvetica Neue" w:eastAsia="Helvetica Neue"/>
+          <w:rFonts w:ascii="Fredoka MM SemiBold" w:hAnsi="Fredoka MM SemiBold" w:cs="Fredoka MM SemiBold" w:eastAsia="Fredoka MM SemiBold"/>
           <w:b/>
           <w:color w:val="039A9A"/>
           <w:sz w:val="32"/>
@@ -8272,7 +8272,7 @@
       </w:r>
       <w:r>
         <w:rPr>
-          <w:rFonts w:ascii="Helvetica Neue" w:hAnsi="Helvetica Neue" w:cs="Helvetica Neue" w:eastAsia="Helvetica Neue"/>
+          <w:rFonts w:ascii="Fredoka MM SemiBold" w:hAnsi="Fredoka MM SemiBold" w:cs="Fredoka MM SemiBold" w:eastAsia="Fredoka MM SemiBold"/>
           <w:b/>
           <w:color w:val="039A9A"/>
           <w:sz w:val="28"/>
@@ -8281,7 +8281,7 @@
       </w:r>
       <w:r>
         <w:rPr>
-          <w:rFonts w:ascii="Helvetica Neue" w:hAnsi="Helvetica Neue" w:cs="Helvetica Neue" w:eastAsia="Helvetica Neue"/>
+          <w:rFonts w:ascii="Nunito MM" w:hAnsi="Nunito MM" w:cs="Nunito MM" w:eastAsia="Nunito MM"/>
           <w:b/>
           <w:color w:val="039A9A"/>
           <w:sz w:val="28"/>
@@ -8290,7 +8290,7 @@
       </w:r>
       <w:r>
         <w:rPr>
-          <w:rFonts w:ascii="Helvetica Neue" w:hAnsi="Helvetica Neue" w:cs="Helvetica Neue" w:eastAsia="Helvetica Neue"/>
+          <w:rFonts w:ascii="Nunito MM" w:hAnsi="Nunito MM" w:cs="Nunito MM" w:eastAsia="Nunito MM"/>
           <w:b/>
           <w:color w:val="2271FF"/>
           <w:sz w:val="30"/>
@@ -8299,7 +8299,7 @@
       </w:r>
       <w:r>
         <w:rPr>
-          <w:rFonts w:ascii="Helvetica Neue" w:hAnsi="Helvetica Neue" w:cs="Helvetica Neue" w:eastAsia="Helvetica Neue"/>
+          <w:rFonts w:ascii="Nunito MM" w:hAnsi="Nunito MM" w:cs="Nunito MM" w:eastAsia="Nunito MM"/>
           <w:b/>
           <w:color w:val="039A9A"/>
           <w:sz w:val="28"/>
@@ -8308,7 +8308,7 @@
       </w:r>
       <w:r>
         <w:rPr>
-          <w:rFonts w:ascii="Helvetica Neue" w:hAnsi="Helvetica Neue" w:cs="Helvetica Neue" w:eastAsia="Helvetica Neue"/>
+          <w:rFonts w:ascii="Nunito MM" w:hAnsi="Nunito MM" w:cs="Nunito MM" w:eastAsia="Nunito MM"/>
           <w:b/>
           <w:color w:val="2271FF"/>
           <w:sz w:val="30"/>
@@ -8317,7 +8317,7 @@
       </w:r>
       <w:r>
         <w:rPr>
-          <w:rFonts w:ascii="Helvetica Neue" w:hAnsi="Helvetica Neue" w:cs="Helvetica Neue" w:eastAsia="Helvetica Neue"/>
+          <w:rFonts w:ascii="Nunito MM" w:hAnsi="Nunito MM" w:cs="Nunito MM" w:eastAsia="Nunito MM"/>
           <w:b/>
           <w:color w:val="039A9A"/>
           <w:sz w:val="28"/>
@@ -8376,8 +8376,8 @@
       </w:r>
       <w:r>
         <w:rPr>
-          <w:rFonts w:ascii="Helvetica Neue" w:hAnsi="Helvetica Neue" w:cs="Helvetica Neue" w:eastAsia="Helvetica Neue"/>
-          <w:b/>
+          <w:rFonts w:ascii="Fredoka MM SemiBold" w:hAnsi="Fredoka MM SemiBold" w:cs="Fredoka MM SemiBold" w:eastAsia="Fredoka MM SemiBold"/>
+          <w:b w:val="0"/>
           <w:color w:val="039A9A"/>
           <w:sz w:val="26"/>
         </w:rPr>
@@ -8388,7 +8388,7 @@
       </w:r>
       <w:r>
         <w:rPr>
-          <w:rFonts w:ascii="Helvetica Neue" w:hAnsi="Helvetica Neue" w:cs="Helvetica Neue" w:eastAsia="Helvetica Neue"/>
+          <w:rFonts w:ascii="Nunito MM" w:hAnsi="Nunito MM" w:cs="Nunito MM" w:eastAsia="Nunito MM"/>
           <w:i/>
           <w:color w:val="111111"/>
           <w:sz w:val="23"/>
@@ -8397,7 +8397,7 @@
       </w:r>
       <w:r>
         <w:rPr>
-          <w:rFonts w:ascii="Helvetica Neue" w:hAnsi="Helvetica Neue" w:cs="Helvetica Neue" w:eastAsia="Helvetica Neue"/>
+          <w:rFonts w:ascii="Nunito MM" w:hAnsi="Nunito MM" w:cs="Nunito MM" w:eastAsia="Nunito MM"/>
           <w:i/>
           <w:color w:val="2271FF"/>
           <w:sz w:val="25"/>
@@ -8406,7 +8406,7 @@
       </w:r>
       <w:r>
         <w:rPr>
-          <w:rFonts w:ascii="Helvetica Neue" w:hAnsi="Helvetica Neue" w:cs="Helvetica Neue" w:eastAsia="Helvetica Neue"/>
+          <w:rFonts w:ascii="Nunito MM" w:hAnsi="Nunito MM" w:cs="Nunito MM" w:eastAsia="Nunito MM"/>
           <w:i/>
           <w:color w:val="111111"/>
           <w:sz w:val="23"/>
@@ -8415,7 +8415,7 @@
       </w:r>
       <w:r>
         <w:rPr>
-          <w:rFonts w:ascii="Helvetica Neue" w:hAnsi="Helvetica Neue" w:cs="Helvetica Neue" w:eastAsia="Helvetica Neue"/>
+          <w:rFonts w:ascii="Nunito MM" w:hAnsi="Nunito MM" w:cs="Nunito MM" w:eastAsia="Nunito MM"/>
           <w:i/>
           <w:color w:val="2271FF"/>
           <w:sz w:val="25"/>
@@ -8424,7 +8424,7 @@
       </w:r>
       <w:r>
         <w:rPr>
-          <w:rFonts w:ascii="Helvetica Neue" w:hAnsi="Helvetica Neue" w:cs="Helvetica Neue" w:eastAsia="Helvetica Neue"/>
+          <w:rFonts w:ascii="Nunito MM" w:hAnsi="Nunito MM" w:cs="Nunito MM" w:eastAsia="Nunito MM"/>
           <w:i/>
           <w:color w:val="111111"/>
           <w:sz w:val="23"/>
@@ -8440,7 +8440,7 @@
       </w:pPr>
       <w:r>
         <w:rPr>
-          <w:rFonts w:ascii="Helvetica Neue" w:hAnsi="Helvetica Neue" w:cs="Helvetica Neue" w:eastAsia="Helvetica Neue"/>
+          <w:rFonts w:ascii="Nunito MM" w:hAnsi="Nunito MM" w:cs="Nunito MM" w:eastAsia="Nunito MM"/>
           <w:b/>
           <w:color w:val="039A9A"/>
           <w:sz w:val="24"/>
@@ -8449,7 +8449,7 @@
       </w:r>
       <w:r>
         <w:rPr>
-          <w:rFonts w:ascii="Helvetica Neue" w:hAnsi="Helvetica Neue" w:cs="Helvetica Neue" w:eastAsia="Helvetica Neue"/>
+          <w:rFonts w:ascii="Nunito MM" w:hAnsi="Nunito MM" w:cs="Nunito MM" w:eastAsia="Nunito MM"/>
           <w:color w:val="2271FF"/>
           <w:sz w:val="26"/>
         </w:rPr>
@@ -8475,7 +8475,7 @@
       </w:pPr>
       <w:r>
         <w:rPr>
-          <w:rFonts w:ascii="Helvetica Neue" w:hAnsi="Helvetica Neue" w:cs="Helvetica Neue" w:eastAsia="Helvetica Neue"/>
+          <w:rFonts w:ascii="Nunito MM" w:hAnsi="Nunito MM" w:cs="Nunito MM" w:eastAsia="Nunito MM"/>
           <w:b/>
           <w:color w:val="039A9A"/>
           <w:sz w:val="24"/>
@@ -8484,7 +8484,7 @@
       </w:r>
       <w:r>
         <w:rPr>
-          <w:rFonts w:ascii="Helvetica Neue" w:hAnsi="Helvetica Neue" w:cs="Helvetica Neue" w:eastAsia="Helvetica Neue"/>
+          <w:rFonts w:ascii="Nunito MM" w:hAnsi="Nunito MM" w:cs="Nunito MM" w:eastAsia="Nunito MM"/>
           <w:color w:val="2271FF"/>
           <w:sz w:val="26"/>
         </w:rPr>
@@ -8510,7 +8510,7 @@
       </w:pPr>
       <w:r>
         <w:rPr>
-          <w:rFonts w:ascii="Helvetica Neue" w:hAnsi="Helvetica Neue" w:cs="Helvetica Neue" w:eastAsia="Helvetica Neue"/>
+          <w:rFonts w:ascii="Nunito MM" w:hAnsi="Nunito MM" w:cs="Nunito MM" w:eastAsia="Nunito MM"/>
           <w:b/>
           <w:color w:val="039A9A"/>
           <w:sz w:val="24"/>
@@ -8519,7 +8519,7 @@
       </w:r>
       <w:r>
         <w:rPr>
-          <w:rFonts w:ascii="Helvetica Neue" w:hAnsi="Helvetica Neue" w:cs="Helvetica Neue" w:eastAsia="Helvetica Neue"/>
+          <w:rFonts w:ascii="Nunito MM" w:hAnsi="Nunito MM" w:cs="Nunito MM" w:eastAsia="Nunito MM"/>
           <w:color w:val="2271FF"/>
           <w:sz w:val="26"/>
         </w:rPr>
@@ -8545,7 +8545,7 @@
       </w:pPr>
       <w:r>
         <w:rPr>
-          <w:rFonts w:ascii="Helvetica Neue" w:hAnsi="Helvetica Neue" w:cs="Helvetica Neue" w:eastAsia="Helvetica Neue"/>
+          <w:rFonts w:ascii="Nunito MM" w:hAnsi="Nunito MM" w:cs="Nunito MM" w:eastAsia="Nunito MM"/>
           <w:b/>
           <w:color w:val="039A9A"/>
           <w:sz w:val="24"/>
@@ -8554,7 +8554,7 @@
       </w:r>
       <w:r>
         <w:rPr>
-          <w:rFonts w:ascii="Helvetica Neue" w:hAnsi="Helvetica Neue" w:cs="Helvetica Neue" w:eastAsia="Helvetica Neue"/>
+          <w:rFonts w:ascii="Nunito MM" w:hAnsi="Nunito MM" w:cs="Nunito MM" w:eastAsia="Nunito MM"/>
           <w:color w:val="2271FF"/>
           <w:sz w:val="26"/>
         </w:rPr>
@@ -8627,8 +8627,8 @@
       </w:r>
       <w:r>
         <w:rPr>
-          <w:rFonts w:ascii="Helvetica Neue" w:hAnsi="Helvetica Neue" w:cs="Helvetica Neue" w:eastAsia="Helvetica Neue"/>
-          <w:b/>
+          <w:rFonts w:ascii="Fredoka MM SemiBold" w:hAnsi="Fredoka MM SemiBold" w:cs="Fredoka MM SemiBold" w:eastAsia="Fredoka MM SemiBold"/>
+          <w:b w:val="0"/>
           <w:color w:val="039A9A"/>
           <w:sz w:val="26"/>
         </w:rPr>
@@ -8639,7 +8639,7 @@
       </w:r>
       <w:r>
         <w:rPr>
-          <w:rFonts w:ascii="Helvetica Neue" w:hAnsi="Helvetica Neue" w:cs="Helvetica Neue" w:eastAsia="Helvetica Neue"/>
+          <w:rFonts w:ascii="Nunito MM" w:hAnsi="Nunito MM" w:cs="Nunito MM" w:eastAsia="Nunito MM"/>
           <w:i/>
           <w:color w:val="111111"/>
           <w:sz w:val="23"/>
@@ -8655,7 +8655,7 @@
       </w:pPr>
       <w:r>
         <w:rPr>
-          <w:rFonts w:ascii="Helvetica Neue" w:hAnsi="Helvetica Neue" w:cs="Helvetica Neue" w:eastAsia="Helvetica Neue"/>
+          <w:rFonts w:ascii="Nunito MM" w:hAnsi="Nunito MM" w:cs="Nunito MM" w:eastAsia="Nunito MM"/>
           <w:b/>
           <w:color w:val="039A9A"/>
           <w:sz w:val="24"/>
@@ -8664,7 +8664,7 @@
       </w:r>
       <w:r>
         <w:rPr>
-          <w:rFonts w:ascii="Helvetica Neue" w:hAnsi="Helvetica Neue" w:cs="Helvetica Neue" w:eastAsia="Helvetica Neue"/>
+          <w:rFonts w:ascii="Nunito MM" w:hAnsi="Nunito MM" w:cs="Nunito MM" w:eastAsia="Nunito MM"/>
           <w:color w:val="111111"/>
           <w:sz w:val="24"/>
         </w:rPr>
@@ -8690,7 +8690,7 @@
       </w:pPr>
       <w:r>
         <w:rPr>
-          <w:rFonts w:ascii="Helvetica Neue" w:hAnsi="Helvetica Neue" w:cs="Helvetica Neue" w:eastAsia="Helvetica Neue"/>
+          <w:rFonts w:ascii="Nunito MM" w:hAnsi="Nunito MM" w:cs="Nunito MM" w:eastAsia="Nunito MM"/>
           <w:b/>
           <w:color w:val="039A9A"/>
           <w:sz w:val="24"/>
@@ -8699,7 +8699,7 @@
       </w:r>
       <w:r>
         <w:rPr>
-          <w:rFonts w:ascii="Helvetica Neue" w:hAnsi="Helvetica Neue" w:cs="Helvetica Neue" w:eastAsia="Helvetica Neue"/>
+          <w:rFonts w:ascii="Nunito MM" w:hAnsi="Nunito MM" w:cs="Nunito MM" w:eastAsia="Nunito MM"/>
           <w:color w:val="111111"/>
           <w:sz w:val="24"/>
         </w:rPr>
@@ -8725,7 +8725,7 @@
       </w:pPr>
       <w:r>
         <w:rPr>
-          <w:rFonts w:ascii="Helvetica Neue" w:hAnsi="Helvetica Neue" w:cs="Helvetica Neue" w:eastAsia="Helvetica Neue"/>
+          <w:rFonts w:ascii="Nunito MM" w:hAnsi="Nunito MM" w:cs="Nunito MM" w:eastAsia="Nunito MM"/>
           <w:b/>
           <w:color w:val="039A9A"/>
           <w:sz w:val="24"/>
@@ -8734,7 +8734,7 @@
       </w:r>
       <w:r>
         <w:rPr>
-          <w:rFonts w:ascii="Helvetica Neue" w:hAnsi="Helvetica Neue" w:cs="Helvetica Neue" w:eastAsia="Helvetica Neue"/>
+          <w:rFonts w:ascii="Nunito MM" w:hAnsi="Nunito MM" w:cs="Nunito MM" w:eastAsia="Nunito MM"/>
           <w:color w:val="111111"/>
           <w:sz w:val="24"/>
         </w:rPr>
@@ -8807,8 +8807,8 @@
       </w:r>
       <w:r>
         <w:rPr>
-          <w:rFonts w:ascii="Helvetica Neue" w:hAnsi="Helvetica Neue" w:cs="Helvetica Neue" w:eastAsia="Helvetica Neue"/>
-          <w:b/>
+          <w:rFonts w:ascii="Fredoka MM SemiBold" w:hAnsi="Fredoka MM SemiBold" w:cs="Fredoka MM SemiBold" w:eastAsia="Fredoka MM SemiBold"/>
+          <w:b w:val="0"/>
           <w:color w:val="039A9A"/>
           <w:sz w:val="26"/>
         </w:rPr>
@@ -8819,7 +8819,7 @@
       </w:r>
       <w:r>
         <w:rPr>
-          <w:rFonts w:ascii="Helvetica Neue" w:hAnsi="Helvetica Neue" w:cs="Helvetica Neue" w:eastAsia="Helvetica Neue"/>
+          <w:rFonts w:ascii="Nunito MM" w:hAnsi="Nunito MM" w:cs="Nunito MM" w:eastAsia="Nunito MM"/>
           <w:i/>
           <w:color w:val="111111"/>
           <w:sz w:val="23"/>
@@ -8835,7 +8835,7 @@
       </w:pPr>
       <w:r>
         <w:rPr>
-          <w:rFonts w:ascii="Helvetica Neue" w:hAnsi="Helvetica Neue" w:cs="Helvetica Neue" w:eastAsia="Helvetica Neue"/>
+          <w:rFonts w:ascii="Nunito MM" w:hAnsi="Nunito MM" w:cs="Nunito MM" w:eastAsia="Nunito MM"/>
           <w:b/>
           <w:color w:val="039A9A"/>
           <w:sz w:val="24"/>
@@ -8844,7 +8844,7 @@
       </w:r>
       <w:r>
         <w:rPr>
-          <w:rFonts w:ascii="Helvetica Neue" w:hAnsi="Helvetica Neue" w:cs="Helvetica Neue" w:eastAsia="Helvetica Neue"/>
+          <w:rFonts w:ascii="Nunito MM" w:hAnsi="Nunito MM" w:cs="Nunito MM" w:eastAsia="Nunito MM"/>
           <w:color w:val="2271FF"/>
           <w:sz w:val="26"/>
         </w:rPr>
@@ -8881,7 +8881,7 @@
       </w:pPr>
       <w:r>
         <w:rPr>
-          <w:rFonts w:ascii="Helvetica Neue" w:hAnsi="Helvetica Neue" w:cs="Helvetica Neue" w:eastAsia="Helvetica Neue"/>
+          <w:rFonts w:ascii="Nunito MM" w:hAnsi="Nunito MM" w:cs="Nunito MM" w:eastAsia="Nunito MM"/>
           <w:b/>
           <w:color w:val="039A9A"/>
           <w:sz w:val="24"/>
@@ -8890,7 +8890,7 @@
       </w:r>
       <w:r>
         <w:rPr>
-          <w:rFonts w:ascii="Helvetica Neue" w:hAnsi="Helvetica Neue" w:cs="Helvetica Neue" w:eastAsia="Helvetica Neue"/>
+          <w:rFonts w:ascii="Nunito MM" w:hAnsi="Nunito MM" w:cs="Nunito MM" w:eastAsia="Nunito MM"/>
           <w:color w:val="2271FF"/>
           <w:sz w:val="26"/>
         </w:rPr>
@@ -8937,7 +8937,7 @@
       <w:bookmarkStart w:id="11" w:name="ue10"/>
       <w:r>
         <w:rPr>
-          <w:rFonts w:ascii="Helvetica Neue" w:hAnsi="Helvetica Neue" w:cs="Helvetica Neue" w:eastAsia="Helvetica Neue"/>
+          <w:rFonts w:ascii="Fredoka MM SemiBold" w:hAnsi="Fredoka MM SemiBold" w:cs="Fredoka MM SemiBold" w:eastAsia="Fredoka MM SemiBold"/>
           <w:b/>
           <w:color w:val="039A9A"/>
           <w:sz w:val="32"/>
@@ -8946,7 +8946,7 @@
       </w:r>
       <w:r>
         <w:rPr>
-          <w:rFonts w:ascii="Helvetica Neue" w:hAnsi="Helvetica Neue" w:cs="Helvetica Neue" w:eastAsia="Helvetica Neue"/>
+          <w:rFonts w:ascii="Fredoka MM SemiBold" w:hAnsi="Fredoka MM SemiBold" w:cs="Fredoka MM SemiBold" w:eastAsia="Fredoka MM SemiBold"/>
           <w:b/>
           <w:color w:val="039A9A"/>
           <w:sz w:val="28"/>
@@ -8955,7 +8955,7 @@
       </w:r>
       <w:r>
         <w:rPr>
-          <w:rFonts w:ascii="Helvetica Neue" w:hAnsi="Helvetica Neue" w:cs="Helvetica Neue" w:eastAsia="Helvetica Neue"/>
+          <w:rFonts w:ascii="Nunito MM" w:hAnsi="Nunito MM" w:cs="Nunito MM" w:eastAsia="Nunito MM"/>
           <w:b/>
           <w:color w:val="039A9A"/>
           <w:sz w:val="28"/>
@@ -9014,8 +9014,8 @@
       </w:r>
       <w:r>
         <w:rPr>
-          <w:rFonts w:ascii="Helvetica Neue" w:hAnsi="Helvetica Neue" w:cs="Helvetica Neue" w:eastAsia="Helvetica Neue"/>
-          <w:b/>
+          <w:rFonts w:ascii="Fredoka MM SemiBold" w:hAnsi="Fredoka MM SemiBold" w:cs="Fredoka MM SemiBold" w:eastAsia="Fredoka MM SemiBold"/>
+          <w:b w:val="0"/>
           <w:color w:val="039A9A"/>
           <w:sz w:val="26"/>
         </w:rPr>
@@ -9026,7 +9026,7 @@
       </w:r>
       <w:r>
         <w:rPr>
-          <w:rFonts w:ascii="Helvetica Neue" w:hAnsi="Helvetica Neue" w:cs="Helvetica Neue" w:eastAsia="Helvetica Neue"/>
+          <w:rFonts w:ascii="Nunito MM" w:hAnsi="Nunito MM" w:cs="Nunito MM" w:eastAsia="Nunito MM"/>
           <w:i/>
           <w:color w:val="111111"/>
           <w:sz w:val="23"/>
@@ -9035,7 +9035,7 @@
       </w:r>
       <w:r>
         <w:rPr>
-          <w:rFonts w:ascii="Helvetica Neue" w:hAnsi="Helvetica Neue" w:cs="Helvetica Neue" w:eastAsia="Helvetica Neue"/>
+          <w:rFonts w:ascii="Nunito MM" w:hAnsi="Nunito MM" w:cs="Nunito MM" w:eastAsia="Nunito MM"/>
           <w:i/>
           <w:color w:val="2271FF"/>
           <w:sz w:val="25"/>
@@ -9044,7 +9044,7 @@
       </w:r>
       <w:r>
         <w:rPr>
-          <w:rFonts w:ascii="Helvetica Neue" w:hAnsi="Helvetica Neue" w:cs="Helvetica Neue" w:eastAsia="Helvetica Neue"/>
+          <w:rFonts w:ascii="Nunito MM" w:hAnsi="Nunito MM" w:cs="Nunito MM" w:eastAsia="Nunito MM"/>
           <w:i/>
           <w:color w:val="111111"/>
           <w:sz w:val="23"/>
@@ -9053,7 +9053,7 @@
       </w:r>
       <w:r>
         <w:rPr>
-          <w:rFonts w:ascii="Helvetica Neue" w:hAnsi="Helvetica Neue" w:cs="Helvetica Neue" w:eastAsia="Helvetica Neue"/>
+          <w:rFonts w:ascii="Nunito MM" w:hAnsi="Nunito MM" w:cs="Nunito MM" w:eastAsia="Nunito MM"/>
           <w:i/>
           <w:color w:val="2271FF"/>
           <w:sz w:val="25"/>
@@ -9062,7 +9062,7 @@
       </w:r>
       <w:r>
         <w:rPr>
-          <w:rFonts w:ascii="Helvetica Neue" w:hAnsi="Helvetica Neue" w:cs="Helvetica Neue" w:eastAsia="Helvetica Neue"/>
+          <w:rFonts w:ascii="Nunito MM" w:hAnsi="Nunito MM" w:cs="Nunito MM" w:eastAsia="Nunito MM"/>
           <w:i/>
           <w:color w:val="111111"/>
           <w:sz w:val="23"/>
@@ -9078,7 +9078,7 @@
       </w:pPr>
       <w:r>
         <w:rPr>
-          <w:rFonts w:ascii="Helvetica Neue" w:hAnsi="Helvetica Neue" w:cs="Helvetica Neue" w:eastAsia="Helvetica Neue"/>
+          <w:rFonts w:ascii="Nunito MM" w:hAnsi="Nunito MM" w:cs="Nunito MM" w:eastAsia="Nunito MM"/>
           <w:b/>
           <w:color w:val="039A9A"/>
           <w:sz w:val="24"/>
@@ -9087,7 +9087,7 @@
       </w:r>
       <w:r>
         <w:rPr>
-          <w:rFonts w:ascii="Helvetica Neue" w:hAnsi="Helvetica Neue" w:cs="Helvetica Neue" w:eastAsia="Helvetica Neue"/>
+          <w:rFonts w:ascii="Nunito MM" w:hAnsi="Nunito MM" w:cs="Nunito MM" w:eastAsia="Nunito MM"/>
           <w:color w:val="2271FF"/>
           <w:sz w:val="26"/>
         </w:rPr>
@@ -9106,7 +9106,7 @@
       </w:pPr>
       <w:r>
         <w:rPr>
-          <w:rFonts w:ascii="Helvetica Neue" w:hAnsi="Helvetica Neue" w:cs="Helvetica Neue" w:eastAsia="Helvetica Neue"/>
+          <w:rFonts w:ascii="Nunito MM" w:hAnsi="Nunito MM" w:cs="Nunito MM" w:eastAsia="Nunito MM"/>
           <w:color w:val="5C5C5C"/>
           <w:sz w:val="21"/>
         </w:rPr>
@@ -9125,7 +9125,7 @@
       </w:pPr>
       <w:r>
         <w:rPr>
-          <w:rFonts w:ascii="Helvetica Neue" w:hAnsi="Helvetica Neue" w:cs="Helvetica Neue" w:eastAsia="Helvetica Neue"/>
+          <w:rFonts w:ascii="Nunito MM" w:hAnsi="Nunito MM" w:cs="Nunito MM" w:eastAsia="Nunito MM"/>
           <w:color w:val="5C5C5C"/>
           <w:sz w:val="21"/>
         </w:rPr>
@@ -9140,7 +9140,7 @@
       </w:pPr>
       <w:r>
         <w:rPr>
-          <w:rFonts w:ascii="Helvetica Neue" w:hAnsi="Helvetica Neue" w:cs="Helvetica Neue" w:eastAsia="Helvetica Neue"/>
+          <w:rFonts w:ascii="Nunito MM" w:hAnsi="Nunito MM" w:cs="Nunito MM" w:eastAsia="Nunito MM"/>
           <w:b/>
           <w:color w:val="039A9A"/>
           <w:sz w:val="24"/>
@@ -9149,7 +9149,7 @@
       </w:r>
       <w:r>
         <w:rPr>
-          <w:rFonts w:ascii="Helvetica Neue" w:hAnsi="Helvetica Neue" w:cs="Helvetica Neue" w:eastAsia="Helvetica Neue"/>
+          <w:rFonts w:ascii="Nunito MM" w:hAnsi="Nunito MM" w:cs="Nunito MM" w:eastAsia="Nunito MM"/>
           <w:color w:val="2271FF"/>
           <w:sz w:val="26"/>
         </w:rPr>
@@ -9168,7 +9168,7 @@
       </w:pPr>
       <w:r>
         <w:rPr>
-          <w:rFonts w:ascii="Helvetica Neue" w:hAnsi="Helvetica Neue" w:cs="Helvetica Neue" w:eastAsia="Helvetica Neue"/>
+          <w:rFonts w:ascii="Nunito MM" w:hAnsi="Nunito MM" w:cs="Nunito MM" w:eastAsia="Nunito MM"/>
           <w:color w:val="5C5C5C"/>
           <w:sz w:val="21"/>
         </w:rPr>
@@ -9187,7 +9187,7 @@
       </w:pPr>
       <w:r>
         <w:rPr>
-          <w:rFonts w:ascii="Helvetica Neue" w:hAnsi="Helvetica Neue" w:cs="Helvetica Neue" w:eastAsia="Helvetica Neue"/>
+          <w:rFonts w:ascii="Nunito MM" w:hAnsi="Nunito MM" w:cs="Nunito MM" w:eastAsia="Nunito MM"/>
           <w:color w:val="5C5C5C"/>
           <w:sz w:val="21"/>
         </w:rPr>
@@ -9202,7 +9202,7 @@
       </w:pPr>
       <w:r>
         <w:rPr>
-          <w:rFonts w:ascii="Helvetica Neue" w:hAnsi="Helvetica Neue" w:cs="Helvetica Neue" w:eastAsia="Helvetica Neue"/>
+          <w:rFonts w:ascii="Nunito MM" w:hAnsi="Nunito MM" w:cs="Nunito MM" w:eastAsia="Nunito MM"/>
           <w:b/>
           <w:color w:val="039A9A"/>
           <w:sz w:val="24"/>
@@ -9211,7 +9211,7 @@
       </w:r>
       <w:r>
         <w:rPr>
-          <w:rFonts w:ascii="Helvetica Neue" w:hAnsi="Helvetica Neue" w:cs="Helvetica Neue" w:eastAsia="Helvetica Neue"/>
+          <w:rFonts w:ascii="Nunito MM" w:hAnsi="Nunito MM" w:cs="Nunito MM" w:eastAsia="Nunito MM"/>
           <w:color w:val="2271FF"/>
           <w:sz w:val="26"/>
         </w:rPr>
@@ -9230,7 +9230,7 @@
       </w:pPr>
       <w:r>
         <w:rPr>
-          <w:rFonts w:ascii="Helvetica Neue" w:hAnsi="Helvetica Neue" w:cs="Helvetica Neue" w:eastAsia="Helvetica Neue"/>
+          <w:rFonts w:ascii="Nunito MM" w:hAnsi="Nunito MM" w:cs="Nunito MM" w:eastAsia="Nunito MM"/>
           <w:color w:val="5C5C5C"/>
           <w:sz w:val="21"/>
         </w:rPr>
@@ -9249,7 +9249,7 @@
       </w:pPr>
       <w:r>
         <w:rPr>
-          <w:rFonts w:ascii="Helvetica Neue" w:hAnsi="Helvetica Neue" w:cs="Helvetica Neue" w:eastAsia="Helvetica Neue"/>
+          <w:rFonts w:ascii="Nunito MM" w:hAnsi="Nunito MM" w:cs="Nunito MM" w:eastAsia="Nunito MM"/>
           <w:color w:val="5C5C5C"/>
           <w:sz w:val="21"/>
         </w:rPr>
@@ -9311,8 +9311,8 @@
       </w:r>
       <w:r>
         <w:rPr>
-          <w:rFonts w:ascii="Helvetica Neue" w:hAnsi="Helvetica Neue" w:cs="Helvetica Neue" w:eastAsia="Helvetica Neue"/>
-          <w:b/>
+          <w:rFonts w:ascii="Fredoka MM SemiBold" w:hAnsi="Fredoka MM SemiBold" w:cs="Fredoka MM SemiBold" w:eastAsia="Fredoka MM SemiBold"/>
+          <w:b w:val="0"/>
           <w:color w:val="039A9A"/>
           <w:sz w:val="26"/>
         </w:rPr>
@@ -9323,7 +9323,7 @@
       </w:r>
       <w:r>
         <w:rPr>
-          <w:rFonts w:ascii="Helvetica Neue" w:hAnsi="Helvetica Neue" w:cs="Helvetica Neue" w:eastAsia="Helvetica Neue"/>
+          <w:rFonts w:ascii="Nunito MM" w:hAnsi="Nunito MM" w:cs="Nunito MM" w:eastAsia="Nunito MM"/>
           <w:i/>
           <w:color w:val="111111"/>
           <w:sz w:val="23"/>
@@ -9339,7 +9339,7 @@
       </w:pPr>
       <w:r>
         <w:rPr>
-          <w:rFonts w:ascii="Helvetica Neue" w:hAnsi="Helvetica Neue" w:cs="Helvetica Neue" w:eastAsia="Helvetica Neue"/>
+          <w:rFonts w:ascii="Nunito MM" w:hAnsi="Nunito MM" w:cs="Nunito MM" w:eastAsia="Nunito MM"/>
           <w:b/>
           <w:color w:val="039A9A"/>
           <w:sz w:val="24"/>
@@ -9348,7 +9348,7 @@
       </w:r>
       <w:r>
         <w:rPr>
-          <w:rFonts w:ascii="Helvetica Neue" w:hAnsi="Helvetica Neue" w:cs="Helvetica Neue" w:eastAsia="Helvetica Neue"/>
+          <w:rFonts w:ascii="Nunito MM" w:hAnsi="Nunito MM" w:cs="Nunito MM" w:eastAsia="Nunito MM"/>
           <w:color w:val="111111"/>
           <w:sz w:val="24"/>
         </w:rPr>
@@ -9374,7 +9374,7 @@
       </w:pPr>
       <w:r>
         <w:rPr>
-          <w:rFonts w:ascii="Helvetica Neue" w:hAnsi="Helvetica Neue" w:cs="Helvetica Neue" w:eastAsia="Helvetica Neue"/>
+          <w:rFonts w:ascii="Nunito MM" w:hAnsi="Nunito MM" w:cs="Nunito MM" w:eastAsia="Nunito MM"/>
           <w:b/>
           <w:color w:val="039A9A"/>
           <w:sz w:val="24"/>
@@ -9383,7 +9383,7 @@
       </w:r>
       <w:r>
         <w:rPr>
-          <w:rFonts w:ascii="Helvetica Neue" w:hAnsi="Helvetica Neue" w:cs="Helvetica Neue" w:eastAsia="Helvetica Neue"/>
+          <w:rFonts w:ascii="Nunito MM" w:hAnsi="Nunito MM" w:cs="Nunito MM" w:eastAsia="Nunito MM"/>
           <w:color w:val="111111"/>
           <w:sz w:val="24"/>
         </w:rPr>
@@ -9409,7 +9409,7 @@
       </w:pPr>
       <w:r>
         <w:rPr>
-          <w:rFonts w:ascii="Helvetica Neue" w:hAnsi="Helvetica Neue" w:cs="Helvetica Neue" w:eastAsia="Helvetica Neue"/>
+          <w:rFonts w:ascii="Nunito MM" w:hAnsi="Nunito MM" w:cs="Nunito MM" w:eastAsia="Nunito MM"/>
           <w:b/>
           <w:color w:val="039A9A"/>
           <w:sz w:val="24"/>
@@ -9418,7 +9418,7 @@
       </w:r>
       <w:r>
         <w:rPr>
-          <w:rFonts w:ascii="Helvetica Neue" w:hAnsi="Helvetica Neue" w:cs="Helvetica Neue" w:eastAsia="Helvetica Neue"/>
+          <w:rFonts w:ascii="Nunito MM" w:hAnsi="Nunito MM" w:cs="Nunito MM" w:eastAsia="Nunito MM"/>
           <w:color w:val="111111"/>
           <w:sz w:val="24"/>
         </w:rPr>
@@ -9444,7 +9444,7 @@
       </w:pPr>
       <w:r>
         <w:rPr>
-          <w:rFonts w:ascii="Helvetica Neue" w:hAnsi="Helvetica Neue" w:cs="Helvetica Neue" w:eastAsia="Helvetica Neue"/>
+          <w:rFonts w:ascii="Nunito MM" w:hAnsi="Nunito MM" w:cs="Nunito MM" w:eastAsia="Nunito MM"/>
           <w:b/>
           <w:color w:val="039A9A"/>
           <w:sz w:val="24"/>
@@ -9453,7 +9453,7 @@
       </w:r>
       <w:r>
         <w:rPr>
-          <w:rFonts w:ascii="Helvetica Neue" w:hAnsi="Helvetica Neue" w:cs="Helvetica Neue" w:eastAsia="Helvetica Neue"/>
+          <w:rFonts w:ascii="Nunito MM" w:hAnsi="Nunito MM" w:cs="Nunito MM" w:eastAsia="Nunito MM"/>
           <w:color w:val="111111"/>
           <w:sz w:val="24"/>
         </w:rPr>
@@ -9489,7 +9489,7 @@
       <w:bookmarkStart w:id="12" w:name="ue11"/>
       <w:r>
         <w:rPr>
-          <w:rFonts w:ascii="Helvetica Neue" w:hAnsi="Helvetica Neue" w:cs="Helvetica Neue" w:eastAsia="Helvetica Neue"/>
+          <w:rFonts w:ascii="Fredoka MM SemiBold" w:hAnsi="Fredoka MM SemiBold" w:cs="Fredoka MM SemiBold" w:eastAsia="Fredoka MM SemiBold"/>
           <w:b/>
           <w:color w:val="039A9A"/>
           <w:sz w:val="32"/>
@@ -9498,7 +9498,7 @@
       </w:r>
       <w:r>
         <w:rPr>
-          <w:rFonts w:ascii="Helvetica Neue" w:hAnsi="Helvetica Neue" w:cs="Helvetica Neue" w:eastAsia="Helvetica Neue"/>
+          <w:rFonts w:ascii="Fredoka MM SemiBold" w:hAnsi="Fredoka MM SemiBold" w:cs="Fredoka MM SemiBold" w:eastAsia="Fredoka MM SemiBold"/>
           <w:b/>
           <w:color w:val="039A9A"/>
           <w:sz w:val="28"/>
@@ -9507,7 +9507,7 @@
       </w:r>
       <w:r>
         <w:rPr>
-          <w:rFonts w:ascii="Helvetica Neue" w:hAnsi="Helvetica Neue" w:cs="Helvetica Neue" w:eastAsia="Helvetica Neue"/>
+          <w:rFonts w:ascii="Nunito MM" w:hAnsi="Nunito MM" w:cs="Nunito MM" w:eastAsia="Nunito MM"/>
           <w:b/>
           <w:color w:val="2271FF"/>
           <w:sz w:val="30"/>
@@ -9516,7 +9516,7 @@
       </w:r>
       <w:r>
         <w:rPr>
-          <w:rFonts w:ascii="Helvetica Neue" w:hAnsi="Helvetica Neue" w:cs="Helvetica Neue" w:eastAsia="Helvetica Neue"/>
+          <w:rFonts w:ascii="Nunito MM" w:hAnsi="Nunito MM" w:cs="Nunito MM" w:eastAsia="Nunito MM"/>
           <w:b/>
           <w:color w:val="039A9A"/>
           <w:sz w:val="28"/>
@@ -9575,8 +9575,8 @@
       </w:r>
       <w:r>
         <w:rPr>
-          <w:rFonts w:ascii="Helvetica Neue" w:hAnsi="Helvetica Neue" w:cs="Helvetica Neue" w:eastAsia="Helvetica Neue"/>
-          <w:b/>
+          <w:rFonts w:ascii="Fredoka MM SemiBold" w:hAnsi="Fredoka MM SemiBold" w:cs="Fredoka MM SemiBold" w:eastAsia="Fredoka MM SemiBold"/>
+          <w:b w:val="0"/>
           <w:color w:val="039A9A"/>
           <w:sz w:val="26"/>
         </w:rPr>
@@ -9587,7 +9587,7 @@
       </w:r>
       <w:r>
         <w:rPr>
-          <w:rFonts w:ascii="Helvetica Neue" w:hAnsi="Helvetica Neue" w:cs="Helvetica Neue" w:eastAsia="Helvetica Neue"/>
+          <w:rFonts w:ascii="Nunito MM" w:hAnsi="Nunito MM" w:cs="Nunito MM" w:eastAsia="Nunito MM"/>
           <w:i/>
           <w:color w:val="111111"/>
           <w:sz w:val="23"/>
@@ -9596,7 +9596,7 @@
       </w:r>
       <w:r>
         <w:rPr>
-          <w:rFonts w:ascii="Helvetica Neue" w:hAnsi="Helvetica Neue" w:cs="Helvetica Neue" w:eastAsia="Helvetica Neue"/>
+          <w:rFonts w:ascii="Nunito MM" w:hAnsi="Nunito MM" w:cs="Nunito MM" w:eastAsia="Nunito MM"/>
           <w:i/>
           <w:color w:val="2271FF"/>
           <w:sz w:val="25"/>
@@ -9605,7 +9605,7 @@
       </w:r>
       <w:r>
         <w:rPr>
-          <w:rFonts w:ascii="Helvetica Neue" w:hAnsi="Helvetica Neue" w:cs="Helvetica Neue" w:eastAsia="Helvetica Neue"/>
+          <w:rFonts w:ascii="Nunito MM" w:hAnsi="Nunito MM" w:cs="Nunito MM" w:eastAsia="Nunito MM"/>
           <w:i/>
           <w:color w:val="111111"/>
           <w:sz w:val="23"/>
@@ -9621,7 +9621,7 @@
       </w:pPr>
       <w:r>
         <w:rPr>
-          <w:rFonts w:ascii="Helvetica Neue" w:hAnsi="Helvetica Neue" w:cs="Helvetica Neue" w:eastAsia="Helvetica Neue"/>
+          <w:rFonts w:ascii="Nunito MM" w:hAnsi="Nunito MM" w:cs="Nunito MM" w:eastAsia="Nunito MM"/>
           <w:b/>
           <w:color w:val="039A9A"/>
           <w:sz w:val="24"/>
@@ -9630,7 +9630,7 @@
       </w:r>
       <w:r>
         <w:rPr>
-          <w:rFonts w:ascii="Helvetica Neue" w:hAnsi="Helvetica Neue" w:cs="Helvetica Neue" w:eastAsia="Helvetica Neue"/>
+          <w:rFonts w:ascii="Nunito MM" w:hAnsi="Nunito MM" w:cs="Nunito MM" w:eastAsia="Nunito MM"/>
           <w:color w:val="111111"/>
           <w:sz w:val="24"/>
         </w:rPr>
@@ -9656,7 +9656,7 @@
       </w:pPr>
       <w:r>
         <w:rPr>
-          <w:rFonts w:ascii="Helvetica Neue" w:hAnsi="Helvetica Neue" w:cs="Helvetica Neue" w:eastAsia="Helvetica Neue"/>
+          <w:rFonts w:ascii="Nunito MM" w:hAnsi="Nunito MM" w:cs="Nunito MM" w:eastAsia="Nunito MM"/>
           <w:b/>
           <w:color w:val="039A9A"/>
           <w:sz w:val="24"/>
@@ -9665,7 +9665,7 @@
       </w:r>
       <w:r>
         <w:rPr>
-          <w:rFonts w:ascii="Helvetica Neue" w:hAnsi="Helvetica Neue" w:cs="Helvetica Neue" w:eastAsia="Helvetica Neue"/>
+          <w:rFonts w:ascii="Nunito MM" w:hAnsi="Nunito MM" w:cs="Nunito MM" w:eastAsia="Nunito MM"/>
           <w:color w:val="111111"/>
           <w:sz w:val="24"/>
         </w:rPr>
@@ -9691,7 +9691,7 @@
       </w:pPr>
       <w:r>
         <w:rPr>
-          <w:rFonts w:ascii="Helvetica Neue" w:hAnsi="Helvetica Neue" w:cs="Helvetica Neue" w:eastAsia="Helvetica Neue"/>
+          <w:rFonts w:ascii="Nunito MM" w:hAnsi="Nunito MM" w:cs="Nunito MM" w:eastAsia="Nunito MM"/>
           <w:b/>
           <w:color w:val="039A9A"/>
           <w:sz w:val="24"/>
@@ -9700,7 +9700,7 @@
       </w:r>
       <w:r>
         <w:rPr>
-          <w:rFonts w:ascii="Helvetica Neue" w:hAnsi="Helvetica Neue" w:cs="Helvetica Neue" w:eastAsia="Helvetica Neue"/>
+          <w:rFonts w:ascii="Nunito MM" w:hAnsi="Nunito MM" w:cs="Nunito MM" w:eastAsia="Nunito MM"/>
           <w:color w:val="111111"/>
           <w:sz w:val="24"/>
         </w:rPr>
@@ -9726,7 +9726,7 @@
       </w:pPr>
       <w:r>
         <w:rPr>
-          <w:rFonts w:ascii="Helvetica Neue" w:hAnsi="Helvetica Neue" w:cs="Helvetica Neue" w:eastAsia="Helvetica Neue"/>
+          <w:rFonts w:ascii="Nunito MM" w:hAnsi="Nunito MM" w:cs="Nunito MM" w:eastAsia="Nunito MM"/>
           <w:b/>
           <w:color w:val="039A9A"/>
           <w:sz w:val="24"/>
@@ -9735,7 +9735,7 @@
       </w:r>
       <w:r>
         <w:rPr>
-          <w:rFonts w:ascii="Helvetica Neue" w:hAnsi="Helvetica Neue" w:cs="Helvetica Neue" w:eastAsia="Helvetica Neue"/>
+          <w:rFonts w:ascii="Nunito MM" w:hAnsi="Nunito MM" w:cs="Nunito MM" w:eastAsia="Nunito MM"/>
           <w:color w:val="111111"/>
           <w:sz w:val="24"/>
         </w:rPr>
@@ -9808,8 +9808,8 @@
       </w:r>
       <w:r>
         <w:rPr>
-          <w:rFonts w:ascii="Helvetica Neue" w:hAnsi="Helvetica Neue" w:cs="Helvetica Neue" w:eastAsia="Helvetica Neue"/>
-          <w:b/>
+          <w:rFonts w:ascii="Fredoka MM SemiBold" w:hAnsi="Fredoka MM SemiBold" w:cs="Fredoka MM SemiBold" w:eastAsia="Fredoka MM SemiBold"/>
+          <w:b w:val="0"/>
           <w:color w:val="039A9A"/>
           <w:sz w:val="26"/>
         </w:rPr>
@@ -9820,7 +9820,7 @@
       </w:r>
       <w:r>
         <w:rPr>
-          <w:rFonts w:ascii="Helvetica Neue" w:hAnsi="Helvetica Neue" w:cs="Helvetica Neue" w:eastAsia="Helvetica Neue"/>
+          <w:rFonts w:ascii="Nunito MM" w:hAnsi="Nunito MM" w:cs="Nunito MM" w:eastAsia="Nunito MM"/>
           <w:i/>
           <w:color w:val="111111"/>
           <w:sz w:val="23"/>
@@ -9829,7 +9829,7 @@
       </w:r>
       <w:r>
         <w:rPr>
-          <w:rFonts w:ascii="Helvetica Neue" w:hAnsi="Helvetica Neue" w:cs="Helvetica Neue" w:eastAsia="Helvetica Neue"/>
+          <w:rFonts w:ascii="Nunito MM" w:hAnsi="Nunito MM" w:cs="Nunito MM" w:eastAsia="Nunito MM"/>
           <w:i/>
           <w:color w:val="2271FF"/>
           <w:sz w:val="25"/>
@@ -9838,7 +9838,7 @@
       </w:r>
       <w:r>
         <w:rPr>
-          <w:rFonts w:ascii="Helvetica Neue" w:hAnsi="Helvetica Neue" w:cs="Helvetica Neue" w:eastAsia="Helvetica Neue"/>
+          <w:rFonts w:ascii="Nunito MM" w:hAnsi="Nunito MM" w:cs="Nunito MM" w:eastAsia="Nunito MM"/>
           <w:i/>
           <w:color w:val="111111"/>
           <w:sz w:val="23"/>
@@ -9854,7 +9854,7 @@
       </w:pPr>
       <w:r>
         <w:rPr>
-          <w:rFonts w:ascii="Helvetica Neue" w:hAnsi="Helvetica Neue" w:cs="Helvetica Neue" w:eastAsia="Helvetica Neue"/>
+          <w:rFonts w:ascii="Nunito MM" w:hAnsi="Nunito MM" w:cs="Nunito MM" w:eastAsia="Nunito MM"/>
           <w:b/>
           <w:color w:val="039A9A"/>
           <w:sz w:val="24"/>
@@ -9863,7 +9863,7 @@
       </w:r>
       <w:r>
         <w:rPr>
-          <w:rFonts w:ascii="Helvetica Neue" w:hAnsi="Helvetica Neue" w:cs="Helvetica Neue" w:eastAsia="Helvetica Neue"/>
+          <w:rFonts w:ascii="Nunito MM" w:hAnsi="Nunito MM" w:cs="Nunito MM" w:eastAsia="Nunito MM"/>
           <w:color w:val="111111"/>
           <w:sz w:val="24"/>
         </w:rPr>
@@ -9889,7 +9889,7 @@
       </w:pPr>
       <w:r>
         <w:rPr>
-          <w:rFonts w:ascii="Helvetica Neue" w:hAnsi="Helvetica Neue" w:cs="Helvetica Neue" w:eastAsia="Helvetica Neue"/>
+          <w:rFonts w:ascii="Nunito MM" w:hAnsi="Nunito MM" w:cs="Nunito MM" w:eastAsia="Nunito MM"/>
           <w:b/>
           <w:color w:val="039A9A"/>
           <w:sz w:val="24"/>
@@ -9898,7 +9898,7 @@
       </w:r>
       <w:r>
         <w:rPr>
-          <w:rFonts w:ascii="Helvetica Neue" w:hAnsi="Helvetica Neue" w:cs="Helvetica Neue" w:eastAsia="Helvetica Neue"/>
+          <w:rFonts w:ascii="Nunito MM" w:hAnsi="Nunito MM" w:cs="Nunito MM" w:eastAsia="Nunito MM"/>
           <w:color w:val="111111"/>
           <w:sz w:val="24"/>
         </w:rPr>
@@ -9924,7 +9924,7 @@
       </w:pPr>
       <w:r>
         <w:rPr>
-          <w:rFonts w:ascii="Helvetica Neue" w:hAnsi="Helvetica Neue" w:cs="Helvetica Neue" w:eastAsia="Helvetica Neue"/>
+          <w:rFonts w:ascii="Nunito MM" w:hAnsi="Nunito MM" w:cs="Nunito MM" w:eastAsia="Nunito MM"/>
           <w:b/>
           <w:color w:val="039A9A"/>
           <w:sz w:val="24"/>
@@ -9933,7 +9933,7 @@
       </w:r>
       <w:r>
         <w:rPr>
-          <w:rFonts w:ascii="Helvetica Neue" w:hAnsi="Helvetica Neue" w:cs="Helvetica Neue" w:eastAsia="Helvetica Neue"/>
+          <w:rFonts w:ascii="Nunito MM" w:hAnsi="Nunito MM" w:cs="Nunito MM" w:eastAsia="Nunito MM"/>
           <w:color w:val="111111"/>
           <w:sz w:val="24"/>
         </w:rPr>
@@ -9969,7 +9969,7 @@
       <w:bookmarkStart w:id="13" w:name="ue12"/>
       <w:r>
         <w:rPr>
-          <w:rFonts w:ascii="Helvetica Neue" w:hAnsi="Helvetica Neue" w:cs="Helvetica Neue" w:eastAsia="Helvetica Neue"/>
+          <w:rFonts w:ascii="Fredoka MM SemiBold" w:hAnsi="Fredoka MM SemiBold" w:cs="Fredoka MM SemiBold" w:eastAsia="Fredoka MM SemiBold"/>
           <w:b/>
           <w:color w:val="039A9A"/>
           <w:sz w:val="32"/>
@@ -9978,7 +9978,7 @@
       </w:r>
       <w:r>
         <w:rPr>
-          <w:rFonts w:ascii="Helvetica Neue" w:hAnsi="Helvetica Neue" w:cs="Helvetica Neue" w:eastAsia="Helvetica Neue"/>
+          <w:rFonts w:ascii="Fredoka MM SemiBold" w:hAnsi="Fredoka MM SemiBold" w:cs="Fredoka MM SemiBold" w:eastAsia="Fredoka MM SemiBold"/>
           <w:b/>
           <w:color w:val="039A9A"/>
           <w:sz w:val="28"/>
@@ -9987,7 +9987,7 @@
       </w:r>
       <w:r>
         <w:rPr>
-          <w:rFonts w:ascii="Helvetica Neue" w:hAnsi="Helvetica Neue" w:cs="Helvetica Neue" w:eastAsia="Helvetica Neue"/>
+          <w:rFonts w:ascii="Nunito MM" w:hAnsi="Nunito MM" w:cs="Nunito MM" w:eastAsia="Nunito MM"/>
           <w:b/>
           <w:color w:val="2271FF"/>
           <w:sz w:val="30"/>
@@ -9996,7 +9996,7 @@
       </w:r>
       <w:r>
         <w:rPr>
-          <w:rFonts w:ascii="Helvetica Neue" w:hAnsi="Helvetica Neue" w:cs="Helvetica Neue" w:eastAsia="Helvetica Neue"/>
+          <w:rFonts w:ascii="Nunito MM" w:hAnsi="Nunito MM" w:cs="Nunito MM" w:eastAsia="Nunito MM"/>
           <w:b/>
           <w:color w:val="039A9A"/>
           <w:sz w:val="28"/>
@@ -10005,7 +10005,7 @@
       </w:r>
       <w:r>
         <w:rPr>
-          <w:rFonts w:ascii="Helvetica Neue" w:hAnsi="Helvetica Neue" w:cs="Helvetica Neue" w:eastAsia="Helvetica Neue"/>
+          <w:rFonts w:ascii="Nunito MM" w:hAnsi="Nunito MM" w:cs="Nunito MM" w:eastAsia="Nunito MM"/>
           <w:b/>
           <w:color w:val="2271FF"/>
           <w:sz w:val="30"/>
@@ -10014,7 +10014,7 @@
       </w:r>
       <w:r>
         <w:rPr>
-          <w:rFonts w:ascii="Helvetica Neue" w:hAnsi="Helvetica Neue" w:cs="Helvetica Neue" w:eastAsia="Helvetica Neue"/>
+          <w:rFonts w:ascii="Nunito MM" w:hAnsi="Nunito MM" w:cs="Nunito MM" w:eastAsia="Nunito MM"/>
           <w:b/>
           <w:color w:val="039A9A"/>
           <w:sz w:val="28"/>
@@ -10073,8 +10073,8 @@
       </w:r>
       <w:r>
         <w:rPr>
-          <w:rFonts w:ascii="Helvetica Neue" w:hAnsi="Helvetica Neue" w:cs="Helvetica Neue" w:eastAsia="Helvetica Neue"/>
-          <w:b/>
+          <w:rFonts w:ascii="Fredoka MM SemiBold" w:hAnsi="Fredoka MM SemiBold" w:cs="Fredoka MM SemiBold" w:eastAsia="Fredoka MM SemiBold"/>
+          <w:b w:val="0"/>
           <w:color w:val="039A9A"/>
           <w:sz w:val="26"/>
         </w:rPr>
@@ -10085,7 +10085,7 @@
       </w:r>
       <w:r>
         <w:rPr>
-          <w:rFonts w:ascii="Helvetica Neue" w:hAnsi="Helvetica Neue" w:cs="Helvetica Neue" w:eastAsia="Helvetica Neue"/>
+          <w:rFonts w:ascii="Nunito MM" w:hAnsi="Nunito MM" w:cs="Nunito MM" w:eastAsia="Nunito MM"/>
           <w:i/>
           <w:color w:val="111111"/>
           <w:sz w:val="23"/>
@@ -10101,7 +10101,7 @@
       </w:pPr>
       <w:r>
         <w:rPr>
-          <w:rFonts w:ascii="Helvetica Neue" w:hAnsi="Helvetica Neue" w:cs="Helvetica Neue" w:eastAsia="Helvetica Neue"/>
+          <w:rFonts w:ascii="Nunito MM" w:hAnsi="Nunito MM" w:cs="Nunito MM" w:eastAsia="Nunito MM"/>
           <w:color w:val="111111"/>
           <w:sz w:val="22"/>
         </w:rPr>
@@ -10109,7 +10109,7 @@
       </w:r>
       <w:r>
         <w:rPr>
-          <w:rFonts w:ascii="Helvetica Neue" w:hAnsi="Helvetica Neue" w:cs="Helvetica Neue" w:eastAsia="Helvetica Neue"/>
+          <w:rFonts w:ascii="Nunito MM" w:hAnsi="Nunito MM" w:cs="Nunito MM" w:eastAsia="Nunito MM"/>
           <w:color w:val="2271FF"/>
           <w:sz w:val="24"/>
         </w:rPr>
@@ -10117,7 +10117,7 @@
       </w:r>
       <w:r>
         <w:rPr>
-          <w:rFonts w:ascii="Helvetica Neue" w:hAnsi="Helvetica Neue" w:cs="Helvetica Neue" w:eastAsia="Helvetica Neue"/>
+          <w:rFonts w:ascii="Nunito MM" w:hAnsi="Nunito MM" w:cs="Nunito MM" w:eastAsia="Nunito MM"/>
           <w:color w:val="111111"/>
           <w:sz w:val="22"/>
         </w:rPr>
@@ -10125,7 +10125,7 @@
       </w:r>
       <w:r>
         <w:rPr>
-          <w:rFonts w:ascii="Helvetica Neue" w:hAnsi="Helvetica Neue" w:cs="Helvetica Neue" w:eastAsia="Helvetica Neue"/>
+          <w:rFonts w:ascii="Nunito MM" w:hAnsi="Nunito MM" w:cs="Nunito MM" w:eastAsia="Nunito MM"/>
           <w:color w:val="2271FF"/>
           <w:sz w:val="24"/>
         </w:rPr>
@@ -10133,7 +10133,7 @@
       </w:r>
       <w:r>
         <w:rPr>
-          <w:rFonts w:ascii="Helvetica Neue" w:hAnsi="Helvetica Neue" w:cs="Helvetica Neue" w:eastAsia="Helvetica Neue"/>
+          <w:rFonts w:ascii="Nunito MM" w:hAnsi="Nunito MM" w:cs="Nunito MM" w:eastAsia="Nunito MM"/>
           <w:color w:val="111111"/>
           <w:sz w:val="22"/>
         </w:rPr>
@@ -10148,7 +10148,7 @@
       </w:pPr>
       <w:r>
         <w:rPr>
-          <w:rFonts w:ascii="Helvetica Neue" w:hAnsi="Helvetica Neue" w:cs="Helvetica Neue" w:eastAsia="Helvetica Neue"/>
+          <w:rFonts w:ascii="Nunito MM" w:hAnsi="Nunito MM" w:cs="Nunito MM" w:eastAsia="Nunito MM"/>
           <w:b/>
           <w:color w:val="039A9A"/>
           <w:sz w:val="24"/>
@@ -10157,7 +10157,7 @@
       </w:r>
       <w:r>
         <w:rPr>
-          <w:rFonts w:ascii="Helvetica Neue" w:hAnsi="Helvetica Neue" w:cs="Helvetica Neue" w:eastAsia="Helvetica Neue"/>
+          <w:rFonts w:ascii="Nunito MM" w:hAnsi="Nunito MM" w:cs="Nunito MM" w:eastAsia="Nunito MM"/>
           <w:color w:val="2271FF"/>
           <w:sz w:val="26"/>
         </w:rPr>
@@ -10183,7 +10183,7 @@
       </w:pPr>
       <w:r>
         <w:rPr>
-          <w:rFonts w:ascii="Helvetica Neue" w:hAnsi="Helvetica Neue" w:cs="Helvetica Neue" w:eastAsia="Helvetica Neue"/>
+          <w:rFonts w:ascii="Nunito MM" w:hAnsi="Nunito MM" w:cs="Nunito MM" w:eastAsia="Nunito MM"/>
           <w:b/>
           <w:color w:val="039A9A"/>
           <w:sz w:val="24"/>
@@ -10192,7 +10192,7 @@
       </w:r>
       <w:r>
         <w:rPr>
-          <w:rFonts w:ascii="Helvetica Neue" w:hAnsi="Helvetica Neue" w:cs="Helvetica Neue" w:eastAsia="Helvetica Neue"/>
+          <w:rFonts w:ascii="Nunito MM" w:hAnsi="Nunito MM" w:cs="Nunito MM" w:eastAsia="Nunito MM"/>
           <w:color w:val="2271FF"/>
           <w:sz w:val="26"/>
         </w:rPr>
@@ -10218,7 +10218,7 @@
       </w:pPr>
       <w:r>
         <w:rPr>
-          <w:rFonts w:ascii="Helvetica Neue" w:hAnsi="Helvetica Neue" w:cs="Helvetica Neue" w:eastAsia="Helvetica Neue"/>
+          <w:rFonts w:ascii="Nunito MM" w:hAnsi="Nunito MM" w:cs="Nunito MM" w:eastAsia="Nunito MM"/>
           <w:b/>
           <w:color w:val="039A9A"/>
           <w:sz w:val="24"/>
@@ -10227,7 +10227,7 @@
       </w:r>
       <w:r>
         <w:rPr>
-          <w:rFonts w:ascii="Helvetica Neue" w:hAnsi="Helvetica Neue" w:cs="Helvetica Neue" w:eastAsia="Helvetica Neue"/>
+          <w:rFonts w:ascii="Nunito MM" w:hAnsi="Nunito MM" w:cs="Nunito MM" w:eastAsia="Nunito MM"/>
           <w:color w:val="2271FF"/>
           <w:sz w:val="26"/>
         </w:rPr>
@@ -10300,8 +10300,8 @@
       </w:r>
       <w:r>
         <w:rPr>
-          <w:rFonts w:ascii="Helvetica Neue" w:hAnsi="Helvetica Neue" w:cs="Helvetica Neue" w:eastAsia="Helvetica Neue"/>
-          <w:b/>
+          <w:rFonts w:ascii="Fredoka MM SemiBold" w:hAnsi="Fredoka MM SemiBold" w:cs="Fredoka MM SemiBold" w:eastAsia="Fredoka MM SemiBold"/>
+          <w:b w:val="0"/>
           <w:color w:val="039A9A"/>
           <w:sz w:val="26"/>
         </w:rPr>
@@ -10312,7 +10312,7 @@
       </w:r>
       <w:r>
         <w:rPr>
-          <w:rFonts w:ascii="Helvetica Neue" w:hAnsi="Helvetica Neue" w:cs="Helvetica Neue" w:eastAsia="Helvetica Neue"/>
+          <w:rFonts w:ascii="Nunito MM" w:hAnsi="Nunito MM" w:cs="Nunito MM" w:eastAsia="Nunito MM"/>
           <w:i/>
           <w:color w:val="111111"/>
           <w:sz w:val="23"/>
@@ -10328,7 +10328,7 @@
       </w:pPr>
       <w:r>
         <w:rPr>
-          <w:rFonts w:ascii="Helvetica Neue" w:hAnsi="Helvetica Neue" w:cs="Helvetica Neue" w:eastAsia="Helvetica Neue"/>
+          <w:rFonts w:ascii="Nunito MM" w:hAnsi="Nunito MM" w:cs="Nunito MM" w:eastAsia="Nunito MM"/>
           <w:color w:val="111111"/>
           <w:sz w:val="22"/>
         </w:rPr>
@@ -10336,7 +10336,7 @@
       </w:r>
       <w:r>
         <w:rPr>
-          <w:rFonts w:ascii="Helvetica Neue" w:hAnsi="Helvetica Neue" w:cs="Helvetica Neue" w:eastAsia="Helvetica Neue"/>
+          <w:rFonts w:ascii="Nunito MM" w:hAnsi="Nunito MM" w:cs="Nunito MM" w:eastAsia="Nunito MM"/>
           <w:color w:val="2271FF"/>
           <w:sz w:val="24"/>
         </w:rPr>
@@ -10344,7 +10344,7 @@
       </w:r>
       <w:r>
         <w:rPr>
-          <w:rFonts w:ascii="Helvetica Neue" w:hAnsi="Helvetica Neue" w:cs="Helvetica Neue" w:eastAsia="Helvetica Neue"/>
+          <w:rFonts w:ascii="Nunito MM" w:hAnsi="Nunito MM" w:cs="Nunito MM" w:eastAsia="Nunito MM"/>
           <w:color w:val="111111"/>
           <w:sz w:val="22"/>
         </w:rPr>
@@ -10352,7 +10352,7 @@
       </w:r>
       <w:r>
         <w:rPr>
-          <w:rFonts w:ascii="Helvetica Neue" w:hAnsi="Helvetica Neue" w:cs="Helvetica Neue" w:eastAsia="Helvetica Neue"/>
+          <w:rFonts w:ascii="Nunito MM" w:hAnsi="Nunito MM" w:cs="Nunito MM" w:eastAsia="Nunito MM"/>
           <w:color w:val="2271FF"/>
           <w:sz w:val="24"/>
         </w:rPr>
@@ -10360,7 +10360,7 @@
       </w:r>
       <w:r>
         <w:rPr>
-          <w:rFonts w:ascii="Helvetica Neue" w:hAnsi="Helvetica Neue" w:cs="Helvetica Neue" w:eastAsia="Helvetica Neue"/>
+          <w:rFonts w:ascii="Nunito MM" w:hAnsi="Nunito MM" w:cs="Nunito MM" w:eastAsia="Nunito MM"/>
           <w:color w:val="111111"/>
           <w:sz w:val="22"/>
         </w:rPr>
@@ -10375,7 +10375,7 @@
       </w:pPr>
       <w:r>
         <w:rPr>
-          <w:rFonts w:ascii="Helvetica Neue" w:hAnsi="Helvetica Neue" w:cs="Helvetica Neue" w:eastAsia="Helvetica Neue"/>
+          <w:rFonts w:ascii="Nunito MM" w:hAnsi="Nunito MM" w:cs="Nunito MM" w:eastAsia="Nunito MM"/>
           <w:b/>
           <w:color w:val="039A9A"/>
           <w:sz w:val="24"/>
@@ -10384,7 +10384,7 @@
       </w:r>
       <w:r>
         <w:rPr>
-          <w:rFonts w:ascii="Helvetica Neue" w:hAnsi="Helvetica Neue" w:cs="Helvetica Neue" w:eastAsia="Helvetica Neue"/>
+          <w:rFonts w:ascii="Nunito MM" w:hAnsi="Nunito MM" w:cs="Nunito MM" w:eastAsia="Nunito MM"/>
           <w:color w:val="2271FF"/>
           <w:sz w:val="26"/>
         </w:rPr>
@@ -10410,7 +10410,7 @@
       </w:pPr>
       <w:r>
         <w:rPr>
-          <w:rFonts w:ascii="Helvetica Neue" w:hAnsi="Helvetica Neue" w:cs="Helvetica Neue" w:eastAsia="Helvetica Neue"/>
+          <w:rFonts w:ascii="Nunito MM" w:hAnsi="Nunito MM" w:cs="Nunito MM" w:eastAsia="Nunito MM"/>
           <w:b/>
           <w:color w:val="039A9A"/>
           <w:sz w:val="24"/>
@@ -10419,7 +10419,7 @@
       </w:r>
       <w:r>
         <w:rPr>
-          <w:rFonts w:ascii="Helvetica Neue" w:hAnsi="Helvetica Neue" w:cs="Helvetica Neue" w:eastAsia="Helvetica Neue"/>
+          <w:rFonts w:ascii="Nunito MM" w:hAnsi="Nunito MM" w:cs="Nunito MM" w:eastAsia="Nunito MM"/>
           <w:color w:val="2271FF"/>
           <w:sz w:val="26"/>
         </w:rPr>
@@ -10445,7 +10445,7 @@
       </w:pPr>
       <w:r>
         <w:rPr>
-          <w:rFonts w:ascii="Helvetica Neue" w:hAnsi="Helvetica Neue" w:cs="Helvetica Neue" w:eastAsia="Helvetica Neue"/>
+          <w:rFonts w:ascii="Nunito MM" w:hAnsi="Nunito MM" w:cs="Nunito MM" w:eastAsia="Nunito MM"/>
           <w:b/>
           <w:color w:val="039A9A"/>
           <w:sz w:val="24"/>
@@ -10454,7 +10454,7 @@
       </w:r>
       <w:r>
         <w:rPr>
-          <w:rFonts w:ascii="Helvetica Neue" w:hAnsi="Helvetica Neue" w:cs="Helvetica Neue" w:eastAsia="Helvetica Neue"/>
+          <w:rFonts w:ascii="Nunito MM" w:hAnsi="Nunito MM" w:cs="Nunito MM" w:eastAsia="Nunito MM"/>
           <w:color w:val="2271FF"/>
           <w:sz w:val="26"/>
         </w:rPr>
@@ -10527,8 +10527,8 @@
       </w:r>
       <w:r>
         <w:rPr>
-          <w:rFonts w:ascii="Helvetica Neue" w:hAnsi="Helvetica Neue" w:cs="Helvetica Neue" w:eastAsia="Helvetica Neue"/>
-          <w:b/>
+          <w:rFonts w:ascii="Fredoka MM SemiBold" w:hAnsi="Fredoka MM SemiBold" w:cs="Fredoka MM SemiBold" w:eastAsia="Fredoka MM SemiBold"/>
+          <w:b w:val="0"/>
           <w:color w:val="039A9A"/>
           <w:sz w:val="26"/>
         </w:rPr>
@@ -10539,7 +10539,7 @@
       </w:r>
       <w:r>
         <w:rPr>
-          <w:rFonts w:ascii="Helvetica Neue" w:hAnsi="Helvetica Neue" w:cs="Helvetica Neue" w:eastAsia="Helvetica Neue"/>
+          <w:rFonts w:ascii="Nunito MM" w:hAnsi="Nunito MM" w:cs="Nunito MM" w:eastAsia="Nunito MM"/>
           <w:i/>
           <w:color w:val="111111"/>
           <w:sz w:val="23"/>
@@ -10555,7 +10555,7 @@
       </w:pPr>
       <w:r>
         <w:rPr>
-          <w:rFonts w:ascii="Helvetica Neue" w:hAnsi="Helvetica Neue" w:cs="Helvetica Neue" w:eastAsia="Helvetica Neue"/>
+          <w:rFonts w:ascii="Nunito MM" w:hAnsi="Nunito MM" w:cs="Nunito MM" w:eastAsia="Nunito MM"/>
           <w:b/>
           <w:color w:val="039A9A"/>
           <w:sz w:val="24"/>
@@ -10564,7 +10564,7 @@
       </w:r>
       <w:r>
         <w:rPr>
-          <w:rFonts w:ascii="Helvetica Neue" w:hAnsi="Helvetica Neue" w:cs="Helvetica Neue" w:eastAsia="Helvetica Neue"/>
+          <w:rFonts w:ascii="Nunito MM" w:hAnsi="Nunito MM" w:cs="Nunito MM" w:eastAsia="Nunito MM"/>
           <w:color w:val="111111"/>
           <w:sz w:val="24"/>
         </w:rPr>
@@ -10590,7 +10590,7 @@
       </w:pPr>
       <w:r>
         <w:rPr>
-          <w:rFonts w:ascii="Helvetica Neue" w:hAnsi="Helvetica Neue" w:cs="Helvetica Neue" w:eastAsia="Helvetica Neue"/>
+          <w:rFonts w:ascii="Nunito MM" w:hAnsi="Nunito MM" w:cs="Nunito MM" w:eastAsia="Nunito MM"/>
           <w:b/>
           <w:color w:val="039A9A"/>
           <w:sz w:val="24"/>
@@ -10599,7 +10599,7 @@
       </w:r>
       <w:r>
         <w:rPr>
-          <w:rFonts w:ascii="Helvetica Neue" w:hAnsi="Helvetica Neue" w:cs="Helvetica Neue" w:eastAsia="Helvetica Neue"/>
+          <w:rFonts w:ascii="Nunito MM" w:hAnsi="Nunito MM" w:cs="Nunito MM" w:eastAsia="Nunito MM"/>
           <w:color w:val="111111"/>
           <w:sz w:val="24"/>
         </w:rPr>
@@ -10625,7 +10625,7 @@
       </w:pPr>
       <w:r>
         <w:rPr>
-          <w:rFonts w:ascii="Helvetica Neue" w:hAnsi="Helvetica Neue" w:cs="Helvetica Neue" w:eastAsia="Helvetica Neue"/>
+          <w:rFonts w:ascii="Nunito MM" w:hAnsi="Nunito MM" w:cs="Nunito MM" w:eastAsia="Nunito MM"/>
           <w:b/>
           <w:color w:val="039A9A"/>
           <w:sz w:val="24"/>
@@ -10634,7 +10634,7 @@
       </w:r>
       <w:r>
         <w:rPr>
-          <w:rFonts w:ascii="Helvetica Neue" w:hAnsi="Helvetica Neue" w:cs="Helvetica Neue" w:eastAsia="Helvetica Neue"/>
+          <w:rFonts w:ascii="Nunito MM" w:hAnsi="Nunito MM" w:cs="Nunito MM" w:eastAsia="Nunito MM"/>
           <w:color w:val="111111"/>
           <w:sz w:val="24"/>
         </w:rPr>
@@ -10670,7 +10670,7 @@
       <w:bookmarkStart w:id="14" w:name="ue13"/>
       <w:r>
         <w:rPr>
-          <w:rFonts w:ascii="Helvetica Neue" w:hAnsi="Helvetica Neue" w:cs="Helvetica Neue" w:eastAsia="Helvetica Neue"/>
+          <w:rFonts w:ascii="Fredoka MM SemiBold" w:hAnsi="Fredoka MM SemiBold" w:cs="Fredoka MM SemiBold" w:eastAsia="Fredoka MM SemiBold"/>
           <w:b/>
           <w:color w:val="039A9A"/>
           <w:sz w:val="32"/>
@@ -10679,7 +10679,7 @@
       </w:r>
       <w:r>
         <w:rPr>
-          <w:rFonts w:ascii="Helvetica Neue" w:hAnsi="Helvetica Neue" w:cs="Helvetica Neue" w:eastAsia="Helvetica Neue"/>
+          <w:rFonts w:ascii="Fredoka MM SemiBold" w:hAnsi="Fredoka MM SemiBold" w:cs="Fredoka MM SemiBold" w:eastAsia="Fredoka MM SemiBold"/>
           <w:b/>
           <w:color w:val="039A9A"/>
           <w:sz w:val="28"/>
@@ -10688,7 +10688,7 @@
       </w:r>
       <w:r>
         <w:rPr>
-          <w:rFonts w:ascii="Helvetica Neue" w:hAnsi="Helvetica Neue" w:cs="Helvetica Neue" w:eastAsia="Helvetica Neue"/>
+          <w:rFonts w:ascii="Nunito MM" w:hAnsi="Nunito MM" w:cs="Nunito MM" w:eastAsia="Nunito MM"/>
           <w:b/>
           <w:color w:val="039A9A"/>
           <w:sz w:val="28"/>
@@ -10697,7 +10697,7 @@
       </w:r>
       <w:r>
         <w:rPr>
-          <w:rFonts w:ascii="Helvetica Neue" w:hAnsi="Helvetica Neue" w:cs="Helvetica Neue" w:eastAsia="Helvetica Neue"/>
+          <w:rFonts w:ascii="Nunito MM" w:hAnsi="Nunito MM" w:cs="Nunito MM" w:eastAsia="Nunito MM"/>
           <w:b/>
           <w:color w:val="2271FF"/>
           <w:sz w:val="30"/>
@@ -10706,7 +10706,7 @@
       </w:r>
       <w:r>
         <w:rPr>
-          <w:rFonts w:ascii="Helvetica Neue" w:hAnsi="Helvetica Neue" w:cs="Helvetica Neue" w:eastAsia="Helvetica Neue"/>
+          <w:rFonts w:ascii="Nunito MM" w:hAnsi="Nunito MM" w:cs="Nunito MM" w:eastAsia="Nunito MM"/>
           <w:b/>
           <w:color w:val="039A9A"/>
           <w:sz w:val="28"/>
@@ -10765,8 +10765,8 @@
       </w:r>
       <w:r>
         <w:rPr>
-          <w:rFonts w:ascii="Helvetica Neue" w:hAnsi="Helvetica Neue" w:cs="Helvetica Neue" w:eastAsia="Helvetica Neue"/>
-          <w:b/>
+          <w:rFonts w:ascii="Fredoka MM SemiBold" w:hAnsi="Fredoka MM SemiBold" w:cs="Fredoka MM SemiBold" w:eastAsia="Fredoka MM SemiBold"/>
+          <w:b w:val="0"/>
           <w:color w:val="039A9A"/>
           <w:sz w:val="26"/>
         </w:rPr>
@@ -10777,7 +10777,7 @@
       </w:r>
       <w:r>
         <w:rPr>
-          <w:rFonts w:ascii="Helvetica Neue" w:hAnsi="Helvetica Neue" w:cs="Helvetica Neue" w:eastAsia="Helvetica Neue"/>
+          <w:rFonts w:ascii="Nunito MM" w:hAnsi="Nunito MM" w:cs="Nunito MM" w:eastAsia="Nunito MM"/>
           <w:i/>
           <w:color w:val="111111"/>
           <w:sz w:val="23"/>
@@ -10786,7 +10786,7 @@
       </w:r>
       <w:r>
         <w:rPr>
-          <w:rFonts w:ascii="Helvetica Neue" w:hAnsi="Helvetica Neue" w:cs="Helvetica Neue" w:eastAsia="Helvetica Neue"/>
+          <w:rFonts w:ascii="Nunito MM" w:hAnsi="Nunito MM" w:cs="Nunito MM" w:eastAsia="Nunito MM"/>
           <w:i/>
           <w:color w:val="2271FF"/>
           <w:sz w:val="25"/>
@@ -10795,7 +10795,7 @@
       </w:r>
       <w:r>
         <w:rPr>
-          <w:rFonts w:ascii="Helvetica Neue" w:hAnsi="Helvetica Neue" w:cs="Helvetica Neue" w:eastAsia="Helvetica Neue"/>
+          <w:rFonts w:ascii="Nunito MM" w:hAnsi="Nunito MM" w:cs="Nunito MM" w:eastAsia="Nunito MM"/>
           <w:i/>
           <w:color w:val="111111"/>
           <w:sz w:val="23"/>
@@ -10804,7 +10804,7 @@
       </w:r>
       <w:r>
         <w:rPr>
-          <w:rFonts w:ascii="Helvetica Neue" w:hAnsi="Helvetica Neue" w:cs="Helvetica Neue" w:eastAsia="Helvetica Neue"/>
+          <w:rFonts w:ascii="Nunito MM" w:hAnsi="Nunito MM" w:cs="Nunito MM" w:eastAsia="Nunito MM"/>
           <w:i/>
           <w:color w:val="2271FF"/>
           <w:sz w:val="25"/>
@@ -10813,7 +10813,7 @@
       </w:r>
       <w:r>
         <w:rPr>
-          <w:rFonts w:ascii="Helvetica Neue" w:hAnsi="Helvetica Neue" w:cs="Helvetica Neue" w:eastAsia="Helvetica Neue"/>
+          <w:rFonts w:ascii="Nunito MM" w:hAnsi="Nunito MM" w:cs="Nunito MM" w:eastAsia="Nunito MM"/>
           <w:i/>
           <w:color w:val="111111"/>
           <w:sz w:val="23"/>
@@ -10829,7 +10829,7 @@
       </w:pPr>
       <w:r>
         <w:rPr>
-          <w:rFonts w:ascii="Helvetica Neue" w:hAnsi="Helvetica Neue" w:cs="Helvetica Neue" w:eastAsia="Helvetica Neue"/>
+          <w:rFonts w:ascii="Nunito MM" w:hAnsi="Nunito MM" w:cs="Nunito MM" w:eastAsia="Nunito MM"/>
           <w:b/>
           <w:color w:val="039A9A"/>
           <w:sz w:val="24"/>
@@ -10838,7 +10838,7 @@
       </w:r>
       <w:r>
         <w:rPr>
-          <w:rFonts w:ascii="Helvetica Neue" w:hAnsi="Helvetica Neue" w:cs="Helvetica Neue" w:eastAsia="Helvetica Neue"/>
+          <w:rFonts w:ascii="Nunito MM" w:hAnsi="Nunito MM" w:cs="Nunito MM" w:eastAsia="Nunito MM"/>
           <w:color w:val="2271FF"/>
           <w:sz w:val="26"/>
         </w:rPr>
@@ -10875,7 +10875,7 @@
       </w:pPr>
       <w:r>
         <w:rPr>
-          <w:rFonts w:ascii="Helvetica Neue" w:hAnsi="Helvetica Neue" w:cs="Helvetica Neue" w:eastAsia="Helvetica Neue"/>
+          <w:rFonts w:ascii="Nunito MM" w:hAnsi="Nunito MM" w:cs="Nunito MM" w:eastAsia="Nunito MM"/>
           <w:b/>
           <w:color w:val="039A9A"/>
           <w:sz w:val="24"/>
@@ -10884,7 +10884,7 @@
       </w:r>
       <w:r>
         <w:rPr>
-          <w:rFonts w:ascii="Helvetica Neue" w:hAnsi="Helvetica Neue" w:cs="Helvetica Neue" w:eastAsia="Helvetica Neue"/>
+          <w:rFonts w:ascii="Nunito MM" w:hAnsi="Nunito MM" w:cs="Nunito MM" w:eastAsia="Nunito MM"/>
           <w:color w:val="2271FF"/>
           <w:sz w:val="26"/>
         </w:rPr>
@@ -10921,7 +10921,7 @@
       </w:pPr>
       <w:r>
         <w:rPr>
-          <w:rFonts w:ascii="Helvetica Neue" w:hAnsi="Helvetica Neue" w:cs="Helvetica Neue" w:eastAsia="Helvetica Neue"/>
+          <w:rFonts w:ascii="Nunito MM" w:hAnsi="Nunito MM" w:cs="Nunito MM" w:eastAsia="Nunito MM"/>
           <w:b/>
           <w:color w:val="039A9A"/>
           <w:sz w:val="24"/>
@@ -10930,7 +10930,7 @@
       </w:r>
       <w:r>
         <w:rPr>
-          <w:rFonts w:ascii="Helvetica Neue" w:hAnsi="Helvetica Neue" w:cs="Helvetica Neue" w:eastAsia="Helvetica Neue"/>
+          <w:rFonts w:ascii="Nunito MM" w:hAnsi="Nunito MM" w:cs="Nunito MM" w:eastAsia="Nunito MM"/>
           <w:color w:val="2271FF"/>
           <w:sz w:val="26"/>
         </w:rPr>
@@ -10967,7 +10967,7 @@
       </w:pPr>
       <w:r>
         <w:rPr>
-          <w:rFonts w:ascii="Helvetica Neue" w:hAnsi="Helvetica Neue" w:cs="Helvetica Neue" w:eastAsia="Helvetica Neue"/>
+          <w:rFonts w:ascii="Nunito MM" w:hAnsi="Nunito MM" w:cs="Nunito MM" w:eastAsia="Nunito MM"/>
           <w:b/>
           <w:color w:val="039A9A"/>
           <w:sz w:val="24"/>
@@ -10976,7 +10976,7 @@
       </w:r>
       <w:r>
         <w:rPr>
-          <w:rFonts w:ascii="Helvetica Neue" w:hAnsi="Helvetica Neue" w:cs="Helvetica Neue" w:eastAsia="Helvetica Neue"/>
+          <w:rFonts w:ascii="Nunito MM" w:hAnsi="Nunito MM" w:cs="Nunito MM" w:eastAsia="Nunito MM"/>
           <w:color w:val="2271FF"/>
           <w:sz w:val="26"/>
         </w:rPr>
@@ -11013,7 +11013,7 @@
       </w:pPr>
       <w:r>
         <w:rPr>
-          <w:rFonts w:ascii="Helvetica Neue" w:hAnsi="Helvetica Neue" w:cs="Helvetica Neue" w:eastAsia="Helvetica Neue"/>
+          <w:rFonts w:ascii="Nunito MM" w:hAnsi="Nunito MM" w:cs="Nunito MM" w:eastAsia="Nunito MM"/>
           <w:b/>
           <w:color w:val="039A9A"/>
           <w:sz w:val="24"/>
@@ -11022,7 +11022,7 @@
       </w:r>
       <w:r>
         <w:rPr>
-          <w:rFonts w:ascii="Helvetica Neue" w:hAnsi="Helvetica Neue" w:cs="Helvetica Neue" w:eastAsia="Helvetica Neue"/>
+          <w:rFonts w:ascii="Nunito MM" w:hAnsi="Nunito MM" w:cs="Nunito MM" w:eastAsia="Nunito MM"/>
           <w:color w:val="2271FF"/>
           <w:sz w:val="26"/>
         </w:rPr>
@@ -11059,7 +11059,7 @@
       </w:pPr>
       <w:r>
         <w:rPr>
-          <w:rFonts w:ascii="Helvetica Neue" w:hAnsi="Helvetica Neue" w:cs="Helvetica Neue" w:eastAsia="Helvetica Neue"/>
+          <w:rFonts w:ascii="Nunito MM" w:hAnsi="Nunito MM" w:cs="Nunito MM" w:eastAsia="Nunito MM"/>
           <w:b/>
           <w:color w:val="039A9A"/>
           <w:sz w:val="24"/>
@@ -11068,7 +11068,7 @@
       </w:r>
       <w:r>
         <w:rPr>
-          <w:rFonts w:ascii="Helvetica Neue" w:hAnsi="Helvetica Neue" w:cs="Helvetica Neue" w:eastAsia="Helvetica Neue"/>
+          <w:rFonts w:ascii="Nunito MM" w:hAnsi="Nunito MM" w:cs="Nunito MM" w:eastAsia="Nunito MM"/>
           <w:color w:val="2271FF"/>
           <w:sz w:val="26"/>
         </w:rPr>
@@ -11152,8 +11152,8 @@
       </w:r>
       <w:r>
         <w:rPr>
-          <w:rFonts w:ascii="Helvetica Neue" w:hAnsi="Helvetica Neue" w:cs="Helvetica Neue" w:eastAsia="Helvetica Neue"/>
-          <w:b/>
+          <w:rFonts w:ascii="Fredoka MM SemiBold" w:hAnsi="Fredoka MM SemiBold" w:cs="Fredoka MM SemiBold" w:eastAsia="Fredoka MM SemiBold"/>
+          <w:b w:val="0"/>
           <w:color w:val="039A9A"/>
           <w:sz w:val="26"/>
         </w:rPr>
@@ -11164,7 +11164,7 @@
       </w:r>
       <w:r>
         <w:rPr>
-          <w:rFonts w:ascii="Helvetica Neue" w:hAnsi="Helvetica Neue" w:cs="Helvetica Neue" w:eastAsia="Helvetica Neue"/>
+          <w:rFonts w:ascii="Nunito MM" w:hAnsi="Nunito MM" w:cs="Nunito MM" w:eastAsia="Nunito MM"/>
           <w:i/>
           <w:color w:val="2271FF"/>
           <w:sz w:val="25"/>
@@ -11173,7 +11173,7 @@
       </w:r>
       <w:r>
         <w:rPr>
-          <w:rFonts w:ascii="Helvetica Neue" w:hAnsi="Helvetica Neue" w:cs="Helvetica Neue" w:eastAsia="Helvetica Neue"/>
+          <w:rFonts w:ascii="Nunito MM" w:hAnsi="Nunito MM" w:cs="Nunito MM" w:eastAsia="Nunito MM"/>
           <w:i/>
           <w:color w:val="111111"/>
           <w:sz w:val="23"/>
@@ -11182,7 +11182,7 @@
       </w:r>
       <w:r>
         <w:rPr>
-          <w:rFonts w:ascii="Helvetica Neue" w:hAnsi="Helvetica Neue" w:cs="Helvetica Neue" w:eastAsia="Helvetica Neue"/>
+          <w:rFonts w:ascii="Nunito MM" w:hAnsi="Nunito MM" w:cs="Nunito MM" w:eastAsia="Nunito MM"/>
           <w:i/>
           <w:color w:val="2271FF"/>
           <w:sz w:val="25"/>
@@ -11191,7 +11191,7 @@
       </w:r>
       <w:r>
         <w:rPr>
-          <w:rFonts w:ascii="Helvetica Neue" w:hAnsi="Helvetica Neue" w:cs="Helvetica Neue" w:eastAsia="Helvetica Neue"/>
+          <w:rFonts w:ascii="Nunito MM" w:hAnsi="Nunito MM" w:cs="Nunito MM" w:eastAsia="Nunito MM"/>
           <w:i/>
           <w:color w:val="111111"/>
           <w:sz w:val="23"/>
@@ -11200,7 +11200,7 @@
       </w:r>
       <w:r>
         <w:rPr>
-          <w:rFonts w:ascii="Helvetica Neue" w:hAnsi="Helvetica Neue" w:cs="Helvetica Neue" w:eastAsia="Helvetica Neue"/>
+          <w:rFonts w:ascii="Nunito MM" w:hAnsi="Nunito MM" w:cs="Nunito MM" w:eastAsia="Nunito MM"/>
           <w:i/>
           <w:color w:val="2271FF"/>
           <w:sz w:val="25"/>
@@ -11209,7 +11209,7 @@
       </w:r>
       <w:r>
         <w:rPr>
-          <w:rFonts w:ascii="Helvetica Neue" w:hAnsi="Helvetica Neue" w:cs="Helvetica Neue" w:eastAsia="Helvetica Neue"/>
+          <w:rFonts w:ascii="Nunito MM" w:hAnsi="Nunito MM" w:cs="Nunito MM" w:eastAsia="Nunito MM"/>
           <w:i/>
           <w:color w:val="111111"/>
           <w:sz w:val="23"/>
@@ -11218,7 +11218,7 @@
       </w:r>
       <w:r>
         <w:rPr>
-          <w:rFonts w:ascii="Helvetica Neue" w:hAnsi="Helvetica Neue" w:cs="Helvetica Neue" w:eastAsia="Helvetica Neue"/>
+          <w:rFonts w:ascii="Nunito MM" w:hAnsi="Nunito MM" w:cs="Nunito MM" w:eastAsia="Nunito MM"/>
           <w:i/>
           <w:color w:val="2271FF"/>
           <w:sz w:val="25"/>
@@ -11227,7 +11227,7 @@
       </w:r>
       <w:r>
         <w:rPr>
-          <w:rFonts w:ascii="Helvetica Neue" w:hAnsi="Helvetica Neue" w:cs="Helvetica Neue" w:eastAsia="Helvetica Neue"/>
+          <w:rFonts w:ascii="Nunito MM" w:hAnsi="Nunito MM" w:cs="Nunito MM" w:eastAsia="Nunito MM"/>
           <w:i/>
           <w:color w:val="111111"/>
           <w:sz w:val="23"/>
@@ -11243,7 +11243,7 @@
       </w:pPr>
       <w:r>
         <w:rPr>
-          <w:rFonts w:ascii="Helvetica Neue" w:hAnsi="Helvetica Neue" w:cs="Helvetica Neue" w:eastAsia="Helvetica Neue"/>
+          <w:rFonts w:ascii="Nunito MM" w:hAnsi="Nunito MM" w:cs="Nunito MM" w:eastAsia="Nunito MM"/>
           <w:b/>
           <w:color w:val="039A9A"/>
           <w:sz w:val="24"/>
@@ -11252,7 +11252,7 @@
       </w:r>
       <w:r>
         <w:rPr>
-          <w:rFonts w:ascii="Helvetica Neue" w:hAnsi="Helvetica Neue" w:cs="Helvetica Neue" w:eastAsia="Helvetica Neue"/>
+          <w:rFonts w:ascii="Nunito MM" w:hAnsi="Nunito MM" w:cs="Nunito MM" w:eastAsia="Nunito MM"/>
           <w:color w:val="2271FF"/>
           <w:sz w:val="26"/>
         </w:rPr>
@@ -11260,14 +11260,14 @@
       </w:r>
       <w:r>
         <w:rPr>
-          <w:rFonts w:ascii="Helvetica Neue" w:hAnsi="Helvetica Neue" w:cs="Helvetica Neue" w:eastAsia="Helvetica Neue"/>
+          <w:rFonts w:ascii="Nunito MM" w:hAnsi="Nunito MM" w:cs="Nunito MM" w:eastAsia="Nunito MM"/>
           <w:sz w:val="24"/>
         </w:rPr>
         <w:t xml:space="preserve"> ________________ </w:t>
       </w:r>
       <w:r>
         <w:rPr>
-          <w:rFonts w:ascii="Helvetica Neue" w:hAnsi="Helvetica Neue" w:cs="Helvetica Neue" w:eastAsia="Helvetica Neue"/>
+          <w:rFonts w:ascii="Nunito MM" w:hAnsi="Nunito MM" w:cs="Nunito MM" w:eastAsia="Nunito MM"/>
           <w:color w:val="111111"/>
           <w:sz w:val="24"/>
         </w:rPr>
@@ -11282,7 +11282,7 @@
       </w:pPr>
       <w:r>
         <w:rPr>
-          <w:rFonts w:ascii="Helvetica Neue" w:hAnsi="Helvetica Neue" w:cs="Helvetica Neue" w:eastAsia="Helvetica Neue"/>
+          <w:rFonts w:ascii="Nunito MM" w:hAnsi="Nunito MM" w:cs="Nunito MM" w:eastAsia="Nunito MM"/>
           <w:b/>
           <w:color w:val="039A9A"/>
           <w:sz w:val="24"/>
@@ -11291,7 +11291,7 @@
       </w:r>
       <w:r>
         <w:rPr>
-          <w:rFonts w:ascii="Helvetica Neue" w:hAnsi="Helvetica Neue" w:cs="Helvetica Neue" w:eastAsia="Helvetica Neue"/>
+          <w:rFonts w:ascii="Nunito MM" w:hAnsi="Nunito MM" w:cs="Nunito MM" w:eastAsia="Nunito MM"/>
           <w:color w:val="2271FF"/>
           <w:sz w:val="26"/>
         </w:rPr>
@@ -11299,14 +11299,14 @@
       </w:r>
       <w:r>
         <w:rPr>
-          <w:rFonts w:ascii="Helvetica Neue" w:hAnsi="Helvetica Neue" w:cs="Helvetica Neue" w:eastAsia="Helvetica Neue"/>
+          <w:rFonts w:ascii="Nunito MM" w:hAnsi="Nunito MM" w:cs="Nunito MM" w:eastAsia="Nunito MM"/>
           <w:sz w:val="24"/>
         </w:rPr>
         <w:t xml:space="preserve"> ________________ </w:t>
       </w:r>
       <w:r>
         <w:rPr>
-          <w:rFonts w:ascii="Helvetica Neue" w:hAnsi="Helvetica Neue" w:cs="Helvetica Neue" w:eastAsia="Helvetica Neue"/>
+          <w:rFonts w:ascii="Nunito MM" w:hAnsi="Nunito MM" w:cs="Nunito MM" w:eastAsia="Nunito MM"/>
           <w:color w:val="111111"/>
           <w:sz w:val="24"/>
         </w:rPr>
@@ -11321,7 +11321,7 @@
       </w:pPr>
       <w:r>
         <w:rPr>
-          <w:rFonts w:ascii="Helvetica Neue" w:hAnsi="Helvetica Neue" w:cs="Helvetica Neue" w:eastAsia="Helvetica Neue"/>
+          <w:rFonts w:ascii="Nunito MM" w:hAnsi="Nunito MM" w:cs="Nunito MM" w:eastAsia="Nunito MM"/>
           <w:b/>
           <w:color w:val="039A9A"/>
           <w:sz w:val="24"/>
@@ -11330,7 +11330,7 @@
       </w:r>
       <w:r>
         <w:rPr>
-          <w:rFonts w:ascii="Helvetica Neue" w:hAnsi="Helvetica Neue" w:cs="Helvetica Neue" w:eastAsia="Helvetica Neue"/>
+          <w:rFonts w:ascii="Nunito MM" w:hAnsi="Nunito MM" w:cs="Nunito MM" w:eastAsia="Nunito MM"/>
           <w:color w:val="2271FF"/>
           <w:sz w:val="26"/>
         </w:rPr>
@@ -11338,14 +11338,14 @@
       </w:r>
       <w:r>
         <w:rPr>
-          <w:rFonts w:ascii="Helvetica Neue" w:hAnsi="Helvetica Neue" w:cs="Helvetica Neue" w:eastAsia="Helvetica Neue"/>
+          <w:rFonts w:ascii="Nunito MM" w:hAnsi="Nunito MM" w:cs="Nunito MM" w:eastAsia="Nunito MM"/>
           <w:sz w:val="24"/>
         </w:rPr>
         <w:t xml:space="preserve"> ________________ </w:t>
       </w:r>
       <w:r>
         <w:rPr>
-          <w:rFonts w:ascii="Helvetica Neue" w:hAnsi="Helvetica Neue" w:cs="Helvetica Neue" w:eastAsia="Helvetica Neue"/>
+          <w:rFonts w:ascii="Nunito MM" w:hAnsi="Nunito MM" w:cs="Nunito MM" w:eastAsia="Nunito MM"/>
           <w:color w:val="111111"/>
           <w:sz w:val="24"/>
         </w:rPr>
@@ -11360,7 +11360,7 @@
       </w:pPr>
       <w:r>
         <w:rPr>
-          <w:rFonts w:ascii="Helvetica Neue" w:hAnsi="Helvetica Neue" w:cs="Helvetica Neue" w:eastAsia="Helvetica Neue"/>
+          <w:rFonts w:ascii="Nunito MM" w:hAnsi="Nunito MM" w:cs="Nunito MM" w:eastAsia="Nunito MM"/>
           <w:b/>
           <w:color w:val="039A9A"/>
           <w:sz w:val="24"/>
@@ -11369,7 +11369,7 @@
       </w:r>
       <w:r>
         <w:rPr>
-          <w:rFonts w:ascii="Helvetica Neue" w:hAnsi="Helvetica Neue" w:cs="Helvetica Neue" w:eastAsia="Helvetica Neue"/>
+          <w:rFonts w:ascii="Nunito MM" w:hAnsi="Nunito MM" w:cs="Nunito MM" w:eastAsia="Nunito MM"/>
           <w:color w:val="2271FF"/>
           <w:sz w:val="26"/>
         </w:rPr>
@@ -11377,14 +11377,14 @@
       </w:r>
       <w:r>
         <w:rPr>
-          <w:rFonts w:ascii="Helvetica Neue" w:hAnsi="Helvetica Neue" w:cs="Helvetica Neue" w:eastAsia="Helvetica Neue"/>
+          <w:rFonts w:ascii="Nunito MM" w:hAnsi="Nunito MM" w:cs="Nunito MM" w:eastAsia="Nunito MM"/>
           <w:sz w:val="24"/>
         </w:rPr>
         <w:t xml:space="preserve"> ________________ </w:t>
       </w:r>
       <w:r>
         <w:rPr>
-          <w:rFonts w:ascii="Helvetica Neue" w:hAnsi="Helvetica Neue" w:cs="Helvetica Neue" w:eastAsia="Helvetica Neue"/>
+          <w:rFonts w:ascii="Nunito MM" w:hAnsi="Nunito MM" w:cs="Nunito MM" w:eastAsia="Nunito MM"/>
           <w:color w:val="111111"/>
           <w:sz w:val="24"/>
         </w:rPr>
@@ -11399,7 +11399,7 @@
       </w:pPr>
       <w:r>
         <w:rPr>
-          <w:rFonts w:ascii="Helvetica Neue" w:hAnsi="Helvetica Neue" w:cs="Helvetica Neue" w:eastAsia="Helvetica Neue"/>
+          <w:rFonts w:ascii="Nunito MM" w:hAnsi="Nunito MM" w:cs="Nunito MM" w:eastAsia="Nunito MM"/>
           <w:b/>
           <w:color w:val="039A9A"/>
           <w:sz w:val="24"/>
@@ -11408,7 +11408,7 @@
       </w:r>
       <w:r>
         <w:rPr>
-          <w:rFonts w:ascii="Helvetica Neue" w:hAnsi="Helvetica Neue" w:cs="Helvetica Neue" w:eastAsia="Helvetica Neue"/>
+          <w:rFonts w:ascii="Nunito MM" w:hAnsi="Nunito MM" w:cs="Nunito MM" w:eastAsia="Nunito MM"/>
           <w:color w:val="2271FF"/>
           <w:sz w:val="26"/>
         </w:rPr>
@@ -11416,14 +11416,14 @@
       </w:r>
       <w:r>
         <w:rPr>
-          <w:rFonts w:ascii="Helvetica Neue" w:hAnsi="Helvetica Neue" w:cs="Helvetica Neue" w:eastAsia="Helvetica Neue"/>
+          <w:rFonts w:ascii="Nunito MM" w:hAnsi="Nunito MM" w:cs="Nunito MM" w:eastAsia="Nunito MM"/>
           <w:sz w:val="24"/>
         </w:rPr>
         <w:t xml:space="preserve"> ________________ </w:t>
       </w:r>
       <w:r>
         <w:rPr>
-          <w:rFonts w:ascii="Helvetica Neue" w:hAnsi="Helvetica Neue" w:cs="Helvetica Neue" w:eastAsia="Helvetica Neue"/>
+          <w:rFonts w:ascii="Nunito MM" w:hAnsi="Nunito MM" w:cs="Nunito MM" w:eastAsia="Nunito MM"/>
           <w:color w:val="111111"/>
           <w:sz w:val="24"/>
         </w:rPr>
@@ -11448,7 +11448,7 @@
       <w:bookmarkStart w:id="15" w:name="ue14"/>
       <w:r>
         <w:rPr>
-          <w:rFonts w:ascii="Helvetica Neue" w:hAnsi="Helvetica Neue" w:cs="Helvetica Neue" w:eastAsia="Helvetica Neue"/>
+          <w:rFonts w:ascii="Fredoka MM SemiBold" w:hAnsi="Fredoka MM SemiBold" w:cs="Fredoka MM SemiBold" w:eastAsia="Fredoka MM SemiBold"/>
           <w:b/>
           <w:color w:val="039A9A"/>
           <w:sz w:val="32"/>
@@ -11457,7 +11457,7 @@
       </w:r>
       <w:r>
         <w:rPr>
-          <w:rFonts w:ascii="Helvetica Neue" w:hAnsi="Helvetica Neue" w:cs="Helvetica Neue" w:eastAsia="Helvetica Neue"/>
+          <w:rFonts w:ascii="Fredoka MM SemiBold" w:hAnsi="Fredoka MM SemiBold" w:cs="Fredoka MM SemiBold" w:eastAsia="Fredoka MM SemiBold"/>
           <w:b/>
           <w:color w:val="039A9A"/>
           <w:sz w:val="28"/>
@@ -11466,7 +11466,7 @@
       </w:r>
       <w:r>
         <w:rPr>
-          <w:rFonts w:ascii="Helvetica Neue" w:hAnsi="Helvetica Neue" w:cs="Helvetica Neue" w:eastAsia="Helvetica Neue"/>
+          <w:rFonts w:ascii="Nunito MM" w:hAnsi="Nunito MM" w:cs="Nunito MM" w:eastAsia="Nunito MM"/>
           <w:b/>
           <w:color w:val="039A9A"/>
           <w:sz w:val="28"/>
@@ -11525,8 +11525,8 @@
       </w:r>
       <w:r>
         <w:rPr>
-          <w:rFonts w:ascii="Helvetica Neue" w:hAnsi="Helvetica Neue" w:cs="Helvetica Neue" w:eastAsia="Helvetica Neue"/>
-          <w:b/>
+          <w:rFonts w:ascii="Fredoka MM SemiBold" w:hAnsi="Fredoka MM SemiBold" w:cs="Fredoka MM SemiBold" w:eastAsia="Fredoka MM SemiBold"/>
+          <w:b w:val="0"/>
           <w:color w:val="039A9A"/>
           <w:sz w:val="26"/>
         </w:rPr>
@@ -11537,7 +11537,7 @@
       </w:r>
       <w:r>
         <w:rPr>
-          <w:rFonts w:ascii="Helvetica Neue" w:hAnsi="Helvetica Neue" w:cs="Helvetica Neue" w:eastAsia="Helvetica Neue"/>
+          <w:rFonts w:ascii="Nunito MM" w:hAnsi="Nunito MM" w:cs="Nunito MM" w:eastAsia="Nunito MM"/>
           <w:i/>
           <w:color w:val="111111"/>
           <w:sz w:val="23"/>
@@ -11575,7 +11575,7 @@
             </w:pPr>
             <w:r>
               <w:rPr>
-                <w:rFonts w:ascii="Helvetica Neue" w:hAnsi="Helvetica Neue" w:cs="Helvetica Neue" w:eastAsia="Helvetica Neue"/>
+                <w:rFonts w:ascii="Nunito MM" w:hAnsi="Nunito MM" w:cs="Nunito MM" w:eastAsia="Nunito MM"/>
                 <w:b/>
                 <w:color w:val="111111"/>
                 <w:sz w:val="24"/>
@@ -11584,7 +11584,7 @@
             </w:r>
             <w:r>
               <w:rPr>
-                <w:rFonts w:ascii="Helvetica Neue" w:hAnsi="Helvetica Neue" w:cs="Helvetica Neue" w:eastAsia="Helvetica Neue"/>
+                <w:rFonts w:ascii="Nunito MM" w:hAnsi="Nunito MM" w:cs="Nunito MM" w:eastAsia="Nunito MM"/>
                 <w:color w:val="2271FF"/>
                 <w:sz w:val="25"/>
               </w:rPr>
@@ -11592,7 +11592,7 @@
             </w:r>
             <w:r>
               <w:rPr>
-                <w:rFonts w:ascii="Helvetica Neue" w:hAnsi="Helvetica Neue" w:cs="Helvetica Neue" w:eastAsia="Helvetica Neue"/>
+                <w:rFonts w:ascii="Nunito MM" w:hAnsi="Nunito MM" w:cs="Nunito MM" w:eastAsia="Nunito MM"/>
                 <w:color w:val="2271FF"/>
                 <w:sz w:val="25"/>
               </w:rPr>
@@ -11600,7 +11600,7 @@
             </w:r>
             <w:r>
               <w:rPr>
-                <w:rFonts w:ascii="Helvetica Neue" w:hAnsi="Helvetica Neue" w:cs="Helvetica Neue" w:eastAsia="Helvetica Neue"/>
+                <w:rFonts w:ascii="Nunito MM" w:hAnsi="Nunito MM" w:cs="Nunito MM" w:eastAsia="Nunito MM"/>
                 <w:color w:val="2271FF"/>
                 <w:sz w:val="25"/>
               </w:rPr>
@@ -11608,7 +11608,7 @@
             </w:r>
             <w:r>
               <w:rPr>
-                <w:rFonts w:ascii="Helvetica Neue" w:hAnsi="Helvetica Neue" w:cs="Helvetica Neue" w:eastAsia="Helvetica Neue"/>
+                <w:rFonts w:ascii="Nunito MM" w:hAnsi="Nunito MM" w:cs="Nunito MM" w:eastAsia="Nunito MM"/>
                 <w:color w:val="2271FF"/>
                 <w:sz w:val="25"/>
               </w:rPr>
@@ -11616,7 +11616,7 @@
             </w:r>
             <w:r>
               <w:rPr>
-                <w:rFonts w:ascii="Helvetica Neue" w:hAnsi="Helvetica Neue" w:cs="Helvetica Neue" w:eastAsia="Helvetica Neue"/>
+                <w:rFonts w:ascii="Nunito MM" w:hAnsi="Nunito MM" w:cs="Nunito MM" w:eastAsia="Nunito MM"/>
                 <w:color w:val="111111"/>
                 <w:sz w:val="25"/>
               </w:rPr>
@@ -11641,7 +11641,7 @@
       </w:pPr>
       <w:r>
         <w:rPr>
-          <w:rFonts w:ascii="Helvetica Neue" w:hAnsi="Helvetica Neue" w:cs="Helvetica Neue" w:eastAsia="Helvetica Neue"/>
+          <w:rFonts w:ascii="Nunito MM" w:hAnsi="Nunito MM" w:cs="Nunito MM" w:eastAsia="Nunito MM"/>
           <w:b/>
           <w:color w:val="039A9A"/>
           <w:sz w:val="24"/>
@@ -11650,7 +11650,7 @@
       </w:r>
       <w:r>
         <w:rPr>
-          <w:rFonts w:ascii="Helvetica Neue" w:hAnsi="Helvetica Neue" w:cs="Helvetica Neue" w:eastAsia="Helvetica Neue"/>
+          <w:rFonts w:ascii="Nunito MM" w:hAnsi="Nunito MM" w:cs="Nunito MM" w:eastAsia="Nunito MM"/>
           <w:color w:val="2271FF"/>
           <w:sz w:val="26"/>
         </w:rPr>
@@ -11658,14 +11658,14 @@
       </w:r>
       <w:r>
         <w:rPr>
-          <w:rFonts w:ascii="Helvetica Neue" w:hAnsi="Helvetica Neue" w:cs="Helvetica Neue" w:eastAsia="Helvetica Neue"/>
+          <w:rFonts w:ascii="Nunito MM" w:hAnsi="Nunito MM" w:cs="Nunito MM" w:eastAsia="Nunito MM"/>
           <w:sz w:val="24"/>
         </w:rPr>
         <w:t xml:space="preserve"> ________________ </w:t>
       </w:r>
       <w:r>
         <w:rPr>
-          <w:rFonts w:ascii="Helvetica Neue" w:hAnsi="Helvetica Neue" w:cs="Helvetica Neue" w:eastAsia="Helvetica Neue"/>
+          <w:rFonts w:ascii="Nunito MM" w:hAnsi="Nunito MM" w:cs="Nunito MM" w:eastAsia="Nunito MM"/>
           <w:color w:val="2271FF"/>
           <w:sz w:val="26"/>
         </w:rPr>
@@ -11680,7 +11680,7 @@
       </w:pPr>
       <w:r>
         <w:rPr>
-          <w:rFonts w:ascii="Helvetica Neue" w:hAnsi="Helvetica Neue" w:cs="Helvetica Neue" w:eastAsia="Helvetica Neue"/>
+          <w:rFonts w:ascii="Nunito MM" w:hAnsi="Nunito MM" w:cs="Nunito MM" w:eastAsia="Nunito MM"/>
           <w:b/>
           <w:color w:val="039A9A"/>
           <w:sz w:val="24"/>
@@ -11689,7 +11689,7 @@
       </w:r>
       <w:r>
         <w:rPr>
-          <w:rFonts w:ascii="Helvetica Neue" w:hAnsi="Helvetica Neue" w:cs="Helvetica Neue" w:eastAsia="Helvetica Neue"/>
+          <w:rFonts w:ascii="Nunito MM" w:hAnsi="Nunito MM" w:cs="Nunito MM" w:eastAsia="Nunito MM"/>
           <w:color w:val="2271FF"/>
           <w:sz w:val="26"/>
         </w:rPr>
@@ -11697,14 +11697,14 @@
       </w:r>
       <w:r>
         <w:rPr>
-          <w:rFonts w:ascii="Helvetica Neue" w:hAnsi="Helvetica Neue" w:cs="Helvetica Neue" w:eastAsia="Helvetica Neue"/>
+          <w:rFonts w:ascii="Nunito MM" w:hAnsi="Nunito MM" w:cs="Nunito MM" w:eastAsia="Nunito MM"/>
           <w:sz w:val="24"/>
         </w:rPr>
         <w:t xml:space="preserve"> ________________ </w:t>
       </w:r>
       <w:r>
         <w:rPr>
-          <w:rFonts w:ascii="Helvetica Neue" w:hAnsi="Helvetica Neue" w:cs="Helvetica Neue" w:eastAsia="Helvetica Neue"/>
+          <w:rFonts w:ascii="Nunito MM" w:hAnsi="Nunito MM" w:cs="Nunito MM" w:eastAsia="Nunito MM"/>
           <w:color w:val="2271FF"/>
           <w:sz w:val="26"/>
         </w:rPr>
@@ -11719,7 +11719,7 @@
       </w:pPr>
       <w:r>
         <w:rPr>
-          <w:rFonts w:ascii="Helvetica Neue" w:hAnsi="Helvetica Neue" w:cs="Helvetica Neue" w:eastAsia="Helvetica Neue"/>
+          <w:rFonts w:ascii="Nunito MM" w:hAnsi="Nunito MM" w:cs="Nunito MM" w:eastAsia="Nunito MM"/>
           <w:b/>
           <w:color w:val="039A9A"/>
           <w:sz w:val="24"/>
@@ -11728,7 +11728,7 @@
       </w:r>
       <w:r>
         <w:rPr>
-          <w:rFonts w:ascii="Helvetica Neue" w:hAnsi="Helvetica Neue" w:cs="Helvetica Neue" w:eastAsia="Helvetica Neue"/>
+          <w:rFonts w:ascii="Nunito MM" w:hAnsi="Nunito MM" w:cs="Nunito MM" w:eastAsia="Nunito MM"/>
           <w:color w:val="2271FF"/>
           <w:sz w:val="26"/>
         </w:rPr>
@@ -11736,14 +11736,14 @@
       </w:r>
       <w:r>
         <w:rPr>
-          <w:rFonts w:ascii="Helvetica Neue" w:hAnsi="Helvetica Neue" w:cs="Helvetica Neue" w:eastAsia="Helvetica Neue"/>
+          <w:rFonts w:ascii="Nunito MM" w:hAnsi="Nunito MM" w:cs="Nunito MM" w:eastAsia="Nunito MM"/>
           <w:sz w:val="24"/>
         </w:rPr>
         <w:t xml:space="preserve"> ________________ </w:t>
       </w:r>
       <w:r>
         <w:rPr>
-          <w:rFonts w:ascii="Helvetica Neue" w:hAnsi="Helvetica Neue" w:cs="Helvetica Neue" w:eastAsia="Helvetica Neue"/>
+          <w:rFonts w:ascii="Nunito MM" w:hAnsi="Nunito MM" w:cs="Nunito MM" w:eastAsia="Nunito MM"/>
           <w:color w:val="2271FF"/>
           <w:sz w:val="26"/>
         </w:rPr>
@@ -11758,7 +11758,7 @@
       </w:pPr>
       <w:r>
         <w:rPr>
-          <w:rFonts w:ascii="Helvetica Neue" w:hAnsi="Helvetica Neue" w:cs="Helvetica Neue" w:eastAsia="Helvetica Neue"/>
+          <w:rFonts w:ascii="Nunito MM" w:hAnsi="Nunito MM" w:cs="Nunito MM" w:eastAsia="Nunito MM"/>
           <w:b/>
           <w:color w:val="039A9A"/>
           <w:sz w:val="24"/>
@@ -11767,7 +11767,7 @@
       </w:r>
       <w:r>
         <w:rPr>
-          <w:rFonts w:ascii="Helvetica Neue" w:hAnsi="Helvetica Neue" w:cs="Helvetica Neue" w:eastAsia="Helvetica Neue"/>
+          <w:rFonts w:ascii="Nunito MM" w:hAnsi="Nunito MM" w:cs="Nunito MM" w:eastAsia="Nunito MM"/>
           <w:color w:val="2271FF"/>
           <w:sz w:val="26"/>
         </w:rPr>
@@ -11775,14 +11775,14 @@
       </w:r>
       <w:r>
         <w:rPr>
-          <w:rFonts w:ascii="Helvetica Neue" w:hAnsi="Helvetica Neue" w:cs="Helvetica Neue" w:eastAsia="Helvetica Neue"/>
+          <w:rFonts w:ascii="Nunito MM" w:hAnsi="Nunito MM" w:cs="Nunito MM" w:eastAsia="Nunito MM"/>
           <w:sz w:val="24"/>
         </w:rPr>
         <w:t xml:space="preserve"> ________________ </w:t>
       </w:r>
       <w:r>
         <w:rPr>
-          <w:rFonts w:ascii="Helvetica Neue" w:hAnsi="Helvetica Neue" w:cs="Helvetica Neue" w:eastAsia="Helvetica Neue"/>
+          <w:rFonts w:ascii="Nunito MM" w:hAnsi="Nunito MM" w:cs="Nunito MM" w:eastAsia="Nunito MM"/>
           <w:color w:val="2271FF"/>
           <w:sz w:val="26"/>
         </w:rPr>
@@ -11797,7 +11797,7 @@
       </w:pPr>
       <w:r>
         <w:rPr>
-          <w:rFonts w:ascii="Helvetica Neue" w:hAnsi="Helvetica Neue" w:cs="Helvetica Neue" w:eastAsia="Helvetica Neue"/>
+          <w:rFonts w:ascii="Nunito MM" w:hAnsi="Nunito MM" w:cs="Nunito MM" w:eastAsia="Nunito MM"/>
           <w:b/>
           <w:color w:val="039A9A"/>
           <w:sz w:val="24"/>
@@ -11806,7 +11806,7 @@
       </w:r>
       <w:r>
         <w:rPr>
-          <w:rFonts w:ascii="Helvetica Neue" w:hAnsi="Helvetica Neue" w:cs="Helvetica Neue" w:eastAsia="Helvetica Neue"/>
+          <w:rFonts w:ascii="Nunito MM" w:hAnsi="Nunito MM" w:cs="Nunito MM" w:eastAsia="Nunito MM"/>
           <w:color w:val="2271FF"/>
           <w:sz w:val="26"/>
         </w:rPr>
@@ -11814,14 +11814,14 @@
       </w:r>
       <w:r>
         <w:rPr>
-          <w:rFonts w:ascii="Helvetica Neue" w:hAnsi="Helvetica Neue" w:cs="Helvetica Neue" w:eastAsia="Helvetica Neue"/>
+          <w:rFonts w:ascii="Nunito MM" w:hAnsi="Nunito MM" w:cs="Nunito MM" w:eastAsia="Nunito MM"/>
           <w:sz w:val="24"/>
         </w:rPr>
         <w:t xml:space="preserve"> ________________ </w:t>
       </w:r>
       <w:r>
         <w:rPr>
-          <w:rFonts w:ascii="Helvetica Neue" w:hAnsi="Helvetica Neue" w:cs="Helvetica Neue" w:eastAsia="Helvetica Neue"/>
+          <w:rFonts w:ascii="Nunito MM" w:hAnsi="Nunito MM" w:cs="Nunito MM" w:eastAsia="Nunito MM"/>
           <w:color w:val="2271FF"/>
           <w:sz w:val="26"/>
         </w:rPr>
@@ -11836,7 +11836,7 @@
       </w:pPr>
       <w:r>
         <w:rPr>
-          <w:rFonts w:ascii="Helvetica Neue" w:hAnsi="Helvetica Neue" w:cs="Helvetica Neue" w:eastAsia="Helvetica Neue"/>
+          <w:rFonts w:ascii="Nunito MM" w:hAnsi="Nunito MM" w:cs="Nunito MM" w:eastAsia="Nunito MM"/>
           <w:b/>
           <w:color w:val="039A9A"/>
           <w:sz w:val="24"/>
@@ -11845,7 +11845,7 @@
       </w:r>
       <w:r>
         <w:rPr>
-          <w:rFonts w:ascii="Helvetica Neue" w:hAnsi="Helvetica Neue" w:cs="Helvetica Neue" w:eastAsia="Helvetica Neue"/>
+          <w:rFonts w:ascii="Nunito MM" w:hAnsi="Nunito MM" w:cs="Nunito MM" w:eastAsia="Nunito MM"/>
           <w:color w:val="2271FF"/>
           <w:sz w:val="26"/>
         </w:rPr>
@@ -11853,14 +11853,14 @@
       </w:r>
       <w:r>
         <w:rPr>
-          <w:rFonts w:ascii="Helvetica Neue" w:hAnsi="Helvetica Neue" w:cs="Helvetica Neue" w:eastAsia="Helvetica Neue"/>
+          <w:rFonts w:ascii="Nunito MM" w:hAnsi="Nunito MM" w:cs="Nunito MM" w:eastAsia="Nunito MM"/>
           <w:sz w:val="24"/>
         </w:rPr>
         <w:t xml:space="preserve"> ________________ </w:t>
       </w:r>
       <w:r>
         <w:rPr>
-          <w:rFonts w:ascii="Helvetica Neue" w:hAnsi="Helvetica Neue" w:cs="Helvetica Neue" w:eastAsia="Helvetica Neue"/>
+          <w:rFonts w:ascii="Nunito MM" w:hAnsi="Nunito MM" w:cs="Nunito MM" w:eastAsia="Nunito MM"/>
           <w:color w:val="111111"/>
           <w:sz w:val="24"/>
         </w:rPr>
@@ -11922,8 +11922,8 @@
       </w:r>
       <w:r>
         <w:rPr>
-          <w:rFonts w:ascii="Helvetica Neue" w:hAnsi="Helvetica Neue" w:cs="Helvetica Neue" w:eastAsia="Helvetica Neue"/>
-          <w:b/>
+          <w:rFonts w:ascii="Fredoka MM SemiBold" w:hAnsi="Fredoka MM SemiBold" w:cs="Fredoka MM SemiBold" w:eastAsia="Fredoka MM SemiBold"/>
+          <w:b w:val="0"/>
           <w:color w:val="039A9A"/>
           <w:sz w:val="26"/>
         </w:rPr>
@@ -11934,7 +11934,7 @@
       </w:r>
       <w:r>
         <w:rPr>
-          <w:rFonts w:ascii="Helvetica Neue" w:hAnsi="Helvetica Neue" w:cs="Helvetica Neue" w:eastAsia="Helvetica Neue"/>
+          <w:rFonts w:ascii="Nunito MM" w:hAnsi="Nunito MM" w:cs="Nunito MM" w:eastAsia="Nunito MM"/>
           <w:i/>
           <w:color w:val="111111"/>
           <w:sz w:val="23"/>
@@ -11950,7 +11950,7 @@
       </w:pPr>
       <w:r>
         <w:rPr>
-          <w:rFonts w:ascii="Helvetica Neue" w:hAnsi="Helvetica Neue" w:cs="Helvetica Neue" w:eastAsia="Helvetica Neue"/>
+          <w:rFonts w:ascii="Nunito MM" w:hAnsi="Nunito MM" w:cs="Nunito MM" w:eastAsia="Nunito MM"/>
           <w:b/>
           <w:color w:val="039A9A"/>
           <w:sz w:val="24"/>
@@ -11959,7 +11959,7 @@
       </w:r>
       <w:r>
         <w:rPr>
-          <w:rFonts w:ascii="Helvetica Neue" w:hAnsi="Helvetica Neue" w:cs="Helvetica Neue" w:eastAsia="Helvetica Neue"/>
+          <w:rFonts w:ascii="Nunito MM" w:hAnsi="Nunito MM" w:cs="Nunito MM" w:eastAsia="Nunito MM"/>
           <w:color w:val="111111"/>
           <w:sz w:val="24"/>
         </w:rPr>
@@ -11985,7 +11985,7 @@
       </w:pPr>
       <w:r>
         <w:rPr>
-          <w:rFonts w:ascii="Helvetica Neue" w:hAnsi="Helvetica Neue" w:cs="Helvetica Neue" w:eastAsia="Helvetica Neue"/>
+          <w:rFonts w:ascii="Nunito MM" w:hAnsi="Nunito MM" w:cs="Nunito MM" w:eastAsia="Nunito MM"/>
           <w:b/>
           <w:color w:val="039A9A"/>
           <w:sz w:val="24"/>
@@ -11994,7 +11994,7 @@
       </w:r>
       <w:r>
         <w:rPr>
-          <w:rFonts w:ascii="Helvetica Neue" w:hAnsi="Helvetica Neue" w:cs="Helvetica Neue" w:eastAsia="Helvetica Neue"/>
+          <w:rFonts w:ascii="Nunito MM" w:hAnsi="Nunito MM" w:cs="Nunito MM" w:eastAsia="Nunito MM"/>
           <w:color w:val="111111"/>
           <w:sz w:val="24"/>
         </w:rPr>
@@ -12020,7 +12020,7 @@
       </w:pPr>
       <w:r>
         <w:rPr>
-          <w:rFonts w:ascii="Helvetica Neue" w:hAnsi="Helvetica Neue" w:cs="Helvetica Neue" w:eastAsia="Helvetica Neue"/>
+          <w:rFonts w:ascii="Nunito MM" w:hAnsi="Nunito MM" w:cs="Nunito MM" w:eastAsia="Nunito MM"/>
           <w:b/>
           <w:color w:val="039A9A"/>
           <w:sz w:val="24"/>
@@ -12029,7 +12029,7 @@
       </w:r>
       <w:r>
         <w:rPr>
-          <w:rFonts w:ascii="Helvetica Neue" w:hAnsi="Helvetica Neue" w:cs="Helvetica Neue" w:eastAsia="Helvetica Neue"/>
+          <w:rFonts w:ascii="Nunito MM" w:hAnsi="Nunito MM" w:cs="Nunito MM" w:eastAsia="Nunito MM"/>
           <w:color w:val="111111"/>
           <w:sz w:val="24"/>
         </w:rPr>
@@ -12055,7 +12055,7 @@
       </w:pPr>
       <w:r>
         <w:rPr>
-          <w:rFonts w:ascii="Helvetica Neue" w:hAnsi="Helvetica Neue" w:cs="Helvetica Neue" w:eastAsia="Helvetica Neue"/>
+          <w:rFonts w:ascii="Nunito MM" w:hAnsi="Nunito MM" w:cs="Nunito MM" w:eastAsia="Nunito MM"/>
           <w:b/>
           <w:color w:val="039A9A"/>
           <w:sz w:val="24"/>
@@ -12064,7 +12064,7 @@
       </w:r>
       <w:r>
         <w:rPr>
-          <w:rFonts w:ascii="Helvetica Neue" w:hAnsi="Helvetica Neue" w:cs="Helvetica Neue" w:eastAsia="Helvetica Neue"/>
+          <w:rFonts w:ascii="Nunito MM" w:hAnsi="Nunito MM" w:cs="Nunito MM" w:eastAsia="Nunito MM"/>
           <w:color w:val="111111"/>
           <w:sz w:val="24"/>
         </w:rPr>
@@ -12090,7 +12090,7 @@
       </w:pPr>
       <w:r>
         <w:rPr>
-          <w:rFonts w:ascii="Helvetica Neue" w:hAnsi="Helvetica Neue" w:cs="Helvetica Neue" w:eastAsia="Helvetica Neue"/>
+          <w:rFonts w:ascii="Nunito MM" w:hAnsi="Nunito MM" w:cs="Nunito MM" w:eastAsia="Nunito MM"/>
           <w:b/>
           <w:color w:val="039A9A"/>
           <w:sz w:val="24"/>
@@ -12099,7 +12099,7 @@
       </w:r>
       <w:r>
         <w:rPr>
-          <w:rFonts w:ascii="Helvetica Neue" w:hAnsi="Helvetica Neue" w:cs="Helvetica Neue" w:eastAsia="Helvetica Neue"/>
+          <w:rFonts w:ascii="Nunito MM" w:hAnsi="Nunito MM" w:cs="Nunito MM" w:eastAsia="Nunito MM"/>
           <w:color w:val="111111"/>
           <w:sz w:val="24"/>
         </w:rPr>
@@ -12125,7 +12125,7 @@
       </w:pPr>
       <w:r>
         <w:rPr>
-          <w:rFonts w:ascii="Helvetica Neue" w:hAnsi="Helvetica Neue" w:cs="Helvetica Neue" w:eastAsia="Helvetica Neue"/>
+          <w:rFonts w:ascii="Nunito MM" w:hAnsi="Nunito MM" w:cs="Nunito MM" w:eastAsia="Nunito MM"/>
           <w:b/>
           <w:color w:val="039A9A"/>
           <w:sz w:val="24"/>
@@ -12134,7 +12134,7 @@
       </w:r>
       <w:r>
         <w:rPr>
-          <w:rFonts w:ascii="Helvetica Neue" w:hAnsi="Helvetica Neue" w:cs="Helvetica Neue" w:eastAsia="Helvetica Neue"/>
+          <w:rFonts w:ascii="Nunito MM" w:hAnsi="Nunito MM" w:cs="Nunito MM" w:eastAsia="Nunito MM"/>
           <w:color w:val="111111"/>
           <w:sz w:val="24"/>
         </w:rPr>
@@ -12160,7 +12160,7 @@
       </w:pPr>
       <w:r>
         <w:rPr>
-          <w:rFonts w:ascii="Helvetica Neue" w:hAnsi="Helvetica Neue" w:cs="Helvetica Neue" w:eastAsia="Helvetica Neue"/>
+          <w:rFonts w:ascii="Nunito MM" w:hAnsi="Nunito MM" w:cs="Nunito MM" w:eastAsia="Nunito MM"/>
           <w:b/>
           <w:color w:val="039A9A"/>
           <w:sz w:val="24"/>
@@ -12169,7 +12169,7 @@
       </w:r>
       <w:r>
         <w:rPr>
-          <w:rFonts w:ascii="Helvetica Neue" w:hAnsi="Helvetica Neue" w:cs="Helvetica Neue" w:eastAsia="Helvetica Neue"/>
+          <w:rFonts w:ascii="Nunito MM" w:hAnsi="Nunito MM" w:cs="Nunito MM" w:eastAsia="Nunito MM"/>
           <w:color w:val="111111"/>
           <w:sz w:val="24"/>
         </w:rPr>
@@ -12195,7 +12195,7 @@
       </w:pPr>
       <w:r>
         <w:rPr>
-          <w:rFonts w:ascii="Helvetica Neue" w:hAnsi="Helvetica Neue" w:cs="Helvetica Neue" w:eastAsia="Helvetica Neue"/>
+          <w:rFonts w:ascii="Nunito MM" w:hAnsi="Nunito MM" w:cs="Nunito MM" w:eastAsia="Nunito MM"/>
           <w:b/>
           <w:color w:val="039A9A"/>
           <w:sz w:val="24"/>
@@ -12204,7 +12204,7 @@
       </w:r>
       <w:r>
         <w:rPr>
-          <w:rFonts w:ascii="Helvetica Neue" w:hAnsi="Helvetica Neue" w:cs="Helvetica Neue" w:eastAsia="Helvetica Neue"/>
+          <w:rFonts w:ascii="Nunito MM" w:hAnsi="Nunito MM" w:cs="Nunito MM" w:eastAsia="Nunito MM"/>
           <w:color w:val="111111"/>
           <w:sz w:val="24"/>
         </w:rPr>
@@ -12277,8 +12277,8 @@
       </w:r>
       <w:r>
         <w:rPr>
-          <w:rFonts w:ascii="Helvetica Neue" w:hAnsi="Helvetica Neue" w:cs="Helvetica Neue" w:eastAsia="Helvetica Neue"/>
-          <w:b/>
+          <w:rFonts w:ascii="Fredoka MM SemiBold" w:hAnsi="Fredoka MM SemiBold" w:cs="Fredoka MM SemiBold" w:eastAsia="Fredoka MM SemiBold"/>
+          <w:b w:val="0"/>
           <w:color w:val="039A9A"/>
           <w:sz w:val="26"/>
         </w:rPr>
@@ -12289,7 +12289,7 @@
       </w:r>
       <w:r>
         <w:rPr>
-          <w:rFonts w:ascii="Helvetica Neue" w:hAnsi="Helvetica Neue" w:cs="Helvetica Neue" w:eastAsia="Helvetica Neue"/>
+          <w:rFonts w:ascii="Nunito MM" w:hAnsi="Nunito MM" w:cs="Nunito MM" w:eastAsia="Nunito MM"/>
           <w:i/>
           <w:color w:val="111111"/>
           <w:sz w:val="23"/>
@@ -12305,7 +12305,7 @@
       </w:pPr>
       <w:r>
         <w:rPr>
-          <w:rFonts w:ascii="Helvetica Neue" w:hAnsi="Helvetica Neue" w:cs="Helvetica Neue" w:eastAsia="Helvetica Neue"/>
+          <w:rFonts w:ascii="Nunito MM" w:hAnsi="Nunito MM" w:cs="Nunito MM" w:eastAsia="Nunito MM"/>
           <w:b/>
           <w:color w:val="039A9A"/>
           <w:sz w:val="24"/>
@@ -12314,7 +12314,7 @@
       </w:r>
       <w:r>
         <w:rPr>
-          <w:rFonts w:ascii="Helvetica Neue" w:hAnsi="Helvetica Neue" w:cs="Helvetica Neue" w:eastAsia="Helvetica Neue"/>
+          <w:rFonts w:ascii="Nunito MM" w:hAnsi="Nunito MM" w:cs="Nunito MM" w:eastAsia="Nunito MM"/>
           <w:color w:val="2271FF"/>
           <w:sz w:val="26"/>
         </w:rPr>
@@ -12340,7 +12340,7 @@
       </w:pPr>
       <w:r>
         <w:rPr>
-          <w:rFonts w:ascii="Helvetica Neue" w:hAnsi="Helvetica Neue" w:cs="Helvetica Neue" w:eastAsia="Helvetica Neue"/>
+          <w:rFonts w:ascii="Nunito MM" w:hAnsi="Nunito MM" w:cs="Nunito MM" w:eastAsia="Nunito MM"/>
           <w:b/>
           <w:color w:val="039A9A"/>
           <w:sz w:val="24"/>
@@ -12349,7 +12349,7 @@
       </w:r>
       <w:r>
         <w:rPr>
-          <w:rFonts w:ascii="Helvetica Neue" w:hAnsi="Helvetica Neue" w:cs="Helvetica Neue" w:eastAsia="Helvetica Neue"/>
+          <w:rFonts w:ascii="Nunito MM" w:hAnsi="Nunito MM" w:cs="Nunito MM" w:eastAsia="Nunito MM"/>
           <w:color w:val="2271FF"/>
           <w:sz w:val="26"/>
         </w:rPr>
@@ -12375,7 +12375,7 @@
       </w:pPr>
       <w:r>
         <w:rPr>
-          <w:rFonts w:ascii="Helvetica Neue" w:hAnsi="Helvetica Neue" w:cs="Helvetica Neue" w:eastAsia="Helvetica Neue"/>
+          <w:rFonts w:ascii="Nunito MM" w:hAnsi="Nunito MM" w:cs="Nunito MM" w:eastAsia="Nunito MM"/>
           <w:b/>
           <w:color w:val="039A9A"/>
           <w:sz w:val="24"/>
@@ -12384,7 +12384,7 @@
       </w:r>
       <w:r>
         <w:rPr>
-          <w:rFonts w:ascii="Helvetica Neue" w:hAnsi="Helvetica Neue" w:cs="Helvetica Neue" w:eastAsia="Helvetica Neue"/>
+          <w:rFonts w:ascii="Nunito MM" w:hAnsi="Nunito MM" w:cs="Nunito MM" w:eastAsia="Nunito MM"/>
           <w:color w:val="2271FF"/>
           <w:sz w:val="26"/>
         </w:rPr>
@@ -12410,7 +12410,7 @@
       </w:pPr>
       <w:r>
         <w:rPr>
-          <w:rFonts w:ascii="Helvetica Neue" w:hAnsi="Helvetica Neue" w:cs="Helvetica Neue" w:eastAsia="Helvetica Neue"/>
+          <w:rFonts w:ascii="Nunito MM" w:hAnsi="Nunito MM" w:cs="Nunito MM" w:eastAsia="Nunito MM"/>
           <w:b/>
           <w:color w:val="039A9A"/>
           <w:sz w:val="24"/>
@@ -12419,7 +12419,7 @@
       </w:r>
       <w:r>
         <w:rPr>
-          <w:rFonts w:ascii="Helvetica Neue" w:hAnsi="Helvetica Neue" w:cs="Helvetica Neue" w:eastAsia="Helvetica Neue"/>
+          <w:rFonts w:ascii="Nunito MM" w:hAnsi="Nunito MM" w:cs="Nunito MM" w:eastAsia="Nunito MM"/>
           <w:color w:val="2271FF"/>
           <w:sz w:val="26"/>
         </w:rPr>
@@ -12445,7 +12445,7 @@
       </w:pPr>
       <w:r>
         <w:rPr>
-          <w:rFonts w:ascii="Helvetica Neue" w:hAnsi="Helvetica Neue" w:cs="Helvetica Neue" w:eastAsia="Helvetica Neue"/>
+          <w:rFonts w:ascii="Nunito MM" w:hAnsi="Nunito MM" w:cs="Nunito MM" w:eastAsia="Nunito MM"/>
           <w:b/>
           <w:color w:val="039A9A"/>
           <w:sz w:val="24"/>
@@ -12454,7 +12454,7 @@
       </w:r>
       <w:r>
         <w:rPr>
-          <w:rFonts w:ascii="Helvetica Neue" w:hAnsi="Helvetica Neue" w:cs="Helvetica Neue" w:eastAsia="Helvetica Neue"/>
+          <w:rFonts w:ascii="Nunito MM" w:hAnsi="Nunito MM" w:cs="Nunito MM" w:eastAsia="Nunito MM"/>
           <w:color w:val="2271FF"/>
           <w:sz w:val="26"/>
         </w:rPr>
@@ -12504,7 +12504,7 @@
     </w:pPr>
     <w:r>
       <w:rPr>
-        <w:rFonts w:ascii="Helvetica Neue" w:hAnsi="Helvetica Neue" w:cs="Helvetica Neue" w:eastAsia="Helvetica Neue"/>
+        <w:rFonts w:ascii="Nunito MM" w:hAnsi="Nunito MM" w:cs="Nunito MM" w:eastAsia="Nunito MM"/>
         <w:color w:val="5C5C5C"/>
         <w:sz w:val="17"/>
       </w:rPr>
@@ -12515,7 +12515,7 @@
     </w:r>
     <w:r>
       <w:rPr>
-        <w:rFonts w:ascii="Helvetica Neue" w:hAnsi="Helvetica Neue" w:cs="Helvetica Neue" w:eastAsia="Helvetica Neue"/>
+        <w:rFonts w:ascii="Nunito MM" w:hAnsi="Nunito MM" w:cs="Nunito MM" w:eastAsia="Nunito MM"/>
         <w:color w:val="039A9A"/>
         <w:sz w:val="20"/>
       </w:rPr>
@@ -12523,7 +12523,7 @@
     </w:r>
     <w:r>
       <w:rPr>
-        <w:rFonts w:ascii="Helvetica Neue" w:hAnsi="Helvetica Neue" w:cs="Helvetica Neue" w:eastAsia="Helvetica Neue"/>
+        <w:rFonts w:ascii="Nunito MM" w:hAnsi="Nunito MM" w:cs="Nunito MM" w:eastAsia="Nunito MM"/>
         <w:color w:val="039A9A"/>
         <w:sz w:val="20"/>
       </w:rPr>
@@ -12531,7 +12531,7 @@
     </w:r>
     <w:r>
       <w:rPr>
-        <w:rFonts w:ascii="Helvetica Neue" w:hAnsi="Helvetica Neue" w:cs="Helvetica Neue" w:eastAsia="Helvetica Neue"/>
+        <w:rFonts w:ascii="Nunito MM" w:hAnsi="Nunito MM" w:cs="Nunito MM" w:eastAsia="Nunito MM"/>
         <w:color w:val="039A9A"/>
         <w:sz w:val="20"/>
       </w:rPr>
@@ -12539,7 +12539,7 @@
     </w:r>
     <w:r>
       <w:rPr>
-        <w:rFonts w:ascii="Helvetica Neue" w:hAnsi="Helvetica Neue" w:cs="Helvetica Neue" w:eastAsia="Helvetica Neue"/>
+        <w:rFonts w:ascii="Nunito MM" w:hAnsi="Nunito MM" w:cs="Nunito MM" w:eastAsia="Nunito MM"/>
         <w:color w:val="039A9A"/>
         <w:sz w:val="20"/>
       </w:rPr>
@@ -12547,7 +12547,7 @@
     </w:r>
     <w:r>
       <w:rPr>
-        <w:rFonts w:ascii="Helvetica Neue" w:hAnsi="Helvetica Neue" w:cs="Helvetica Neue" w:eastAsia="Helvetica Neue"/>
+        <w:rFonts w:ascii="Nunito MM" w:hAnsi="Nunito MM" w:cs="Nunito MM" w:eastAsia="Nunito MM"/>
         <w:color w:val="039A9A"/>
         <w:sz w:val="20"/>
       </w:rPr>
@@ -12555,7 +12555,7 @@
     </w:r>
     <w:r>
       <w:rPr>
-        <w:rFonts w:ascii="Helvetica Neue" w:hAnsi="Helvetica Neue" w:cs="Helvetica Neue" w:eastAsia="Helvetica Neue"/>
+        <w:rFonts w:ascii="Nunito MM" w:hAnsi="Nunito MM" w:cs="Nunito MM" w:eastAsia="Nunito MM"/>
         <w:color w:val="039A9A"/>
         <w:sz w:val="20"/>
       </w:rPr>
@@ -12563,7 +12563,7 @@
     </w:r>
     <w:r>
       <w:rPr>
-        <w:rFonts w:ascii="Helvetica Neue" w:hAnsi="Helvetica Neue" w:cs="Helvetica Neue" w:eastAsia="Helvetica Neue"/>
+        <w:rFonts w:ascii="Nunito MM" w:hAnsi="Nunito MM" w:cs="Nunito MM" w:eastAsia="Nunito MM"/>
         <w:color w:val="039A9A"/>
         <w:sz w:val="20"/>
       </w:rPr>
@@ -12571,7 +12571,7 @@
     </w:r>
     <w:r>
       <w:rPr>
-        <w:rFonts w:ascii="Helvetica Neue" w:hAnsi="Helvetica Neue" w:cs="Helvetica Neue" w:eastAsia="Helvetica Neue"/>
+        <w:rFonts w:ascii="Nunito MM" w:hAnsi="Nunito MM" w:cs="Nunito MM" w:eastAsia="Nunito MM"/>
         <w:color w:val="039A9A"/>
         <w:sz w:val="20"/>
       </w:rPr>
@@ -12579,7 +12579,7 @@
     </w:r>
     <w:r>
       <w:rPr>
-        <w:rFonts w:ascii="Helvetica Neue" w:hAnsi="Helvetica Neue" w:cs="Helvetica Neue" w:eastAsia="Helvetica Neue"/>
+        <w:rFonts w:ascii="Nunito MM" w:hAnsi="Nunito MM" w:cs="Nunito MM" w:eastAsia="Nunito MM"/>
         <w:color w:val="039A9A"/>
         <w:sz w:val="20"/>
       </w:rPr>
@@ -12587,7 +12587,7 @@
     </w:r>
     <w:r>
       <w:rPr>
-        <w:rFonts w:ascii="Helvetica Neue" w:hAnsi="Helvetica Neue" w:cs="Helvetica Neue" w:eastAsia="Helvetica Neue"/>
+        <w:rFonts w:ascii="Nunito MM" w:hAnsi="Nunito MM" w:cs="Nunito MM" w:eastAsia="Nunito MM"/>
         <w:color w:val="039A9A"/>
         <w:sz w:val="20"/>
       </w:rPr>
@@ -12595,7 +12595,7 @@
     </w:r>
     <w:r>
       <w:rPr>
-        <w:rFonts w:ascii="Helvetica Neue" w:hAnsi="Helvetica Neue" w:cs="Helvetica Neue" w:eastAsia="Helvetica Neue"/>
+        <w:rFonts w:ascii="Nunito MM" w:hAnsi="Nunito MM" w:cs="Nunito MM" w:eastAsia="Nunito MM"/>
         <w:color w:val="039A9A"/>
         <w:sz w:val="20"/>
       </w:rPr>
@@ -12603,7 +12603,7 @@
     </w:r>
     <w:r>
       <w:rPr>
-        <w:rFonts w:ascii="Helvetica Neue" w:hAnsi="Helvetica Neue" w:cs="Helvetica Neue" w:eastAsia="Helvetica Neue"/>
+        <w:rFonts w:ascii="Nunito MM" w:hAnsi="Nunito MM" w:cs="Nunito MM" w:eastAsia="Nunito MM"/>
         <w:color w:val="039A9A"/>
         <w:sz w:val="20"/>
       </w:rPr>
@@ -12614,7 +12614,7 @@
     </w:r>
     <w:r>
       <w:rPr>
-        <w:rFonts w:ascii="Helvetica Neue" w:hAnsi="Helvetica Neue" w:cs="Helvetica Neue" w:eastAsia="Helvetica Neue"/>
+        <w:rFonts w:ascii="Nunito MM" w:hAnsi="Nunito MM" w:cs="Nunito MM" w:eastAsia="Nunito MM"/>
         <w:color w:val="5C5C5C"/>
         <w:sz w:val="17"/>
       </w:rPr>
@@ -12677,8 +12677,8 @@
     </w:r>
     <w:r>
       <w:rPr>
-        <w:rFonts w:ascii="Helvetica Neue" w:hAnsi="Helvetica Neue" w:cs="Helvetica Neue" w:eastAsia="Helvetica Neue"/>
-        <w:b/>
+        <w:rFonts w:ascii="Fredoka MM SemiBold" w:hAnsi="Fredoka MM SemiBold" w:cs="Fredoka MM SemiBold" w:eastAsia="Fredoka MM SemiBold"/>
+        <w:b w:val="0"/>
         <w:i/>
         <w:color w:val="039A9A"/>
         <w:sz w:val="30"/>
@@ -12692,7 +12692,7 @@
     </w:pPr>
     <w:r>
       <w:rPr>
-        <w:rFonts w:ascii="Helvetica Neue" w:hAnsi="Helvetica Neue" w:cs="Helvetica Neue" w:eastAsia="Helvetica Neue"/>
+        <w:rFonts w:ascii="Nunito MM" w:hAnsi="Nunito MM" w:cs="Nunito MM" w:eastAsia="Nunito MM"/>
         <w:color w:val="039A9A"/>
         <w:sz w:val="25"/>
       </w:rPr>
@@ -13079,7 +13079,7 @@
       <w:spacing w:after="80"/>
     </w:pPr>
     <w:rPr>
-      <w:rFonts w:ascii="Helvetica Neue" w:hAnsi="Helvetica Neue"/>
+      <w:rFonts w:ascii="Nunito MM" w:hAnsi="Nunito MM"/>
       <w:sz w:val="24"/>
     </w:rPr>
   </w:style>
@@ -13142,7 +13142,7 @@
       <w:outlineLvl w:val="0"/>
     </w:pPr>
     <w:rPr>
-      <w:rFonts w:asciiTheme="majorHAnsi" w:eastAsiaTheme="majorEastAsia" w:hAnsiTheme="majorHAnsi" w:cstheme="majorBidi" w:ascii="Helvetica Neue" w:hAnsi="Helvetica Neue"/>
+      <w:rFonts w:asciiTheme="majorHAnsi" w:eastAsiaTheme="majorEastAsia" w:hAnsiTheme="majorHAnsi" w:cstheme="majorBidi" w:ascii="Fredoka MM SemiBold" w:hAnsi="Fredoka MM SemiBold"/>
       <w:b/>
       <w:bCs/>
       <w:color w:val="039A9A"/>
@@ -13166,7 +13166,7 @@
       <w:outlineLvl w:val="1"/>
     </w:pPr>
     <w:rPr>
-      <w:rFonts w:asciiTheme="majorHAnsi" w:eastAsiaTheme="majorEastAsia" w:hAnsiTheme="majorHAnsi" w:cstheme="majorBidi" w:ascii="Helvetica Neue" w:hAnsi="Helvetica Neue"/>
+      <w:rFonts w:asciiTheme="majorHAnsi" w:eastAsiaTheme="majorEastAsia" w:hAnsiTheme="majorHAnsi" w:cstheme="majorBidi" w:ascii="Fredoka MM SemiBold" w:hAnsi="Fredoka MM SemiBold"/>
       <w:b/>
       <w:bCs/>
       <w:color w:val="039A9A"/>
